--- a/document/HUONG_DAN_SU_DUNG_CRM.docx
+++ b/document/HUONG_DAN_SU_DUNG_CRM.docx
@@ -3979,202 +3979,6 @@
                     </pic:cNvPicPr>
                   </pic:nvPicPr>
                   <pic:blipFill>
-                    <a:blip r:embed="rId24" cstate="none"/>
-                    <a:srcRect/>
-                    <a:stretch>
-                      <a:fillRect/>
-                    </a:stretch>
-                  </pic:blipFill>
-                  <pic:spPr bwMode="auto">
-                    <a:xfrm>
-                      <a:off x="0" y="0"/>
-                      <a:ext cx="4762500" cy="2667000"/>
-                    </a:xfrm>
-                    <a:prstGeom prst="rect">
-                      <a:avLst/>
-                    </a:prstGeom>
-                  </pic:spPr>
-                </pic:pic>
-              </a:graphicData>
-            </a:graphic>
-          </wp:inline>
-        </w:drawing>
-      </w:r>
-    </w:p>
-    <w:p>
-      <w:pPr>
-        <w:spacing w:after="140"/>
-        <w:jc w:val="center"/>
-      </w:pPr>
-      <w:r>
-        <w:rPr>
-          <w:i/>
-          <w:iCs/>
-          <w:color w:val="555555"/>
-          <w:sz w:val="18"/>
-          <w:szCs w:val="18"/>
-        </w:rPr>
-        <w:t xml:space="preserve">Hình minh họa: CRM: Thao tác Bật/Tắt Gạch nợ Hội phí</w:t>
-      </w:r>
-    </w:p>
-    <w:p>
-      <w:pPr>
-        <w:spacing w:after="100"/>
-      </w:pPr>
-      <w:r>
-        <w:rPr>
-          <w:sz w:val="21"/>
-          <w:szCs w:val="21"/>
-        </w:rPr>
-        <w:t xml:space="preserve">*Hình 10.2: Công tắc gạch nợ hội phí trên CRM - Cập nhật tự động quyền lợi và hạn thẻ VIP trên App.*</w:t>
-      </w:r>
-    </w:p>
-    <w:p>
-      <w:pPr>
-        <w:spacing w:after="100"/>
-      </w:pPr>
-      <w:r>
-        <w:rPr>
-          <w:sz w:val="21"/>
-          <w:szCs w:val="21"/>
-        </w:rPr>
-        <w:t xml:space="preserve">---</w:t>
-      </w:r>
-    </w:p>
-    <w:p>
-      <w:pPr>
-        <w:pStyle w:val="Heading2"/>
-        <w:spacing w:after="100" w:before="240"/>
-      </w:pPr>
-      <w:r>
-        <w:t xml:space="preserve">11. QUẢN LÝ TIN TỨC, NGHỊ QUYẾT &amp; TRUYỀN THÔNG (NEWS &amp; MEDIA)</w:t>
-      </w:r>
-    </w:p>
-    <w:p>
-      <w:pPr>
-        <w:spacing w:after="100"/>
-      </w:pPr>
-      <w:r>
-        <w:rPr>
-          <w:sz w:val="21"/>
-          <w:szCs w:val="21"/>
-        </w:rPr>
-        <w:t xml:space="preserve">1. Truy cập CRM menu **"Truyền thông &amp; Tin tức"** (`/news`).</w:t>
-      </w:r>
-    </w:p>
-    <w:p>
-      <w:pPr>
-        <w:spacing w:after="100"/>
-      </w:pPr>
-      <w:r>
-        <w:rPr>
-          <w:sz w:val="21"/>
-          <w:szCs w:val="21"/>
-        </w:rPr>
-        <w:t xml:space="preserve">2. Nhấn nút **"+ Soạn Tin Mới"**:</w:t>
-      </w:r>
-    </w:p>
-    <w:p>
-      <w:pPr>
-        <w:pStyle w:val="ListParagraph"/>
-        <w:numPr>
-          <w:ilvl w:val="0"/>
-          <w:numId w:val="1"/>
-        </w:numPr>
-        <w:spacing w:after="60"/>
-      </w:pPr>
-      <w:r>
-        <w:t xml:space="preserve">Nhập Tiêu đề bản tin hoạt động hiệp hội.</w:t>
-      </w:r>
-    </w:p>
-    <w:p>
-      <w:pPr>
-        <w:pStyle w:val="ListParagraph"/>
-        <w:numPr>
-          <w:ilvl w:val="0"/>
-          <w:numId w:val="1"/>
-        </w:numPr>
-        <w:spacing w:after="60"/>
-      </w:pPr>
-      <w:r>
-        <w:t xml:space="preserve">Chọn Chuyên mục: Tin Đại hội, Bản tin Xúc tiến Thương mại, Quyết định Ban Chấp Hành, Tin Doanh nghiệp Hội viên.</w:t>
-      </w:r>
-    </w:p>
-    <w:p>
-      <w:pPr>
-        <w:pStyle w:val="ListParagraph"/>
-        <w:numPr>
-          <w:ilvl w:val="0"/>
-          <w:numId w:val="1"/>
-        </w:numPr>
-        <w:spacing w:after="60"/>
-      </w:pPr>
-      <w:r>
-        <w:t xml:space="preserve">Tải lên ảnh bìa và các hình ảnh phóng sự chất lượng cao.</w:t>
-      </w:r>
-    </w:p>
-    <w:p>
-      <w:pPr>
-        <w:pStyle w:val="ListParagraph"/>
-        <w:numPr>
-          <w:ilvl w:val="0"/>
-          <w:numId w:val="1"/>
-        </w:numPr>
-        <w:spacing w:after="60"/>
-      </w:pPr>
-      <w:r>
-        <w:t xml:space="preserve">Soạn thảo nội dung bài viết với trình soạn thảo phong phú (Rich Text Editor).</w:t>
-      </w:r>
-    </w:p>
-    <w:p>
-      <w:pPr>
-        <w:spacing w:after="100"/>
-      </w:pPr>
-      <w:r>
-        <w:rPr>
-          <w:sz w:val="21"/>
-          <w:szCs w:val="21"/>
-        </w:rPr>
-        <w:t xml:space="preserve">3. Tùy chọn **"Gửi Thông Báo Đẩy (Push Notification) Tới App"**:</w:t>
-      </w:r>
-    </w:p>
-    <w:p>
-      <w:pPr>
-        <w:pStyle w:val="ListParagraph"/>
-        <w:numPr>
-          <w:ilvl w:val="0"/>
-          <w:numId w:val="1"/>
-        </w:numPr>
-        <w:spacing w:after="60"/>
-      </w:pPr>
-      <w:r>
-        <w:t xml:space="preserve">Khi tích chọn mục này và nhấn **"Xuất bản"**, toàn bộ điện thoại của hội viên sẽ nhận được thông báo về tin tức mới.</w:t>
-      </w:r>
-    </w:p>
-    <w:p>
-      <w:pPr>
-        <w:spacing w:after="60" w:before="140"/>
-        <w:jc w:val="center"/>
-      </w:pPr>
-      <w:r>
-        <w:drawing>
-          <wp:inline distT="0" distB="0" distL="0" distR="0">
-            <wp:extent cx="4762500" cy="2667000"/>
-            <wp:effectExtent t="0" r="0" b="0" l="0"/>
-            <wp:docPr id="1" name="" descr="" title=""/>
-            <wp:cNvGraphicFramePr>
-              <a:graphicFrameLocks xmlns:a="http://schemas.openxmlformats.org/drawingml/2006/main" noChangeAspect="1"/>
-            </wp:cNvGraphicFramePr>
-            <a:graphic xmlns:a="http://schemas.openxmlformats.org/drawingml/2006/main">
-              <a:graphicData uri="http://schemas.openxmlformats.org/drawingml/2006/picture">
-                <pic:pic xmlns:pic="http://schemas.openxmlformats.org/drawingml/2006/picture">
-                  <pic:nvPicPr>
-                    <pic:cNvPr id="0" name="" descr=""/>
-                    <pic:cNvPicPr>
-                      <a:picLocks noChangeAspect="1" noChangeArrowheads="1"/>
-                    </pic:cNvPicPr>
-                  </pic:nvPicPr>
-                  <pic:blipFill>
                     <a:blip r:embed="rId25" cstate="none"/>
                     <a:srcRect/>
                     <a:stretch>
@@ -4210,19 +4014,19 @@
           <w:sz w:val="18"/>
           <w:szCs w:val="18"/>
         </w:rPr>
-        <w:t xml:space="preserve">Hình minh họa: CRM: Quản lý Tin tức, Bài viết và Truyền thông</w:t>
-      </w:r>
-    </w:p>
-    <w:p>
-      <w:pPr>
-        <w:spacing w:after="100"/>
-      </w:pPr>
-      <w:r>
-        <w:rPr>
-          <w:sz w:val="21"/>
-          <w:szCs w:val="21"/>
-        </w:rPr>
-        <w:t xml:space="preserve">*Hình 11.1: Trình quản lý và xuất bản tin tức, nghị quyết hiệp hội đến ứng dụng di động.*</w:t>
+        <w:t xml:space="preserve">Hình minh họa: CRM: Thao tác Bật/Tắt Gạch nợ Hội phí</w:t>
+      </w:r>
+    </w:p>
+    <w:p>
+      <w:pPr>
+        <w:spacing w:after="100"/>
+      </w:pPr>
+      <w:r>
+        <w:rPr>
+          <w:sz w:val="21"/>
+          <w:szCs w:val="21"/>
+        </w:rPr>
+        <w:t xml:space="preserve">*Hình 10.2: Công tắc gạch nợ hội phí trên CRM - Cập nhật tự động quyền lợi và hạn thẻ VIP trên App.*</w:t>
       </w:r>
     </w:p>
     <w:p>
@@ -4243,104 +4047,108 @@
         <w:spacing w:after="100" w:before="240"/>
       </w:pPr>
       <w:r>
-        <w:t xml:space="preserve">12. CẤU HÌNH HỆ THỐNG, TÀI KHOẢN VIETQR THỤ HƯỞNG &amp; NHẬT KÝ KIỂM TOÁN</w:t>
-      </w:r>
-    </w:p>
-    <w:p>
-      <w:pPr>
-        <w:pStyle w:val="Heading3"/>
-        <w:spacing w:after="80" w:before="180"/>
-      </w:pPr>
-      <w:r>
-        <w:t xml:space="preserve">12.1. Cấu Hình Tài Khoản VietQR Thụ Hưởng</w:t>
-      </w:r>
-    </w:p>
-    <w:p>
-      <w:pPr>
-        <w:spacing w:after="100"/>
-      </w:pPr>
-      <w:r>
-        <w:rPr>
-          <w:sz w:val="21"/>
-          <w:szCs w:val="21"/>
-        </w:rPr>
-        <w:t xml:space="preserve">1. Truy cập CRM menu **"Cài đặt Hệ thống" ➔ "Tài chính &amp; Thanh toán"**.</w:t>
-      </w:r>
-    </w:p>
-    <w:p>
-      <w:pPr>
-        <w:spacing w:after="100"/>
-      </w:pPr>
-      <w:r>
-        <w:rPr>
-          <w:sz w:val="21"/>
-          <w:szCs w:val="21"/>
-        </w:rPr>
-        <w:t xml:space="preserve">2. Thiết lập thông tin tài khoản ngân hàng chính thức của CLB Doanh nhân CEO 1983:</w:t>
-      </w:r>
-    </w:p>
-    <w:p>
-      <w:pPr>
-        <w:pStyle w:val="ListParagraph"/>
-        <w:numPr>
-          <w:ilvl w:val="0"/>
-          <w:numId w:val="1"/>
-        </w:numPr>
-        <w:spacing w:after="60"/>
-      </w:pPr>
-      <w:r>
-        <w:t xml:space="preserve">Tên ngân hàng thụ hưởng (vd: Vietcombank, MB Bank, Techcombank).</w:t>
-      </w:r>
-    </w:p>
-    <w:p>
-      <w:pPr>
-        <w:pStyle w:val="ListParagraph"/>
-        <w:numPr>
-          <w:ilvl w:val="0"/>
-          <w:numId w:val="1"/>
-        </w:numPr>
-        <w:spacing w:after="60"/>
-      </w:pPr>
-      <w:r>
-        <w:t xml:space="preserve">Số tài khoản ngân hàng.</w:t>
-      </w:r>
-    </w:p>
-    <w:p>
-      <w:pPr>
-        <w:pStyle w:val="ListParagraph"/>
-        <w:numPr>
-          <w:ilvl w:val="0"/>
-          <w:numId w:val="1"/>
-        </w:numPr>
-        <w:spacing w:after="60"/>
-      </w:pPr>
-      <w:r>
-        <w:t xml:space="preserve">Tên chủ tài khoản: `CLB DOANH NHAN CEO 1983` hoặc đại diện được ủy quyền.</w:t>
-      </w:r>
-    </w:p>
-    <w:p>
-      <w:pPr>
-        <w:pStyle w:val="ListParagraph"/>
-        <w:numPr>
-          <w:ilvl w:val="0"/>
-          <w:numId w:val="1"/>
-        </w:numPr>
-        <w:spacing w:after="60"/>
-      </w:pPr>
-      <w:r>
-        <w:t xml:space="preserve">Cú pháp quy định thanh toán tự động cho Vé sự kiện và Hội phí.</w:t>
-      </w:r>
-    </w:p>
-    <w:p>
-      <w:pPr>
-        <w:spacing w:after="100"/>
-      </w:pPr>
-      <w:r>
-        <w:rPr>
-          <w:sz w:val="21"/>
-          <w:szCs w:val="21"/>
-        </w:rPr>
-        <w:t xml:space="preserve">3. Nhấn **"Lưu cấu hình"**: Toàn bộ mã QR động sinh ra trên App và Web sẽ tự động trỏ về tài khoản này.</w:t>
+        <w:t xml:space="preserve">11. QUẢN LÝ TIN TỨC, NGHỊ QUYẾT &amp; TRUYỀN THÔNG (NEWS &amp; MEDIA)</w:t>
+      </w:r>
+    </w:p>
+    <w:p>
+      <w:pPr>
+        <w:spacing w:after="100"/>
+      </w:pPr>
+      <w:r>
+        <w:rPr>
+          <w:sz w:val="21"/>
+          <w:szCs w:val="21"/>
+        </w:rPr>
+        <w:t xml:space="preserve">1. Truy cập CRM menu **"Truyền thông &amp; Tin tức"** (`/news`).</w:t>
+      </w:r>
+    </w:p>
+    <w:p>
+      <w:pPr>
+        <w:spacing w:after="100"/>
+      </w:pPr>
+      <w:r>
+        <w:rPr>
+          <w:sz w:val="21"/>
+          <w:szCs w:val="21"/>
+        </w:rPr>
+        <w:t xml:space="preserve">2. Nhấn nút **"+ Soạn Tin Mới"**:</w:t>
+      </w:r>
+    </w:p>
+    <w:p>
+      <w:pPr>
+        <w:pStyle w:val="ListParagraph"/>
+        <w:numPr>
+          <w:ilvl w:val="0"/>
+          <w:numId w:val="1"/>
+        </w:numPr>
+        <w:spacing w:after="60"/>
+      </w:pPr>
+      <w:r>
+        <w:t xml:space="preserve">Nhập Tiêu đề bản tin hoạt động hiệp hội.</w:t>
+      </w:r>
+    </w:p>
+    <w:p>
+      <w:pPr>
+        <w:pStyle w:val="ListParagraph"/>
+        <w:numPr>
+          <w:ilvl w:val="0"/>
+          <w:numId w:val="1"/>
+        </w:numPr>
+        <w:spacing w:after="60"/>
+      </w:pPr>
+      <w:r>
+        <w:t xml:space="preserve">Chọn Chuyên mục: Tin Đại hội, Bản tin Xúc tiến Thương mại, Quyết định Ban Chấp Hành, Tin Doanh nghiệp Hội viên.</w:t>
+      </w:r>
+    </w:p>
+    <w:p>
+      <w:pPr>
+        <w:pStyle w:val="ListParagraph"/>
+        <w:numPr>
+          <w:ilvl w:val="0"/>
+          <w:numId w:val="1"/>
+        </w:numPr>
+        <w:spacing w:after="60"/>
+      </w:pPr>
+      <w:r>
+        <w:t xml:space="preserve">Tải lên ảnh bìa và các hình ảnh phóng sự chất lượng cao.</w:t>
+      </w:r>
+    </w:p>
+    <w:p>
+      <w:pPr>
+        <w:pStyle w:val="ListParagraph"/>
+        <w:numPr>
+          <w:ilvl w:val="0"/>
+          <w:numId w:val="1"/>
+        </w:numPr>
+        <w:spacing w:after="60"/>
+      </w:pPr>
+      <w:r>
+        <w:t xml:space="preserve">Soạn thảo nội dung bài viết với trình soạn thảo phong phú (Rich Text Editor).</w:t>
+      </w:r>
+    </w:p>
+    <w:p>
+      <w:pPr>
+        <w:spacing w:after="100"/>
+      </w:pPr>
+      <w:r>
+        <w:rPr>
+          <w:sz w:val="21"/>
+          <w:szCs w:val="21"/>
+        </w:rPr>
+        <w:t xml:space="preserve">3. Tùy chọn **"Gửi Thông Báo Đẩy (Push Notification) Tới App"**:</w:t>
+      </w:r>
+    </w:p>
+    <w:p>
+      <w:pPr>
+        <w:pStyle w:val="ListParagraph"/>
+        <w:numPr>
+          <w:ilvl w:val="0"/>
+          <w:numId w:val="1"/>
+        </w:numPr>
+        <w:spacing w:after="60"/>
+      </w:pPr>
+      <w:r>
+        <w:t xml:space="preserve">Khi tích chọn mục này và nhấn **"Xuất bản"**, toàn bộ điện thoại của hội viên sẽ nhận được thông báo về tin tức mới.</w:t>
       </w:r>
     </w:p>
     <w:p>
@@ -4402,19 +4210,19 @@
           <w:sz w:val="18"/>
           <w:szCs w:val="18"/>
         </w:rPr>
-        <w:t xml:space="preserve">Hình minh họa: CRM: Cấu hình Tài khoản Ngân hàng và Cổng thanh toán VietQR</w:t>
-      </w:r>
-    </w:p>
-    <w:p>
-      <w:pPr>
-        <w:spacing w:after="100"/>
-      </w:pPr>
-      <w:r>
-        <w:rPr>
-          <w:sz w:val="21"/>
-          <w:szCs w:val="21"/>
-        </w:rPr>
-        <w:t xml:space="preserve">*Hình 12.1: Màn hình cấu hình tài khoản thụ hưởng VietQR và chính sách thanh toán tự động.*</w:t>
+        <w:t xml:space="preserve">Hình minh họa: CRM: Quản lý Tin tức, Bài viết và Truyền thông</w:t>
+      </w:r>
+    </w:p>
+    <w:p>
+      <w:pPr>
+        <w:spacing w:after="100"/>
+      </w:pPr>
+      <w:r>
+        <w:rPr>
+          <w:sz w:val="21"/>
+          <w:szCs w:val="21"/>
+        </w:rPr>
+        <w:t xml:space="preserve">*Hình 11.1: Trình quản lý và xuất bản tin tức, nghị quyết hiệp hội đến ứng dụng di động.*</w:t>
       </w:r>
     </w:p>
     <w:p>
@@ -4427,6 +4235,15 @@
           <w:szCs w:val="21"/>
         </w:rPr>
         <w:t xml:space="preserve">---</w:t>
+      </w:r>
+    </w:p>
+    <w:p>
+      <w:pPr>
+        <w:pStyle w:val="Heading2"/>
+        <w:spacing w:after="100" w:before="240"/>
+      </w:pPr>
+      <w:r>
+        <w:t xml:space="preserve">12. CẤU HÌNH HỆ THỐNG, TÀI KHOẢN VIETQR THỤ HƯỞNG &amp; NHẬT KÝ KIỂM TOÁN</w:t>
       </w:r>
     </w:p>
     <w:p>
@@ -4435,57 +4252,95 @@
         <w:spacing w:after="80" w:before="180"/>
       </w:pPr>
       <w:r>
-        <w:t xml:space="preserve">12.2. Quản Lý Danh Sách Quản Trị Viên &amp; Nhật Ký Kiểm Toán (Audit Logs)</w:t>
-      </w:r>
-    </w:p>
-    <w:p>
-      <w:pPr>
-        <w:spacing w:after="100"/>
-      </w:pPr>
-      <w:r>
-        <w:rPr>
-          <w:sz w:val="21"/>
-          <w:szCs w:val="21"/>
-        </w:rPr>
-        <w:t xml:space="preserve">1. **Quản lý Tài khoản Quản trị:** Cấp phát tài khoản mới cho cán bộ thư ký, khóa tài khoản nhân sự nghỉ việc.</w:t>
-      </w:r>
-    </w:p>
-    <w:p>
-      <w:pPr>
-        <w:spacing w:after="100"/>
-      </w:pPr>
-      <w:r>
-        <w:rPr>
-          <w:sz w:val="21"/>
-          <w:szCs w:val="21"/>
-        </w:rPr>
-        <w:t xml:space="preserve">2. **Nhật ký Kiểm toán (Audit Logs):**</w:t>
-      </w:r>
-    </w:p>
-    <w:p>
-      <w:pPr>
-        <w:pStyle w:val="ListParagraph"/>
-        <w:numPr>
-          <w:ilvl w:val="0"/>
-          <w:numId w:val="1"/>
-        </w:numPr>
-        <w:spacing w:after="60"/>
-      </w:pPr>
-      <w:r>
-        <w:t xml:space="preserve">Hệ thống tự động ghi lại mọi thao tác quan trọng: Ai duyệt hội viên, ai gạch nợ hội phí, ai tạo sự kiện, vào thời gian nào kèm địa chỉ IP truy cập.</w:t>
-      </w:r>
-    </w:p>
-    <w:p>
-      <w:pPr>
-        <w:pStyle w:val="ListParagraph"/>
-        <w:numPr>
-          <w:ilvl w:val="0"/>
-          <w:numId w:val="1"/>
-        </w:numPr>
-        <w:spacing w:after="60"/>
-      </w:pPr>
-      <w:r>
-        <w:t xml:space="preserve">Đảm bảo tính minh bạch và an toàn tuyệt đối cho cơ sở dữ liệu hiệp hội.</w:t>
+        <w:t xml:space="preserve">12.1. Cấu Hình Tài Khoản VietQR Thụ Hưởng</w:t>
+      </w:r>
+    </w:p>
+    <w:p>
+      <w:pPr>
+        <w:spacing w:after="100"/>
+      </w:pPr>
+      <w:r>
+        <w:rPr>
+          <w:sz w:val="21"/>
+          <w:szCs w:val="21"/>
+        </w:rPr>
+        <w:t xml:space="preserve">1. Truy cập CRM menu **"Cài đặt Hệ thống" ➔ "Tài chính &amp; Thanh toán"**.</w:t>
+      </w:r>
+    </w:p>
+    <w:p>
+      <w:pPr>
+        <w:spacing w:after="100"/>
+      </w:pPr>
+      <w:r>
+        <w:rPr>
+          <w:sz w:val="21"/>
+          <w:szCs w:val="21"/>
+        </w:rPr>
+        <w:t xml:space="preserve">2. Thiết lập thông tin tài khoản ngân hàng chính thức của CLB Doanh nhân CEO 1983:</w:t>
+      </w:r>
+    </w:p>
+    <w:p>
+      <w:pPr>
+        <w:pStyle w:val="ListParagraph"/>
+        <w:numPr>
+          <w:ilvl w:val="0"/>
+          <w:numId w:val="1"/>
+        </w:numPr>
+        <w:spacing w:after="60"/>
+      </w:pPr>
+      <w:r>
+        <w:t xml:space="preserve">Tên ngân hàng thụ hưởng (vd: Vietcombank, MB Bank, Techcombank).</w:t>
+      </w:r>
+    </w:p>
+    <w:p>
+      <w:pPr>
+        <w:pStyle w:val="ListParagraph"/>
+        <w:numPr>
+          <w:ilvl w:val="0"/>
+          <w:numId w:val="1"/>
+        </w:numPr>
+        <w:spacing w:after="60"/>
+      </w:pPr>
+      <w:r>
+        <w:t xml:space="preserve">Số tài khoản ngân hàng.</w:t>
+      </w:r>
+    </w:p>
+    <w:p>
+      <w:pPr>
+        <w:pStyle w:val="ListParagraph"/>
+        <w:numPr>
+          <w:ilvl w:val="0"/>
+          <w:numId w:val="1"/>
+        </w:numPr>
+        <w:spacing w:after="60"/>
+      </w:pPr>
+      <w:r>
+        <w:t xml:space="preserve">Tên chủ tài khoản: `CLB DOANH NHAN CEO 1983` hoặc đại diện được ủy quyền.</w:t>
+      </w:r>
+    </w:p>
+    <w:p>
+      <w:pPr>
+        <w:pStyle w:val="ListParagraph"/>
+        <w:numPr>
+          <w:ilvl w:val="0"/>
+          <w:numId w:val="1"/>
+        </w:numPr>
+        <w:spacing w:after="60"/>
+      </w:pPr>
+      <w:r>
+        <w:t xml:space="preserve">Cú pháp quy định thanh toán tự động cho Vé sự kiện và Hội phí.</w:t>
+      </w:r>
+    </w:p>
+    <w:p>
+      <w:pPr>
+        <w:spacing w:after="100"/>
+      </w:pPr>
+      <w:r>
+        <w:rPr>
+          <w:sz w:val="21"/>
+          <w:szCs w:val="21"/>
+        </w:rPr>
+        <w:t xml:space="preserve">3. Nhấn **"Lưu cấu hình"**: Toàn bộ mã QR động sinh ra trên App và Web sẽ tự động trỏ về tài khoản này.</w:t>
       </w:r>
     </w:p>
     <w:p>
@@ -4513,6 +4368,151 @@
                   </pic:nvPicPr>
                   <pic:blipFill>
                     <a:blip r:embed="rId27" cstate="none"/>
+                    <a:srcRect/>
+                    <a:stretch>
+                      <a:fillRect/>
+                    </a:stretch>
+                  </pic:blipFill>
+                  <pic:spPr bwMode="auto">
+                    <a:xfrm>
+                      <a:off x="0" y="0"/>
+                      <a:ext cx="4762500" cy="2667000"/>
+                    </a:xfrm>
+                    <a:prstGeom prst="rect">
+                      <a:avLst/>
+                    </a:prstGeom>
+                  </pic:spPr>
+                </pic:pic>
+              </a:graphicData>
+            </a:graphic>
+          </wp:inline>
+        </w:drawing>
+      </w:r>
+    </w:p>
+    <w:p>
+      <w:pPr>
+        <w:spacing w:after="140"/>
+        <w:jc w:val="center"/>
+      </w:pPr>
+      <w:r>
+        <w:rPr>
+          <w:i/>
+          <w:iCs/>
+          <w:color w:val="555555"/>
+          <w:sz w:val="18"/>
+          <w:szCs w:val="18"/>
+        </w:rPr>
+        <w:t xml:space="preserve">Hình minh họa: CRM: Cấu hình Tài khoản Ngân hàng và Cổng thanh toán VietQR</w:t>
+      </w:r>
+    </w:p>
+    <w:p>
+      <w:pPr>
+        <w:spacing w:after="100"/>
+      </w:pPr>
+      <w:r>
+        <w:rPr>
+          <w:sz w:val="21"/>
+          <w:szCs w:val="21"/>
+        </w:rPr>
+        <w:t xml:space="preserve">*Hình 12.1: Màn hình cấu hình tài khoản thụ hưởng VietQR và chính sách thanh toán tự động.*</w:t>
+      </w:r>
+    </w:p>
+    <w:p>
+      <w:pPr>
+        <w:spacing w:after="100"/>
+      </w:pPr>
+      <w:r>
+        <w:rPr>
+          <w:sz w:val="21"/>
+          <w:szCs w:val="21"/>
+        </w:rPr>
+        <w:t xml:space="preserve">---</w:t>
+      </w:r>
+    </w:p>
+    <w:p>
+      <w:pPr>
+        <w:pStyle w:val="Heading3"/>
+        <w:spacing w:after="80" w:before="180"/>
+      </w:pPr>
+      <w:r>
+        <w:t xml:space="preserve">12.2. Quản Lý Danh Sách Quản Trị Viên &amp; Nhật Ký Kiểm Toán (Audit Logs)</w:t>
+      </w:r>
+    </w:p>
+    <w:p>
+      <w:pPr>
+        <w:spacing w:after="100"/>
+      </w:pPr>
+      <w:r>
+        <w:rPr>
+          <w:sz w:val="21"/>
+          <w:szCs w:val="21"/>
+        </w:rPr>
+        <w:t xml:space="preserve">1. **Quản lý Tài khoản Quản trị:** Cấp phát tài khoản mới cho cán bộ thư ký, khóa tài khoản nhân sự nghỉ việc.</w:t>
+      </w:r>
+    </w:p>
+    <w:p>
+      <w:pPr>
+        <w:spacing w:after="100"/>
+      </w:pPr>
+      <w:r>
+        <w:rPr>
+          <w:sz w:val="21"/>
+          <w:szCs w:val="21"/>
+        </w:rPr>
+        <w:t xml:space="preserve">2. **Nhật ký Kiểm toán (Audit Logs):**</w:t>
+      </w:r>
+    </w:p>
+    <w:p>
+      <w:pPr>
+        <w:pStyle w:val="ListParagraph"/>
+        <w:numPr>
+          <w:ilvl w:val="0"/>
+          <w:numId w:val="1"/>
+        </w:numPr>
+        <w:spacing w:after="60"/>
+      </w:pPr>
+      <w:r>
+        <w:t xml:space="preserve">Hệ thống tự động ghi lại mọi thao tác quan trọng: Ai duyệt hội viên, ai gạch nợ hội phí, ai tạo sự kiện, vào thời gian nào kèm địa chỉ IP truy cập.</w:t>
+      </w:r>
+    </w:p>
+    <w:p>
+      <w:pPr>
+        <w:pStyle w:val="ListParagraph"/>
+        <w:numPr>
+          <w:ilvl w:val="0"/>
+          <w:numId w:val="1"/>
+        </w:numPr>
+        <w:spacing w:after="60"/>
+      </w:pPr>
+      <w:r>
+        <w:t xml:space="preserve">Đảm bảo tính minh bạch và an toàn tuyệt đối cho cơ sở dữ liệu hiệp hội.</w:t>
+      </w:r>
+    </w:p>
+    <w:p>
+      <w:pPr>
+        <w:spacing w:after="60" w:before="140"/>
+        <w:jc w:val="center"/>
+      </w:pPr>
+      <w:r>
+        <w:drawing>
+          <wp:inline distT="0" distB="0" distL="0" distR="0">
+            <wp:extent cx="4762500" cy="2667000"/>
+            <wp:effectExtent t="0" r="0" b="0" l="0"/>
+            <wp:docPr id="1" name="" descr="" title=""/>
+            <wp:cNvGraphicFramePr>
+              <a:graphicFrameLocks xmlns:a="http://schemas.openxmlformats.org/drawingml/2006/main" noChangeAspect="1"/>
+            </wp:cNvGraphicFramePr>
+            <a:graphic xmlns:a="http://schemas.openxmlformats.org/drawingml/2006/main">
+              <a:graphicData uri="http://schemas.openxmlformats.org/drawingml/2006/picture">
+                <pic:pic xmlns:pic="http://schemas.openxmlformats.org/drawingml/2006/picture">
+                  <pic:nvPicPr>
+                    <pic:cNvPr id="0" name="" descr=""/>
+                    <pic:cNvPicPr>
+                      <a:picLocks noChangeAspect="1" noChangeArrowheads="1"/>
+                    </pic:cNvPicPr>
+                  </pic:nvPicPr>
+                  <pic:blipFill>
+                    <a:blip r:embed="rId28" cstate="none"/>
                     <a:srcRect/>
                     <a:stretch>
                       <a:fillRect/>

--- a/document/HUONG_DAN_SU_DUNG_CRM.docx
+++ b/document/HUONG_DAN_SU_DUNG_CRM.docx
@@ -19,11 +19,13 @@
       </w:pPr>
       <w:r>
         <w:rPr>
+          <w:b/>
+          <w:bCs/>
           <w:i/>
           <w:iCs/>
-          <w:color w:val="0052cc"/>
-        </w:rPr>
-        <w:t xml:space="preserve">Hệ thống: VIONE Ecosystem · Hiệp hội Doanh nhân CEO 1983</w:t>
+          <w:color w:val="003B95"/>
+        </w:rPr>
+        <w:t xml:space="preserve">Hiệp hội Doanh nhân CEO 1983 — Hệ thống quản trị CEO 1983</w:t>
       </w:r>
     </w:p>
     <w:p>
@@ -41,10 +43,35 @@
       </w:pPr>
       <w:r>
         <w:rPr>
-          <w:sz w:val="21"/>
-          <w:szCs w:val="21"/>
-        </w:rPr>
-        <w:t xml:space="preserve">**Phân hệ:** Web CRM Admin Portal — **Đơn vị vận hành:** Ban Quản Trị &amp; Ban Thư Ký CLB Doanh Nhân CEO 1983</w:t>
+          <w:b/>
+          <w:bCs/>
+          <w:sz w:val="21"/>
+          <w:szCs w:val="21"/>
+        </w:rPr>
+        <w:t xml:space="preserve">Phân hệ:</w:t>
+      </w:r>
+      <w:r>
+        <w:rPr>
+          <w:sz w:val="21"/>
+          <w:szCs w:val="21"/>
+        </w:rPr>
+        <w:t xml:space="preserve"> Web CRM Admin Portal — </w:t>
+      </w:r>
+      <w:r>
+        <w:rPr>
+          <w:b/>
+          <w:bCs/>
+          <w:sz w:val="21"/>
+          <w:szCs w:val="21"/>
+        </w:rPr>
+        <w:t xml:space="preserve">Đơn vị vận hành:</w:t>
+      </w:r>
+      <w:r>
+        <w:rPr>
+          <w:sz w:val="21"/>
+          <w:szCs w:val="21"/>
+        </w:rPr>
+        <w:t xml:space="preserve"> Ban Quản Trị &amp; Ban Thư Ký CLB Doanh Nhân CEO 1983</w:t>
       </w:r>
     </w:p>
     <w:p>
@@ -53,10 +80,35 @@
       </w:pPr>
       <w:r>
         <w:rPr>
-          <w:sz w:val="21"/>
-          <w:szCs w:val="21"/>
-        </w:rPr>
-        <w:t xml:space="preserve">**Nền tảng công nghệ:** VIONE Ecosystem Pro — **Phiên bản:** v2.6.0 Pro</w:t>
+          <w:b/>
+          <w:bCs/>
+          <w:sz w:val="21"/>
+          <w:szCs w:val="21"/>
+        </w:rPr>
+        <w:t xml:space="preserve">Nền tảng công nghệ:</w:t>
+      </w:r>
+      <w:r>
+        <w:rPr>
+          <w:sz w:val="21"/>
+          <w:szCs w:val="21"/>
+        </w:rPr>
+        <w:t xml:space="preserve"> VIONE Ecosystem Pro — </w:t>
+      </w:r>
+      <w:r>
+        <w:rPr>
+          <w:b/>
+          <w:bCs/>
+          <w:sz w:val="21"/>
+          <w:szCs w:val="21"/>
+        </w:rPr>
+        <w:t xml:space="preserve">Phiên bản:</w:t>
+      </w:r>
+      <w:r>
+        <w:rPr>
+          <w:sz w:val="21"/>
+          <w:szCs w:val="21"/>
+        </w:rPr>
+        <w:t xml:space="preserve"> v2.6.0 Pro</w:t>
       </w:r>
     </w:p>
     <w:p>
@@ -65,10 +117,51 @@
       </w:pPr>
       <w:r>
         <w:rPr>
-          <w:sz w:val="21"/>
-          <w:szCs w:val="21"/>
-        </w:rPr>
-        <w:t xml:space="preserve">**Ngày cập nhật:** 18/09/2026 — **Môi trường:** Live Production Staging (`http://14.225.217.232:5000/auth`)</w:t>
+          <w:b/>
+          <w:bCs/>
+          <w:sz w:val="21"/>
+          <w:szCs w:val="21"/>
+        </w:rPr>
+        <w:t xml:space="preserve">Ngày cập nhật:</w:t>
+      </w:r>
+      <w:r>
+        <w:rPr>
+          <w:sz w:val="21"/>
+          <w:szCs w:val="21"/>
+        </w:rPr>
+        <w:t xml:space="preserve"> 18/09/2026 — </w:t>
+      </w:r>
+      <w:r>
+        <w:rPr>
+          <w:b/>
+          <w:bCs/>
+          <w:sz w:val="21"/>
+          <w:szCs w:val="21"/>
+        </w:rPr>
+        <w:t xml:space="preserve">Môi trường:</w:t>
+      </w:r>
+      <w:r>
+        <w:rPr>
+          <w:sz w:val="21"/>
+          <w:szCs w:val="21"/>
+        </w:rPr>
+        <w:t xml:space="preserve"> Live Production Staging (</w:t>
+      </w:r>
+      <w:r>
+        <w:rPr>
+          <w:rFonts w:ascii="Consolas" w:cs="Consolas" w:eastAsia="Consolas" w:hAnsi="Consolas"/>
+          <w:color w:val="003B95"/>
+          <w:sz w:val="20"/>
+          <w:szCs w:val="20"/>
+        </w:rPr>
+        <w:t xml:space="preserve">http://14.225.217.232:5000/auth</w:t>
+      </w:r>
+      <w:r>
+        <w:rPr>
+          <w:sz w:val="21"/>
+          <w:szCs w:val="21"/>
+        </w:rPr>
+        <w:t xml:space="preserve">)</w:t>
       </w:r>
     </w:p>
     <w:p>
@@ -77,23 +170,21 @@
       </w:pPr>
       <w:r>
         <w:rPr>
-          <w:sz w:val="21"/>
-          <w:szCs w:val="21"/>
-        </w:rPr>
-        <w:t xml:space="preserve">**Tài liệu kèm ảnh chụp thực tế 100% mọi chức năng đang vận hành trong hệ thống**</w:t>
-      </w:r>
-    </w:p>
-    <w:p>
-      <w:pPr>
-        <w:spacing w:after="100"/>
-      </w:pPr>
-      <w:r>
-        <w:rPr>
-          <w:sz w:val="21"/>
-          <w:szCs w:val="21"/>
-        </w:rPr>
-        <w:t xml:space="preserve">---</w:t>
-      </w:r>
+          <w:b/>
+          <w:bCs/>
+          <w:sz w:val="21"/>
+          <w:szCs w:val="21"/>
+        </w:rPr>
+        <w:t xml:space="preserve">Tài liệu kèm ảnh chụp thực tế 100% mọi chức năng đang vận hành trong hệ thống</w:t>
+      </w:r>
+    </w:p>
+    <w:p>
+      <w:pPr>
+        <w:pBdr>
+          <w:bottom w:val="single" w:color="E2E8F0" w:sz="6" w:space="1"/>
+        </w:pBdr>
+        <w:spacing w:after="140" w:before="140"/>
+      </w:pPr>
     </w:p>
     <w:p>
       <w:pPr>
@@ -106,62 +197,110 @@
     </w:p>
     <w:p>
       <w:pPr>
-        <w:spacing w:after="100"/>
-      </w:pPr>
-      <w:r>
-        <w:rPr>
-          <w:sz w:val="21"/>
-          <w:szCs w:val="21"/>
-        </w:rPr>
-        <w:t xml:space="preserve">1. [DANH MỤC TÀI KHOẢN VẬN HÀNH &amp; PHÂN QUYỀN QUẢN TRỊ (RBAC)](#1-danh-mục-tài-khoản-vận-hành--phân-quyền-quản-trị-rbac)</w:t>
-      </w:r>
-    </w:p>
-    <w:p>
-      <w:pPr>
-        <w:spacing w:after="100"/>
-      </w:pPr>
-      <w:r>
-        <w:rPr>
-          <w:sz w:val="21"/>
-          <w:szCs w:val="21"/>
-        </w:rPr>
-        <w:t xml:space="preserve">2. [ĐĂNG NHẬP HỆ THỐNG &amp; GIAO DIỆN CHUẨN XANH - TRẮNG SANG TRỌNG](#2-đăng-nhập-hệ-thống--giao-diện-chuẩn-xanh---trắng-sang-trọng)</w:t>
-      </w:r>
-    </w:p>
-    <w:p>
-      <w:pPr>
-        <w:spacing w:after="100"/>
-      </w:pPr>
-      <w:r>
-        <w:rPr>
-          <w:sz w:val="21"/>
-          <w:szCs w:val="21"/>
-        </w:rPr>
-        <w:t xml:space="preserve">3. [BẢNG ĐIỀU KHIỂN TỔNG QUAN (DASHBOARD) &amp; THEO DÕI CHỈ SỐ KPI](#3-bảng-điều-khiển-tổng-quan-dashboard--theo-dõi-chỉ-số-kpi)</w:t>
-      </w:r>
-    </w:p>
-    <w:p>
-      <w:pPr>
-        <w:spacing w:after="100"/>
-      </w:pPr>
-      <w:r>
-        <w:rPr>
-          <w:sz w:val="21"/>
-          <w:szCs w:val="21"/>
-        </w:rPr>
-        <w:t xml:space="preserve">4. [QUẢN TRỊ DANH BẠ HỘI VIÊN &amp; HỒ SƠ DOANH NGHIỆP 360°](#4-quản-trị-danh-bạ-hội-viên--hồ-sơ-doanh-nghiệp-360)</w:t>
-      </w:r>
-    </w:p>
-    <w:p>
-      <w:pPr>
-        <w:pStyle w:val="ListParagraph"/>
-        <w:numPr>
-          <w:ilvl w:val="0"/>
-          <w:numId w:val="1"/>
-        </w:numPr>
-        <w:spacing w:after="60"/>
-      </w:pPr>
-      <w:r>
+        <w:spacing w:after="80" w:before="80"/>
+        <w:ind w:left="400" w:hanging="200"/>
+      </w:pPr>
+      <w:r>
+        <w:rPr>
+          <w:b/>
+          <w:bCs/>
+          <w:color w:val="003B95"/>
+          <w:sz w:val="21"/>
+          <w:szCs w:val="21"/>
+        </w:rPr>
+        <w:t xml:space="preserve">Bước 1: </w:t>
+      </w:r>
+      <w:r>
+        <w:rPr>
+          <w:sz w:val="21"/>
+          <w:szCs w:val="21"/>
+        </w:rPr>
+        <w:t xml:space="preserve">[DANH MỤC TÀI KHOẢN VẬN HÀNH &amp; PHÂN QUYỀN QUẢN TRỊ (RBAC)](#1-danh-mục-tài-khoản-vận-hành--phân-quyền-quản-trị-rbac)</w:t>
+      </w:r>
+    </w:p>
+    <w:p>
+      <w:pPr>
+        <w:spacing w:after="80" w:before="80"/>
+        <w:ind w:left="400" w:hanging="200"/>
+      </w:pPr>
+      <w:r>
+        <w:rPr>
+          <w:b/>
+          <w:bCs/>
+          <w:color w:val="003B95"/>
+          <w:sz w:val="21"/>
+          <w:szCs w:val="21"/>
+        </w:rPr>
+        <w:t xml:space="preserve">Bước 2: </w:t>
+      </w:r>
+      <w:r>
+        <w:rPr>
+          <w:sz w:val="21"/>
+          <w:szCs w:val="21"/>
+        </w:rPr>
+        <w:t xml:space="preserve">[ĐĂNG NHẬP HỆ THỐNG &amp; GIAO DIỆN CHUẨN XANH - TRẮNG SANG TRỌNG](#2-đăng-nhập-hệ-thống--giao-diện-chuẩn-xanh---trắng-sang-trọng)</w:t>
+      </w:r>
+    </w:p>
+    <w:p>
+      <w:pPr>
+        <w:spacing w:after="80" w:before="80"/>
+        <w:ind w:left="400" w:hanging="200"/>
+      </w:pPr>
+      <w:r>
+        <w:rPr>
+          <w:b/>
+          <w:bCs/>
+          <w:color w:val="003B95"/>
+          <w:sz w:val="21"/>
+          <w:szCs w:val="21"/>
+        </w:rPr>
+        <w:t xml:space="preserve">Bước 3: </w:t>
+      </w:r>
+      <w:r>
+        <w:rPr>
+          <w:sz w:val="21"/>
+          <w:szCs w:val="21"/>
+        </w:rPr>
+        <w:t xml:space="preserve">[BẢNG ĐIỀU KHIỂN TỔNG QUAN (DASHBOARD) &amp; THEO DÕI CHỈ SỐ KPI](#3-bảng-điều-khiển-tổng-quan-dashboard--theo-dõi-chỉ-số-kpi)</w:t>
+      </w:r>
+    </w:p>
+    <w:p>
+      <w:pPr>
+        <w:spacing w:after="80" w:before="80"/>
+        <w:ind w:left="400" w:hanging="200"/>
+      </w:pPr>
+      <w:r>
+        <w:rPr>
+          <w:b/>
+          <w:bCs/>
+          <w:color w:val="003B95"/>
+          <w:sz w:val="21"/>
+          <w:szCs w:val="21"/>
+        </w:rPr>
+        <w:t xml:space="preserve">Bước 4: </w:t>
+      </w:r>
+      <w:r>
+        <w:rPr>
+          <w:sz w:val="21"/>
+          <w:szCs w:val="21"/>
+        </w:rPr>
+        <w:t xml:space="preserve">[QUẢN TRỊ DANH BẠ HỘI VIÊN &amp; HỒ SƠ DOANH NGHIỆP 360°](#4-quản-trị-danh-bạ-hội-viên--hồ-sơ-doanh-nghiệp-360)</w:t>
+      </w:r>
+    </w:p>
+    <w:p>
+      <w:pPr>
+        <w:pStyle w:val="ListParagraph"/>
+        <w:numPr>
+          <w:ilvl w:val="0"/>
+          <w:numId w:val="1"/>
+        </w:numPr>
+        <w:spacing w:after="40" w:before="40"/>
+      </w:pPr>
+      <w:r>
+        <w:rPr>
+          <w:sz w:val="21"/>
+          <w:szCs w:val="21"/>
+        </w:rPr>
         <w:t xml:space="preserve">4.1. Tiếp nhận hồ sơ đăng ký mới từ Landing Page &amp; App</w:t>
       </w:r>
     </w:p>
@@ -172,9 +311,13 @@
           <w:ilvl w:val="0"/>
           <w:numId w:val="1"/>
         </w:numPr>
-        <w:spacing w:after="60"/>
-      </w:pPr>
-      <w:r>
+        <w:spacing w:after="40" w:before="40"/>
+      </w:pPr>
+      <w:r>
+        <w:rPr>
+          <w:sz w:val="21"/>
+          <w:szCs w:val="21"/>
+        </w:rPr>
         <w:t xml:space="preserve">4.2. Xem Drawer chi tiết hồ sơ hội viên</w:t>
       </w:r>
     </w:p>
@@ -185,9 +328,13 @@
           <w:ilvl w:val="0"/>
           <w:numId w:val="1"/>
         </w:numPr>
-        <w:spacing w:after="60"/>
-      </w:pPr>
-      <w:r>
+        <w:spacing w:after="40" w:before="40"/>
+      </w:pPr>
+      <w:r>
+        <w:rPr>
+          <w:sz w:val="21"/>
+          <w:szCs w:val="21"/>
+        </w:rPr>
         <w:t xml:space="preserve">4.3. Thao tác Phê duyệt (Approve) &amp; Từ chối (Reject)</w:t>
       </w:r>
     </w:p>
@@ -198,9 +345,13 @@
           <w:ilvl w:val="0"/>
           <w:numId w:val="1"/>
         </w:numPr>
-        <w:spacing w:after="60"/>
-      </w:pPr>
-      <w:r>
+        <w:spacing w:after="40" w:before="40"/>
+      </w:pPr>
+      <w:r>
+        <w:rPr>
+          <w:sz w:val="21"/>
+          <w:szCs w:val="21"/>
+        </w:rPr>
         <w:t xml:space="preserve">4.4. Phân bổ Ban chuyên môn, Gán vai trò &amp; Phân quyền</w:t>
       </w:r>
     </w:p>
@@ -211,34 +362,53 @@
           <w:ilvl w:val="0"/>
           <w:numId w:val="1"/>
         </w:numPr>
-        <w:spacing w:after="60"/>
-      </w:pPr>
-      <w:r>
+        <w:spacing w:after="40" w:before="40"/>
+      </w:pPr>
+      <w:r>
+        <w:rPr>
+          <w:sz w:val="21"/>
+          <w:szCs w:val="21"/>
+        </w:rPr>
         <w:t xml:space="preserve">4.5. Khóa, Mở khóa tài khoản &amp; Xuất dữ liệu Excel</w:t>
       </w:r>
     </w:p>
     <w:p>
       <w:pPr>
-        <w:spacing w:after="100"/>
-      </w:pPr>
-      <w:r>
-        <w:rPr>
-          <w:sz w:val="21"/>
-          <w:szCs w:val="21"/>
-        </w:rPr>
-        <w:t xml:space="preserve">5. [QUẢN TRỊ SỰ KIỆN, SƠ ĐỒ KHÁN PHÒNG &amp; QUÉT MÃ QR CHECK-IN CỔNG](#5-quản-trị-sự-kiện-sơ-đồ-khán-phòng--quét-mã-qr-check-in-cổng)</w:t>
-      </w:r>
-    </w:p>
-    <w:p>
-      <w:pPr>
-        <w:pStyle w:val="ListParagraph"/>
-        <w:numPr>
-          <w:ilvl w:val="0"/>
-          <w:numId w:val="1"/>
-        </w:numPr>
-        <w:spacing w:after="60"/>
-      </w:pPr>
-      <w:r>
+        <w:spacing w:after="80" w:before="80"/>
+        <w:ind w:left="400" w:hanging="200"/>
+      </w:pPr>
+      <w:r>
+        <w:rPr>
+          <w:b/>
+          <w:bCs/>
+          <w:color w:val="003B95"/>
+          <w:sz w:val="21"/>
+          <w:szCs w:val="21"/>
+        </w:rPr>
+        <w:t xml:space="preserve">Bước 5: </w:t>
+      </w:r>
+      <w:r>
+        <w:rPr>
+          <w:sz w:val="21"/>
+          <w:szCs w:val="21"/>
+        </w:rPr>
+        <w:t xml:space="preserve">[QUẢN TRỊ SỰ KIỆN, SƠ ĐỒ KHÁN PHÒNG &amp; QUÉT MÃ QR CHECK-IN CỔNG](#5-quản-trị-sự-kiện-sơ-đồ-khán-phòng--quét-mã-qr-check-in-cổng)</w:t>
+      </w:r>
+    </w:p>
+    <w:p>
+      <w:pPr>
+        <w:pStyle w:val="ListParagraph"/>
+        <w:numPr>
+          <w:ilvl w:val="0"/>
+          <w:numId w:val="1"/>
+        </w:numPr>
+        <w:spacing w:after="40" w:before="40"/>
+      </w:pPr>
+      <w:r>
+        <w:rPr>
+          <w:sz w:val="21"/>
+          <w:szCs w:val="21"/>
+        </w:rPr>
         <w:t xml:space="preserve">5.1. Danh sách sự kiện &amp; Bộ lọc trạng thái</w:t>
       </w:r>
     </w:p>
@@ -249,22 +419,30 @@
           <w:ilvl w:val="0"/>
           <w:numId w:val="1"/>
         </w:numPr>
-        <w:spacing w:after="60"/>
-      </w:pPr>
-      <w:r>
-        <w:t xml:space="preserve">5.2. Tạo Mới Sự Kiện (Banner, Lịch trình, Diễn giả, Cấu hình vé VietQR)</w:t>
-      </w:r>
-    </w:p>
-    <w:p>
-      <w:pPr>
-        <w:pStyle w:val="ListParagraph"/>
-        <w:numPr>
-          <w:ilvl w:val="0"/>
-          <w:numId w:val="1"/>
-        </w:numPr>
-        <w:spacing w:after="60"/>
-      </w:pPr>
-      <w:r>
+        <w:spacing w:after="40" w:before="40"/>
+      </w:pPr>
+      <w:r>
+        <w:rPr>
+          <w:sz w:val="21"/>
+          <w:szCs w:val="21"/>
+        </w:rPr>
+        <w:t xml:space="preserve">5.2. Tạo Mới Sự Kiện &amp; Tự Động Bố Cục Banner Theo Từng Loại Sự Kiện</w:t>
+      </w:r>
+    </w:p>
+    <w:p>
+      <w:pPr>
+        <w:pStyle w:val="ListParagraph"/>
+        <w:numPr>
+          <w:ilvl w:val="0"/>
+          <w:numId w:val="1"/>
+        </w:numPr>
+        <w:spacing w:after="40" w:before="40"/>
+      </w:pPr>
+      <w:r>
+        <w:rPr>
+          <w:sz w:val="21"/>
+          <w:szCs w:val="21"/>
+        </w:rPr>
         <w:t xml:space="preserve">5.3. Cấu hình Sơ đồ Khán phòng (Cinema Seating Map)</w:t>
       </w:r>
     </w:p>
@@ -275,34 +453,53 @@
           <w:ilvl w:val="0"/>
           <w:numId w:val="1"/>
         </w:numPr>
-        <w:spacing w:after="60"/>
-      </w:pPr>
-      <w:r>
-        <w:t xml:space="preserve">5.4. Quản lý Danh sách Đăng ký &amp; Quét mã QR Điểm danh tốc độ cao</w:t>
-      </w:r>
-    </w:p>
-    <w:p>
-      <w:pPr>
-        <w:spacing w:after="100"/>
-      </w:pPr>
-      <w:r>
-        <w:rPr>
-          <w:sz w:val="21"/>
-          <w:szCs w:val="21"/>
-        </w:rPr>
-        <w:t xml:space="preserve">6. [QUẢN TRỊ SÀN GIAO THƯƠNG MARKETPLACE (KIỂM DUYỆT &amp; ĐỒNG BỘ APP)](#6-quản-trị-sàn-giao-thương-marketplace-kiểm-duyệt--đồng-bộ-app)</w:t>
-      </w:r>
-    </w:p>
-    <w:p>
-      <w:pPr>
-        <w:pStyle w:val="ListParagraph"/>
-        <w:numPr>
-          <w:ilvl w:val="0"/>
-          <w:numId w:val="1"/>
-        </w:numPr>
-        <w:spacing w:after="60"/>
-      </w:pPr>
-      <w:r>
+        <w:spacing w:after="40" w:before="40"/>
+      </w:pPr>
+      <w:r>
+        <w:rPr>
+          <w:sz w:val="21"/>
+          <w:szCs w:val="21"/>
+        </w:rPr>
+        <w:t xml:space="preserve">5.4. Quản lý Danh sách Đăng ký, Mã số May mắn &amp; Quét mã QR Điểm danh tốc độ cao</w:t>
+      </w:r>
+    </w:p>
+    <w:p>
+      <w:pPr>
+        <w:spacing w:after="80" w:before="80"/>
+        <w:ind w:left="400" w:hanging="200"/>
+      </w:pPr>
+      <w:r>
+        <w:rPr>
+          <w:b/>
+          <w:bCs/>
+          <w:color w:val="003B95"/>
+          <w:sz w:val="21"/>
+          <w:szCs w:val="21"/>
+        </w:rPr>
+        <w:t xml:space="preserve">Bước 6: </w:t>
+      </w:r>
+      <w:r>
+        <w:rPr>
+          <w:sz w:val="21"/>
+          <w:szCs w:val="21"/>
+        </w:rPr>
+        <w:t xml:space="preserve">[QUẢN TRỊ SÀN GIAO THƯƠNG MARKETPLACE (KIỂM DUYỆT &amp; ĐỒNG BỘ APP)](#6-quản-trị-sàn-giao-thương-marketplace-kiểm-duyệt--đồng-bộ-app)</w:t>
+      </w:r>
+    </w:p>
+    <w:p>
+      <w:pPr>
+        <w:pStyle w:val="ListParagraph"/>
+        <w:numPr>
+          <w:ilvl w:val="0"/>
+          <w:numId w:val="1"/>
+        </w:numPr>
+        <w:spacing w:after="40" w:before="40"/>
+      </w:pPr>
+      <w:r>
+        <w:rPr>
+          <w:sz w:val="21"/>
+          <w:szCs w:val="21"/>
+        </w:rPr>
         <w:t xml:space="preserve">6.1. Kiểm duyệt sản phẩm đăng tải từ App hội viên</w:t>
       </w:r>
     </w:p>
@@ -313,34 +510,53 @@
           <w:ilvl w:val="0"/>
           <w:numId w:val="1"/>
         </w:numPr>
-        <w:spacing w:after="60"/>
-      </w:pPr>
-      <w:r>
+        <w:spacing w:after="40" w:before="40"/>
+      </w:pPr>
+      <w:r>
+        <w:rPr>
+          <w:sz w:val="21"/>
+          <w:szCs w:val="21"/>
+        </w:rPr>
         <w:t xml:space="preserve">6.2. Ẩn / Khóa / Mở sản phẩm &amp; Gắn nhãn sản phẩm tiêu biểu</w:t>
       </w:r>
     </w:p>
     <w:p>
       <w:pPr>
-        <w:spacing w:after="100"/>
-      </w:pPr>
-      <w:r>
-        <w:rPr>
-          <w:sz w:val="21"/>
-          <w:szCs w:val="21"/>
-        </w:rPr>
-        <w:t xml:space="preserve">7. [QUẢN TRỊ CƠ HỘI KẾT NỐI GIAO THƯƠNG B2B (BUSINESS MATCHING SYNC)](#7-quản-trị-cơ-hội-kết-nối-giao-thương-b2b-business-matching-sync)</w:t>
-      </w:r>
-    </w:p>
-    <w:p>
-      <w:pPr>
-        <w:pStyle w:val="ListParagraph"/>
-        <w:numPr>
-          <w:ilvl w:val="0"/>
-          <w:numId w:val="1"/>
-        </w:numPr>
-        <w:spacing w:after="60"/>
-      </w:pPr>
-      <w:r>
+        <w:spacing w:after="80" w:before="80"/>
+        <w:ind w:left="400" w:hanging="200"/>
+      </w:pPr>
+      <w:r>
+        <w:rPr>
+          <w:b/>
+          <w:bCs/>
+          <w:color w:val="003B95"/>
+          <w:sz w:val="21"/>
+          <w:szCs w:val="21"/>
+        </w:rPr>
+        <w:t xml:space="preserve">Bước 7: </w:t>
+      </w:r>
+      <w:r>
+        <w:rPr>
+          <w:sz w:val="21"/>
+          <w:szCs w:val="21"/>
+        </w:rPr>
+        <w:t xml:space="preserve">[QUẢN TRỊ CƠ HỘI KẾT NỐI GIAO THƯƠNG B2B (BUSINESS MATCHING SYNC)](#7-quản-trị-cơ-hội-kết-nối-giao-thương-b2b-business-matching-sync)</w:t>
+      </w:r>
+    </w:p>
+    <w:p>
+      <w:pPr>
+        <w:pStyle w:val="ListParagraph"/>
+        <w:numPr>
+          <w:ilvl w:val="0"/>
+          <w:numId w:val="1"/>
+        </w:numPr>
+        <w:spacing w:after="40" w:before="40"/>
+      </w:pPr>
+      <w:r>
+        <w:rPr>
+          <w:sz w:val="21"/>
+          <w:szCs w:val="21"/>
+        </w:rPr>
         <w:t xml:space="preserve">7.1. Giám sát các luồng nhu cầu Cần Mua - Cần Bán</w:t>
       </w:r>
     </w:p>
@@ -351,84 +567,133 @@
           <w:ilvl w:val="0"/>
           <w:numId w:val="1"/>
         </w:numPr>
-        <w:spacing w:after="60"/>
-      </w:pPr>
-      <w:r>
+        <w:spacing w:after="40" w:before="40"/>
+      </w:pPr>
+      <w:r>
+        <w:rPr>
+          <w:sz w:val="21"/>
+          <w:szCs w:val="21"/>
+        </w:rPr>
         <w:t xml:space="preserve">7.2. Theo dõi các thương vụ Claim thành công &amp; Thống kê giá trị giao dịch</w:t>
       </w:r>
     </w:p>
     <w:p>
       <w:pPr>
-        <w:spacing w:after="100"/>
-      </w:pPr>
-      <w:r>
-        <w:rPr>
-          <w:sz w:val="21"/>
-          <w:szCs w:val="21"/>
-        </w:rPr>
-        <w:t xml:space="preserve">8. [QUẢN LÝ HOẠT ĐỘNG SỰ KIỆN: BÌNH CHỌN TRỰC TIẾP &amp; BỐC THĂM MAY MẮN](#8-quản-lý-hoạt-động-sự-kiện-bình-chọn-trực-tiếp--bốc-thăm-may-mắn)</w:t>
-      </w:r>
-    </w:p>
-    <w:p>
-      <w:pPr>
-        <w:pStyle w:val="ListParagraph"/>
-        <w:numPr>
-          <w:ilvl w:val="0"/>
-          <w:numId w:val="1"/>
-        </w:numPr>
-        <w:spacing w:after="60"/>
-      </w:pPr>
-      <w:r>
-        <w:t xml:space="preserve">8.1. Thiết lập phiên biểu quyết Live Voting thời gian thực</w:t>
-      </w:r>
-    </w:p>
-    <w:p>
-      <w:pPr>
-        <w:pStyle w:val="ListParagraph"/>
-        <w:numPr>
-          <w:ilvl w:val="0"/>
-          <w:numId w:val="1"/>
-        </w:numPr>
-        <w:spacing w:after="60"/>
-      </w:pPr>
-      <w:r>
-        <w:t xml:space="preserve">8.2. Cấu hình vòng quay may mắn Lucky Draw</w:t>
-      </w:r>
-    </w:p>
-    <w:p>
-      <w:pPr>
-        <w:spacing w:after="100"/>
-      </w:pPr>
-      <w:r>
-        <w:rPr>
-          <w:sz w:val="21"/>
-          <w:szCs w:val="21"/>
-        </w:rPr>
-        <w:t xml:space="preserve">9. [QUẢN TRỊ DOANH NGHIỆP THÀNH VIÊN (COMPANIES MANAGEMENT)](#9-quản-trị-doanh-nghiệp-thành-viên-companies-management)</w:t>
-      </w:r>
-    </w:p>
-    <w:p>
-      <w:pPr>
-        <w:spacing w:after="100"/>
-      </w:pPr>
-      <w:r>
-        <w:rPr>
-          <w:sz w:val="21"/>
-          <w:szCs w:val="21"/>
-        </w:rPr>
-        <w:t xml:space="preserve">10. [QUẢN LÝ TÀI CHÍNH &amp; HỘI PHÍ THƯỜNG NIÊN &amp; THU CHI (FINANCE &amp; DUES)](#10-quản-lý-tài-chính--hội-phí-thường-niên--thu-chi-finance--dues)</w:t>
-      </w:r>
-    </w:p>
-    <w:p>
-      <w:pPr>
-        <w:pStyle w:val="ListParagraph"/>
-        <w:numPr>
-          <w:ilvl w:val="0"/>
-          <w:numId w:val="1"/>
-        </w:numPr>
-        <w:spacing w:after="60"/>
-      </w:pPr>
-      <w:r>
+        <w:spacing w:after="80" w:before="80"/>
+        <w:ind w:left="400" w:hanging="200"/>
+      </w:pPr>
+      <w:r>
+        <w:rPr>
+          <w:b/>
+          <w:bCs/>
+          <w:color w:val="003B95"/>
+          <w:sz w:val="21"/>
+          <w:szCs w:val="21"/>
+        </w:rPr>
+        <w:t xml:space="preserve">Bước 8: </w:t>
+      </w:r>
+      <w:r>
+        <w:rPr>
+          <w:sz w:val="21"/>
+          <w:szCs w:val="21"/>
+        </w:rPr>
+        <w:t xml:space="preserve">[QUẢN LÝ HOẠT ĐỘNG SỰ KIỆN: BÌNH CHỌN TRỰC TIẾP &amp; BỐC THĂM MAY MẮN](#8-quản-lý-hoạt-động-sự-kiện-bình-chọn-trực-tiếp--bốc-thăm-may-mắn)</w:t>
+      </w:r>
+    </w:p>
+    <w:p>
+      <w:pPr>
+        <w:pStyle w:val="ListParagraph"/>
+        <w:numPr>
+          <w:ilvl w:val="0"/>
+          <w:numId w:val="1"/>
+        </w:numPr>
+        <w:spacing w:after="40" w:before="40"/>
+      </w:pPr>
+      <w:r>
+        <w:rPr>
+          <w:sz w:val="21"/>
+          <w:szCs w:val="21"/>
+        </w:rPr>
+        <w:t xml:space="preserve">8.1. Thiết lập phiên biểu quyết Live Voting thời gian thực &amp; Đẩy thông báo tức thì đến App</w:t>
+      </w:r>
+    </w:p>
+    <w:p>
+      <w:pPr>
+        <w:pStyle w:val="ListParagraph"/>
+        <w:numPr>
+          <w:ilvl w:val="0"/>
+          <w:numId w:val="1"/>
+        </w:numPr>
+        <w:spacing w:after="40" w:before="40"/>
+      </w:pPr>
+      <w:r>
+        <w:rPr>
+          <w:sz w:val="21"/>
+          <w:szCs w:val="21"/>
+        </w:rPr>
+        <w:t xml:space="preserve">8.2. Cấu hình vòng quay may mắn Lucky Draw theo Mã số vé &amp; Bắn thông báo chúc mừng trúng thưởng</w:t>
+      </w:r>
+    </w:p>
+    <w:p>
+      <w:pPr>
+        <w:spacing w:after="80" w:before="80"/>
+        <w:ind w:left="400" w:hanging="200"/>
+      </w:pPr>
+      <w:r>
+        <w:rPr>
+          <w:b/>
+          <w:bCs/>
+          <w:color w:val="003B95"/>
+          <w:sz w:val="21"/>
+          <w:szCs w:val="21"/>
+        </w:rPr>
+        <w:t xml:space="preserve">Bước 9: </w:t>
+      </w:r>
+      <w:r>
+        <w:rPr>
+          <w:sz w:val="21"/>
+          <w:szCs w:val="21"/>
+        </w:rPr>
+        <w:t xml:space="preserve">[QUẢN TRỊ DOANH NGHIỆP THÀNH VIÊN (COMPANIES MANAGEMENT)](#9-quản-trị-doanh-nghiệp-thành-viên-companies-management)</w:t>
+      </w:r>
+    </w:p>
+    <w:p>
+      <w:pPr>
+        <w:spacing w:after="80" w:before="80"/>
+        <w:ind w:left="400" w:hanging="200"/>
+      </w:pPr>
+      <w:r>
+        <w:rPr>
+          <w:b/>
+          <w:bCs/>
+          <w:color w:val="003B95"/>
+          <w:sz w:val="21"/>
+          <w:szCs w:val="21"/>
+        </w:rPr>
+        <w:t xml:space="preserve">Bước 10: </w:t>
+      </w:r>
+      <w:r>
+        <w:rPr>
+          <w:sz w:val="21"/>
+          <w:szCs w:val="21"/>
+        </w:rPr>
+        <w:t xml:space="preserve">[QUẢN LÝ TÀI CHÍNH &amp; HỘI PHÍ THƯỜNG NIÊN &amp; THU CHI (FINANCE &amp; DUES)](#10-quản-lý-tài-chính--hội-phí-thường-niên--thu-chi-finance--dues)</w:t>
+      </w:r>
+    </w:p>
+    <w:p>
+      <w:pPr>
+        <w:pStyle w:val="ListParagraph"/>
+        <w:numPr>
+          <w:ilvl w:val="0"/>
+          <w:numId w:val="1"/>
+        </w:numPr>
+        <w:spacing w:after="40" w:before="40"/>
+      </w:pPr>
+      <w:r>
+        <w:rPr>
+          <w:sz w:val="21"/>
+          <w:szCs w:val="21"/>
+        </w:rPr>
         <w:t xml:space="preserve">10.1. Theo dõi BẢNG HỘI PHÍ hội viên theo niên độ</w:t>
       </w:r>
     </w:p>
@@ -439,47 +704,92 @@
           <w:ilvl w:val="0"/>
           <w:numId w:val="1"/>
         </w:numPr>
-        <w:spacing w:after="60"/>
-      </w:pPr>
-      <w:r>
+        <w:spacing w:after="40" w:before="40"/>
+      </w:pPr>
+      <w:r>
+        <w:rPr>
+          <w:sz w:val="21"/>
+          <w:szCs w:val="21"/>
+        </w:rPr>
         <w:t xml:space="preserve">10.2. Bật / Tắt Gạch nợ Hội phí (Fee Toggle) sau khi đối soát sao kê</w:t>
       </w:r>
     </w:p>
     <w:p>
       <w:pPr>
-        <w:spacing w:after="100"/>
-      </w:pPr>
-      <w:r>
-        <w:rPr>
-          <w:sz w:val="21"/>
-          <w:szCs w:val="21"/>
-        </w:rPr>
-        <w:t xml:space="preserve">11. [QUẢN LÝ TIN TỨC, NGHỊ QUYẾT &amp; TRUYỀN THÔNG (NEWS &amp; MEDIA)](#11-quản-lý-tin-tức-nghị-quyết--truyền-thông-news--media)</w:t>
-      </w:r>
-    </w:p>
-    <w:p>
-      <w:pPr>
-        <w:spacing w:after="100"/>
-      </w:pPr>
-      <w:r>
-        <w:rPr>
-          <w:sz w:val="21"/>
-          <w:szCs w:val="21"/>
-        </w:rPr>
-        <w:t xml:space="preserve">12. [CẤU HÌNH HỆ THỐNG, TÀI KHOẢN VIETQR THỤ HƯỞNG &amp; NHẬT KÝ KIỂM TOÁN](#12-cấu-hình-hệ-thống-tài-khoản-vietqr-thụ-hưởng--nhật-ký-kiểm-toán)</w:t>
-      </w:r>
-    </w:p>
-    <w:p>
-      <w:pPr>
-        <w:spacing w:after="100"/>
-      </w:pPr>
-      <w:r>
-        <w:rPr>
-          <w:sz w:val="21"/>
-          <w:szCs w:val="21"/>
-        </w:rPr>
-        <w:t xml:space="preserve">---</w:t>
-      </w:r>
+        <w:spacing w:after="80" w:before="80"/>
+        <w:ind w:left="400" w:hanging="200"/>
+      </w:pPr>
+      <w:r>
+        <w:rPr>
+          <w:b/>
+          <w:bCs/>
+          <w:color w:val="003B95"/>
+          <w:sz w:val="21"/>
+          <w:szCs w:val="21"/>
+        </w:rPr>
+        <w:t xml:space="preserve">Bước 11: </w:t>
+      </w:r>
+      <w:r>
+        <w:rPr>
+          <w:sz w:val="21"/>
+          <w:szCs w:val="21"/>
+        </w:rPr>
+        <w:t xml:space="preserve">[QUẢN LÝ TIN TỨC, NGHỊ QUYẾT &amp; TRUYỀN THÔNG (NEWS &amp; MEDIA)](#11-quản-lý-tin-tức-nghị-quyết--truyền-thông-news--media)</w:t>
+      </w:r>
+    </w:p>
+    <w:p>
+      <w:pPr>
+        <w:spacing w:after="80" w:before="80"/>
+        <w:ind w:left="400" w:hanging="200"/>
+      </w:pPr>
+      <w:r>
+        <w:rPr>
+          <w:b/>
+          <w:bCs/>
+          <w:color w:val="003B95"/>
+          <w:sz w:val="21"/>
+          <w:szCs w:val="21"/>
+        </w:rPr>
+        <w:t xml:space="preserve">Bước 12: </w:t>
+      </w:r>
+      <w:r>
+        <w:rPr>
+          <w:sz w:val="21"/>
+          <w:szCs w:val="21"/>
+        </w:rPr>
+        <w:t xml:space="preserve">[CẤU HÌNH HỆ THỐNG, TÀI KHOẢN VIETQR THỤ HƯỞNG &amp; NHẬT KÝ KIỂM TOÁN](#12-cấu-hình-hệ-thống-tài-khoản-vietqr-thụ-hưởng--nhật-ký-kiểm-toán)</w:t>
+      </w:r>
+    </w:p>
+    <w:p>
+      <w:pPr>
+        <w:spacing w:after="80" w:before="80"/>
+        <w:ind w:left="400" w:hanging="200"/>
+      </w:pPr>
+      <w:r>
+        <w:rPr>
+          <w:b/>
+          <w:bCs/>
+          <w:color w:val="003B95"/>
+          <w:sz w:val="21"/>
+          <w:szCs w:val="21"/>
+        </w:rPr>
+        <w:t xml:space="preserve">Bước 13: </w:t>
+      </w:r>
+      <w:r>
+        <w:rPr>
+          <w:sz w:val="21"/>
+          <w:szCs w:val="21"/>
+        </w:rPr>
+        <w:t xml:space="preserve">[CẤU HÌNH BẢO MẬT HTTPS &amp; FAST-DEPLOY TRÊN MÁY CHỦ DEV/STAGING](#13-cấu-hình-bảo-mật-https--fast-deploy-trên-máy-chủ-devstaging)</w:t>
+      </w:r>
+    </w:p>
+    <w:p>
+      <w:pPr>
+        <w:pBdr>
+          <w:bottom w:val="single" w:color="E2E8F0" w:sz="6" w:space="1"/>
+        </w:pBdr>
+        <w:spacing w:after="140" w:before="140"/>
+      </w:pPr>
     </w:p>
     <w:p>
       <w:pPr>
@@ -502,65 +812,582 @@
         <w:t xml:space="preserve">Hệ thống Web CRM Quản trị áp dụng mô hình phân quyền chặt chẽ Role-Based Access Control:</w:t>
       </w:r>
     </w:p>
-    <w:p>
-      <w:pPr>
-        <w:spacing w:after="40"/>
-      </w:pPr>
-      <w:r>
-        <w:rPr>
-          <w:sz w:val="19"/>
-          <w:szCs w:val="19"/>
-        </w:rPr>
-        <w:t xml:space="preserve">| STT | Vai Trò Quản Trị | Tài Khoản Email | Mật Khẩu | Quyền Hạn Nghiệp Vụ |</w:t>
-      </w:r>
-    </w:p>
-    <w:p>
-      <w:pPr>
-        <w:spacing w:after="40"/>
-      </w:pPr>
-      <w:r>
-        <w:rPr>
-          <w:sz w:val="19"/>
-          <w:szCs w:val="19"/>
-        </w:rPr>
-        <w:t xml:space="preserve">| 1 | **Quản Trị Viên Cấp Cao (Super Admin)** | `admin@connect.vn` | `123456` | Toàn quyền kiểm soát hệ thống: Cấu hình hệ thống, duyệt hội viên, tài chính, kiểm toán logs |</w:t>
-      </w:r>
-    </w:p>
-    <w:p>
-      <w:pPr>
-        <w:spacing w:after="40"/>
-      </w:pPr>
-      <w:r>
-        <w:rPr>
-          <w:sz w:val="19"/>
-          <w:szCs w:val="19"/>
-        </w:rPr>
-        <w:t xml:space="preserve">| 2 | **Tổng Thư Ký CLB (Executive Admin)** | `ceo.tongthuky@ceo1983.com` | `123456` | Điều phối hoạt động, thẩm định hồ sơ hội viên mới, xuất bản tin tức, tạo sự kiện |</w:t>
-      </w:r>
-    </w:p>
-    <w:p>
-      <w:pPr>
-        <w:spacing w:after="40"/>
-      </w:pPr>
-      <w:r>
-        <w:rPr>
-          <w:sz w:val="19"/>
-          <w:szCs w:val="19"/>
-        </w:rPr>
-        <w:t xml:space="preserve">| 3 | **Trưởng Ban Sự Kiện (Event Manager)** | `events@ceo1983.com` | `123456` | Tạo và quản lý sự kiện, cấu hình khán phòng, quét mã QR check-in, vận hành Voting &amp; Lucky Draw |</w:t>
-      </w:r>
-    </w:p>
-    <w:p>
-      <w:pPr>
-        <w:spacing w:after="40"/>
-      </w:pPr>
-      <w:r>
-        <w:rPr>
-          <w:sz w:val="19"/>
-          <w:szCs w:val="19"/>
-        </w:rPr>
-        <w:t xml:space="preserve">| 4 | **Trưởng Ban Tài Chính (Finance Manager)** | `finance@ceo1983.com` | `123456` | QUẢN LÝ HỘI PHÍ, đối soát sao kê ngân hàng VietQR, gạch nợ hội phí, báo cáo thu chi |</w:t>
-      </w:r>
+    <w:tbl>
+      <w:tblPr>
+        <w:tblW w:type="pct" w:w="100%"/>
+        <w:tblBorders>
+          <w:top w:val="single" w:color="auto" w:sz="4"/>
+          <w:left w:val="single" w:color="auto" w:sz="4"/>
+          <w:bottom w:val="single" w:color="auto" w:sz="4"/>
+          <w:right w:val="single" w:color="auto" w:sz="4"/>
+          <w:insideH w:val="single" w:color="auto" w:sz="4"/>
+          <w:insideV w:val="single" w:color="auto" w:sz="4"/>
+        </w:tblBorders>
+      </w:tblPr>
+      <w:tblGrid>
+        <w:gridCol w:w="100"/>
+        <w:gridCol w:w="100"/>
+        <w:gridCol w:w="100"/>
+        <w:gridCol w:w="100"/>
+        <w:gridCol w:w="100"/>
+      </w:tblGrid>
+      <w:tr>
+        <w:trPr>
+          <w:tblHeader/>
+        </w:trPr>
+        <w:tc>
+          <w:tcPr>
+            <w:shd w:fill="003B95"/>
+            <w:tcMar>
+              <w:top w:type="dxa" w:w="100"/>
+              <w:left w:type="dxa" w:w="120"/>
+              <w:bottom w:type="dxa" w:w="100"/>
+              <w:right w:type="dxa" w:w="120"/>
+            </w:tcMar>
+          </w:tcPr>
+          <w:p>
+            <w:r>
+              <w:rPr>
+                <w:b/>
+                <w:bCs/>
+                <w:color w:val="FFFFFF"/>
+                <w:sz w:val="19"/>
+                <w:szCs w:val="19"/>
+              </w:rPr>
+              <w:t xml:space="preserve">STT</w:t>
+            </w:r>
+          </w:p>
+        </w:tc>
+        <w:tc>
+          <w:tcPr>
+            <w:shd w:fill="003B95"/>
+            <w:tcMar>
+              <w:top w:type="dxa" w:w="100"/>
+              <w:left w:type="dxa" w:w="120"/>
+              <w:bottom w:type="dxa" w:w="100"/>
+              <w:right w:type="dxa" w:w="120"/>
+            </w:tcMar>
+          </w:tcPr>
+          <w:p>
+            <w:r>
+              <w:rPr>
+                <w:b/>
+                <w:bCs/>
+                <w:color w:val="FFFFFF"/>
+                <w:sz w:val="19"/>
+                <w:szCs w:val="19"/>
+              </w:rPr>
+              <w:t xml:space="preserve">Vai Trò Quản Trị</w:t>
+            </w:r>
+          </w:p>
+        </w:tc>
+        <w:tc>
+          <w:tcPr>
+            <w:shd w:fill="003B95"/>
+            <w:tcMar>
+              <w:top w:type="dxa" w:w="100"/>
+              <w:left w:type="dxa" w:w="120"/>
+              <w:bottom w:type="dxa" w:w="100"/>
+              <w:right w:type="dxa" w:w="120"/>
+            </w:tcMar>
+          </w:tcPr>
+          <w:p>
+            <w:r>
+              <w:rPr>
+                <w:b/>
+                <w:bCs/>
+                <w:color w:val="FFFFFF"/>
+                <w:sz w:val="19"/>
+                <w:szCs w:val="19"/>
+              </w:rPr>
+              <w:t xml:space="preserve">Tài Khoản Email</w:t>
+            </w:r>
+          </w:p>
+        </w:tc>
+        <w:tc>
+          <w:tcPr>
+            <w:shd w:fill="003B95"/>
+            <w:tcMar>
+              <w:top w:type="dxa" w:w="100"/>
+              <w:left w:type="dxa" w:w="120"/>
+              <w:bottom w:type="dxa" w:w="100"/>
+              <w:right w:type="dxa" w:w="120"/>
+            </w:tcMar>
+          </w:tcPr>
+          <w:p>
+            <w:r>
+              <w:rPr>
+                <w:b/>
+                <w:bCs/>
+                <w:color w:val="FFFFFF"/>
+                <w:sz w:val="19"/>
+                <w:szCs w:val="19"/>
+              </w:rPr>
+              <w:t xml:space="preserve">Mật Khẩu</w:t>
+            </w:r>
+          </w:p>
+        </w:tc>
+        <w:tc>
+          <w:tcPr>
+            <w:shd w:fill="003B95"/>
+            <w:tcMar>
+              <w:top w:type="dxa" w:w="100"/>
+              <w:left w:type="dxa" w:w="120"/>
+              <w:bottom w:type="dxa" w:w="100"/>
+              <w:right w:type="dxa" w:w="120"/>
+            </w:tcMar>
+          </w:tcPr>
+          <w:p>
+            <w:r>
+              <w:rPr>
+                <w:b/>
+                <w:bCs/>
+                <w:color w:val="FFFFFF"/>
+                <w:sz w:val="19"/>
+                <w:szCs w:val="19"/>
+              </w:rPr>
+              <w:t xml:space="preserve">Quyền Hạn Nghiệp Vụ</w:t>
+            </w:r>
+          </w:p>
+        </w:tc>
+      </w:tr>
+      <w:tr>
+        <w:tc>
+          <w:tcPr>
+            <w:shd w:fill="FFFFFF"/>
+            <w:tcMar>
+              <w:top w:type="dxa" w:w="80"/>
+              <w:left w:type="dxa" w:w="120"/>
+              <w:bottom w:type="dxa" w:w="80"/>
+              <w:right w:type="dxa" w:w="120"/>
+            </w:tcMar>
+          </w:tcPr>
+          <w:p>
+            <w:r>
+              <w:rPr>
+                <w:sz w:val="19"/>
+                <w:szCs w:val="19"/>
+              </w:rPr>
+              <w:t xml:space="preserve">1</w:t>
+            </w:r>
+          </w:p>
+        </w:tc>
+        <w:tc>
+          <w:tcPr>
+            <w:shd w:fill="FFFFFF"/>
+            <w:tcMar>
+              <w:top w:type="dxa" w:w="80"/>
+              <w:left w:type="dxa" w:w="120"/>
+              <w:bottom w:type="dxa" w:w="80"/>
+              <w:right w:type="dxa" w:w="120"/>
+            </w:tcMar>
+          </w:tcPr>
+          <w:p>
+            <w:r>
+              <w:rPr>
+                <w:b/>
+                <w:bCs/>
+                <w:sz w:val="19"/>
+                <w:szCs w:val="19"/>
+              </w:rPr>
+              <w:t xml:space="preserve">Quản Trị Viên Cấp Cao (Super Admin)</w:t>
+            </w:r>
+          </w:p>
+        </w:tc>
+        <w:tc>
+          <w:tcPr>
+            <w:shd w:fill="FFFFFF"/>
+            <w:tcMar>
+              <w:top w:type="dxa" w:w="80"/>
+              <w:left w:type="dxa" w:w="120"/>
+              <w:bottom w:type="dxa" w:w="80"/>
+              <w:right w:type="dxa" w:w="120"/>
+            </w:tcMar>
+          </w:tcPr>
+          <w:p>
+            <w:r>
+              <w:rPr>
+                <w:rFonts w:ascii="Consolas" w:cs="Consolas" w:eastAsia="Consolas" w:hAnsi="Consolas"/>
+                <w:color w:val="003B95"/>
+                <w:sz w:val="18"/>
+                <w:szCs w:val="18"/>
+              </w:rPr>
+              <w:t xml:space="preserve">admin@connect.vn</w:t>
+            </w:r>
+          </w:p>
+        </w:tc>
+        <w:tc>
+          <w:tcPr>
+            <w:shd w:fill="FFFFFF"/>
+            <w:tcMar>
+              <w:top w:type="dxa" w:w="80"/>
+              <w:left w:type="dxa" w:w="120"/>
+              <w:bottom w:type="dxa" w:w="80"/>
+              <w:right w:type="dxa" w:w="120"/>
+            </w:tcMar>
+          </w:tcPr>
+          <w:p>
+            <w:r>
+              <w:rPr>
+                <w:rFonts w:ascii="Consolas" w:cs="Consolas" w:eastAsia="Consolas" w:hAnsi="Consolas"/>
+                <w:color w:val="003B95"/>
+                <w:sz w:val="18"/>
+                <w:szCs w:val="18"/>
+              </w:rPr>
+              <w:t xml:space="preserve">123456</w:t>
+            </w:r>
+          </w:p>
+        </w:tc>
+        <w:tc>
+          <w:tcPr>
+            <w:shd w:fill="FFFFFF"/>
+            <w:tcMar>
+              <w:top w:type="dxa" w:w="80"/>
+              <w:left w:type="dxa" w:w="120"/>
+              <w:bottom w:type="dxa" w:w="80"/>
+              <w:right w:type="dxa" w:w="120"/>
+            </w:tcMar>
+          </w:tcPr>
+          <w:p>
+            <w:r>
+              <w:rPr>
+                <w:sz w:val="19"/>
+                <w:szCs w:val="19"/>
+              </w:rPr>
+              <w:t xml:space="preserve">Toàn quyền kiểm soát hệ thống: Cấu hình hệ thống, duyệt hội viên, tài chính, kiểm toán logs</w:t>
+            </w:r>
+          </w:p>
+        </w:tc>
+      </w:tr>
+      <w:tr>
+        <w:tc>
+          <w:tcPr>
+            <w:shd w:fill="F8FAFC"/>
+            <w:tcMar>
+              <w:top w:type="dxa" w:w="80"/>
+              <w:left w:type="dxa" w:w="120"/>
+              <w:bottom w:type="dxa" w:w="80"/>
+              <w:right w:type="dxa" w:w="120"/>
+            </w:tcMar>
+          </w:tcPr>
+          <w:p>
+            <w:r>
+              <w:rPr>
+                <w:sz w:val="19"/>
+                <w:szCs w:val="19"/>
+              </w:rPr>
+              <w:t xml:space="preserve">2</w:t>
+            </w:r>
+          </w:p>
+        </w:tc>
+        <w:tc>
+          <w:tcPr>
+            <w:shd w:fill="F8FAFC"/>
+            <w:tcMar>
+              <w:top w:type="dxa" w:w="80"/>
+              <w:left w:type="dxa" w:w="120"/>
+              <w:bottom w:type="dxa" w:w="80"/>
+              <w:right w:type="dxa" w:w="120"/>
+            </w:tcMar>
+          </w:tcPr>
+          <w:p>
+            <w:r>
+              <w:rPr>
+                <w:b/>
+                <w:bCs/>
+                <w:sz w:val="19"/>
+                <w:szCs w:val="19"/>
+              </w:rPr>
+              <w:t xml:space="preserve">Tổng Thư Ký CLB (Executive Admin)</w:t>
+            </w:r>
+          </w:p>
+        </w:tc>
+        <w:tc>
+          <w:tcPr>
+            <w:shd w:fill="F8FAFC"/>
+            <w:tcMar>
+              <w:top w:type="dxa" w:w="80"/>
+              <w:left w:type="dxa" w:w="120"/>
+              <w:bottom w:type="dxa" w:w="80"/>
+              <w:right w:type="dxa" w:w="120"/>
+            </w:tcMar>
+          </w:tcPr>
+          <w:p>
+            <w:r>
+              <w:rPr>
+                <w:rFonts w:ascii="Consolas" w:cs="Consolas" w:eastAsia="Consolas" w:hAnsi="Consolas"/>
+                <w:color w:val="003B95"/>
+                <w:sz w:val="18"/>
+                <w:szCs w:val="18"/>
+              </w:rPr>
+              <w:t xml:space="preserve">ceo.tongthuky@ceo1983.com</w:t>
+            </w:r>
+          </w:p>
+        </w:tc>
+        <w:tc>
+          <w:tcPr>
+            <w:shd w:fill="F8FAFC"/>
+            <w:tcMar>
+              <w:top w:type="dxa" w:w="80"/>
+              <w:left w:type="dxa" w:w="120"/>
+              <w:bottom w:type="dxa" w:w="80"/>
+              <w:right w:type="dxa" w:w="120"/>
+            </w:tcMar>
+          </w:tcPr>
+          <w:p>
+            <w:r>
+              <w:rPr>
+                <w:rFonts w:ascii="Consolas" w:cs="Consolas" w:eastAsia="Consolas" w:hAnsi="Consolas"/>
+                <w:color w:val="003B95"/>
+                <w:sz w:val="18"/>
+                <w:szCs w:val="18"/>
+              </w:rPr>
+              <w:t xml:space="preserve">123456</w:t>
+            </w:r>
+          </w:p>
+        </w:tc>
+        <w:tc>
+          <w:tcPr>
+            <w:shd w:fill="F8FAFC"/>
+            <w:tcMar>
+              <w:top w:type="dxa" w:w="80"/>
+              <w:left w:type="dxa" w:w="120"/>
+              <w:bottom w:type="dxa" w:w="80"/>
+              <w:right w:type="dxa" w:w="120"/>
+            </w:tcMar>
+          </w:tcPr>
+          <w:p>
+            <w:r>
+              <w:rPr>
+                <w:sz w:val="19"/>
+                <w:szCs w:val="19"/>
+              </w:rPr>
+              <w:t xml:space="preserve">Điều phối hoạt động, thẩm định hồ sơ hội viên mới, xuất bản tin tức, tạo sự kiện</w:t>
+            </w:r>
+          </w:p>
+        </w:tc>
+      </w:tr>
+      <w:tr>
+        <w:tc>
+          <w:tcPr>
+            <w:shd w:fill="FFFFFF"/>
+            <w:tcMar>
+              <w:top w:type="dxa" w:w="80"/>
+              <w:left w:type="dxa" w:w="120"/>
+              <w:bottom w:type="dxa" w:w="80"/>
+              <w:right w:type="dxa" w:w="120"/>
+            </w:tcMar>
+          </w:tcPr>
+          <w:p>
+            <w:r>
+              <w:rPr>
+                <w:sz w:val="19"/>
+                <w:szCs w:val="19"/>
+              </w:rPr>
+              <w:t xml:space="preserve">3</w:t>
+            </w:r>
+          </w:p>
+        </w:tc>
+        <w:tc>
+          <w:tcPr>
+            <w:shd w:fill="FFFFFF"/>
+            <w:tcMar>
+              <w:top w:type="dxa" w:w="80"/>
+              <w:left w:type="dxa" w:w="120"/>
+              <w:bottom w:type="dxa" w:w="80"/>
+              <w:right w:type="dxa" w:w="120"/>
+            </w:tcMar>
+          </w:tcPr>
+          <w:p>
+            <w:r>
+              <w:rPr>
+                <w:b/>
+                <w:bCs/>
+                <w:sz w:val="19"/>
+                <w:szCs w:val="19"/>
+              </w:rPr>
+              <w:t xml:space="preserve">Trưởng Ban Sự Kiện (Event Manager)</w:t>
+            </w:r>
+          </w:p>
+        </w:tc>
+        <w:tc>
+          <w:tcPr>
+            <w:shd w:fill="FFFFFF"/>
+            <w:tcMar>
+              <w:top w:type="dxa" w:w="80"/>
+              <w:left w:type="dxa" w:w="120"/>
+              <w:bottom w:type="dxa" w:w="80"/>
+              <w:right w:type="dxa" w:w="120"/>
+            </w:tcMar>
+          </w:tcPr>
+          <w:p>
+            <w:r>
+              <w:rPr>
+                <w:rFonts w:ascii="Consolas" w:cs="Consolas" w:eastAsia="Consolas" w:hAnsi="Consolas"/>
+                <w:color w:val="003B95"/>
+                <w:sz w:val="18"/>
+                <w:szCs w:val="18"/>
+              </w:rPr>
+              <w:t xml:space="preserve">events@ceo1983.com</w:t>
+            </w:r>
+          </w:p>
+        </w:tc>
+        <w:tc>
+          <w:tcPr>
+            <w:shd w:fill="FFFFFF"/>
+            <w:tcMar>
+              <w:top w:type="dxa" w:w="80"/>
+              <w:left w:type="dxa" w:w="120"/>
+              <w:bottom w:type="dxa" w:w="80"/>
+              <w:right w:type="dxa" w:w="120"/>
+            </w:tcMar>
+          </w:tcPr>
+          <w:p>
+            <w:r>
+              <w:rPr>
+                <w:rFonts w:ascii="Consolas" w:cs="Consolas" w:eastAsia="Consolas" w:hAnsi="Consolas"/>
+                <w:color w:val="003B95"/>
+                <w:sz w:val="18"/>
+                <w:szCs w:val="18"/>
+              </w:rPr>
+              <w:t xml:space="preserve">123456</w:t>
+            </w:r>
+          </w:p>
+        </w:tc>
+        <w:tc>
+          <w:tcPr>
+            <w:shd w:fill="FFFFFF"/>
+            <w:tcMar>
+              <w:top w:type="dxa" w:w="80"/>
+              <w:left w:type="dxa" w:w="120"/>
+              <w:bottom w:type="dxa" w:w="80"/>
+              <w:right w:type="dxa" w:w="120"/>
+            </w:tcMar>
+          </w:tcPr>
+          <w:p>
+            <w:r>
+              <w:rPr>
+                <w:sz w:val="19"/>
+                <w:szCs w:val="19"/>
+              </w:rPr>
+              <w:t xml:space="preserve">Tạo và quản lý sự kiện, cấu hình khán phòng, quét mã QR check-in, vận hành Voting &amp; Lucky Draw</w:t>
+            </w:r>
+          </w:p>
+        </w:tc>
+      </w:tr>
+      <w:tr>
+        <w:tc>
+          <w:tcPr>
+            <w:shd w:fill="F8FAFC"/>
+            <w:tcMar>
+              <w:top w:type="dxa" w:w="80"/>
+              <w:left w:type="dxa" w:w="120"/>
+              <w:bottom w:type="dxa" w:w="80"/>
+              <w:right w:type="dxa" w:w="120"/>
+            </w:tcMar>
+          </w:tcPr>
+          <w:p>
+            <w:r>
+              <w:rPr>
+                <w:sz w:val="19"/>
+                <w:szCs w:val="19"/>
+              </w:rPr>
+              <w:t xml:space="preserve">4</w:t>
+            </w:r>
+          </w:p>
+        </w:tc>
+        <w:tc>
+          <w:tcPr>
+            <w:shd w:fill="F8FAFC"/>
+            <w:tcMar>
+              <w:top w:type="dxa" w:w="80"/>
+              <w:left w:type="dxa" w:w="120"/>
+              <w:bottom w:type="dxa" w:w="80"/>
+              <w:right w:type="dxa" w:w="120"/>
+            </w:tcMar>
+          </w:tcPr>
+          <w:p>
+            <w:r>
+              <w:rPr>
+                <w:b/>
+                <w:bCs/>
+                <w:sz w:val="19"/>
+                <w:szCs w:val="19"/>
+              </w:rPr>
+              <w:t xml:space="preserve">Trưởng Ban Tài Chính (Finance Manager)</w:t>
+            </w:r>
+          </w:p>
+        </w:tc>
+        <w:tc>
+          <w:tcPr>
+            <w:shd w:fill="F8FAFC"/>
+            <w:tcMar>
+              <w:top w:type="dxa" w:w="80"/>
+              <w:left w:type="dxa" w:w="120"/>
+              <w:bottom w:type="dxa" w:w="80"/>
+              <w:right w:type="dxa" w:w="120"/>
+            </w:tcMar>
+          </w:tcPr>
+          <w:p>
+            <w:r>
+              <w:rPr>
+                <w:rFonts w:ascii="Consolas" w:cs="Consolas" w:eastAsia="Consolas" w:hAnsi="Consolas"/>
+                <w:color w:val="003B95"/>
+                <w:sz w:val="18"/>
+                <w:szCs w:val="18"/>
+              </w:rPr>
+              <w:t xml:space="preserve">finance@ceo1983.com</w:t>
+            </w:r>
+          </w:p>
+        </w:tc>
+        <w:tc>
+          <w:tcPr>
+            <w:shd w:fill="F8FAFC"/>
+            <w:tcMar>
+              <w:top w:type="dxa" w:w="80"/>
+              <w:left w:type="dxa" w:w="120"/>
+              <w:bottom w:type="dxa" w:w="80"/>
+              <w:right w:type="dxa" w:w="120"/>
+            </w:tcMar>
+          </w:tcPr>
+          <w:p>
+            <w:r>
+              <w:rPr>
+                <w:rFonts w:ascii="Consolas" w:cs="Consolas" w:eastAsia="Consolas" w:hAnsi="Consolas"/>
+                <w:color w:val="003B95"/>
+                <w:sz w:val="18"/>
+                <w:szCs w:val="18"/>
+              </w:rPr>
+              <w:t xml:space="preserve">123456</w:t>
+            </w:r>
+          </w:p>
+        </w:tc>
+        <w:tc>
+          <w:tcPr>
+            <w:shd w:fill="F8FAFC"/>
+            <w:tcMar>
+              <w:top w:type="dxa" w:w="80"/>
+              <w:left w:type="dxa" w:w="120"/>
+              <w:bottom w:type="dxa" w:w="80"/>
+              <w:right w:type="dxa" w:w="120"/>
+            </w:tcMar>
+          </w:tcPr>
+          <w:p>
+            <w:r>
+              <w:rPr>
+                <w:sz w:val="19"/>
+                <w:szCs w:val="19"/>
+              </w:rPr>
+              <w:t xml:space="preserve">QUẢN LÝ HỘI PHÍ, đối soát sao kê ngân hàng VietQR, gạch nợ hội phí, báo cáo thu chi</w:t>
+            </w:r>
+          </w:p>
+        </w:tc>
+      </w:tr>
+    </w:tbl>
+    <w:p>
+      <w:pPr>
+        <w:spacing w:after="120"/>
+      </w:pPr>
     </w:p>
     <w:p>
       <w:pPr>
@@ -570,7 +1397,7 @@
       <w:r>
         <w:drawing>
           <wp:inline distT="0" distB="0" distL="0" distR="0">
-            <wp:extent cx="4762500" cy="2667000"/>
+            <wp:extent cx="4953000" cy="2762250"/>
             <wp:effectExtent t="0" r="0" b="0" l="0"/>
             <wp:docPr id="1" name="" descr="" title=""/>
             <wp:cNvGraphicFramePr>
@@ -595,7 +1422,7 @@
                   <pic:spPr bwMode="auto">
                     <a:xfrm>
                       <a:off x="0" y="0"/>
-                      <a:ext cx="4762500" cy="2667000"/>
+                      <a:ext cx="4953000" cy="2762250"/>
                     </a:xfrm>
                     <a:prstGeom prst="rect">
                       <a:avLst/>
@@ -630,23 +1457,21 @@
       </w:pPr>
       <w:r>
         <w:rPr>
-          <w:sz w:val="21"/>
-          <w:szCs w:val="21"/>
-        </w:rPr>
-        <w:t xml:space="preserve">*Hình 1.1: Giao diện quản lý vai trò và phân quyền hạn người dùng trên hệ thống CRM.*</w:t>
-      </w:r>
-    </w:p>
-    <w:p>
-      <w:pPr>
-        <w:spacing w:after="100"/>
-      </w:pPr>
-      <w:r>
-        <w:rPr>
-          <w:sz w:val="21"/>
-          <w:szCs w:val="21"/>
-        </w:rPr>
-        <w:t xml:space="preserve">---</w:t>
-      </w:r>
+          <w:i/>
+          <w:iCs/>
+          <w:sz w:val="21"/>
+          <w:szCs w:val="21"/>
+        </w:rPr>
+        <w:t xml:space="preserve">Hình 1.1: Giao diện quản lý vai trò và phân quyền hạn người dùng trên hệ thống CRM.</w:t>
+      </w:r>
+    </w:p>
+    <w:p>
+      <w:pPr>
+        <w:pBdr>
+          <w:bottom w:val="single" w:color="E2E8F0" w:sz="6" w:space="1"/>
+        </w:pBdr>
+        <w:spacing w:after="140" w:before="140"/>
+      </w:pPr>
     </w:p>
     <w:p>
       <w:pPr>
@@ -659,38 +1484,96 @@
     </w:p>
     <w:p>
       <w:pPr>
-        <w:spacing w:after="100"/>
-      </w:pPr>
-      <w:r>
-        <w:rPr>
-          <w:sz w:val="21"/>
-          <w:szCs w:val="21"/>
-        </w:rPr>
-        <w:t xml:space="preserve">1. Truy cập cổng Web CRM tại địa chỉ: `http://14.225.217.232:5000/auth`.</w:t>
-      </w:r>
-    </w:p>
-    <w:p>
-      <w:pPr>
-        <w:spacing w:after="100"/>
-      </w:pPr>
-      <w:r>
-        <w:rPr>
-          <w:sz w:val="21"/>
-          <w:szCs w:val="21"/>
-        </w:rPr>
-        <w:t xml:space="preserve">2. Giao diện Đăng nhập được thiết kế chuẩn **Xanh Navy - Trắng ngà**, loại bỏ hoàn toàn các thương hiệu không liên quan, làm nổi bật nhận diện Hiệp hội Doanh nghiệp &amp; VIONE Platform:</w:t>
-      </w:r>
-    </w:p>
-    <w:p>
-      <w:pPr>
-        <w:pStyle w:val="ListParagraph"/>
-        <w:numPr>
-          <w:ilvl w:val="0"/>
-          <w:numId w:val="1"/>
-        </w:numPr>
-        <w:spacing w:after="60"/>
-      </w:pPr>
-      <w:r>
+        <w:spacing w:after="80" w:before="80"/>
+        <w:ind w:left="400" w:hanging="200"/>
+      </w:pPr>
+      <w:r>
+        <w:rPr>
+          <w:b/>
+          <w:bCs/>
+          <w:color w:val="003B95"/>
+          <w:sz w:val="21"/>
+          <w:szCs w:val="21"/>
+        </w:rPr>
+        <w:t xml:space="preserve">Bước 1: </w:t>
+      </w:r>
+      <w:r>
+        <w:rPr>
+          <w:sz w:val="21"/>
+          <w:szCs w:val="21"/>
+        </w:rPr>
+        <w:t xml:space="preserve">Truy cập cổng Web CRM tại địa chỉ: </w:t>
+      </w:r>
+      <w:r>
+        <w:rPr>
+          <w:rFonts w:ascii="Consolas" w:cs="Consolas" w:eastAsia="Consolas" w:hAnsi="Consolas"/>
+          <w:color w:val="003B95"/>
+          <w:sz w:val="20"/>
+          <w:szCs w:val="20"/>
+        </w:rPr>
+        <w:t xml:space="preserve">http://14.225.217.232:5000/auth</w:t>
+      </w:r>
+      <w:r>
+        <w:rPr>
+          <w:sz w:val="21"/>
+          <w:szCs w:val="21"/>
+        </w:rPr>
+        <w:t xml:space="preserve">.</w:t>
+      </w:r>
+    </w:p>
+    <w:p>
+      <w:pPr>
+        <w:spacing w:after="80" w:before="80"/>
+        <w:ind w:left="400" w:hanging="200"/>
+      </w:pPr>
+      <w:r>
+        <w:rPr>
+          <w:b/>
+          <w:bCs/>
+          <w:color w:val="003B95"/>
+          <w:sz w:val="21"/>
+          <w:szCs w:val="21"/>
+        </w:rPr>
+        <w:t xml:space="preserve">Bước 2: </w:t>
+      </w:r>
+      <w:r>
+        <w:rPr>
+          <w:sz w:val="21"/>
+          <w:szCs w:val="21"/>
+        </w:rPr>
+        <w:t xml:space="preserve">Giao diện Đăng nhập được thiết kế chuẩn </w:t>
+      </w:r>
+      <w:r>
+        <w:rPr>
+          <w:b/>
+          <w:bCs/>
+          <w:sz w:val="21"/>
+          <w:szCs w:val="21"/>
+        </w:rPr>
+        <w:t xml:space="preserve">Xanh Navy - Trắng ngà</w:t>
+      </w:r>
+      <w:r>
+        <w:rPr>
+          <w:sz w:val="21"/>
+          <w:szCs w:val="21"/>
+        </w:rPr>
+        <w:t xml:space="preserve">, loại bỏ hoàn toàn các thương hiệu không liên quan, làm nổi bật nhận diện Hiệp hội Doanh nghiệp &amp; VIONE Platform:</w:t>
+      </w:r>
+    </w:p>
+    <w:p>
+      <w:pPr>
+        <w:pStyle w:val="ListParagraph"/>
+        <w:numPr>
+          <w:ilvl w:val="0"/>
+          <w:numId w:val="1"/>
+        </w:numPr>
+        <w:spacing w:after="40" w:before="40"/>
+      </w:pPr>
+      <w:r>
+        <w:rPr>
+          <w:sz w:val="21"/>
+          <w:szCs w:val="21"/>
+        </w:rPr>
         <w:t xml:space="preserve">Biểu tượng huy hiệu hiệp hội trang trọng.</w:t>
       </w:r>
     </w:p>
@@ -701,9 +1584,13 @@
           <w:ilvl w:val="0"/>
           <w:numId w:val="1"/>
         </w:numPr>
-        <w:spacing w:after="60"/>
-      </w:pPr>
-      <w:r>
+        <w:spacing w:after="40" w:before="40"/>
+      </w:pPr>
+      <w:r>
+        <w:rPr>
+          <w:sz w:val="21"/>
+          <w:szCs w:val="21"/>
+        </w:rPr>
         <w:t xml:space="preserve">Trường nhập Email quản trị viên.</w:t>
       </w:r>
     </w:p>
@@ -714,9 +1601,13 @@
           <w:ilvl w:val="0"/>
           <w:numId w:val="1"/>
         </w:numPr>
-        <w:spacing w:after="60"/>
-      </w:pPr>
-      <w:r>
+        <w:spacing w:after="40" w:before="40"/>
+      </w:pPr>
+      <w:r>
+        <w:rPr>
+          <w:sz w:val="21"/>
+          <w:szCs w:val="21"/>
+        </w:rPr>
         <w:t xml:space="preserve">Trường nhập Mật khẩu bảo mật.</w:t>
       </w:r>
     </w:p>
@@ -727,22 +1618,53 @@
           <w:ilvl w:val="0"/>
           <w:numId w:val="1"/>
         </w:numPr>
-        <w:spacing w:after="60"/>
-      </w:pPr>
-      <w:r>
-        <w:t xml:space="preserve">Nút bấm **"Đăng Nhập Quản Trị"** với hiệu ứng chuyển động mượt mà.</w:t>
-      </w:r>
-    </w:p>
-    <w:p>
-      <w:pPr>
-        <w:spacing w:after="100"/>
-      </w:pPr>
-      <w:r>
-        <w:rPr>
-          <w:sz w:val="21"/>
-          <w:szCs w:val="21"/>
-        </w:rPr>
-        <w:t xml:space="preserve">3. Sau khi xác thực thành công, hệ thống điều hướng trực tiếp vào Bảng điều khiển Tổng quan (Dashboard).</w:t>
+        <w:spacing w:after="40" w:before="40"/>
+      </w:pPr>
+      <w:r>
+        <w:rPr>
+          <w:sz w:val="21"/>
+          <w:szCs w:val="21"/>
+        </w:rPr>
+        <w:t xml:space="preserve">Nút bấm </w:t>
+      </w:r>
+      <w:r>
+        <w:rPr>
+          <w:b/>
+          <w:bCs/>
+          <w:sz w:val="21"/>
+          <w:szCs w:val="21"/>
+        </w:rPr>
+        <w:t xml:space="preserve">"Đăng Nhập Quản Trị"</w:t>
+      </w:r>
+      <w:r>
+        <w:rPr>
+          <w:sz w:val="21"/>
+          <w:szCs w:val="21"/>
+        </w:rPr>
+        <w:t xml:space="preserve"> với hiệu ứng chuyển động mượt mà.</w:t>
+      </w:r>
+    </w:p>
+    <w:p>
+      <w:pPr>
+        <w:spacing w:after="80" w:before="80"/>
+        <w:ind w:left="400" w:hanging="200"/>
+      </w:pPr>
+      <w:r>
+        <w:rPr>
+          <w:b/>
+          <w:bCs/>
+          <w:color w:val="003B95"/>
+          <w:sz w:val="21"/>
+          <w:szCs w:val="21"/>
+        </w:rPr>
+        <w:t xml:space="preserve">Bước 3: </w:t>
+      </w:r>
+      <w:r>
+        <w:rPr>
+          <w:sz w:val="21"/>
+          <w:szCs w:val="21"/>
+        </w:rPr>
+        <w:t xml:space="preserve">Sau khi xác thực thành công, hệ thống điều hướng trực tiếp vào Bảng điều khiển Tổng quan (Dashboard).</w:t>
       </w:r>
     </w:p>
     <w:p>
@@ -753,7 +1675,7 @@
       <w:r>
         <w:drawing>
           <wp:inline distT="0" distB="0" distL="0" distR="0">
-            <wp:extent cx="4762500" cy="2667000"/>
+            <wp:extent cx="4953000" cy="2762250"/>
             <wp:effectExtent t="0" r="0" b="0" l="0"/>
             <wp:docPr id="1" name="" descr="" title=""/>
             <wp:cNvGraphicFramePr>
@@ -778,7 +1700,7 @@
                   <pic:spPr bwMode="auto">
                     <a:xfrm>
                       <a:off x="0" y="0"/>
-                      <a:ext cx="4762500" cy="2667000"/>
+                      <a:ext cx="4953000" cy="2762250"/>
                     </a:xfrm>
                     <a:prstGeom prst="rect">
                       <a:avLst/>
@@ -813,23 +1735,21 @@
       </w:pPr>
       <w:r>
         <w:rPr>
-          <w:sz w:val="21"/>
-          <w:szCs w:val="21"/>
-        </w:rPr>
-        <w:t xml:space="preserve">*Hình 2.1: Màn hình Đăng nhập CRM quản trị chuẩn nhận diện Xanh - Trắng sang trọng.*</w:t>
-      </w:r>
-    </w:p>
-    <w:p>
-      <w:pPr>
-        <w:spacing w:after="100"/>
-      </w:pPr>
-      <w:r>
-        <w:rPr>
-          <w:sz w:val="21"/>
-          <w:szCs w:val="21"/>
-        </w:rPr>
-        <w:t xml:space="preserve">---</w:t>
-      </w:r>
+          <w:i/>
+          <w:iCs/>
+          <w:sz w:val="21"/>
+          <w:szCs w:val="21"/>
+        </w:rPr>
+        <w:t xml:space="preserve">Hình 2.1: Màn hình Đăng nhập CRM quản trị chuẩn nhận diện Xanh - Trắng sang trọng.</w:t>
+      </w:r>
+    </w:p>
+    <w:p>
+      <w:pPr>
+        <w:pBdr>
+          <w:bottom w:val="single" w:color="E2E8F0" w:sz="6" w:space="1"/>
+        </w:pBdr>
+        <w:spacing w:after="140" w:before="140"/>
+      </w:pPr>
     </w:p>
     <w:p>
       <w:pPr>
@@ -849,59 +1769,127 @@
           <w:sz w:val="21"/>
           <w:szCs w:val="21"/>
         </w:rPr>
-        <w:t xml:space="preserve">Bảng điều khiển Tổng quan (`/`) cung cấp cho Ban Lãnh đạo CLB cái nhìn toàn cảnh về tình hình vận hành:</w:t>
-      </w:r>
-    </w:p>
-    <w:p>
-      <w:pPr>
-        <w:pStyle w:val="ListParagraph"/>
-        <w:numPr>
-          <w:ilvl w:val="0"/>
-          <w:numId w:val="1"/>
-        </w:numPr>
-        <w:spacing w:after="60"/>
-      </w:pPr>
-      <w:r>
-        <w:t xml:space="preserve">**Thẻ KPI Hội Viên:** Tổng số hội viên chính thức, số lượng hồ sơ mới chờ thẩm định trong tuần, tỷ lệ tăng trưởng thành viên.</w:t>
-      </w:r>
-    </w:p>
-    <w:p>
-      <w:pPr>
-        <w:pStyle w:val="ListParagraph"/>
-        <w:numPr>
-          <w:ilvl w:val="0"/>
-          <w:numId w:val="1"/>
-        </w:numPr>
-        <w:spacing w:after="60"/>
-      </w:pPr>
-      <w:r>
-        <w:t xml:space="preserve">**Thẻ KPI Sự Kiện:** Số sự kiện đang mở đăng ký, tổng số lượng vé đã phát hành, doanh thu vé sự kiện thu qua VietQR.</w:t>
-      </w:r>
-    </w:p>
-    <w:p>
-      <w:pPr>
-        <w:pStyle w:val="ListParagraph"/>
-        <w:numPr>
-          <w:ilvl w:val="0"/>
-          <w:numId w:val="1"/>
-        </w:numPr>
-        <w:spacing w:after="60"/>
-      </w:pPr>
-      <w:r>
-        <w:t xml:space="preserve">**Thẻ KPI Kết Nối Giao Thương (B2B):** Số lượng cơ hội kinh doanh đang mở, số thương vụ đã được kết nối (Claimed), ước tính tổng giá trị giao dịch nội khối.</w:t>
-      </w:r>
-    </w:p>
-    <w:p>
-      <w:pPr>
-        <w:pStyle w:val="ListParagraph"/>
-        <w:numPr>
-          <w:ilvl w:val="0"/>
-          <w:numId w:val="1"/>
-        </w:numPr>
-        <w:spacing w:after="60"/>
-      </w:pPr>
-      <w:r>
-        <w:t xml:space="preserve">**Biểu đồ Tài chính &amp; Hội phí:** Tỷ lệ hội viên đã hoàn thành hội phí năm hiện tại so với cùng kỳ.</w:t>
+        <w:t xml:space="preserve">Bảng điều khiển Tổng quan (</w:t>
+      </w:r>
+      <w:r>
+        <w:rPr>
+          <w:rFonts w:ascii="Consolas" w:cs="Consolas" w:eastAsia="Consolas" w:hAnsi="Consolas"/>
+          <w:color w:val="003B95"/>
+          <w:sz w:val="20"/>
+          <w:szCs w:val="20"/>
+        </w:rPr>
+        <w:t xml:space="preserve">/</w:t>
+      </w:r>
+      <w:r>
+        <w:rPr>
+          <w:sz w:val="21"/>
+          <w:szCs w:val="21"/>
+        </w:rPr>
+        <w:t xml:space="preserve">) cung cấp cho Ban Lãnh đạo CLB cái nhìn toàn cảnh về tình hình vận hành:</w:t>
+      </w:r>
+    </w:p>
+    <w:p>
+      <w:pPr>
+        <w:pStyle w:val="ListParagraph"/>
+        <w:numPr>
+          <w:ilvl w:val="0"/>
+          <w:numId w:val="1"/>
+        </w:numPr>
+        <w:spacing w:after="40" w:before="40"/>
+      </w:pPr>
+      <w:r>
+        <w:rPr>
+          <w:b/>
+          <w:bCs/>
+          <w:sz w:val="21"/>
+          <w:szCs w:val="21"/>
+        </w:rPr>
+        <w:t xml:space="preserve">Thẻ KPI Hội Viên:</w:t>
+      </w:r>
+      <w:r>
+        <w:rPr>
+          <w:sz w:val="21"/>
+          <w:szCs w:val="21"/>
+        </w:rPr>
+        <w:t xml:space="preserve"> Tổng số hội viên chính thức, số lượng hồ sơ mới chờ thẩm định trong tuần, tỷ lệ tăng trưởng thành viên.</w:t>
+      </w:r>
+    </w:p>
+    <w:p>
+      <w:pPr>
+        <w:pStyle w:val="ListParagraph"/>
+        <w:numPr>
+          <w:ilvl w:val="0"/>
+          <w:numId w:val="1"/>
+        </w:numPr>
+        <w:spacing w:after="40" w:before="40"/>
+      </w:pPr>
+      <w:r>
+        <w:rPr>
+          <w:b/>
+          <w:bCs/>
+          <w:sz w:val="21"/>
+          <w:szCs w:val="21"/>
+        </w:rPr>
+        <w:t xml:space="preserve">Thẻ KPI Sự Kiện:</w:t>
+      </w:r>
+      <w:r>
+        <w:rPr>
+          <w:sz w:val="21"/>
+          <w:szCs w:val="21"/>
+        </w:rPr>
+        <w:t xml:space="preserve"> Số sự kiện đang mở đăng ký, tổng số lượng vé đã phát hành, doanh thu vé sự kiện thu qua VietQR.</w:t>
+      </w:r>
+    </w:p>
+    <w:p>
+      <w:pPr>
+        <w:pStyle w:val="ListParagraph"/>
+        <w:numPr>
+          <w:ilvl w:val="0"/>
+          <w:numId w:val="1"/>
+        </w:numPr>
+        <w:spacing w:after="40" w:before="40"/>
+      </w:pPr>
+      <w:r>
+        <w:rPr>
+          <w:b/>
+          <w:bCs/>
+          <w:sz w:val="21"/>
+          <w:szCs w:val="21"/>
+        </w:rPr>
+        <w:t xml:space="preserve">Thẻ KPI Kết Nối Giao Thương (B2B):</w:t>
+      </w:r>
+      <w:r>
+        <w:rPr>
+          <w:sz w:val="21"/>
+          <w:szCs w:val="21"/>
+        </w:rPr>
+        <w:t xml:space="preserve"> Số lượng cơ hội kinh doanh đang mở, số thương vụ đã được kết nối (Claimed), ước tính tổng giá trị giao dịch nội khối.</w:t>
+      </w:r>
+    </w:p>
+    <w:p>
+      <w:pPr>
+        <w:pStyle w:val="ListParagraph"/>
+        <w:numPr>
+          <w:ilvl w:val="0"/>
+          <w:numId w:val="1"/>
+        </w:numPr>
+        <w:spacing w:after="40" w:before="40"/>
+      </w:pPr>
+      <w:r>
+        <w:rPr>
+          <w:b/>
+          <w:bCs/>
+          <w:sz w:val="21"/>
+          <w:szCs w:val="21"/>
+        </w:rPr>
+        <w:t xml:space="preserve">Biểu đồ Tài chính &amp; Hội phí:</w:t>
+      </w:r>
+      <w:r>
+        <w:rPr>
+          <w:sz w:val="21"/>
+          <w:szCs w:val="21"/>
+        </w:rPr>
+        <w:t xml:space="preserve"> Tỷ lệ hội viên đã hoàn thành hội phí năm hiện tại so với cùng kỳ.</w:t>
       </w:r>
     </w:p>
     <w:p>
@@ -912,7 +1900,7 @@
       <w:r>
         <w:drawing>
           <wp:inline distT="0" distB="0" distL="0" distR="0">
-            <wp:extent cx="4762500" cy="2667000"/>
+            <wp:extent cx="4953000" cy="2762250"/>
             <wp:effectExtent t="0" r="0" b="0" l="0"/>
             <wp:docPr id="1" name="" descr="" title=""/>
             <wp:cNvGraphicFramePr>
@@ -937,7 +1925,7 @@
                   <pic:spPr bwMode="auto">
                     <a:xfrm>
                       <a:off x="0" y="0"/>
-                      <a:ext cx="4762500" cy="2667000"/>
+                      <a:ext cx="4953000" cy="2762250"/>
                     </a:xfrm>
                     <a:prstGeom prst="rect">
                       <a:avLst/>
@@ -972,23 +1960,21 @@
       </w:pPr>
       <w:r>
         <w:rPr>
-          <w:sz w:val="21"/>
-          <w:szCs w:val="21"/>
-        </w:rPr>
-        <w:t xml:space="preserve">*Hình 3.1: Bảng điều khiển CRM Dashboard với các chỉ số KPI thời gian thực về Hội viên, Sự kiện và Giao thương.*</w:t>
-      </w:r>
-    </w:p>
-    <w:p>
-      <w:pPr>
-        <w:spacing w:after="100"/>
-      </w:pPr>
-      <w:r>
-        <w:rPr>
-          <w:sz w:val="21"/>
-          <w:szCs w:val="21"/>
-        </w:rPr>
-        <w:t xml:space="preserve">---</w:t>
-      </w:r>
+          <w:i/>
+          <w:iCs/>
+          <w:sz w:val="21"/>
+          <w:szCs w:val="21"/>
+        </w:rPr>
+        <w:t xml:space="preserve">Hình 3.1: Bảng điều khiển CRM Dashboard với các chỉ số KPI thời gian thực về Hội viên, Sự kiện và Giao thương.</w:t>
+      </w:r>
+    </w:p>
+    <w:p>
+      <w:pPr>
+        <w:pBdr>
+          <w:bottom w:val="single" w:color="E2E8F0" w:sz="6" w:space="1"/>
+        </w:pBdr>
+        <w:spacing w:after="140" w:before="140"/>
+      </w:pPr>
     </w:p>
     <w:p>
       <w:pPr>
@@ -1010,38 +1996,96 @@
     </w:p>
     <w:p>
       <w:pPr>
-        <w:spacing w:after="100"/>
-      </w:pPr>
-      <w:r>
-        <w:rPr>
-          <w:sz w:val="21"/>
-          <w:szCs w:val="21"/>
-        </w:rPr>
-        <w:t xml:space="preserve">1. Truy cập menu bên trái: **"Hội viên" ➔ "Danh sách Hội viên"** (`/members`).</w:t>
-      </w:r>
-    </w:p>
-    <w:p>
-      <w:pPr>
-        <w:spacing w:after="100"/>
-      </w:pPr>
-      <w:r>
-        <w:rPr>
-          <w:sz w:val="21"/>
-          <w:szCs w:val="21"/>
-        </w:rPr>
-        <w:t xml:space="preserve">2. Bảng danh sách hội viên hiển thị đầy đủ các cột thông tin:</w:t>
-      </w:r>
-    </w:p>
-    <w:p>
-      <w:pPr>
-        <w:pStyle w:val="ListParagraph"/>
-        <w:numPr>
-          <w:ilvl w:val="0"/>
-          <w:numId w:val="1"/>
-        </w:numPr>
-        <w:spacing w:after="60"/>
-      </w:pPr>
-      <w:r>
+        <w:spacing w:after="80" w:before="80"/>
+        <w:ind w:left="400" w:hanging="200"/>
+      </w:pPr>
+      <w:r>
+        <w:rPr>
+          <w:b/>
+          <w:bCs/>
+          <w:color w:val="003B95"/>
+          <w:sz w:val="21"/>
+          <w:szCs w:val="21"/>
+        </w:rPr>
+        <w:t xml:space="preserve">Bước 1: </w:t>
+      </w:r>
+      <w:r>
+        <w:rPr>
+          <w:sz w:val="21"/>
+          <w:szCs w:val="21"/>
+        </w:rPr>
+        <w:t xml:space="preserve">Truy cập menu bên trái: </w:t>
+      </w:r>
+      <w:r>
+        <w:rPr>
+          <w:b/>
+          <w:bCs/>
+          <w:sz w:val="21"/>
+          <w:szCs w:val="21"/>
+        </w:rPr>
+        <w:t xml:space="preserve">"Hội viên" ➔ "Danh sách Hội viên"</w:t>
+      </w:r>
+      <w:r>
+        <w:rPr>
+          <w:sz w:val="21"/>
+          <w:szCs w:val="21"/>
+        </w:rPr>
+        <w:t xml:space="preserve"> (</w:t>
+      </w:r>
+      <w:r>
+        <w:rPr>
+          <w:rFonts w:ascii="Consolas" w:cs="Consolas" w:eastAsia="Consolas" w:hAnsi="Consolas"/>
+          <w:color w:val="003B95"/>
+          <w:sz w:val="20"/>
+          <w:szCs w:val="20"/>
+        </w:rPr>
+        <w:t xml:space="preserve">/members</w:t>
+      </w:r>
+      <w:r>
+        <w:rPr>
+          <w:sz w:val="21"/>
+          <w:szCs w:val="21"/>
+        </w:rPr>
+        <w:t xml:space="preserve">).</w:t>
+      </w:r>
+    </w:p>
+    <w:p>
+      <w:pPr>
+        <w:spacing w:after="80" w:before="80"/>
+        <w:ind w:left="400" w:hanging="200"/>
+      </w:pPr>
+      <w:r>
+        <w:rPr>
+          <w:b/>
+          <w:bCs/>
+          <w:color w:val="003B95"/>
+          <w:sz w:val="21"/>
+          <w:szCs w:val="21"/>
+        </w:rPr>
+        <w:t xml:space="preserve">Bước 2: </w:t>
+      </w:r>
+      <w:r>
+        <w:rPr>
+          <w:sz w:val="21"/>
+          <w:szCs w:val="21"/>
+        </w:rPr>
+        <w:t xml:space="preserve">Bảng danh sách hội viên hiển thị đầy đủ các cột thông tin:</w:t>
+      </w:r>
+    </w:p>
+    <w:p>
+      <w:pPr>
+        <w:pStyle w:val="ListParagraph"/>
+        <w:numPr>
+          <w:ilvl w:val="0"/>
+          <w:numId w:val="1"/>
+        </w:numPr>
+        <w:spacing w:after="40" w:before="40"/>
+      </w:pPr>
+      <w:r>
+        <w:rPr>
+          <w:sz w:val="21"/>
+          <w:szCs w:val="21"/>
+        </w:rPr>
         <w:t xml:space="preserve">Họ và tên, Avatar doanh nhân.</w:t>
       </w:r>
     </w:p>
@@ -1052,9 +2096,13 @@
           <w:ilvl w:val="0"/>
           <w:numId w:val="1"/>
         </w:numPr>
-        <w:spacing w:after="60"/>
-      </w:pPr>
-      <w:r>
+        <w:spacing w:after="40" w:before="40"/>
+      </w:pPr>
+      <w:r>
+        <w:rPr>
+          <w:sz w:val="21"/>
+          <w:szCs w:val="21"/>
+        </w:rPr>
         <w:t xml:space="preserve">Tên công ty pháp nhân, Mã số thuế.</w:t>
       </w:r>
     </w:p>
@@ -1065,9 +2113,13 @@
           <w:ilvl w:val="0"/>
           <w:numId w:val="1"/>
         </w:numPr>
-        <w:spacing w:after="60"/>
-      </w:pPr>
-      <w:r>
+        <w:spacing w:after="40" w:before="40"/>
+      </w:pPr>
+      <w:r>
+        <w:rPr>
+          <w:sz w:val="21"/>
+          <w:szCs w:val="21"/>
+        </w:rPr>
         <w:t xml:space="preserve">Ban chuyên môn sinh hoạt.</w:t>
       </w:r>
     </w:p>
@@ -1078,9 +2130,13 @@
           <w:ilvl w:val="0"/>
           <w:numId w:val="1"/>
         </w:numPr>
-        <w:spacing w:after="60"/>
-      </w:pPr>
-      <w:r>
+        <w:spacing w:after="40" w:before="40"/>
+      </w:pPr>
+      <w:r>
+        <w:rPr>
+          <w:sz w:val="21"/>
+          <w:szCs w:val="21"/>
+        </w:rPr>
         <w:t xml:space="preserve">Ngày nộp hồ sơ đăng ký.</w:t>
       </w:r>
     </w:p>
@@ -1091,10 +2147,62 @@
           <w:ilvl w:val="0"/>
           <w:numId w:val="1"/>
         </w:numPr>
-        <w:spacing w:after="60"/>
-      </w:pPr>
-      <w:r>
-        <w:t xml:space="preserve">Trạng thái: **"Chờ phê duyệt"** (màu vàng), **"Đang hoạt động"** (màu xanh), **"Tạm khóa"** (màu đỏ).</w:t>
+        <w:spacing w:after="40" w:before="40"/>
+      </w:pPr>
+      <w:r>
+        <w:rPr>
+          <w:sz w:val="21"/>
+          <w:szCs w:val="21"/>
+        </w:rPr>
+        <w:t xml:space="preserve">Trạng thái: </w:t>
+      </w:r>
+      <w:r>
+        <w:rPr>
+          <w:b/>
+          <w:bCs/>
+          <w:sz w:val="21"/>
+          <w:szCs w:val="21"/>
+        </w:rPr>
+        <w:t xml:space="preserve">"Chờ phê duyệt"</w:t>
+      </w:r>
+      <w:r>
+        <w:rPr>
+          <w:sz w:val="21"/>
+          <w:szCs w:val="21"/>
+        </w:rPr>
+        <w:t xml:space="preserve"> (màu vàng), </w:t>
+      </w:r>
+      <w:r>
+        <w:rPr>
+          <w:b/>
+          <w:bCs/>
+          <w:sz w:val="21"/>
+          <w:szCs w:val="21"/>
+        </w:rPr>
+        <w:t xml:space="preserve">"Đang hoạt động"</w:t>
+      </w:r>
+      <w:r>
+        <w:rPr>
+          <w:sz w:val="21"/>
+          <w:szCs w:val="21"/>
+        </w:rPr>
+        <w:t xml:space="preserve"> (màu xanh), </w:t>
+      </w:r>
+      <w:r>
+        <w:rPr>
+          <w:b/>
+          <w:bCs/>
+          <w:sz w:val="21"/>
+          <w:szCs w:val="21"/>
+        </w:rPr>
+        <w:t xml:space="preserve">"Tạm khóa"</w:t>
+      </w:r>
+      <w:r>
+        <w:rPr>
+          <w:sz w:val="21"/>
+          <w:szCs w:val="21"/>
+        </w:rPr>
+        <w:t xml:space="preserve"> (màu đỏ).</w:t>
       </w:r>
     </w:p>
     <w:p>
@@ -1105,7 +2213,7 @@
       <w:r>
         <w:drawing>
           <wp:inline distT="0" distB="0" distL="0" distR="0">
-            <wp:extent cx="4762500" cy="2667000"/>
+            <wp:extent cx="4953000" cy="2762250"/>
             <wp:effectExtent t="0" r="0" b="0" l="0"/>
             <wp:docPr id="1" name="" descr="" title=""/>
             <wp:cNvGraphicFramePr>
@@ -1130,7 +2238,7 @@
                   <pic:spPr bwMode="auto">
                     <a:xfrm>
                       <a:off x="0" y="0"/>
-                      <a:ext cx="4762500" cy="2667000"/>
+                      <a:ext cx="4953000" cy="2762250"/>
                     </a:xfrm>
                     <a:prstGeom prst="rect">
                       <a:avLst/>
@@ -1165,23 +2273,21 @@
       </w:pPr>
       <w:r>
         <w:rPr>
-          <w:sz w:val="21"/>
-          <w:szCs w:val="21"/>
-        </w:rPr>
-        <w:t xml:space="preserve">*Hình 4.1: Màn hình CRM Quản lý Danh bạ Hội viên và danh sách hồ sơ mới tiếp nhận.*</w:t>
-      </w:r>
-    </w:p>
-    <w:p>
-      <w:pPr>
-        <w:spacing w:after="100"/>
-      </w:pPr>
-      <w:r>
-        <w:rPr>
-          <w:sz w:val="21"/>
-          <w:szCs w:val="21"/>
-        </w:rPr>
-        <w:t xml:space="preserve">---</w:t>
-      </w:r>
+          <w:i/>
+          <w:iCs/>
+          <w:sz w:val="21"/>
+          <w:szCs w:val="21"/>
+        </w:rPr>
+        <w:t xml:space="preserve">Hình 4.1: Màn hình CRM Quản lý Danh bạ Hội viên và danh sách hồ sơ mới tiếp nhận.</w:t>
+      </w:r>
+    </w:p>
+    <w:p>
+      <w:pPr>
+        <w:pBdr>
+          <w:bottom w:val="single" w:color="E2E8F0" w:sz="6" w:space="1"/>
+        </w:pBdr>
+        <w:spacing w:after="140" w:before="140"/>
+      </w:pPr>
     </w:p>
     <w:p>
       <w:pPr>
@@ -1194,65 +2300,126 @@
     </w:p>
     <w:p>
       <w:pPr>
-        <w:spacing w:after="100"/>
-      </w:pPr>
-      <w:r>
-        <w:rPr>
-          <w:sz w:val="21"/>
-          <w:szCs w:val="21"/>
-        </w:rPr>
-        <w:t xml:space="preserve">1. Nhấp chuột vào bất kỳ dòng hội viên nào trong danh sách.</w:t>
-      </w:r>
-    </w:p>
-    <w:p>
-      <w:pPr>
-        <w:spacing w:after="100"/>
-      </w:pPr>
-      <w:r>
-        <w:rPr>
-          <w:sz w:val="21"/>
-          <w:szCs w:val="21"/>
-        </w:rPr>
-        <w:t xml:space="preserve">2. Drawer thông tin chi tiết trượt ra từ bên phải màn hình:</w:t>
-      </w:r>
-    </w:p>
-    <w:p>
-      <w:pPr>
-        <w:pStyle w:val="ListParagraph"/>
-        <w:numPr>
-          <w:ilvl w:val="0"/>
-          <w:numId w:val="1"/>
-        </w:numPr>
-        <w:spacing w:after="60"/>
-      </w:pPr>
-      <w:r>
-        <w:t xml:space="preserve">**Hồ sơ cá nhân:** CCCD/Hộ chiếu, ngày sinh, số điện thoại, email.</w:t>
-      </w:r>
-    </w:p>
-    <w:p>
-      <w:pPr>
-        <w:pStyle w:val="ListParagraph"/>
-        <w:numPr>
-          <w:ilvl w:val="0"/>
-          <w:numId w:val="1"/>
-        </w:numPr>
-        <w:spacing w:after="60"/>
-      </w:pPr>
-      <w:r>
-        <w:t xml:space="preserve">**Hồ sơ pháp nhân:** Giấy phép ĐKKD, vốn điều lệ, lĩnh vực kinh doanh, website.</w:t>
-      </w:r>
-    </w:p>
-    <w:p>
-      <w:pPr>
-        <w:pStyle w:val="ListParagraph"/>
-        <w:numPr>
-          <w:ilvl w:val="0"/>
-          <w:numId w:val="1"/>
-        </w:numPr>
-        <w:spacing w:after="60"/>
-      </w:pPr>
-      <w:r>
-        <w:t xml:space="preserve">**Tư cách hội viên:** Số thẻ hội viên dự kiến, người giới thiệu gia nhập CLB.</w:t>
+        <w:spacing w:after="80" w:before="80"/>
+        <w:ind w:left="400" w:hanging="200"/>
+      </w:pPr>
+      <w:r>
+        <w:rPr>
+          <w:b/>
+          <w:bCs/>
+          <w:color w:val="003B95"/>
+          <w:sz w:val="21"/>
+          <w:szCs w:val="21"/>
+        </w:rPr>
+        <w:t xml:space="preserve">Bước 1: </w:t>
+      </w:r>
+      <w:r>
+        <w:rPr>
+          <w:sz w:val="21"/>
+          <w:szCs w:val="21"/>
+        </w:rPr>
+        <w:t xml:space="preserve">Nhấp chuột vào bất kỳ dòng hội viên nào trong danh sách.</w:t>
+      </w:r>
+    </w:p>
+    <w:p>
+      <w:pPr>
+        <w:spacing w:after="80" w:before="80"/>
+        <w:ind w:left="400" w:hanging="200"/>
+      </w:pPr>
+      <w:r>
+        <w:rPr>
+          <w:b/>
+          <w:bCs/>
+          <w:color w:val="003B95"/>
+          <w:sz w:val="21"/>
+          <w:szCs w:val="21"/>
+        </w:rPr>
+        <w:t xml:space="preserve">Bước 2: </w:t>
+      </w:r>
+      <w:r>
+        <w:rPr>
+          <w:sz w:val="21"/>
+          <w:szCs w:val="21"/>
+        </w:rPr>
+        <w:t xml:space="preserve">Drawer thông tin chi tiết trượt ra từ bên phải màn hình:</w:t>
+      </w:r>
+    </w:p>
+    <w:p>
+      <w:pPr>
+        <w:pStyle w:val="ListParagraph"/>
+        <w:numPr>
+          <w:ilvl w:val="0"/>
+          <w:numId w:val="1"/>
+        </w:numPr>
+        <w:spacing w:after="40" w:before="40"/>
+      </w:pPr>
+      <w:r>
+        <w:rPr>
+          <w:b/>
+          <w:bCs/>
+          <w:sz w:val="21"/>
+          <w:szCs w:val="21"/>
+        </w:rPr>
+        <w:t xml:space="preserve">Hồ sơ cá nhân:</w:t>
+      </w:r>
+      <w:r>
+        <w:rPr>
+          <w:sz w:val="21"/>
+          <w:szCs w:val="21"/>
+        </w:rPr>
+        <w:t xml:space="preserve"> CCCD/Hộ chiếu, ngày sinh, số điện thoại, email.</w:t>
+      </w:r>
+    </w:p>
+    <w:p>
+      <w:pPr>
+        <w:pStyle w:val="ListParagraph"/>
+        <w:numPr>
+          <w:ilvl w:val="0"/>
+          <w:numId w:val="1"/>
+        </w:numPr>
+        <w:spacing w:after="40" w:before="40"/>
+      </w:pPr>
+      <w:r>
+        <w:rPr>
+          <w:b/>
+          <w:bCs/>
+          <w:sz w:val="21"/>
+          <w:szCs w:val="21"/>
+        </w:rPr>
+        <w:t xml:space="preserve">Hồ sơ pháp nhân:</w:t>
+      </w:r>
+      <w:r>
+        <w:rPr>
+          <w:sz w:val="21"/>
+          <w:szCs w:val="21"/>
+        </w:rPr>
+        <w:t xml:space="preserve"> Giấy phép ĐKKD, vốn điều lệ, lĩnh vực kinh doanh, website.</w:t>
+      </w:r>
+    </w:p>
+    <w:p>
+      <w:pPr>
+        <w:pStyle w:val="ListParagraph"/>
+        <w:numPr>
+          <w:ilvl w:val="0"/>
+          <w:numId w:val="1"/>
+        </w:numPr>
+        <w:spacing w:after="40" w:before="40"/>
+      </w:pPr>
+      <w:r>
+        <w:rPr>
+          <w:b/>
+          <w:bCs/>
+          <w:sz w:val="21"/>
+          <w:szCs w:val="21"/>
+        </w:rPr>
+        <w:t xml:space="preserve">Tư cách hội viên:</w:t>
+      </w:r>
+      <w:r>
+        <w:rPr>
+          <w:sz w:val="21"/>
+          <w:szCs w:val="21"/>
+        </w:rPr>
+        <w:t xml:space="preserve"> Số thẻ hội viên dự kiến, người giới thiệu gia nhập CLB.</w:t>
       </w:r>
     </w:p>
     <w:p>
@@ -1263,7 +2430,7 @@
       <w:r>
         <w:drawing>
           <wp:inline distT="0" distB="0" distL="0" distR="0">
-            <wp:extent cx="4762500" cy="2667000"/>
+            <wp:extent cx="4953000" cy="2762250"/>
             <wp:effectExtent t="0" r="0" b="0" l="0"/>
             <wp:docPr id="1" name="" descr="" title=""/>
             <wp:cNvGraphicFramePr>
@@ -1288,7 +2455,7 @@
                   <pic:spPr bwMode="auto">
                     <a:xfrm>
                       <a:off x="0" y="0"/>
-                      <a:ext cx="4762500" cy="2667000"/>
+                      <a:ext cx="4953000" cy="2762250"/>
                     </a:xfrm>
                     <a:prstGeom prst="rect">
                       <a:avLst/>
@@ -1323,23 +2490,21 @@
       </w:pPr>
       <w:r>
         <w:rPr>
-          <w:sz w:val="21"/>
-          <w:szCs w:val="21"/>
-        </w:rPr>
-        <w:t xml:space="preserve">*Hình 4.2: Drawer xem chi tiết hồ sơ hội viên phục vụ thẩm định tư cách doanh nghiệp.*</w:t>
-      </w:r>
-    </w:p>
-    <w:p>
-      <w:pPr>
-        <w:spacing w:after="100"/>
-      </w:pPr>
-      <w:r>
-        <w:rPr>
-          <w:sz w:val="21"/>
-          <w:szCs w:val="21"/>
-        </w:rPr>
-        <w:t xml:space="preserve">---</w:t>
-      </w:r>
+          <w:i/>
+          <w:iCs/>
+          <w:sz w:val="21"/>
+          <w:szCs w:val="21"/>
+        </w:rPr>
+        <w:t xml:space="preserve">Hình 4.2: Drawer xem chi tiết hồ sơ hội viên phục vụ thẩm định tư cách doanh nghiệp.</w:t>
+      </w:r>
+    </w:p>
+    <w:p>
+      <w:pPr>
+        <w:pBdr>
+          <w:bottom w:val="single" w:color="E2E8F0" w:sz="6" w:space="1"/>
+        </w:pBdr>
+        <w:spacing w:after="140" w:before="140"/>
+      </w:pPr>
     </w:p>
     <w:p>
       <w:pPr>
@@ -1352,39 +2517,74 @@
     </w:p>
     <w:p>
       <w:pPr>
-        <w:spacing w:after="100"/>
-      </w:pPr>
-      <w:r>
-        <w:rPr>
-          <w:sz w:val="21"/>
-          <w:szCs w:val="21"/>
-        </w:rPr>
-        <w:t xml:space="preserve">1. Trong Drawer chi tiết hoặc tại cột thao tác nhanh trên danh sách:</w:t>
-      </w:r>
-    </w:p>
-    <w:p>
-      <w:pPr>
-        <w:pStyle w:val="ListParagraph"/>
-        <w:numPr>
-          <w:ilvl w:val="0"/>
-          <w:numId w:val="1"/>
-        </w:numPr>
-        <w:spacing w:after="60"/>
-      </w:pPr>
-      <w:r>
-        <w:t xml:space="preserve">Nhấp nút **"Phê duyệt (Approve)"**:</w:t>
-      </w:r>
-    </w:p>
-    <w:p>
-      <w:pPr>
-        <w:pStyle w:val="ListParagraph"/>
-        <w:numPr>
-          <w:ilvl w:val="0"/>
-          <w:numId w:val="1"/>
-        </w:numPr>
-        <w:spacing w:after="60"/>
-      </w:pPr>
-      <w:r>
+        <w:spacing w:after="80" w:before="80"/>
+        <w:ind w:left="400" w:hanging="200"/>
+      </w:pPr>
+      <w:r>
+        <w:rPr>
+          <w:b/>
+          <w:bCs/>
+          <w:color w:val="003B95"/>
+          <w:sz w:val="21"/>
+          <w:szCs w:val="21"/>
+        </w:rPr>
+        <w:t xml:space="preserve">Bước 1: </w:t>
+      </w:r>
+      <w:r>
+        <w:rPr>
+          <w:sz w:val="21"/>
+          <w:szCs w:val="21"/>
+        </w:rPr>
+        <w:t xml:space="preserve">Trong Drawer chi tiết hoặc tại cột thao tác nhanh trên danh sách:</w:t>
+      </w:r>
+    </w:p>
+    <w:p>
+      <w:pPr>
+        <w:pStyle w:val="ListParagraph"/>
+        <w:numPr>
+          <w:ilvl w:val="0"/>
+          <w:numId w:val="1"/>
+        </w:numPr>
+        <w:spacing w:after="40" w:before="40"/>
+      </w:pPr>
+      <w:r>
+        <w:rPr>
+          <w:sz w:val="21"/>
+          <w:szCs w:val="21"/>
+        </w:rPr>
+        <w:t xml:space="preserve">Nhấp nút </w:t>
+      </w:r>
+      <w:r>
+        <w:rPr>
+          <w:b/>
+          <w:bCs/>
+          <w:sz w:val="21"/>
+          <w:szCs w:val="21"/>
+        </w:rPr>
+        <w:t xml:space="preserve">"Phê duyệt (Approve)"</w:t>
+      </w:r>
+      <w:r>
+        <w:rPr>
+          <w:sz w:val="21"/>
+          <w:szCs w:val="21"/>
+        </w:rPr>
+        <w:t xml:space="preserve">:</w:t>
+      </w:r>
+    </w:p>
+    <w:p>
+      <w:pPr>
+        <w:pStyle w:val="ListParagraph"/>
+        <w:numPr>
+          <w:ilvl w:val="0"/>
+          <w:numId w:val="1"/>
+        </w:numPr>
+        <w:spacing w:after="40" w:before="40"/>
+      </w:pPr>
+      <w:r>
+        <w:rPr>
+          <w:sz w:val="21"/>
+          <w:szCs w:val="21"/>
+        </w:rPr>
         <w:t xml:space="preserve">Hệ thống hiển thị hộp thoại xác nhận.</w:t>
       </w:r>
     </w:p>
@@ -1395,22 +2595,46 @@
           <w:ilvl w:val="0"/>
           <w:numId w:val="1"/>
         </w:numPr>
-        <w:spacing w:after="60"/>
-      </w:pPr>
-      <w:r>
-        <w:t xml:space="preserve">Sau khi bấm xác nhận: Trạng thái chuyển sang **"Hoạt động (Active)"**.</w:t>
-      </w:r>
-    </w:p>
-    <w:p>
-      <w:pPr>
-        <w:pStyle w:val="ListParagraph"/>
-        <w:numPr>
-          <w:ilvl w:val="0"/>
-          <w:numId w:val="1"/>
-        </w:numPr>
-        <w:spacing w:after="60"/>
-      </w:pPr>
-      <w:r>
+        <w:spacing w:after="40" w:before="40"/>
+      </w:pPr>
+      <w:r>
+        <w:rPr>
+          <w:sz w:val="21"/>
+          <w:szCs w:val="21"/>
+        </w:rPr>
+        <w:t xml:space="preserve">Sau khi bấm xác nhận: Trạng thái chuyển sang </w:t>
+      </w:r>
+      <w:r>
+        <w:rPr>
+          <w:b/>
+          <w:bCs/>
+          <w:sz w:val="21"/>
+          <w:szCs w:val="21"/>
+        </w:rPr>
+        <w:t xml:space="preserve">"Hoạt động (Active)"</w:t>
+      </w:r>
+      <w:r>
+        <w:rPr>
+          <w:sz w:val="21"/>
+          <w:szCs w:val="21"/>
+        </w:rPr>
+        <w:t xml:space="preserve">.</w:t>
+      </w:r>
+    </w:p>
+    <w:p>
+      <w:pPr>
+        <w:pStyle w:val="ListParagraph"/>
+        <w:numPr>
+          <w:ilvl w:val="0"/>
+          <w:numId w:val="1"/>
+        </w:numPr>
+        <w:spacing w:after="40" w:before="40"/>
+      </w:pPr>
+      <w:r>
+        <w:rPr>
+          <w:sz w:val="21"/>
+          <w:szCs w:val="21"/>
+        </w:rPr>
         <w:t xml:space="preserve">CSDL tự động kích hoạt tài khoản đăng nhập trên Mobile App cho hội viên.</w:t>
       </w:r>
     </w:p>
@@ -1421,9 +2645,13 @@
           <w:ilvl w:val="0"/>
           <w:numId w:val="1"/>
         </w:numPr>
-        <w:spacing w:after="60"/>
-      </w:pPr>
-      <w:r>
+        <w:spacing w:after="40" w:before="40"/>
+      </w:pPr>
+      <w:r>
+        <w:rPr>
+          <w:sz w:val="21"/>
+          <w:szCs w:val="21"/>
+        </w:rPr>
         <w:t xml:space="preserve">Sinh Thẻ Hội Viên VIP Kỹ Thuật Số kèm mã định danh độc bản.</w:t>
       </w:r>
     </w:p>
@@ -1434,22 +2662,46 @@
           <w:ilvl w:val="0"/>
           <w:numId w:val="1"/>
         </w:numPr>
-        <w:spacing w:after="60"/>
-      </w:pPr>
-      <w:r>
-        <w:t xml:space="preserve">Nhấp nút **"Từ chối (Reject)"**:</w:t>
-      </w:r>
-    </w:p>
-    <w:p>
-      <w:pPr>
-        <w:pStyle w:val="ListParagraph"/>
-        <w:numPr>
-          <w:ilvl w:val="0"/>
-          <w:numId w:val="1"/>
-        </w:numPr>
-        <w:spacing w:after="60"/>
-      </w:pPr>
-      <w:r>
+        <w:spacing w:after="40" w:before="40"/>
+      </w:pPr>
+      <w:r>
+        <w:rPr>
+          <w:sz w:val="21"/>
+          <w:szCs w:val="21"/>
+        </w:rPr>
+        <w:t xml:space="preserve">Nhấp nút </w:t>
+      </w:r>
+      <w:r>
+        <w:rPr>
+          <w:b/>
+          <w:bCs/>
+          <w:sz w:val="21"/>
+          <w:szCs w:val="21"/>
+        </w:rPr>
+        <w:t xml:space="preserve">"Từ chối (Reject)"</w:t>
+      </w:r>
+      <w:r>
+        <w:rPr>
+          <w:sz w:val="21"/>
+          <w:szCs w:val="21"/>
+        </w:rPr>
+        <w:t xml:space="preserve">:</w:t>
+      </w:r>
+    </w:p>
+    <w:p>
+      <w:pPr>
+        <w:pStyle w:val="ListParagraph"/>
+        <w:numPr>
+          <w:ilvl w:val="0"/>
+          <w:numId w:val="1"/>
+        </w:numPr>
+        <w:spacing w:after="40" w:before="40"/>
+      </w:pPr>
+      <w:r>
+        <w:rPr>
+          <w:sz w:val="21"/>
+          <w:szCs w:val="21"/>
+        </w:rPr>
         <w:t xml:space="preserve">Nhập lý do từ chối (vd: Không đúng đối tượng quy chế, thông tin pháp nhân chưa hợp lệ).</w:t>
       </w:r>
     </w:p>
@@ -1460,9 +2712,13 @@
           <w:ilvl w:val="0"/>
           <w:numId w:val="1"/>
         </w:numPr>
-        <w:spacing w:after="60"/>
-      </w:pPr>
-      <w:r>
+        <w:spacing w:after="40" w:before="40"/>
+      </w:pPr>
+      <w:r>
+        <w:rPr>
+          <w:sz w:val="21"/>
+          <w:szCs w:val="21"/>
+        </w:rPr>
         <w:t xml:space="preserve">Hệ thống lưu vết lý do và thông báo cho doanh nghiệp.</w:t>
       </w:r>
     </w:p>
@@ -1474,7 +2730,7 @@
       <w:r>
         <w:drawing>
           <wp:inline distT="0" distB="0" distL="0" distR="0">
-            <wp:extent cx="4762500" cy="2667000"/>
+            <wp:extent cx="4953000" cy="2762250"/>
             <wp:effectExtent t="0" r="0" b="0" l="0"/>
             <wp:docPr id="1" name="" descr="" title=""/>
             <wp:cNvGraphicFramePr>
@@ -1499,7 +2755,7 @@
                   <pic:spPr bwMode="auto">
                     <a:xfrm>
                       <a:off x="0" y="0"/>
-                      <a:ext cx="4762500" cy="2667000"/>
+                      <a:ext cx="4953000" cy="2762250"/>
                     </a:xfrm>
                     <a:prstGeom prst="rect">
                       <a:avLst/>
@@ -1534,10 +2790,12 @@
       </w:pPr>
       <w:r>
         <w:rPr>
-          <w:sz w:val="21"/>
-          <w:szCs w:val="21"/>
-        </w:rPr>
-        <w:t xml:space="preserve">*Hình 4.3: Thao tác phê duyệt hội viên chính thức trên Web CRM.*</w:t>
+          <w:i/>
+          <w:iCs/>
+          <w:sz w:val="21"/>
+          <w:szCs w:val="21"/>
+        </w:rPr>
+        <w:t xml:space="preserve">Hình 4.3: Thao tác phê duyệt hội viên chính thức trên Web CRM.</w:t>
       </w:r>
     </w:p>
     <w:p>
@@ -1548,7 +2806,7 @@
       <w:r>
         <w:drawing>
           <wp:inline distT="0" distB="0" distL="0" distR="0">
-            <wp:extent cx="4762500" cy="2667000"/>
+            <wp:extent cx="4953000" cy="2762250"/>
             <wp:effectExtent t="0" r="0" b="0" l="0"/>
             <wp:docPr id="1" name="" descr="" title=""/>
             <wp:cNvGraphicFramePr>
@@ -1573,7 +2831,7 @@
                   <pic:spPr bwMode="auto">
                     <a:xfrm>
                       <a:off x="0" y="0"/>
-                      <a:ext cx="4762500" cy="2667000"/>
+                      <a:ext cx="4953000" cy="2762250"/>
                     </a:xfrm>
                     <a:prstGeom prst="rect">
                       <a:avLst/>
@@ -1608,23 +2866,21 @@
       </w:pPr>
       <w:r>
         <w:rPr>
-          <w:sz w:val="21"/>
-          <w:szCs w:val="21"/>
-        </w:rPr>
-        <w:t xml:space="preserve">*Hình 4.4: Thông báo xác nhận phê duyệt thành công - Hội viên được cấp quyền truy cập Mobile App ngay lập tức.*</w:t>
-      </w:r>
-    </w:p>
-    <w:p>
-      <w:pPr>
-        <w:spacing w:after="100"/>
-      </w:pPr>
-      <w:r>
-        <w:rPr>
-          <w:sz w:val="21"/>
-          <w:szCs w:val="21"/>
-        </w:rPr>
-        <w:t xml:space="preserve">---</w:t>
-      </w:r>
+          <w:i/>
+          <w:iCs/>
+          <w:sz w:val="21"/>
+          <w:szCs w:val="21"/>
+        </w:rPr>
+        <w:t xml:space="preserve">Hình 4.4: Thông báo xác nhận phê duyệt thành công - Hội viên được cấp quyền truy cập Mobile App ngay lập tức.</w:t>
+      </w:r>
+    </w:p>
+    <w:p>
+      <w:pPr>
+        <w:pBdr>
+          <w:bottom w:val="single" w:color="E2E8F0" w:sz="6" w:space="1"/>
+        </w:pBdr>
+        <w:spacing w:after="140" w:before="140"/>
+      </w:pPr>
     </w:p>
     <w:p>
       <w:pPr>
@@ -1637,50 +2893,126 @@
     </w:p>
     <w:p>
       <w:pPr>
-        <w:spacing w:after="100"/>
-      </w:pPr>
-      <w:r>
-        <w:rPr>
-          <w:sz w:val="21"/>
-          <w:szCs w:val="21"/>
-        </w:rPr>
-        <w:t xml:space="preserve">1. Trong form chỉnh sửa hội viên, chọn tab **"Tổ chức &amp; Ban ngành"**.</w:t>
-      </w:r>
-    </w:p>
-    <w:p>
-      <w:pPr>
-        <w:spacing w:after="100"/>
-      </w:pPr>
-      <w:r>
-        <w:rPr>
-          <w:sz w:val="21"/>
-          <w:szCs w:val="21"/>
-        </w:rPr>
-        <w:t xml:space="preserve">2. Chọn Ban chuyên môn trực thuộc: Ban Xúc tiến Thương mại, Ban Sự kiện, Ban Truyền thông, Ban Tài chính - Kiểm tra.</w:t>
-      </w:r>
-    </w:p>
-    <w:p>
-      <w:pPr>
-        <w:spacing w:after="100"/>
-      </w:pPr>
-      <w:r>
-        <w:rPr>
-          <w:sz w:val="21"/>
-          <w:szCs w:val="21"/>
-        </w:rPr>
-        <w:t xml:space="preserve">3. Gán chức danh trong hiệp hội: Chủ tịch, Phó chủ tịch, Ủy viên BCH, Trưởng ban, Hội viên chính thức.</w:t>
-      </w:r>
-    </w:p>
-    <w:p>
-      <w:pPr>
-        <w:spacing w:after="100"/>
-      </w:pPr>
-      <w:r>
-        <w:rPr>
-          <w:sz w:val="21"/>
-          <w:szCs w:val="21"/>
-        </w:rPr>
-        <w:t xml:space="preserve">4. Nhấn **"Lưu thông tin"**. Chức danh và phù hiệu này lập tức hiển thị trên Thẻ VIP và App điện thoại của hội viên.</w:t>
+        <w:spacing w:after="80" w:before="80"/>
+        <w:ind w:left="400" w:hanging="200"/>
+      </w:pPr>
+      <w:r>
+        <w:rPr>
+          <w:b/>
+          <w:bCs/>
+          <w:color w:val="003B95"/>
+          <w:sz w:val="21"/>
+          <w:szCs w:val="21"/>
+        </w:rPr>
+        <w:t xml:space="preserve">Bước 1: </w:t>
+      </w:r>
+      <w:r>
+        <w:rPr>
+          <w:sz w:val="21"/>
+          <w:szCs w:val="21"/>
+        </w:rPr>
+        <w:t xml:space="preserve">Trong form chỉnh sửa hội viên, chọn tab </w:t>
+      </w:r>
+      <w:r>
+        <w:rPr>
+          <w:b/>
+          <w:bCs/>
+          <w:sz w:val="21"/>
+          <w:szCs w:val="21"/>
+        </w:rPr>
+        <w:t xml:space="preserve">"Tổ chức &amp; Ban ngành"</w:t>
+      </w:r>
+      <w:r>
+        <w:rPr>
+          <w:sz w:val="21"/>
+          <w:szCs w:val="21"/>
+        </w:rPr>
+        <w:t xml:space="preserve">.</w:t>
+      </w:r>
+    </w:p>
+    <w:p>
+      <w:pPr>
+        <w:spacing w:after="80" w:before="80"/>
+        <w:ind w:left="400" w:hanging="200"/>
+      </w:pPr>
+      <w:r>
+        <w:rPr>
+          <w:b/>
+          <w:bCs/>
+          <w:color w:val="003B95"/>
+          <w:sz w:val="21"/>
+          <w:szCs w:val="21"/>
+        </w:rPr>
+        <w:t xml:space="preserve">Bước 2: </w:t>
+      </w:r>
+      <w:r>
+        <w:rPr>
+          <w:sz w:val="21"/>
+          <w:szCs w:val="21"/>
+        </w:rPr>
+        <w:t xml:space="preserve">Chọn Ban chuyên môn trực thuộc: Ban Xúc tiến Thương mại, Ban Sự kiện, Ban Truyền thông, Ban Tài chính - Kiểm tra.</w:t>
+      </w:r>
+    </w:p>
+    <w:p>
+      <w:pPr>
+        <w:spacing w:after="80" w:before="80"/>
+        <w:ind w:left="400" w:hanging="200"/>
+      </w:pPr>
+      <w:r>
+        <w:rPr>
+          <w:b/>
+          <w:bCs/>
+          <w:color w:val="003B95"/>
+          <w:sz w:val="21"/>
+          <w:szCs w:val="21"/>
+        </w:rPr>
+        <w:t xml:space="preserve">Bước 3: </w:t>
+      </w:r>
+      <w:r>
+        <w:rPr>
+          <w:sz w:val="21"/>
+          <w:szCs w:val="21"/>
+        </w:rPr>
+        <w:t xml:space="preserve">Gán chức danh trong hiệp hội: Chủ tịch, Phó chủ tịch, Ủy viên BCH, Trưởng ban, Hội viên chính thức.</w:t>
+      </w:r>
+    </w:p>
+    <w:p>
+      <w:pPr>
+        <w:spacing w:after="80" w:before="80"/>
+        <w:ind w:left="400" w:hanging="200"/>
+      </w:pPr>
+      <w:r>
+        <w:rPr>
+          <w:b/>
+          <w:bCs/>
+          <w:color w:val="003B95"/>
+          <w:sz w:val="21"/>
+          <w:szCs w:val="21"/>
+        </w:rPr>
+        <w:t xml:space="preserve">Bước 4: </w:t>
+      </w:r>
+      <w:r>
+        <w:rPr>
+          <w:sz w:val="21"/>
+          <w:szCs w:val="21"/>
+        </w:rPr>
+        <w:t xml:space="preserve">Nhấn </w:t>
+      </w:r>
+      <w:r>
+        <w:rPr>
+          <w:b/>
+          <w:bCs/>
+          <w:sz w:val="21"/>
+          <w:szCs w:val="21"/>
+        </w:rPr>
+        <w:t xml:space="preserve">"Lưu thông tin"</w:t>
+      </w:r>
+      <w:r>
+        <w:rPr>
+          <w:sz w:val="21"/>
+          <w:szCs w:val="21"/>
+        </w:rPr>
+        <w:t xml:space="preserve">. Chức danh và phù hiệu này lập tức hiển thị trên Thẻ VIP và App điện thoại của hội viên.</w:t>
       </w:r>
     </w:p>
     <w:p>
@@ -1691,7 +3023,7 @@
       <w:r>
         <w:drawing>
           <wp:inline distT="0" distB="0" distL="0" distR="0">
-            <wp:extent cx="4762500" cy="2667000"/>
+            <wp:extent cx="4953000" cy="2762250"/>
             <wp:effectExtent t="0" r="0" b="0" l="0"/>
             <wp:docPr id="1" name="" descr="" title=""/>
             <wp:cNvGraphicFramePr>
@@ -1716,7 +3048,7 @@
                   <pic:spPr bwMode="auto">
                     <a:xfrm>
                       <a:off x="0" y="0"/>
-                      <a:ext cx="4762500" cy="2667000"/>
+                      <a:ext cx="4953000" cy="2762250"/>
                     </a:xfrm>
                     <a:prstGeom prst="rect">
                       <a:avLst/>
@@ -1751,23 +3083,21 @@
       </w:pPr>
       <w:r>
         <w:rPr>
-          <w:sz w:val="21"/>
-          <w:szCs w:val="21"/>
-        </w:rPr>
-        <w:t xml:space="preserve">*Hình 4.5: Hộp thoại phân quyền vai trò (Super Admin, Executive, Member) và cấp quyền truy cập hệ thống.*</w:t>
-      </w:r>
-    </w:p>
-    <w:p>
-      <w:pPr>
-        <w:spacing w:after="100"/>
-      </w:pPr>
-      <w:r>
-        <w:rPr>
-          <w:sz w:val="21"/>
-          <w:szCs w:val="21"/>
-        </w:rPr>
-        <w:t xml:space="preserve">---</w:t>
-      </w:r>
+          <w:i/>
+          <w:iCs/>
+          <w:sz w:val="21"/>
+          <w:szCs w:val="21"/>
+        </w:rPr>
+        <w:t xml:space="preserve">Hình 4.5: Hộp thoại phân quyền vai trò (Super Admin, Executive, Member) và cấp quyền truy cập hệ thống.</w:t>
+      </w:r>
+    </w:p>
+    <w:p>
+      <w:pPr>
+        <w:pBdr>
+          <w:bottom w:val="single" w:color="E2E8F0" w:sz="6" w:space="1"/>
+        </w:pBdr>
+        <w:spacing w:after="140" w:before="140"/>
+      </w:pPr>
     </w:p>
     <w:p>
       <w:pPr>
@@ -1780,78 +3110,168 @@
     </w:p>
     <w:p>
       <w:pPr>
-        <w:spacing w:after="100"/>
-      </w:pPr>
-      <w:r>
-        <w:rPr>
-          <w:sz w:val="21"/>
-          <w:szCs w:val="21"/>
-        </w:rPr>
-        <w:t xml:space="preserve">1. **Khóa / Tạm dừng tài khoản:**</w:t>
-      </w:r>
-    </w:p>
-    <w:p>
-      <w:pPr>
-        <w:pStyle w:val="ListParagraph"/>
-        <w:numPr>
-          <w:ilvl w:val="0"/>
-          <w:numId w:val="1"/>
-        </w:numPr>
-        <w:spacing w:after="60"/>
-      </w:pPr>
-      <w:r>
-        <w:t xml:space="preserve">Đối với các hội viên vi phạm quy chế hoặc NỢ HỘI PHÍ quá hạn, chọn thao tác **"Khóa tài khoản"**.</w:t>
-      </w:r>
-    </w:p>
-    <w:p>
-      <w:pPr>
-        <w:pStyle w:val="ListParagraph"/>
-        <w:numPr>
-          <w:ilvl w:val="0"/>
-          <w:numId w:val="1"/>
-        </w:numPr>
-        <w:spacing w:after="60"/>
-      </w:pPr>
-      <w:r>
+        <w:spacing w:after="80" w:before="80"/>
+        <w:ind w:left="400" w:hanging="200"/>
+      </w:pPr>
+      <w:r>
+        <w:rPr>
+          <w:b/>
+          <w:bCs/>
+          <w:color w:val="003B95"/>
+          <w:sz w:val="21"/>
+          <w:szCs w:val="21"/>
+        </w:rPr>
+        <w:t xml:space="preserve">Bước 1: </w:t>
+      </w:r>
+      <w:r>
+        <w:rPr>
+          <w:b/>
+          <w:bCs/>
+          <w:sz w:val="21"/>
+          <w:szCs w:val="21"/>
+        </w:rPr>
+        <w:t xml:space="preserve">Khóa / Tạm dừng tài khoản:</w:t>
+      </w:r>
+    </w:p>
+    <w:p>
+      <w:pPr>
+        <w:pStyle w:val="ListParagraph"/>
+        <w:numPr>
+          <w:ilvl w:val="0"/>
+          <w:numId w:val="1"/>
+        </w:numPr>
+        <w:spacing w:after="40" w:before="40"/>
+      </w:pPr>
+      <w:r>
+        <w:rPr>
+          <w:sz w:val="21"/>
+          <w:szCs w:val="21"/>
+        </w:rPr>
+        <w:t xml:space="preserve">Đối với các hội viên vi phạm quy chế hoặc NỢ HỘI PHÍ quá hạn, chọn thao tác </w:t>
+      </w:r>
+      <w:r>
+        <w:rPr>
+          <w:b/>
+          <w:bCs/>
+          <w:sz w:val="21"/>
+          <w:szCs w:val="21"/>
+        </w:rPr>
+        <w:t xml:space="preserve">"Khóa tài khoản"</w:t>
+      </w:r>
+      <w:r>
+        <w:rPr>
+          <w:sz w:val="21"/>
+          <w:szCs w:val="21"/>
+        </w:rPr>
+        <w:t xml:space="preserve">.</w:t>
+      </w:r>
+    </w:p>
+    <w:p>
+      <w:pPr>
+        <w:pStyle w:val="ListParagraph"/>
+        <w:numPr>
+          <w:ilvl w:val="0"/>
+          <w:numId w:val="1"/>
+        </w:numPr>
+        <w:spacing w:after="40" w:before="40"/>
+      </w:pPr>
+      <w:r>
+        <w:rPr>
+          <w:sz w:val="21"/>
+          <w:szCs w:val="21"/>
+        </w:rPr>
         <w:t xml:space="preserve">Hội viên sẽ không thể đăng nhập vào App cho đến khi được mở khóa.</w:t>
       </w:r>
     </w:p>
     <w:p>
       <w:pPr>
-        <w:spacing w:after="100"/>
-      </w:pPr>
-      <w:r>
-        <w:rPr>
-          <w:sz w:val="21"/>
-          <w:szCs w:val="21"/>
-        </w:rPr>
-        <w:t xml:space="preserve">2. **Xuất Danh sách Hội viên ra Excel:**</w:t>
-      </w:r>
-    </w:p>
-    <w:p>
-      <w:pPr>
-        <w:pStyle w:val="ListParagraph"/>
-        <w:numPr>
-          <w:ilvl w:val="0"/>
-          <w:numId w:val="1"/>
-        </w:numPr>
-        <w:spacing w:after="60"/>
-      </w:pPr>
-      <w:r>
-        <w:t xml:space="preserve">Nhấn nút **"Xuất Excel"** ở góc trên bảng.</w:t>
-      </w:r>
-    </w:p>
-    <w:p>
-      <w:pPr>
-        <w:pStyle w:val="ListParagraph"/>
-        <w:numPr>
-          <w:ilvl w:val="0"/>
-          <w:numId w:val="1"/>
-        </w:numPr>
-        <w:spacing w:after="60"/>
-      </w:pPr>
-      <w:r>
-        <w:t xml:space="preserve">Hệ thống kết xuất file `.xlsx` chuẩn hóa chứa đầy đủ danh bạ phục vụ in ấn hoặc lưu trữ hành chính.</w:t>
+        <w:spacing w:after="80" w:before="80"/>
+        <w:ind w:left="400" w:hanging="200"/>
+      </w:pPr>
+      <w:r>
+        <w:rPr>
+          <w:b/>
+          <w:bCs/>
+          <w:color w:val="003B95"/>
+          <w:sz w:val="21"/>
+          <w:szCs w:val="21"/>
+        </w:rPr>
+        <w:t xml:space="preserve">Bước 2: </w:t>
+      </w:r>
+      <w:r>
+        <w:rPr>
+          <w:b/>
+          <w:bCs/>
+          <w:sz w:val="21"/>
+          <w:szCs w:val="21"/>
+        </w:rPr>
+        <w:t xml:space="preserve">Xuất Danh sách Hội viên ra Excel:</w:t>
+      </w:r>
+    </w:p>
+    <w:p>
+      <w:pPr>
+        <w:pStyle w:val="ListParagraph"/>
+        <w:numPr>
+          <w:ilvl w:val="0"/>
+          <w:numId w:val="1"/>
+        </w:numPr>
+        <w:spacing w:after="40" w:before="40"/>
+      </w:pPr>
+      <w:r>
+        <w:rPr>
+          <w:sz w:val="21"/>
+          <w:szCs w:val="21"/>
+        </w:rPr>
+        <w:t xml:space="preserve">Nhấn nút </w:t>
+      </w:r>
+      <w:r>
+        <w:rPr>
+          <w:b/>
+          <w:bCs/>
+          <w:sz w:val="21"/>
+          <w:szCs w:val="21"/>
+        </w:rPr>
+        <w:t xml:space="preserve">"Xuất Excel"</w:t>
+      </w:r>
+      <w:r>
+        <w:rPr>
+          <w:sz w:val="21"/>
+          <w:szCs w:val="21"/>
+        </w:rPr>
+        <w:t xml:space="preserve"> ở góc trên bảng.</w:t>
+      </w:r>
+    </w:p>
+    <w:p>
+      <w:pPr>
+        <w:pStyle w:val="ListParagraph"/>
+        <w:numPr>
+          <w:ilvl w:val="0"/>
+          <w:numId w:val="1"/>
+        </w:numPr>
+        <w:spacing w:after="40" w:before="40"/>
+      </w:pPr>
+      <w:r>
+        <w:rPr>
+          <w:sz w:val="21"/>
+          <w:szCs w:val="21"/>
+        </w:rPr>
+        <w:t xml:space="preserve">Hệ thống kết xuất file </w:t>
+      </w:r>
+      <w:r>
+        <w:rPr>
+          <w:rFonts w:ascii="Consolas" w:cs="Consolas" w:eastAsia="Consolas" w:hAnsi="Consolas"/>
+          <w:color w:val="003B95"/>
+          <w:sz w:val="20"/>
+          <w:szCs w:val="20"/>
+        </w:rPr>
+        <w:t xml:space="preserve">.xlsx</w:t>
+      </w:r>
+      <w:r>
+        <w:rPr>
+          <w:sz w:val="21"/>
+          <w:szCs w:val="21"/>
+        </w:rPr>
+        <w:t xml:space="preserve"> chuẩn hóa chứa đầy đủ danh bạ phục vụ in ấn hoặc lưu trữ hành chính.</w:t>
       </w:r>
     </w:p>
     <w:p>
@@ -1862,7 +3282,7 @@
       <w:r>
         <w:drawing>
           <wp:inline distT="0" distB="0" distL="0" distR="0">
-            <wp:extent cx="4762500" cy="2667000"/>
+            <wp:extent cx="4953000" cy="2762250"/>
             <wp:effectExtent t="0" r="0" b="0" l="0"/>
             <wp:docPr id="1" name="" descr="" title=""/>
             <wp:cNvGraphicFramePr>
@@ -1887,7 +3307,7 @@
                   <pic:spPr bwMode="auto">
                     <a:xfrm>
                       <a:off x="0" y="0"/>
-                      <a:ext cx="4762500" cy="2667000"/>
+                      <a:ext cx="4953000" cy="2762250"/>
                     </a:xfrm>
                     <a:prstGeom prst="rect">
                       <a:avLst/>
@@ -1922,23 +3342,21 @@
       </w:pPr>
       <w:r>
         <w:rPr>
-          <w:sz w:val="21"/>
-          <w:szCs w:val="21"/>
-        </w:rPr>
-        <w:t xml:space="preserve">*Hình 4.6: Chế độ xem danh sách hội viên dạng bảng biểu (Table View) tích hợp tính năng xuất file Excel và phân trang.*</w:t>
-      </w:r>
-    </w:p>
-    <w:p>
-      <w:pPr>
-        <w:spacing w:after="100"/>
-      </w:pPr>
-      <w:r>
-        <w:rPr>
-          <w:sz w:val="21"/>
-          <w:szCs w:val="21"/>
-        </w:rPr>
-        <w:t xml:space="preserve">---</w:t>
-      </w:r>
+          <w:i/>
+          <w:iCs/>
+          <w:sz w:val="21"/>
+          <w:szCs w:val="21"/>
+        </w:rPr>
+        <w:t xml:space="preserve">Hình 4.6: Chế độ xem danh sách hội viên dạng bảng biểu (Table View) tích hợp tính năng xuất file Excel và phân trang.</w:t>
+      </w:r>
+    </w:p>
+    <w:p>
+      <w:pPr>
+        <w:pBdr>
+          <w:bottom w:val="single" w:color="E2E8F0" w:sz="6" w:space="1"/>
+        </w:pBdr>
+        <w:spacing w:after="140" w:before="140"/>
+      </w:pPr>
     </w:p>
     <w:p>
       <w:pPr>
@@ -1960,38 +3378,96 @@
     </w:p>
     <w:p>
       <w:pPr>
-        <w:spacing w:after="100"/>
-      </w:pPr>
-      <w:r>
-        <w:rPr>
-          <w:sz w:val="21"/>
-          <w:szCs w:val="21"/>
-        </w:rPr>
-        <w:t xml:space="preserve">1. Truy cập menu bên trái: **"Sự kiện" ➔ "Danh sách Sự kiện"** (`/events`).</w:t>
-      </w:r>
-    </w:p>
-    <w:p>
-      <w:pPr>
-        <w:spacing w:after="100"/>
-      </w:pPr>
-      <w:r>
-        <w:rPr>
-          <w:sz w:val="21"/>
-          <w:szCs w:val="21"/>
-        </w:rPr>
-        <w:t xml:space="preserve">2. Giao diện hiển thị danh sách các sự kiện lớn nhỏ của hiệp hội:</w:t>
-      </w:r>
-    </w:p>
-    <w:p>
-      <w:pPr>
-        <w:pStyle w:val="ListParagraph"/>
-        <w:numPr>
-          <w:ilvl w:val="0"/>
-          <w:numId w:val="1"/>
-        </w:numPr>
-        <w:spacing w:after="60"/>
-      </w:pPr>
-      <w:r>
+        <w:spacing w:after="80" w:before="80"/>
+        <w:ind w:left="400" w:hanging="200"/>
+      </w:pPr>
+      <w:r>
+        <w:rPr>
+          <w:b/>
+          <w:bCs/>
+          <w:color w:val="003B95"/>
+          <w:sz w:val="21"/>
+          <w:szCs w:val="21"/>
+        </w:rPr>
+        <w:t xml:space="preserve">Bước 1: </w:t>
+      </w:r>
+      <w:r>
+        <w:rPr>
+          <w:sz w:val="21"/>
+          <w:szCs w:val="21"/>
+        </w:rPr>
+        <w:t xml:space="preserve">Truy cập menu bên trái: </w:t>
+      </w:r>
+      <w:r>
+        <w:rPr>
+          <w:b/>
+          <w:bCs/>
+          <w:sz w:val="21"/>
+          <w:szCs w:val="21"/>
+        </w:rPr>
+        <w:t xml:space="preserve">"Sự kiện" ➔ "Danh sách Sự kiện"</w:t>
+      </w:r>
+      <w:r>
+        <w:rPr>
+          <w:sz w:val="21"/>
+          <w:szCs w:val="21"/>
+        </w:rPr>
+        <w:t xml:space="preserve"> (</w:t>
+      </w:r>
+      <w:r>
+        <w:rPr>
+          <w:rFonts w:ascii="Consolas" w:cs="Consolas" w:eastAsia="Consolas" w:hAnsi="Consolas"/>
+          <w:color w:val="003B95"/>
+          <w:sz w:val="20"/>
+          <w:szCs w:val="20"/>
+        </w:rPr>
+        <w:t xml:space="preserve">/events</w:t>
+      </w:r>
+      <w:r>
+        <w:rPr>
+          <w:sz w:val="21"/>
+          <w:szCs w:val="21"/>
+        </w:rPr>
+        <w:t xml:space="preserve">).</w:t>
+      </w:r>
+    </w:p>
+    <w:p>
+      <w:pPr>
+        <w:spacing w:after="80" w:before="80"/>
+        <w:ind w:left="400" w:hanging="200"/>
+      </w:pPr>
+      <w:r>
+        <w:rPr>
+          <w:b/>
+          <w:bCs/>
+          <w:color w:val="003B95"/>
+          <w:sz w:val="21"/>
+          <w:szCs w:val="21"/>
+        </w:rPr>
+        <w:t xml:space="preserve">Bước 2: </w:t>
+      </w:r>
+      <w:r>
+        <w:rPr>
+          <w:sz w:val="21"/>
+          <w:szCs w:val="21"/>
+        </w:rPr>
+        <w:t xml:space="preserve">Giao diện hiển thị danh sách các sự kiện lớn nhỏ của hiệp hội:</w:t>
+      </w:r>
+    </w:p>
+    <w:p>
+      <w:pPr>
+        <w:pStyle w:val="ListParagraph"/>
+        <w:numPr>
+          <w:ilvl w:val="0"/>
+          <w:numId w:val="1"/>
+        </w:numPr>
+        <w:spacing w:after="40" w:before="40"/>
+      </w:pPr>
+      <w:r>
+        <w:rPr>
+          <w:sz w:val="21"/>
+          <w:szCs w:val="21"/>
+        </w:rPr>
         <w:t xml:space="preserve">Tên chương trình, Ngày giờ tổ chức, Địa điểm tổ chức.</w:t>
       </w:r>
     </w:p>
@@ -2002,9 +3478,13 @@
           <w:ilvl w:val="0"/>
           <w:numId w:val="1"/>
         </w:numPr>
-        <w:spacing w:after="60"/>
-      </w:pPr>
-      <w:r>
+        <w:spacing w:after="40" w:before="40"/>
+      </w:pPr>
+      <w:r>
+        <w:rPr>
+          <w:sz w:val="21"/>
+          <w:szCs w:val="21"/>
+        </w:rPr>
         <w:t xml:space="preserve">Số lượng đại biểu đăng ký / Tổng sức chứa khán phòng.</w:t>
       </w:r>
     </w:p>
@@ -2015,9 +3495,13 @@
           <w:ilvl w:val="0"/>
           <w:numId w:val="1"/>
         </w:numPr>
-        <w:spacing w:after="60"/>
-      </w:pPr>
-      <w:r>
+        <w:spacing w:after="40" w:before="40"/>
+      </w:pPr>
+      <w:r>
+        <w:rPr>
+          <w:sz w:val="21"/>
+          <w:szCs w:val="21"/>
+        </w:rPr>
         <w:t xml:space="preserve">Trạng thái: Nháp, Đang mở đăng ký, Đang diễn ra, Đã kết thúc.</w:t>
       </w:r>
     </w:p>
@@ -2029,7 +3513,7 @@
       <w:r>
         <w:drawing>
           <wp:inline distT="0" distB="0" distL="0" distR="0">
-            <wp:extent cx="4762500" cy="2667000"/>
+            <wp:extent cx="4953000" cy="2762250"/>
             <wp:effectExtent t="0" r="0" b="0" l="0"/>
             <wp:docPr id="1" name="" descr="" title=""/>
             <wp:cNvGraphicFramePr>
@@ -2054,7 +3538,7 @@
                   <pic:spPr bwMode="auto">
                     <a:xfrm>
                       <a:off x="0" y="0"/>
-                      <a:ext cx="4762500" cy="2667000"/>
+                      <a:ext cx="4953000" cy="2762250"/>
                     </a:xfrm>
                     <a:prstGeom prst="rect">
                       <a:avLst/>
@@ -2089,23 +3573,21 @@
       </w:pPr>
       <w:r>
         <w:rPr>
-          <w:sz w:val="21"/>
-          <w:szCs w:val="21"/>
-        </w:rPr>
-        <w:t xml:space="preserve">*Hình 5.1: Màn hình CRM Quản lý Sự kiện tổng hợp toàn bộ các chương trình hội thảo và đại hội.*</w:t>
-      </w:r>
-    </w:p>
-    <w:p>
-      <w:pPr>
-        <w:spacing w:after="100"/>
-      </w:pPr>
-      <w:r>
-        <w:rPr>
-          <w:sz w:val="21"/>
-          <w:szCs w:val="21"/>
-        </w:rPr>
-        <w:t xml:space="preserve">---</w:t>
-      </w:r>
+          <w:i/>
+          <w:iCs/>
+          <w:sz w:val="21"/>
+          <w:szCs w:val="21"/>
+        </w:rPr>
+        <w:t xml:space="preserve">Hình 5.1: Màn hình CRM Quản lý Sự kiện tổng hợp toàn bộ các chương trình hội thảo và đại hội.</w:t>
+      </w:r>
+    </w:p>
+    <w:p>
+      <w:pPr>
+        <w:pBdr>
+          <w:bottom w:val="single" w:color="E2E8F0" w:sz="6" w:space="1"/>
+        </w:pBdr>
+        <w:spacing w:after="140" w:before="140"/>
+      </w:pPr>
     </w:p>
     <w:p>
       <w:pPr>
@@ -2113,134 +3595,492 @@
         <w:spacing w:after="80" w:before="180"/>
       </w:pPr>
       <w:r>
-        <w:t xml:space="preserve">5.2. Tạo Mới Sự Kiện (Banner, Lịch Trình, Diễn Giả &amp; Cấu Hình Vé VietQR)</w:t>
-      </w:r>
-    </w:p>
-    <w:p>
-      <w:pPr>
-        <w:spacing w:after="100"/>
-      </w:pPr>
-      <w:r>
-        <w:rPr>
-          <w:sz w:val="21"/>
-          <w:szCs w:val="21"/>
-        </w:rPr>
-        <w:t xml:space="preserve">1. Nhấn nút **"+ Tạo Sự Kiện Mới"**.</w:t>
-      </w:r>
-    </w:p>
-    <w:p>
-      <w:pPr>
-        <w:spacing w:after="100"/>
-      </w:pPr>
-      <w:r>
-        <w:rPr>
-          <w:sz w:val="21"/>
-          <w:szCs w:val="21"/>
-        </w:rPr>
-        <w:t xml:space="preserve">2. Modal Tạo sự kiện mở ra với các tab thiết lập:</w:t>
-      </w:r>
-    </w:p>
-    <w:p>
-      <w:pPr>
-        <w:pStyle w:val="ListParagraph"/>
-        <w:numPr>
-          <w:ilvl w:val="0"/>
-          <w:numId w:val="1"/>
-        </w:numPr>
-        <w:spacing w:after="60"/>
-      </w:pPr>
-      <w:r>
-        <w:t xml:space="preserve">**Thông tin chung:** Tiêu đề sự kiện, thời gian bắt đầu, thời gian kết thúc, địa chỉ trung tâm hội nghị.</w:t>
-      </w:r>
-    </w:p>
-    <w:p>
-      <w:pPr>
-        <w:pStyle w:val="ListParagraph"/>
-        <w:numPr>
-          <w:ilvl w:val="0"/>
-          <w:numId w:val="1"/>
-        </w:numPr>
-        <w:spacing w:after="60"/>
-      </w:pPr>
-      <w:r>
-        <w:t xml:space="preserve">**Hình ảnh truyền thông:** Tải lên Banner sự kiện (chuẩn 1920x1080) và ảnh đại diện.</w:t>
-      </w:r>
-    </w:p>
-    <w:p>
-      <w:pPr>
-        <w:pStyle w:val="ListParagraph"/>
-        <w:numPr>
-          <w:ilvl w:val="0"/>
-          <w:numId w:val="1"/>
-        </w:numPr>
-        <w:spacing w:after="60"/>
-      </w:pPr>
-      <w:r>
-        <w:t xml:space="preserve">**Lịch trình (Agenda):** Thêm các khung giờ hoạt động (Đón khách, Khai mạc, Tọa đàm, Trao kỷ niệm chương, Tiệc giao lưu).</w:t>
-      </w:r>
-    </w:p>
-    <w:p>
-      <w:pPr>
-        <w:pStyle w:val="ListParagraph"/>
-        <w:numPr>
-          <w:ilvl w:val="0"/>
-          <w:numId w:val="1"/>
-        </w:numPr>
-        <w:spacing w:after="60"/>
-      </w:pPr>
-      <w:r>
-        <w:t xml:space="preserve">**Diễn giả (Keynote Speakers):** Tải ảnh chân dung, nhập họ tên và chức danh các chuyên gia.</w:t>
-      </w:r>
-    </w:p>
-    <w:p>
-      <w:pPr>
-        <w:pStyle w:val="ListParagraph"/>
-        <w:numPr>
-          <w:ilvl w:val="0"/>
-          <w:numId w:val="1"/>
-        </w:numPr>
-        <w:spacing w:after="60"/>
-      </w:pPr>
-      <w:r>
-        <w:t xml:space="preserve">**Cấu hình Vé &amp; VietQR:**</w:t>
-      </w:r>
-    </w:p>
-    <w:p>
-      <w:pPr>
-        <w:pStyle w:val="ListParagraph"/>
-        <w:numPr>
-          <w:ilvl w:val="0"/>
-          <w:numId w:val="1"/>
-        </w:numPr>
-        <w:spacing w:after="60"/>
-      </w:pPr>
-      <w:r>
-        <w:t xml:space="preserve">Tùy chọn Vé Miễn Phí (dành riêng hội viên CLB) hoặc Vé Có Phí (nhập đơn giá vé).</w:t>
-      </w:r>
-    </w:p>
-    <w:p>
-      <w:pPr>
-        <w:pStyle w:val="ListParagraph"/>
-        <w:numPr>
-          <w:ilvl w:val="0"/>
-          <w:numId w:val="1"/>
-        </w:numPr>
-        <w:spacing w:after="60"/>
-      </w:pPr>
-      <w:r>
-        <w:t xml:space="preserve">Thiết lập số lượng vé tối đa được phép phát hành.</w:t>
-      </w:r>
-    </w:p>
-    <w:p>
-      <w:pPr>
-        <w:spacing w:after="100"/>
-      </w:pPr>
-      <w:r>
-        <w:rPr>
-          <w:sz w:val="21"/>
-          <w:szCs w:val="21"/>
-        </w:rPr>
-        <w:t xml:space="preserve">3. Nhấn **"Xuất bản Sự kiện"**: Dữ liệu đồng bộ sang App di động của tất cả hội viên trong vòng 1 giây.</w:t>
+        <w:t xml:space="preserve">5.2. Tạo Mới Sự Kiện &amp; Tự Động Bố Cục Banner Theo Từng Loại Sự Kiện</w:t>
+      </w:r>
+    </w:p>
+    <w:p>
+      <w:pPr>
+        <w:spacing w:after="80" w:before="80"/>
+        <w:ind w:left="400" w:hanging="200"/>
+      </w:pPr>
+      <w:r>
+        <w:rPr>
+          <w:b/>
+          <w:bCs/>
+          <w:color w:val="003B95"/>
+          <w:sz w:val="21"/>
+          <w:szCs w:val="21"/>
+        </w:rPr>
+        <w:t xml:space="preserve">Bước 1: </w:t>
+      </w:r>
+      <w:r>
+        <w:rPr>
+          <w:sz w:val="21"/>
+          <w:szCs w:val="21"/>
+        </w:rPr>
+        <w:t xml:space="preserve">Nhấn nút </w:t>
+      </w:r>
+      <w:r>
+        <w:rPr>
+          <w:b/>
+          <w:bCs/>
+          <w:sz w:val="21"/>
+          <w:szCs w:val="21"/>
+        </w:rPr>
+        <w:t xml:space="preserve">"+ Tạo Sự Kiện Mới"</w:t>
+      </w:r>
+      <w:r>
+        <w:rPr>
+          <w:sz w:val="21"/>
+          <w:szCs w:val="21"/>
+        </w:rPr>
+        <w:t xml:space="preserve">.</w:t>
+      </w:r>
+    </w:p>
+    <w:p>
+      <w:pPr>
+        <w:spacing w:after="80" w:before="80"/>
+        <w:ind w:left="400" w:hanging="200"/>
+      </w:pPr>
+      <w:r>
+        <w:rPr>
+          <w:b/>
+          <w:bCs/>
+          <w:color w:val="003B95"/>
+          <w:sz w:val="21"/>
+          <w:szCs w:val="21"/>
+        </w:rPr>
+        <w:t xml:space="preserve">Bước 2: </w:t>
+      </w:r>
+      <w:r>
+        <w:rPr>
+          <w:b/>
+          <w:bCs/>
+          <w:sz w:val="21"/>
+          <w:szCs w:val="21"/>
+        </w:rPr>
+        <w:t xml:space="preserve">Chọn Loại Sự Kiện (Event Type Templates):</w:t>
+      </w:r>
+    </w:p>
+    <w:p>
+      <w:pPr>
+        <w:pStyle w:val="ListParagraph"/>
+        <w:numPr>
+          <w:ilvl w:val="0"/>
+          <w:numId w:val="1"/>
+        </w:numPr>
+        <w:spacing w:after="40" w:before="40"/>
+      </w:pPr>
+      <w:r>
+        <w:rPr>
+          <w:sz w:val="21"/>
+          <w:szCs w:val="21"/>
+        </w:rPr>
+        <w:t xml:space="preserve">Khi quản trị viên nhấp chọn loại sự kiện (</w:t>
+      </w:r>
+      <w:r>
+        <w:rPr>
+          <w:b/>
+          <w:bCs/>
+          <w:sz w:val="21"/>
+          <w:szCs w:val="21"/>
+        </w:rPr>
+        <w:t xml:space="preserve">Diễn đàn cấp cao / Forum</w:t>
+      </w:r>
+      <w:r>
+        <w:rPr>
+          <w:sz w:val="21"/>
+          <w:szCs w:val="21"/>
+        </w:rPr>
+        <w:t xml:space="preserve">, </w:t>
+      </w:r>
+      <w:r>
+        <w:rPr>
+          <w:b/>
+          <w:bCs/>
+          <w:sz w:val="21"/>
+          <w:szCs w:val="21"/>
+        </w:rPr>
+        <w:t xml:space="preserve">Hội thảo chuyên đề / Workshop</w:t>
+      </w:r>
+      <w:r>
+        <w:rPr>
+          <w:sz w:val="21"/>
+          <w:szCs w:val="21"/>
+        </w:rPr>
+        <w:t xml:space="preserve">, </w:t>
+      </w:r>
+      <w:r>
+        <w:rPr>
+          <w:b/>
+          <w:bCs/>
+          <w:sz w:val="21"/>
+          <w:szCs w:val="21"/>
+        </w:rPr>
+        <w:t xml:space="preserve">Giao thương kết nối / Networking</w:t>
+      </w:r>
+      <w:r>
+        <w:rPr>
+          <w:sz w:val="21"/>
+          <w:szCs w:val="21"/>
+        </w:rPr>
+        <w:t xml:space="preserve">, hoặc </w:t>
+      </w:r>
+      <w:r>
+        <w:rPr>
+          <w:b/>
+          <w:bCs/>
+          <w:sz w:val="21"/>
+          <w:szCs w:val="21"/>
+        </w:rPr>
+        <w:t xml:space="preserve">Đào tạo doanh nghiệp / Training</w:t>
+      </w:r>
+      <w:r>
+        <w:rPr>
+          <w:sz w:val="21"/>
+          <w:szCs w:val="21"/>
+        </w:rPr>
+        <w:t xml:space="preserve">), hệ thống tự động tải mẫu bố cục thông tin tương ứng:</w:t>
+      </w:r>
+    </w:p>
+    <w:p>
+      <w:pPr>
+        <w:pStyle w:val="ListParagraph"/>
+        <w:numPr>
+          <w:ilvl w:val="0"/>
+          <w:numId w:val="1"/>
+        </w:numPr>
+        <w:spacing w:after="40" w:before="40"/>
+      </w:pPr>
+      <w:r>
+        <w:rPr>
+          <w:sz w:val="21"/>
+          <w:szCs w:val="21"/>
+        </w:rPr>
+        <w:t xml:space="preserve">Tự động điền </w:t>
+      </w:r>
+      <w:r>
+        <w:rPr>
+          <w:b/>
+          <w:bCs/>
+          <w:sz w:val="21"/>
+          <w:szCs w:val="21"/>
+        </w:rPr>
+        <w:t xml:space="preserve">Tiêu đề mẫu &amp; Tagline nhận diện thương hiệu</w:t>
+      </w:r>
+      <w:r>
+        <w:rPr>
+          <w:sz w:val="21"/>
+          <w:szCs w:val="21"/>
+        </w:rPr>
+        <w:t xml:space="preserve">.</w:t>
+      </w:r>
+    </w:p>
+    <w:p>
+      <w:pPr>
+        <w:pStyle w:val="ListParagraph"/>
+        <w:numPr>
+          <w:ilvl w:val="0"/>
+          <w:numId w:val="1"/>
+        </w:numPr>
+        <w:spacing w:after="40" w:before="40"/>
+      </w:pPr>
+      <w:r>
+        <w:rPr>
+          <w:sz w:val="21"/>
+          <w:szCs w:val="21"/>
+        </w:rPr>
+        <w:t xml:space="preserve">Tự động điền </w:t>
+      </w:r>
+      <w:r>
+        <w:rPr>
+          <w:b/>
+          <w:bCs/>
+          <w:sz w:val="21"/>
+          <w:szCs w:val="21"/>
+        </w:rPr>
+        <w:t xml:space="preserve">Địa điểm tổ chức chuẩn &amp; Dự toán sức chứa khán phòng</w:t>
+      </w:r>
+      <w:r>
+        <w:rPr>
+          <w:sz w:val="21"/>
+          <w:szCs w:val="21"/>
+        </w:rPr>
+        <w:t xml:space="preserve">.</w:t>
+      </w:r>
+    </w:p>
+    <w:p>
+      <w:pPr>
+        <w:pStyle w:val="ListParagraph"/>
+        <w:numPr>
+          <w:ilvl w:val="0"/>
+          <w:numId w:val="1"/>
+        </w:numPr>
+        <w:spacing w:after="40" w:before="40"/>
+      </w:pPr>
+      <w:r>
+        <w:rPr>
+          <w:sz w:val="21"/>
+          <w:szCs w:val="21"/>
+        </w:rPr>
+        <w:t xml:space="preserve">Tự động sinh </w:t>
+      </w:r>
+      <w:r>
+        <w:rPr>
+          <w:b/>
+          <w:bCs/>
+          <w:sz w:val="21"/>
+          <w:szCs w:val="21"/>
+        </w:rPr>
+        <w:t xml:space="preserve">Khung vé dự thảo (Ticket Tiers)</w:t>
+      </w:r>
+      <w:r>
+        <w:rPr>
+          <w:sz w:val="21"/>
+          <w:szCs w:val="21"/>
+        </w:rPr>
+        <w:t xml:space="preserve">.</w:t>
+      </w:r>
+    </w:p>
+    <w:p>
+      <w:pPr>
+        <w:pStyle w:val="ListParagraph"/>
+        <w:numPr>
+          <w:ilvl w:val="0"/>
+          <w:numId w:val="1"/>
+        </w:numPr>
+        <w:spacing w:after="40" w:before="40"/>
+      </w:pPr>
+      <w:r>
+        <w:rPr>
+          <w:sz w:val="21"/>
+          <w:szCs w:val="21"/>
+        </w:rPr>
+        <w:t xml:space="preserve">Hiển thị trực quan </w:t>
+      </w:r>
+      <w:r>
+        <w:rPr>
+          <w:b/>
+          <w:bCs/>
+          <w:sz w:val="21"/>
+          <w:szCs w:val="21"/>
+        </w:rPr>
+        <w:t xml:space="preserve">Khung xem trước Banner (Live Banner Preview)</w:t>
+      </w:r>
+      <w:r>
+        <w:rPr>
+          <w:sz w:val="21"/>
+          <w:szCs w:val="21"/>
+        </w:rPr>
+        <w:t xml:space="preserve"> với typography, gradient và huy hiệu loại hình chuyên nghiệp.</w:t>
+      </w:r>
+    </w:p>
+    <w:p>
+      <w:pPr>
+        <w:spacing w:after="80" w:before="80"/>
+        <w:ind w:left="400" w:hanging="200"/>
+      </w:pPr>
+      <w:r>
+        <w:rPr>
+          <w:b/>
+          <w:bCs/>
+          <w:color w:val="003B95"/>
+          <w:sz w:val="21"/>
+          <w:szCs w:val="21"/>
+        </w:rPr>
+        <w:t xml:space="preserve">Bước 3: </w:t>
+      </w:r>
+      <w:r>
+        <w:rPr>
+          <w:sz w:val="21"/>
+          <w:szCs w:val="21"/>
+        </w:rPr>
+        <w:t xml:space="preserve">Modal Tạo sự kiện với các tab thiết lập:</w:t>
+      </w:r>
+    </w:p>
+    <w:p>
+      <w:pPr>
+        <w:pStyle w:val="ListParagraph"/>
+        <w:numPr>
+          <w:ilvl w:val="0"/>
+          <w:numId w:val="1"/>
+        </w:numPr>
+        <w:spacing w:after="40" w:before="40"/>
+      </w:pPr>
+      <w:r>
+        <w:rPr>
+          <w:b/>
+          <w:bCs/>
+          <w:sz w:val="21"/>
+          <w:szCs w:val="21"/>
+        </w:rPr>
+        <w:t xml:space="preserve">Thông tin chung:</w:t>
+      </w:r>
+      <w:r>
+        <w:rPr>
+          <w:sz w:val="21"/>
+          <w:szCs w:val="21"/>
+        </w:rPr>
+        <w:t xml:space="preserve"> Tiêu đề sự kiện, loại hình, thời gian bắt đầu/kết thúc, địa chỉ trung tâm hội nghị.</w:t>
+      </w:r>
+    </w:p>
+    <w:p>
+      <w:pPr>
+        <w:pStyle w:val="ListParagraph"/>
+        <w:numPr>
+          <w:ilvl w:val="0"/>
+          <w:numId w:val="1"/>
+        </w:numPr>
+        <w:spacing w:after="40" w:before="40"/>
+      </w:pPr>
+      <w:r>
+        <w:rPr>
+          <w:b/>
+          <w:bCs/>
+          <w:sz w:val="21"/>
+          <w:szCs w:val="21"/>
+        </w:rPr>
+        <w:t xml:space="preserve">Hình ảnh &amp; Banner:</w:t>
+      </w:r>
+      <w:r>
+        <w:rPr>
+          <w:sz w:val="21"/>
+          <w:szCs w:val="21"/>
+        </w:rPr>
+        <w:t xml:space="preserve"> Xem trước banner bố cục tự động hoặc tải ảnh banner tùy biến.</w:t>
+      </w:r>
+    </w:p>
+    <w:p>
+      <w:pPr>
+        <w:pStyle w:val="ListParagraph"/>
+        <w:numPr>
+          <w:ilvl w:val="0"/>
+          <w:numId w:val="1"/>
+        </w:numPr>
+        <w:spacing w:after="40" w:before="40"/>
+      </w:pPr>
+      <w:r>
+        <w:rPr>
+          <w:b/>
+          <w:bCs/>
+          <w:sz w:val="21"/>
+          <w:szCs w:val="21"/>
+        </w:rPr>
+        <w:t xml:space="preserve">Lịch trình (Agenda):</w:t>
+      </w:r>
+      <w:r>
+        <w:rPr>
+          <w:sz w:val="21"/>
+          <w:szCs w:val="21"/>
+        </w:rPr>
+        <w:t xml:space="preserve"> Thêm các khung giờ hoạt động (Đón khách, Khai mạc, Tọa đàm, Trao kỷ niệm chương, Bốc thăm may mắn).</w:t>
+      </w:r>
+    </w:p>
+    <w:p>
+      <w:pPr>
+        <w:pStyle w:val="ListParagraph"/>
+        <w:numPr>
+          <w:ilvl w:val="0"/>
+          <w:numId w:val="1"/>
+        </w:numPr>
+        <w:spacing w:after="40" w:before="40"/>
+      </w:pPr>
+      <w:r>
+        <w:rPr>
+          <w:b/>
+          <w:bCs/>
+          <w:sz w:val="21"/>
+          <w:szCs w:val="21"/>
+        </w:rPr>
+        <w:t xml:space="preserve">Diễn giả (Keynote Speakers):</w:t>
+      </w:r>
+      <w:r>
+        <w:rPr>
+          <w:sz w:val="21"/>
+          <w:szCs w:val="21"/>
+        </w:rPr>
+        <w:t xml:space="preserve"> Tải ảnh chân dung, nhập họ tên và chức danh các chuyên gia.</w:t>
+      </w:r>
+    </w:p>
+    <w:p>
+      <w:pPr>
+        <w:pStyle w:val="ListParagraph"/>
+        <w:numPr>
+          <w:ilvl w:val="0"/>
+          <w:numId w:val="1"/>
+        </w:numPr>
+        <w:spacing w:after="40" w:before="40"/>
+      </w:pPr>
+      <w:r>
+        <w:rPr>
+          <w:b/>
+          <w:bCs/>
+          <w:sz w:val="21"/>
+          <w:szCs w:val="21"/>
+        </w:rPr>
+        <w:t xml:space="preserve">Cấu hình Vé &amp; VietQR:</w:t>
+      </w:r>
+      <w:r>
+        <w:rPr>
+          <w:sz w:val="21"/>
+          <w:szCs w:val="21"/>
+        </w:rPr>
+        <w:t xml:space="preserve"> Thiết lập số lượng vé, giá vé và tự động kích hoạt </w:t>
+      </w:r>
+      <w:r>
+        <w:rPr>
+          <w:b/>
+          <w:bCs/>
+          <w:sz w:val="21"/>
+          <w:szCs w:val="21"/>
+        </w:rPr>
+        <w:t xml:space="preserve">Cơ chế cấp Mã số vé ngẫu nhiên (#XXXX)</w:t>
+      </w:r>
+      <w:r>
+        <w:rPr>
+          <w:sz w:val="21"/>
+          <w:szCs w:val="21"/>
+        </w:rPr>
+        <w:t xml:space="preserve"> cho mọi lượt đăng ký phục vụ quay thưởng Lucky Draw.</w:t>
+      </w:r>
+    </w:p>
+    <w:p>
+      <w:pPr>
+        <w:spacing w:after="80" w:before="80"/>
+        <w:ind w:left="400" w:hanging="200"/>
+      </w:pPr>
+      <w:r>
+        <w:rPr>
+          <w:b/>
+          <w:bCs/>
+          <w:color w:val="003B95"/>
+          <w:sz w:val="21"/>
+          <w:szCs w:val="21"/>
+        </w:rPr>
+        <w:t xml:space="preserve">Bước 4: </w:t>
+      </w:r>
+      <w:r>
+        <w:rPr>
+          <w:sz w:val="21"/>
+          <w:szCs w:val="21"/>
+        </w:rPr>
+        <w:t xml:space="preserve">Nhấn </w:t>
+      </w:r>
+      <w:r>
+        <w:rPr>
+          <w:b/>
+          <w:bCs/>
+          <w:sz w:val="21"/>
+          <w:szCs w:val="21"/>
+        </w:rPr>
+        <w:t xml:space="preserve">"Xuất bản Sự kiện"</w:t>
+      </w:r>
+      <w:r>
+        <w:rPr>
+          <w:sz w:val="21"/>
+          <w:szCs w:val="21"/>
+        </w:rPr>
+        <w:t xml:space="preserve">: Dữ liệu đồng bộ tức thì sang App di động của toàn thể hội viên.</w:t>
       </w:r>
     </w:p>
     <w:p>
@@ -2251,7 +4091,7 @@
       <w:r>
         <w:drawing>
           <wp:inline distT="0" distB="0" distL="0" distR="0">
-            <wp:extent cx="4762500" cy="2667000"/>
+            <wp:extent cx="4953000" cy="2762250"/>
             <wp:effectExtent t="0" r="0" b="0" l="0"/>
             <wp:docPr id="1" name="" descr="" title=""/>
             <wp:cNvGraphicFramePr>
@@ -2276,7 +4116,7 @@
                   <pic:spPr bwMode="auto">
                     <a:xfrm>
                       <a:off x="0" y="0"/>
-                      <a:ext cx="4762500" cy="2667000"/>
+                      <a:ext cx="4953000" cy="2762250"/>
                     </a:xfrm>
                     <a:prstGeom prst="rect">
                       <a:avLst/>
@@ -2311,23 +4151,21 @@
       </w:pPr>
       <w:r>
         <w:rPr>
-          <w:sz w:val="21"/>
-          <w:szCs w:val="21"/>
-        </w:rPr>
-        <w:t xml:space="preserve">*Hình 5.2: Modal tạo sự kiện với đầy đủ cấu hình thời gian, địa điểm, diễn giả và giá vé VietQR.*</w:t>
-      </w:r>
-    </w:p>
-    <w:p>
-      <w:pPr>
-        <w:spacing w:after="100"/>
-      </w:pPr>
-      <w:r>
-        <w:rPr>
-          <w:sz w:val="21"/>
-          <w:szCs w:val="21"/>
-        </w:rPr>
-        <w:t xml:space="preserve">---</w:t>
-      </w:r>
+          <w:i/>
+          <w:iCs/>
+          <w:sz w:val="21"/>
+          <w:szCs w:val="21"/>
+        </w:rPr>
+        <w:t xml:space="preserve">Hình 5.2: Modal tạo sự kiện với tính năng tự động điền bố cục text và banner đồ họa theo loại sự kiện.</w:t>
+      </w:r>
+    </w:p>
+    <w:p>
+      <w:pPr>
+        <w:pBdr>
+          <w:bottom w:val="single" w:color="E2E8F0" w:sz="6" w:space="1"/>
+        </w:pBdr>
+        <w:spacing w:after="140" w:before="140"/>
+      </w:pPr>
     </w:p>
     <w:p>
       <w:pPr>
@@ -2340,38 +4178,80 @@
     </w:p>
     <w:p>
       <w:pPr>
-        <w:spacing w:after="100"/>
-      </w:pPr>
-      <w:r>
-        <w:rPr>
-          <w:sz w:val="21"/>
-          <w:szCs w:val="21"/>
-        </w:rPr>
-        <w:t xml:space="preserve">1. Trong màn hình quản lý sự kiện, chọn tab **"Sơ đồ Chỗ Ngồi (Seating Map)"**.</w:t>
-      </w:r>
-    </w:p>
-    <w:p>
-      <w:pPr>
-        <w:spacing w:after="100"/>
-      </w:pPr>
-      <w:r>
-        <w:rPr>
-          <w:sz w:val="21"/>
-          <w:szCs w:val="21"/>
-        </w:rPr>
-        <w:t xml:space="preserve">2. Công cụ đồ họa trực quan cho phép ban tổ chức:</w:t>
-      </w:r>
-    </w:p>
-    <w:p>
-      <w:pPr>
-        <w:pStyle w:val="ListParagraph"/>
-        <w:numPr>
-          <w:ilvl w:val="0"/>
-          <w:numId w:val="1"/>
-        </w:numPr>
-        <w:spacing w:after="60"/>
-      </w:pPr>
-      <w:r>
+        <w:spacing w:after="80" w:before="80"/>
+        <w:ind w:left="400" w:hanging="200"/>
+      </w:pPr>
+      <w:r>
+        <w:rPr>
+          <w:b/>
+          <w:bCs/>
+          <w:color w:val="003B95"/>
+          <w:sz w:val="21"/>
+          <w:szCs w:val="21"/>
+        </w:rPr>
+        <w:t xml:space="preserve">Bước 1: </w:t>
+      </w:r>
+      <w:r>
+        <w:rPr>
+          <w:sz w:val="21"/>
+          <w:szCs w:val="21"/>
+        </w:rPr>
+        <w:t xml:space="preserve">Trong màn hình quản lý sự kiện, chọn tab </w:t>
+      </w:r>
+      <w:r>
+        <w:rPr>
+          <w:b/>
+          <w:bCs/>
+          <w:sz w:val="21"/>
+          <w:szCs w:val="21"/>
+        </w:rPr>
+        <w:t xml:space="preserve">"Sơ đồ Chỗ Ngồi (Seating Map)"</w:t>
+      </w:r>
+      <w:r>
+        <w:rPr>
+          <w:sz w:val="21"/>
+          <w:szCs w:val="21"/>
+        </w:rPr>
+        <w:t xml:space="preserve">.</w:t>
+      </w:r>
+    </w:p>
+    <w:p>
+      <w:pPr>
+        <w:spacing w:after="80" w:before="80"/>
+        <w:ind w:left="400" w:hanging="200"/>
+      </w:pPr>
+      <w:r>
+        <w:rPr>
+          <w:b/>
+          <w:bCs/>
+          <w:color w:val="003B95"/>
+          <w:sz w:val="21"/>
+          <w:szCs w:val="21"/>
+        </w:rPr>
+        <w:t xml:space="preserve">Bước 2: </w:t>
+      </w:r>
+      <w:r>
+        <w:rPr>
+          <w:sz w:val="21"/>
+          <w:szCs w:val="21"/>
+        </w:rPr>
+        <w:t xml:space="preserve">Công cụ đồ họa trực quan cho phép ban tổ chức:</w:t>
+      </w:r>
+    </w:p>
+    <w:p>
+      <w:pPr>
+        <w:pStyle w:val="ListParagraph"/>
+        <w:numPr>
+          <w:ilvl w:val="0"/>
+          <w:numId w:val="1"/>
+        </w:numPr>
+        <w:spacing w:after="40" w:before="40"/>
+      </w:pPr>
+      <w:r>
+        <w:rPr>
+          <w:sz w:val="21"/>
+          <w:szCs w:val="21"/>
+        </w:rPr>
         <w:t xml:space="preserve">Phân chia các hàng ghế: Hàng A, B (Khu vực VIP - Ban Lãnh đạo), Hàng C, D (Khu vực Khách mời danh dự), Hàng E trở đi (Hội viên tiêu chuẩn).</w:t>
       </w:r>
     </w:p>
@@ -2382,9 +4262,13 @@
           <w:ilvl w:val="0"/>
           <w:numId w:val="1"/>
         </w:numPr>
-        <w:spacing w:after="60"/>
-      </w:pPr>
-      <w:r>
+        <w:spacing w:after="40" w:before="40"/>
+      </w:pPr>
+      <w:r>
+        <w:rPr>
+          <w:sz w:val="21"/>
+          <w:szCs w:val="21"/>
+        </w:rPr>
         <w:t xml:space="preserve">Đặt màu sắc phân biệt từng hạng ghế.</w:t>
       </w:r>
     </w:p>
@@ -2395,9 +4279,13 @@
           <w:ilvl w:val="0"/>
           <w:numId w:val="1"/>
         </w:numPr>
-        <w:spacing w:after="60"/>
-      </w:pPr>
-      <w:r>
+        <w:spacing w:after="40" w:before="40"/>
+      </w:pPr>
+      <w:r>
+        <w:rPr>
+          <w:sz w:val="21"/>
+          <w:szCs w:val="21"/>
+        </w:rPr>
         <w:t xml:space="preserve">Khi hội viên đăng ký trên App, số ghế đã chọn sẽ chuyển sang màu xám để tránh trùng lặp.</w:t>
       </w:r>
     </w:p>
@@ -2409,7 +4297,7 @@
       <w:r>
         <w:drawing>
           <wp:inline distT="0" distB="0" distL="0" distR="0">
-            <wp:extent cx="4762500" cy="2667000"/>
+            <wp:extent cx="4953000" cy="2762250"/>
             <wp:effectExtent t="0" r="0" b="0" l="0"/>
             <wp:docPr id="1" name="" descr="" title=""/>
             <wp:cNvGraphicFramePr>
@@ -2434,7 +4322,7 @@
                   <pic:spPr bwMode="auto">
                     <a:xfrm>
                       <a:off x="0" y="0"/>
-                      <a:ext cx="4762500" cy="2667000"/>
+                      <a:ext cx="4953000" cy="2762250"/>
                     </a:xfrm>
                     <a:prstGeom prst="rect">
                       <a:avLst/>
@@ -2469,23 +4357,21 @@
       </w:pPr>
       <w:r>
         <w:rPr>
-          <w:sz w:val="21"/>
-          <w:szCs w:val="21"/>
-        </w:rPr>
-        <w:t xml:space="preserve">*Hình 5.3: Công cụ thiết lập sơ đồ khán phòng và gán vị trí ghế ngồi trực quan.*</w:t>
-      </w:r>
-    </w:p>
-    <w:p>
-      <w:pPr>
-        <w:spacing w:after="100"/>
-      </w:pPr>
-      <w:r>
-        <w:rPr>
-          <w:sz w:val="21"/>
-          <w:szCs w:val="21"/>
-        </w:rPr>
-        <w:t xml:space="preserve">---</w:t>
-      </w:r>
+          <w:i/>
+          <w:iCs/>
+          <w:sz w:val="21"/>
+          <w:szCs w:val="21"/>
+        </w:rPr>
+        <w:t xml:space="preserve">Hình 5.3: Công cụ thiết lập sơ đồ khán phòng và gán vị trí ghế ngồi trực quan.</w:t>
+      </w:r>
+    </w:p>
+    <w:p>
+      <w:pPr>
+        <w:pBdr>
+          <w:bottom w:val="single" w:color="E2E8F0" w:sz="6" w:space="1"/>
+        </w:pBdr>
+        <w:spacing w:after="140" w:before="140"/>
+      </w:pPr>
     </w:p>
     <w:p>
       <w:pPr>
@@ -2498,51 +4384,108 @@
     </w:p>
     <w:p>
       <w:pPr>
-        <w:spacing w:after="100"/>
-      </w:pPr>
-      <w:r>
-        <w:rPr>
-          <w:sz w:val="21"/>
-          <w:szCs w:val="21"/>
-        </w:rPr>
-        <w:t xml:space="preserve">1. **Danh sách Đăng ký:** Xem chi tiết từng đại biểu đã nhận vé, thời gian chuyển khoản VietQR và số ghế.</w:t>
-      </w:r>
-    </w:p>
-    <w:p>
-      <w:pPr>
-        <w:spacing w:after="100"/>
-      </w:pPr>
-      <w:r>
-        <w:rPr>
-          <w:sz w:val="21"/>
-          <w:szCs w:val="21"/>
-        </w:rPr>
-        <w:t xml:space="preserve">2. **Quét Mã QR Điểm Danh (Check-in):**</w:t>
-      </w:r>
-    </w:p>
-    <w:p>
-      <w:pPr>
-        <w:pStyle w:val="ListParagraph"/>
-        <w:numPr>
-          <w:ilvl w:val="0"/>
-          <w:numId w:val="1"/>
-        </w:numPr>
-        <w:spacing w:after="60"/>
-      </w:pPr>
-      <w:r>
-        <w:t xml:space="preserve">Ban tổ chức tại cổng đón tiếp mở màn hình **"Điểm danh QR"** trên điện thoại hoặc máy tính bảng kết nối CRM.</w:t>
-      </w:r>
-    </w:p>
-    <w:p>
-      <w:pPr>
-        <w:pStyle w:val="ListParagraph"/>
-        <w:numPr>
-          <w:ilvl w:val="0"/>
-          <w:numId w:val="1"/>
-        </w:numPr>
-        <w:spacing w:after="60"/>
-      </w:pPr>
-      <w:r>
+        <w:spacing w:after="80" w:before="80"/>
+        <w:ind w:left="400" w:hanging="200"/>
+      </w:pPr>
+      <w:r>
+        <w:rPr>
+          <w:b/>
+          <w:bCs/>
+          <w:color w:val="003B95"/>
+          <w:sz w:val="21"/>
+          <w:szCs w:val="21"/>
+        </w:rPr>
+        <w:t xml:space="preserve">Bước 1: </w:t>
+      </w:r>
+      <w:r>
+        <w:rPr>
+          <w:b/>
+          <w:bCs/>
+          <w:sz w:val="21"/>
+          <w:szCs w:val="21"/>
+        </w:rPr>
+        <w:t xml:space="preserve">Danh sách Đăng ký:</w:t>
+      </w:r>
+      <w:r>
+        <w:rPr>
+          <w:sz w:val="21"/>
+          <w:szCs w:val="21"/>
+        </w:rPr>
+        <w:t xml:space="preserve"> Xem chi tiết từng đại biểu đã nhận vé, thời gian chuyển khoản VietQR và số ghế.</w:t>
+      </w:r>
+    </w:p>
+    <w:p>
+      <w:pPr>
+        <w:spacing w:after="80" w:before="80"/>
+        <w:ind w:left="400" w:hanging="200"/>
+      </w:pPr>
+      <w:r>
+        <w:rPr>
+          <w:b/>
+          <w:bCs/>
+          <w:color w:val="003B95"/>
+          <w:sz w:val="21"/>
+          <w:szCs w:val="21"/>
+        </w:rPr>
+        <w:t xml:space="preserve">Bước 2: </w:t>
+      </w:r>
+      <w:r>
+        <w:rPr>
+          <w:b/>
+          <w:bCs/>
+          <w:sz w:val="21"/>
+          <w:szCs w:val="21"/>
+        </w:rPr>
+        <w:t xml:space="preserve">Quét Mã QR Điểm Danh (Check-in):</w:t>
+      </w:r>
+    </w:p>
+    <w:p>
+      <w:pPr>
+        <w:pStyle w:val="ListParagraph"/>
+        <w:numPr>
+          <w:ilvl w:val="0"/>
+          <w:numId w:val="1"/>
+        </w:numPr>
+        <w:spacing w:after="40" w:before="40"/>
+      </w:pPr>
+      <w:r>
+        <w:rPr>
+          <w:sz w:val="21"/>
+          <w:szCs w:val="21"/>
+        </w:rPr>
+        <w:t xml:space="preserve">Ban tổ chức tại cổng đón tiếp mở màn hình </w:t>
+      </w:r>
+      <w:r>
+        <w:rPr>
+          <w:b/>
+          <w:bCs/>
+          <w:sz w:val="21"/>
+          <w:szCs w:val="21"/>
+        </w:rPr>
+        <w:t xml:space="preserve">"Điểm danh QR"</w:t>
+      </w:r>
+      <w:r>
+        <w:rPr>
+          <w:sz w:val="21"/>
+          <w:szCs w:val="21"/>
+        </w:rPr>
+        <w:t xml:space="preserve"> trên điện thoại hoặc máy tính bảng kết nối CRM.</w:t>
+      </w:r>
+    </w:p>
+    <w:p>
+      <w:pPr>
+        <w:pStyle w:val="ListParagraph"/>
+        <w:numPr>
+          <w:ilvl w:val="0"/>
+          <w:numId w:val="1"/>
+        </w:numPr>
+        <w:spacing w:after="40" w:before="40"/>
+      </w:pPr>
+      <w:r>
+        <w:rPr>
+          <w:sz w:val="21"/>
+          <w:szCs w:val="21"/>
+        </w:rPr>
         <w:t xml:space="preserve">Hướng camera vào Mã QR trên Vé Điện Tử (Ticket Pass) của đại biểu.</w:t>
       </w:r>
     </w:p>
@@ -2553,22 +4496,46 @@
           <w:ilvl w:val="0"/>
           <w:numId w:val="1"/>
         </w:numPr>
-        <w:spacing w:after="60"/>
-      </w:pPr>
-      <w:r>
-        <w:t xml:space="preserve">Hệ thống phát âm thanh "Bíp" xác nhận thành công, màn hình hiển thị ngay: Tên doanh nhân, Công ty, Số ghế và đổi trạng thái sang **"Đã điểm danh"**.</w:t>
-      </w:r>
-    </w:p>
-    <w:p>
-      <w:pPr>
-        <w:pStyle w:val="ListParagraph"/>
-        <w:numPr>
-          <w:ilvl w:val="0"/>
-          <w:numId w:val="1"/>
-        </w:numPr>
-        <w:spacing w:after="60"/>
-      </w:pPr>
-      <w:r>
+        <w:spacing w:after="40" w:before="40"/>
+      </w:pPr>
+      <w:r>
+        <w:rPr>
+          <w:sz w:val="21"/>
+          <w:szCs w:val="21"/>
+        </w:rPr>
+        <w:t xml:space="preserve">Hệ thống phát âm thanh "Bíp" xác nhận thành công, màn hình hiển thị ngay: Tên doanh nhân, Công ty, Số ghế và đổi trạng thái sang </w:t>
+      </w:r>
+      <w:r>
+        <w:rPr>
+          <w:b/>
+          <w:bCs/>
+          <w:sz w:val="21"/>
+          <w:szCs w:val="21"/>
+        </w:rPr>
+        <w:t xml:space="preserve">"Đã điểm danh"</w:t>
+      </w:r>
+      <w:r>
+        <w:rPr>
+          <w:sz w:val="21"/>
+          <w:szCs w:val="21"/>
+        </w:rPr>
+        <w:t xml:space="preserve">.</w:t>
+      </w:r>
+    </w:p>
+    <w:p>
+      <w:pPr>
+        <w:pStyle w:val="ListParagraph"/>
+        <w:numPr>
+          <w:ilvl w:val="0"/>
+          <w:numId w:val="1"/>
+        </w:numPr>
+        <w:spacing w:after="40" w:before="40"/>
+      </w:pPr>
+      <w:r>
+        <w:rPr>
+          <w:sz w:val="21"/>
+          <w:szCs w:val="21"/>
+        </w:rPr>
         <w:t xml:space="preserve">Ngăn chặn hoàn toàn tình trạng vé giả hoặc quét trùng lặp 2 lần.</w:t>
       </w:r>
     </w:p>
@@ -2580,7 +4547,7 @@
       <w:r>
         <w:drawing>
           <wp:inline distT="0" distB="0" distL="0" distR="0">
-            <wp:extent cx="4762500" cy="2667000"/>
+            <wp:extent cx="4953000" cy="2762250"/>
             <wp:effectExtent t="0" r="0" b="0" l="0"/>
             <wp:docPr id="1" name="" descr="" title=""/>
             <wp:cNvGraphicFramePr>
@@ -2605,7 +4572,7 @@
                   <pic:spPr bwMode="auto">
                     <a:xfrm>
                       <a:off x="0" y="0"/>
-                      <a:ext cx="4762500" cy="2667000"/>
+                      <a:ext cx="4953000" cy="2762250"/>
                     </a:xfrm>
                     <a:prstGeom prst="rect">
                       <a:avLst/>
@@ -2640,10 +4607,12 @@
       </w:pPr>
       <w:r>
         <w:rPr>
-          <w:sz w:val="21"/>
-          <w:szCs w:val="21"/>
-        </w:rPr>
-        <w:t xml:space="preserve">*Hình 5.4: Danh sách đại biểu đăng ký tham gia sự kiện và theo dõi trạng thái điểm danh thời gian thực.*</w:t>
+          <w:i/>
+          <w:iCs/>
+          <w:sz w:val="21"/>
+          <w:szCs w:val="21"/>
+        </w:rPr>
+        <w:t xml:space="preserve">Hình 5.4: Danh sách đại biểu đăng ký tham gia sự kiện và theo dõi trạng thái điểm danh thời gian thực.</w:t>
       </w:r>
     </w:p>
     <w:p>
@@ -2654,7 +4623,7 @@
       <w:r>
         <w:drawing>
           <wp:inline distT="0" distB="0" distL="0" distR="0">
-            <wp:extent cx="4762500" cy="2667000"/>
+            <wp:extent cx="4953000" cy="2762250"/>
             <wp:effectExtent t="0" r="0" b="0" l="0"/>
             <wp:docPr id="1" name="" descr="" title=""/>
             <wp:cNvGraphicFramePr>
@@ -2679,7 +4648,7 @@
                   <pic:spPr bwMode="auto">
                     <a:xfrm>
                       <a:off x="0" y="0"/>
-                      <a:ext cx="4762500" cy="2667000"/>
+                      <a:ext cx="4953000" cy="2762250"/>
                     </a:xfrm>
                     <a:prstGeom prst="rect">
                       <a:avLst/>
@@ -2714,23 +4683,21 @@
       </w:pPr>
       <w:r>
         <w:rPr>
-          <w:sz w:val="21"/>
-          <w:szCs w:val="21"/>
-        </w:rPr>
-        <w:t xml:space="preserve">*Hình 5.5: Công cụ hiển thị và quét mã QR Check-in đón tiếp đại biểu tại cổng hội nghị.*</w:t>
-      </w:r>
-    </w:p>
-    <w:p>
-      <w:pPr>
-        <w:spacing w:after="100"/>
-      </w:pPr>
-      <w:r>
-        <w:rPr>
-          <w:sz w:val="21"/>
-          <w:szCs w:val="21"/>
-        </w:rPr>
-        <w:t xml:space="preserve">---</w:t>
-      </w:r>
+          <w:i/>
+          <w:iCs/>
+          <w:sz w:val="21"/>
+          <w:szCs w:val="21"/>
+        </w:rPr>
+        <w:t xml:space="preserve">Hình 5.5: Công cụ hiển thị và quét mã QR Check-in đón tiếp đại biểu tại cổng hội nghị.</w:t>
+      </w:r>
+    </w:p>
+    <w:p>
+      <w:pPr>
+        <w:pBdr>
+          <w:bottom w:val="single" w:color="E2E8F0" w:sz="6" w:space="1"/>
+        </w:pBdr>
+        <w:spacing w:after="140" w:before="140"/>
+      </w:pPr>
     </w:p>
     <w:p>
       <w:pPr>
@@ -2752,38 +4719,96 @@
     </w:p>
     <w:p>
       <w:pPr>
-        <w:spacing w:after="100"/>
-      </w:pPr>
-      <w:r>
-        <w:rPr>
-          <w:sz w:val="21"/>
-          <w:szCs w:val="21"/>
-        </w:rPr>
-        <w:t xml:space="preserve">1. Truy cập CRM menu **"Sàn Giao thương B2B" ➔ "Sản phẩm"** (`/marketplace`).</w:t>
-      </w:r>
-    </w:p>
-    <w:p>
-      <w:pPr>
-        <w:spacing w:after="100"/>
-      </w:pPr>
-      <w:r>
-        <w:rPr>
-          <w:sz w:val="21"/>
-          <w:szCs w:val="21"/>
-        </w:rPr>
-        <w:t xml:space="preserve">2. Danh sách sản phẩm do các doanh nghiệp tự đăng từ App hiển thị chi tiết:</w:t>
-      </w:r>
-    </w:p>
-    <w:p>
-      <w:pPr>
-        <w:pStyle w:val="ListParagraph"/>
-        <w:numPr>
-          <w:ilvl w:val="0"/>
-          <w:numId w:val="1"/>
-        </w:numPr>
-        <w:spacing w:after="60"/>
-      </w:pPr>
-      <w:r>
+        <w:spacing w:after="80" w:before="80"/>
+        <w:ind w:left="400" w:hanging="200"/>
+      </w:pPr>
+      <w:r>
+        <w:rPr>
+          <w:b/>
+          <w:bCs/>
+          <w:color w:val="003B95"/>
+          <w:sz w:val="21"/>
+          <w:szCs w:val="21"/>
+        </w:rPr>
+        <w:t xml:space="preserve">Bước 1: </w:t>
+      </w:r>
+      <w:r>
+        <w:rPr>
+          <w:sz w:val="21"/>
+          <w:szCs w:val="21"/>
+        </w:rPr>
+        <w:t xml:space="preserve">Truy cập CRM menu </w:t>
+      </w:r>
+      <w:r>
+        <w:rPr>
+          <w:b/>
+          <w:bCs/>
+          <w:sz w:val="21"/>
+          <w:szCs w:val="21"/>
+        </w:rPr>
+        <w:t xml:space="preserve">"Sàn Giao thương B2B" ➔ "Sản phẩm"</w:t>
+      </w:r>
+      <w:r>
+        <w:rPr>
+          <w:sz w:val="21"/>
+          <w:szCs w:val="21"/>
+        </w:rPr>
+        <w:t xml:space="preserve"> (</w:t>
+      </w:r>
+      <w:r>
+        <w:rPr>
+          <w:rFonts w:ascii="Consolas" w:cs="Consolas" w:eastAsia="Consolas" w:hAnsi="Consolas"/>
+          <w:color w:val="003B95"/>
+          <w:sz w:val="20"/>
+          <w:szCs w:val="20"/>
+        </w:rPr>
+        <w:t xml:space="preserve">/marketplace</w:t>
+      </w:r>
+      <w:r>
+        <w:rPr>
+          <w:sz w:val="21"/>
+          <w:szCs w:val="21"/>
+        </w:rPr>
+        <w:t xml:space="preserve">).</w:t>
+      </w:r>
+    </w:p>
+    <w:p>
+      <w:pPr>
+        <w:spacing w:after="80" w:before="80"/>
+        <w:ind w:left="400" w:hanging="200"/>
+      </w:pPr>
+      <w:r>
+        <w:rPr>
+          <w:b/>
+          <w:bCs/>
+          <w:color w:val="003B95"/>
+          <w:sz w:val="21"/>
+          <w:szCs w:val="21"/>
+        </w:rPr>
+        <w:t xml:space="preserve">Bước 2: </w:t>
+      </w:r>
+      <w:r>
+        <w:rPr>
+          <w:sz w:val="21"/>
+          <w:szCs w:val="21"/>
+        </w:rPr>
+        <w:t xml:space="preserve">Danh sách sản phẩm do các doanh nghiệp tự đăng từ App hiển thị chi tiết:</w:t>
+      </w:r>
+    </w:p>
+    <w:p>
+      <w:pPr>
+        <w:pStyle w:val="ListParagraph"/>
+        <w:numPr>
+          <w:ilvl w:val="0"/>
+          <w:numId w:val="1"/>
+        </w:numPr>
+        <w:spacing w:after="40" w:before="40"/>
+      </w:pPr>
+      <w:r>
+        <w:rPr>
+          <w:sz w:val="21"/>
+          <w:szCs w:val="21"/>
+        </w:rPr>
         <w:t xml:space="preserve">Ảnh sản phẩm, Tên mặt hàng, Tên công ty cung ứng.</w:t>
       </w:r>
     </w:p>
@@ -2794,34 +4819,53 @@
           <w:ilvl w:val="0"/>
           <w:numId w:val="1"/>
         </w:numPr>
-        <w:spacing w:after="60"/>
-      </w:pPr>
-      <w:r>
+        <w:spacing w:after="40" w:before="40"/>
+      </w:pPr>
+      <w:r>
+        <w:rPr>
+          <w:sz w:val="21"/>
+          <w:szCs w:val="21"/>
+        </w:rPr>
         <w:t xml:space="preserve">Đơn giá thị trường và Mức giá ưu đãi riêng cho hội viên CEO 1983.</w:t>
       </w:r>
     </w:p>
     <w:p>
       <w:pPr>
-        <w:spacing w:after="100"/>
-      </w:pPr>
-      <w:r>
-        <w:rPr>
-          <w:sz w:val="21"/>
-          <w:szCs w:val="21"/>
-        </w:rPr>
-        <w:t xml:space="preserve">3. Ban Thư ký duyệt nội dung:</w:t>
-      </w:r>
-    </w:p>
-    <w:p>
-      <w:pPr>
-        <w:pStyle w:val="ListParagraph"/>
-        <w:numPr>
-          <w:ilvl w:val="0"/>
-          <w:numId w:val="1"/>
-        </w:numPr>
-        <w:spacing w:after="60"/>
-      </w:pPr>
-      <w:r>
+        <w:spacing w:after="80" w:before="80"/>
+        <w:ind w:left="400" w:hanging="200"/>
+      </w:pPr>
+      <w:r>
+        <w:rPr>
+          <w:b/>
+          <w:bCs/>
+          <w:color w:val="003B95"/>
+          <w:sz w:val="21"/>
+          <w:szCs w:val="21"/>
+        </w:rPr>
+        <w:t xml:space="preserve">Bước 3: </w:t>
+      </w:r>
+      <w:r>
+        <w:rPr>
+          <w:sz w:val="21"/>
+          <w:szCs w:val="21"/>
+        </w:rPr>
+        <w:t xml:space="preserve">Ban Thư ký duyệt nội dung:</w:t>
+      </w:r>
+    </w:p>
+    <w:p>
+      <w:pPr>
+        <w:pStyle w:val="ListParagraph"/>
+        <w:numPr>
+          <w:ilvl w:val="0"/>
+          <w:numId w:val="1"/>
+        </w:numPr>
+        <w:spacing w:after="40" w:before="40"/>
+      </w:pPr>
+      <w:r>
+        <w:rPr>
+          <w:sz w:val="21"/>
+          <w:szCs w:val="21"/>
+        </w:rPr>
         <w:t xml:space="preserve">Kiểm tra tính phù hợp của hình ảnh và quy chuẩn thông tin.</w:t>
       </w:r>
     </w:p>
@@ -2832,10 +4876,30 @@
           <w:ilvl w:val="0"/>
           <w:numId w:val="1"/>
         </w:numPr>
-        <w:spacing w:after="60"/>
-      </w:pPr>
-      <w:r>
-        <w:t xml:space="preserve">Bấm **"Phê duyệt"** để sản phẩm xuất hiện trên trang nhất của chợ App.</w:t>
+        <w:spacing w:after="40" w:before="40"/>
+      </w:pPr>
+      <w:r>
+        <w:rPr>
+          <w:sz w:val="21"/>
+          <w:szCs w:val="21"/>
+        </w:rPr>
+        <w:t xml:space="preserve">Bấm </w:t>
+      </w:r>
+      <w:r>
+        <w:rPr>
+          <w:b/>
+          <w:bCs/>
+          <w:sz w:val="21"/>
+          <w:szCs w:val="21"/>
+        </w:rPr>
+        <w:t xml:space="preserve">"Phê duyệt"</w:t>
+      </w:r>
+      <w:r>
+        <w:rPr>
+          <w:sz w:val="21"/>
+          <w:szCs w:val="21"/>
+        </w:rPr>
+        <w:t xml:space="preserve"> để sản phẩm xuất hiện trên trang nhất của chợ App.</w:t>
       </w:r>
     </w:p>
     <w:p>
@@ -2846,7 +4910,7 @@
       <w:r>
         <w:drawing>
           <wp:inline distT="0" distB="0" distL="0" distR="0">
-            <wp:extent cx="4762500" cy="2667000"/>
+            <wp:extent cx="4953000" cy="2762250"/>
             <wp:effectExtent t="0" r="0" b="0" l="0"/>
             <wp:docPr id="1" name="" descr="" title=""/>
             <wp:cNvGraphicFramePr>
@@ -2871,7 +4935,7 @@
                   <pic:spPr bwMode="auto">
                     <a:xfrm>
                       <a:off x="0" y="0"/>
-                      <a:ext cx="4762500" cy="2667000"/>
+                      <a:ext cx="4953000" cy="2762250"/>
                     </a:xfrm>
                     <a:prstGeom prst="rect">
                       <a:avLst/>
@@ -2906,23 +4970,21 @@
       </w:pPr>
       <w:r>
         <w:rPr>
-          <w:sz w:val="21"/>
-          <w:szCs w:val="21"/>
-        </w:rPr>
-        <w:t xml:space="preserve">*Hình 6.1: Giao diện CRM Quản trị Marketplace - Kiểm soát chất lượng sản phẩm hội viên.*</w:t>
-      </w:r>
-    </w:p>
-    <w:p>
-      <w:pPr>
-        <w:spacing w:after="100"/>
-      </w:pPr>
-      <w:r>
-        <w:rPr>
-          <w:sz w:val="21"/>
-          <w:szCs w:val="21"/>
-        </w:rPr>
-        <w:t xml:space="preserve">---</w:t>
-      </w:r>
+          <w:i/>
+          <w:iCs/>
+          <w:sz w:val="21"/>
+          <w:szCs w:val="21"/>
+        </w:rPr>
+        <w:t xml:space="preserve">Hình 6.1: Giao diện CRM Quản trị Marketplace - Kiểm soát chất lượng sản phẩm hội viên.</w:t>
+      </w:r>
+    </w:p>
+    <w:p>
+      <w:pPr>
+        <w:pBdr>
+          <w:bottom w:val="single" w:color="E2E8F0" w:sz="6" w:space="1"/>
+        </w:pBdr>
+        <w:spacing w:after="140" w:before="140"/>
+      </w:pPr>
     </w:p>
     <w:p>
       <w:pPr>
@@ -2940,36 +5002,74 @@
           <w:ilvl w:val="0"/>
           <w:numId w:val="1"/>
         </w:numPr>
-        <w:spacing w:after="60"/>
-      </w:pPr>
-      <w:r>
-        <w:t xml:space="preserve">**Gắn nhãn Sản phẩm Nổi bật:** Ghim các sản phẩm tiêu biểu lên đầu danh mục Marketplace trên App.</w:t>
-      </w:r>
-    </w:p>
-    <w:p>
-      <w:pPr>
-        <w:pStyle w:val="ListParagraph"/>
-        <w:numPr>
-          <w:ilvl w:val="0"/>
-          <w:numId w:val="1"/>
-        </w:numPr>
-        <w:spacing w:after="60"/>
-      </w:pPr>
-      <w:r>
-        <w:t xml:space="preserve">**Tạm dừng / Khóa sản phẩm:** Khi sản phẩm hết hàng hoặc nhận phản ánh chất lượng từ các hội viên khác, quản trị viên có thể bấm **"Tạm dừng hiển thị"**.</w:t>
-      </w:r>
-    </w:p>
-    <w:p>
-      <w:pPr>
-        <w:spacing w:after="100"/>
-      </w:pPr>
-      <w:r>
-        <w:rPr>
-          <w:sz w:val="21"/>
-          <w:szCs w:val="21"/>
-        </w:rPr>
-        <w:t xml:space="preserve">---</w:t>
-      </w:r>
+        <w:spacing w:after="40" w:before="40"/>
+      </w:pPr>
+      <w:r>
+        <w:rPr>
+          <w:b/>
+          <w:bCs/>
+          <w:sz w:val="21"/>
+          <w:szCs w:val="21"/>
+        </w:rPr>
+        <w:t xml:space="preserve">Gắn nhãn Sản phẩm Nổi bật:</w:t>
+      </w:r>
+      <w:r>
+        <w:rPr>
+          <w:sz w:val="21"/>
+          <w:szCs w:val="21"/>
+        </w:rPr>
+        <w:t xml:space="preserve"> Ghim các sản phẩm tiêu biểu lên đầu danh mục Marketplace trên App.</w:t>
+      </w:r>
+    </w:p>
+    <w:p>
+      <w:pPr>
+        <w:pStyle w:val="ListParagraph"/>
+        <w:numPr>
+          <w:ilvl w:val="0"/>
+          <w:numId w:val="1"/>
+        </w:numPr>
+        <w:spacing w:after="40" w:before="40"/>
+      </w:pPr>
+      <w:r>
+        <w:rPr>
+          <w:b/>
+          <w:bCs/>
+          <w:sz w:val="21"/>
+          <w:szCs w:val="21"/>
+        </w:rPr>
+        <w:t xml:space="preserve">Tạm dừng / Khóa sản phẩm:</w:t>
+      </w:r>
+      <w:r>
+        <w:rPr>
+          <w:sz w:val="21"/>
+          <w:szCs w:val="21"/>
+        </w:rPr>
+        <w:t xml:space="preserve"> Khi sản phẩm hết hàng hoặc nhận phản ánh chất lượng từ các hội viên khác, quản trị viên có thể bấm </w:t>
+      </w:r>
+      <w:r>
+        <w:rPr>
+          <w:b/>
+          <w:bCs/>
+          <w:sz w:val="21"/>
+          <w:szCs w:val="21"/>
+        </w:rPr>
+        <w:t xml:space="preserve">"Tạm dừng hiển thị"</w:t>
+      </w:r>
+      <w:r>
+        <w:rPr>
+          <w:sz w:val="21"/>
+          <w:szCs w:val="21"/>
+        </w:rPr>
+        <w:t xml:space="preserve">.</w:t>
+      </w:r>
+    </w:p>
+    <w:p>
+      <w:pPr>
+        <w:pBdr>
+          <w:bottom w:val="single" w:color="E2E8F0" w:sz="6" w:space="1"/>
+        </w:pBdr>
+        <w:spacing w:after="140" w:before="140"/>
+      </w:pPr>
     </w:p>
     <w:p>
       <w:pPr>
@@ -2991,38 +5091,96 @@
     </w:p>
     <w:p>
       <w:pPr>
-        <w:spacing w:after="100"/>
-      </w:pPr>
-      <w:r>
-        <w:rPr>
-          <w:sz w:val="21"/>
-          <w:szCs w:val="21"/>
-        </w:rPr>
-        <w:t xml:space="preserve">1. Truy cập CRM menu **"Kết nối Kinh doanh"** (`/opportunities`).</w:t>
-      </w:r>
-    </w:p>
-    <w:p>
-      <w:pPr>
-        <w:spacing w:after="100"/>
-      </w:pPr>
-      <w:r>
-        <w:rPr>
-          <w:sz w:val="21"/>
-          <w:szCs w:val="21"/>
-        </w:rPr>
-        <w:t xml:space="preserve">2. Theo dõi các bài đăng nhu cầu của doanh nghiệp thành viên:</w:t>
-      </w:r>
-    </w:p>
-    <w:p>
-      <w:pPr>
-        <w:pStyle w:val="ListParagraph"/>
-        <w:numPr>
-          <w:ilvl w:val="0"/>
-          <w:numId w:val="1"/>
-        </w:numPr>
-        <w:spacing w:after="60"/>
-      </w:pPr>
-      <w:r>
+        <w:spacing w:after="80" w:before="80"/>
+        <w:ind w:left="400" w:hanging="200"/>
+      </w:pPr>
+      <w:r>
+        <w:rPr>
+          <w:b/>
+          <w:bCs/>
+          <w:color w:val="003B95"/>
+          <w:sz w:val="21"/>
+          <w:szCs w:val="21"/>
+        </w:rPr>
+        <w:t xml:space="preserve">Bước 1: </w:t>
+      </w:r>
+      <w:r>
+        <w:rPr>
+          <w:sz w:val="21"/>
+          <w:szCs w:val="21"/>
+        </w:rPr>
+        <w:t xml:space="preserve">Truy cập CRM menu </w:t>
+      </w:r>
+      <w:r>
+        <w:rPr>
+          <w:b/>
+          <w:bCs/>
+          <w:sz w:val="21"/>
+          <w:szCs w:val="21"/>
+        </w:rPr>
+        <w:t xml:space="preserve">"Kết nối Kinh doanh"</w:t>
+      </w:r>
+      <w:r>
+        <w:rPr>
+          <w:sz w:val="21"/>
+          <w:szCs w:val="21"/>
+        </w:rPr>
+        <w:t xml:space="preserve"> (</w:t>
+      </w:r>
+      <w:r>
+        <w:rPr>
+          <w:rFonts w:ascii="Consolas" w:cs="Consolas" w:eastAsia="Consolas" w:hAnsi="Consolas"/>
+          <w:color w:val="003B95"/>
+          <w:sz w:val="20"/>
+          <w:szCs w:val="20"/>
+        </w:rPr>
+        <w:t xml:space="preserve">/opportunities</w:t>
+      </w:r>
+      <w:r>
+        <w:rPr>
+          <w:sz w:val="21"/>
+          <w:szCs w:val="21"/>
+        </w:rPr>
+        <w:t xml:space="preserve">).</w:t>
+      </w:r>
+    </w:p>
+    <w:p>
+      <w:pPr>
+        <w:spacing w:after="80" w:before="80"/>
+        <w:ind w:left="400" w:hanging="200"/>
+      </w:pPr>
+      <w:r>
+        <w:rPr>
+          <w:b/>
+          <w:bCs/>
+          <w:color w:val="003B95"/>
+          <w:sz w:val="21"/>
+          <w:szCs w:val="21"/>
+        </w:rPr>
+        <w:t xml:space="preserve">Bước 2: </w:t>
+      </w:r>
+      <w:r>
+        <w:rPr>
+          <w:sz w:val="21"/>
+          <w:szCs w:val="21"/>
+        </w:rPr>
+        <w:t xml:space="preserve">Theo dõi các bài đăng nhu cầu của doanh nghiệp thành viên:</w:t>
+      </w:r>
+    </w:p>
+    <w:p>
+      <w:pPr>
+        <w:pStyle w:val="ListParagraph"/>
+        <w:numPr>
+          <w:ilvl w:val="0"/>
+          <w:numId w:val="1"/>
+        </w:numPr>
+        <w:spacing w:after="40" w:before="40"/>
+      </w:pPr>
+      <w:r>
+        <w:rPr>
+          <w:sz w:val="21"/>
+          <w:szCs w:val="21"/>
+        </w:rPr>
         <w:t xml:space="preserve">Thống kê các ngành nghề đang có nhu cầu tìm thầu phụ nhiều nhất.</w:t>
       </w:r>
     </w:p>
@@ -3033,9 +5191,13 @@
           <w:ilvl w:val="0"/>
           <w:numId w:val="1"/>
         </w:numPr>
-        <w:spacing w:after="60"/>
-      </w:pPr>
-      <w:r>
+        <w:spacing w:after="40" w:before="40"/>
+      </w:pPr>
+      <w:r>
+        <w:rPr>
+          <w:sz w:val="21"/>
+          <w:szCs w:val="21"/>
+        </w:rPr>
         <w:t xml:space="preserve">Kiểm soát tính xác thực của các bài đăng có ngân sách lớn.</w:t>
       </w:r>
     </w:p>
@@ -3047,7 +5209,7 @@
       <w:r>
         <w:drawing>
           <wp:inline distT="0" distB="0" distL="0" distR="0">
-            <wp:extent cx="4762500" cy="2667000"/>
+            <wp:extent cx="4953000" cy="2762250"/>
             <wp:effectExtent t="0" r="0" b="0" l="0"/>
             <wp:docPr id="1" name="" descr="" title=""/>
             <wp:cNvGraphicFramePr>
@@ -3072,7 +5234,7 @@
                   <pic:spPr bwMode="auto">
                     <a:xfrm>
                       <a:off x="0" y="0"/>
-                      <a:ext cx="4762500" cy="2667000"/>
+                      <a:ext cx="4953000" cy="2762250"/>
                     </a:xfrm>
                     <a:prstGeom prst="rect">
                       <a:avLst/>
@@ -3107,23 +5269,21 @@
       </w:pPr>
       <w:r>
         <w:rPr>
-          <w:sz w:val="21"/>
-          <w:szCs w:val="21"/>
-        </w:rPr>
-        <w:t xml:space="preserve">*Hình 7.1: Màn hình CRM Quản lý Bảng tin Cơ hội Kinh doanh và nhu cầu kết nối.*</w:t>
-      </w:r>
-    </w:p>
-    <w:p>
-      <w:pPr>
-        <w:spacing w:after="100"/>
-      </w:pPr>
-      <w:r>
-        <w:rPr>
-          <w:sz w:val="21"/>
-          <w:szCs w:val="21"/>
-        </w:rPr>
-        <w:t xml:space="preserve">---</w:t>
-      </w:r>
+          <w:i/>
+          <w:iCs/>
+          <w:sz w:val="21"/>
+          <w:szCs w:val="21"/>
+        </w:rPr>
+        <w:t xml:space="preserve">Hình 7.1: Màn hình CRM Quản lý Bảng tin Cơ hội Kinh doanh và nhu cầu kết nối.</w:t>
+      </w:r>
+    </w:p>
+    <w:p>
+      <w:pPr>
+        <w:pBdr>
+          <w:bottom w:val="single" w:color="E2E8F0" w:sz="6" w:space="1"/>
+        </w:pBdr>
+        <w:spacing w:after="140" w:before="140"/>
+      </w:pPr>
     </w:p>
     <w:p>
       <w:pPr>
@@ -3141,36 +5301,56 @@
           <w:ilvl w:val="0"/>
           <w:numId w:val="1"/>
         </w:numPr>
-        <w:spacing w:after="60"/>
-      </w:pPr>
-      <w:r>
-        <w:t xml:space="preserve">Theo dõi các cơ hội đã được hội viên khác nhấn **"Claim Deal"** để hỗ trợ xúc tiến khi cần.</w:t>
-      </w:r>
-    </w:p>
-    <w:p>
-      <w:pPr>
-        <w:pStyle w:val="ListParagraph"/>
-        <w:numPr>
-          <w:ilvl w:val="0"/>
-          <w:numId w:val="1"/>
-        </w:numPr>
-        <w:spacing w:after="60"/>
-      </w:pPr>
-      <w:r>
+        <w:spacing w:after="40" w:before="40"/>
+      </w:pPr>
+      <w:r>
+        <w:rPr>
+          <w:sz w:val="21"/>
+          <w:szCs w:val="21"/>
+        </w:rPr>
+        <w:t xml:space="preserve">Theo dõi các cơ hội đã được hội viên khác nhấn </w:t>
+      </w:r>
+      <w:r>
+        <w:rPr>
+          <w:b/>
+          <w:bCs/>
+          <w:sz w:val="21"/>
+          <w:szCs w:val="21"/>
+        </w:rPr>
+        <w:t xml:space="preserve">"Claim Deal"</w:t>
+      </w:r>
+      <w:r>
+        <w:rPr>
+          <w:sz w:val="21"/>
+          <w:szCs w:val="21"/>
+        </w:rPr>
+        <w:t xml:space="preserve"> để hỗ trợ xúc tiến khi cần.</w:t>
+      </w:r>
+    </w:p>
+    <w:p>
+      <w:pPr>
+        <w:pStyle w:val="ListParagraph"/>
+        <w:numPr>
+          <w:ilvl w:val="0"/>
+          <w:numId w:val="1"/>
+        </w:numPr>
+        <w:spacing w:after="40" w:before="40"/>
+      </w:pPr>
+      <w:r>
+        <w:rPr>
+          <w:sz w:val="21"/>
+          <w:szCs w:val="21"/>
+        </w:rPr>
         <w:t xml:space="preserve">Tổng hợp báo cáo giá trị hợp đồng ký kết nội khối định kỳ để báo cáo Đại hội Hiệp hội.</w:t>
       </w:r>
     </w:p>
     <w:p>
       <w:pPr>
-        <w:spacing w:after="100"/>
-      </w:pPr>
-      <w:r>
-        <w:rPr>
-          <w:sz w:val="21"/>
-          <w:szCs w:val="21"/>
-        </w:rPr>
-        <w:t xml:space="preserve">---</w:t>
-      </w:r>
+        <w:pBdr>
+          <w:bottom w:val="single" w:color="E2E8F0" w:sz="6" w:space="1"/>
+        </w:pBdr>
+        <w:spacing w:after="140" w:before="140"/>
+      </w:pPr>
     </w:p>
     <w:p>
       <w:pPr>
@@ -3187,94 +5367,256 @@
         <w:spacing w:after="80" w:before="180"/>
       </w:pPr>
       <w:r>
-        <w:t xml:space="preserve">8.1. Thiết Lập Phiên Biểu Quyết Live Voting Thời Gian Thực</w:t>
-      </w:r>
-    </w:p>
-    <w:p>
-      <w:pPr>
-        <w:spacing w:after="100"/>
-      </w:pPr>
-      <w:r>
-        <w:rPr>
-          <w:sz w:val="21"/>
-          <w:szCs w:val="21"/>
-        </w:rPr>
-        <w:t xml:space="preserve">1. Truy cập CRM menu **"Hoạt động Sự kiện" ➔ "Biểu quyết &amp; Bầu cử"** (`/voting`).</w:t>
-      </w:r>
-    </w:p>
-    <w:p>
-      <w:pPr>
-        <w:spacing w:after="100"/>
-      </w:pPr>
-      <w:r>
-        <w:rPr>
-          <w:sz w:val="21"/>
-          <w:szCs w:val="21"/>
-        </w:rPr>
-        <w:t xml:space="preserve">2. Nhấn **"+ Tạo Phiên Biểu Quyết"**:</w:t>
-      </w:r>
-    </w:p>
-    <w:p>
-      <w:pPr>
-        <w:pStyle w:val="ListParagraph"/>
-        <w:numPr>
-          <w:ilvl w:val="0"/>
-          <w:numId w:val="1"/>
-        </w:numPr>
-        <w:spacing w:after="60"/>
-      </w:pPr>
-      <w:r>
-        <w:t xml:space="preserve">Nhập nội dung câu hỏi biểu quyết (vd: *"Thông qua Nghị quyết Phương hướng Hoạt động Nhiệm kỳ 2026-2031"*).</w:t>
-      </w:r>
-    </w:p>
-    <w:p>
-      <w:pPr>
-        <w:pStyle w:val="ListParagraph"/>
-        <w:numPr>
-          <w:ilvl w:val="0"/>
-          <w:numId w:val="1"/>
-        </w:numPr>
-        <w:spacing w:after="60"/>
-      </w:pPr>
-      <w:r>
+        <w:t xml:space="preserve">8.1. Thiết Lập Phiên Biểu Quyết Live Voting Thời Gian Thực &amp; Đẩy Thông Báo App</w:t>
+      </w:r>
+    </w:p>
+    <w:p>
+      <w:pPr>
+        <w:spacing w:after="80" w:before="80"/>
+        <w:ind w:left="400" w:hanging="200"/>
+      </w:pPr>
+      <w:r>
+        <w:rPr>
+          <w:b/>
+          <w:bCs/>
+          <w:color w:val="003B95"/>
+          <w:sz w:val="21"/>
+          <w:szCs w:val="21"/>
+        </w:rPr>
+        <w:t xml:space="preserve">Bước 1: </w:t>
+      </w:r>
+      <w:r>
+        <w:rPr>
+          <w:sz w:val="21"/>
+          <w:szCs w:val="21"/>
+        </w:rPr>
+        <w:t xml:space="preserve">Truy cập CRM menu </w:t>
+      </w:r>
+      <w:r>
+        <w:rPr>
+          <w:b/>
+          <w:bCs/>
+          <w:sz w:val="21"/>
+          <w:szCs w:val="21"/>
+        </w:rPr>
+        <w:t xml:space="preserve">"Hoạt động Sự kiện" ➔ "Biểu quyết &amp; Bầu cử"</w:t>
+      </w:r>
+      <w:r>
+        <w:rPr>
+          <w:sz w:val="21"/>
+          <w:szCs w:val="21"/>
+        </w:rPr>
+        <w:t xml:space="preserve"> (</w:t>
+      </w:r>
+      <w:r>
+        <w:rPr>
+          <w:rFonts w:ascii="Consolas" w:cs="Consolas" w:eastAsia="Consolas" w:hAnsi="Consolas"/>
+          <w:color w:val="003B95"/>
+          <w:sz w:val="20"/>
+          <w:szCs w:val="20"/>
+        </w:rPr>
+        <w:t xml:space="preserve">/voting</w:t>
+      </w:r>
+      <w:r>
+        <w:rPr>
+          <w:sz w:val="21"/>
+          <w:szCs w:val="21"/>
+        </w:rPr>
+        <w:t xml:space="preserve">).</w:t>
+      </w:r>
+    </w:p>
+    <w:p>
+      <w:pPr>
+        <w:spacing w:after="80" w:before="80"/>
+        <w:ind w:left="400" w:hanging="200"/>
+      </w:pPr>
+      <w:r>
+        <w:rPr>
+          <w:b/>
+          <w:bCs/>
+          <w:color w:val="003B95"/>
+          <w:sz w:val="21"/>
+          <w:szCs w:val="21"/>
+        </w:rPr>
+        <w:t xml:space="preserve">Bước 2: </w:t>
+      </w:r>
+      <w:r>
+        <w:rPr>
+          <w:sz w:val="21"/>
+          <w:szCs w:val="21"/>
+        </w:rPr>
+        <w:t xml:space="preserve">Nhấn </w:t>
+      </w:r>
+      <w:r>
+        <w:rPr>
+          <w:b/>
+          <w:bCs/>
+          <w:sz w:val="21"/>
+          <w:szCs w:val="21"/>
+        </w:rPr>
+        <w:t xml:space="preserve">"+ Tạo Phiên Biểu Quyết"</w:t>
+      </w:r>
+      <w:r>
+        <w:rPr>
+          <w:sz w:val="21"/>
+          <w:szCs w:val="21"/>
+        </w:rPr>
+        <w:t xml:space="preserve">:</w:t>
+      </w:r>
+    </w:p>
+    <w:p>
+      <w:pPr>
+        <w:pStyle w:val="ListParagraph"/>
+        <w:numPr>
+          <w:ilvl w:val="0"/>
+          <w:numId w:val="1"/>
+        </w:numPr>
+        <w:spacing w:after="40" w:before="40"/>
+      </w:pPr>
+      <w:r>
+        <w:rPr>
+          <w:sz w:val="21"/>
+          <w:szCs w:val="21"/>
+        </w:rPr>
+        <w:t xml:space="preserve">Nhập nội dung câu hỏi biểu quyết (vd: </w:t>
+      </w:r>
+      <w:r>
+        <w:rPr>
+          <w:i/>
+          <w:iCs/>
+          <w:sz w:val="21"/>
+          <w:szCs w:val="21"/>
+        </w:rPr>
+        <w:t xml:space="preserve">"Thông qua Nghị quyết Phương hướng Hoạt động Nhiệm kỳ 2026-2031"</w:t>
+      </w:r>
+      <w:r>
+        <w:rPr>
+          <w:sz w:val="21"/>
+          <w:szCs w:val="21"/>
+        </w:rPr>
+        <w:t xml:space="preserve">).</w:t>
+      </w:r>
+    </w:p>
+    <w:p>
+      <w:pPr>
+        <w:pStyle w:val="ListParagraph"/>
+        <w:numPr>
+          <w:ilvl w:val="0"/>
+          <w:numId w:val="1"/>
+        </w:numPr>
+        <w:spacing w:after="40" w:before="40"/>
+      </w:pPr>
+      <w:r>
+        <w:rPr>
+          <w:sz w:val="21"/>
+          <w:szCs w:val="21"/>
+        </w:rPr>
         <w:t xml:space="preserve">Nhập các phương án lựa chọn: Đồng ý / Không đồng ý / Ý kiến khác.</w:t>
       </w:r>
     </w:p>
     <w:p>
       <w:pPr>
-        <w:spacing w:after="100"/>
-      </w:pPr>
-      <w:r>
-        <w:rPr>
-          <w:sz w:val="21"/>
-          <w:szCs w:val="21"/>
-        </w:rPr>
-        <w:t xml:space="preserve">3. Khi MC tuyên bố bắt đầu biểu quyết, quản trị viên bấm **"Kích hoạt Phiên bỏ phiếu"**:</w:t>
-      </w:r>
-    </w:p>
-    <w:p>
-      <w:pPr>
-        <w:pStyle w:val="ListParagraph"/>
-        <w:numPr>
-          <w:ilvl w:val="0"/>
-          <w:numId w:val="1"/>
-        </w:numPr>
-        <w:spacing w:after="60"/>
-      </w:pPr>
-      <w:r>
-        <w:t xml:space="preserve">App của toàn thể hội viên có mặt tại hội trường tự động mở màn hình bỏ phiếu.</w:t>
-      </w:r>
-    </w:p>
-    <w:p>
-      <w:pPr>
-        <w:pStyle w:val="ListParagraph"/>
-        <w:numPr>
-          <w:ilvl w:val="0"/>
-          <w:numId w:val="1"/>
-        </w:numPr>
-        <w:spacing w:after="60"/>
-      </w:pPr>
-      <w:r>
+        <w:spacing w:after="80" w:before="80"/>
+        <w:ind w:left="400" w:hanging="200"/>
+      </w:pPr>
+      <w:r>
+        <w:rPr>
+          <w:b/>
+          <w:bCs/>
+          <w:color w:val="003B95"/>
+          <w:sz w:val="21"/>
+          <w:szCs w:val="21"/>
+        </w:rPr>
+        <w:t xml:space="preserve">Bước 3: </w:t>
+      </w:r>
+      <w:r>
+        <w:rPr>
+          <w:sz w:val="21"/>
+          <w:szCs w:val="21"/>
+        </w:rPr>
+        <w:t xml:space="preserve">Khi MC tuyên bố bắt đầu biểu quyết, quản trị viên bấm </w:t>
+      </w:r>
+      <w:r>
+        <w:rPr>
+          <w:b/>
+          <w:bCs/>
+          <w:sz w:val="21"/>
+          <w:szCs w:val="21"/>
+        </w:rPr>
+        <w:t xml:space="preserve">"Kích hoạt Phiên bỏ phiếu"</w:t>
+      </w:r>
+      <w:r>
+        <w:rPr>
+          <w:sz w:val="21"/>
+          <w:szCs w:val="21"/>
+        </w:rPr>
+        <w:t xml:space="preserve">:</w:t>
+      </w:r>
+    </w:p>
+    <w:p>
+      <w:pPr>
+        <w:pStyle w:val="ListParagraph"/>
+        <w:numPr>
+          <w:ilvl w:val="0"/>
+          <w:numId w:val="1"/>
+        </w:numPr>
+        <w:spacing w:after="40" w:before="40"/>
+      </w:pPr>
+      <w:r>
+        <w:rPr>
+          <w:sz w:val="21"/>
+          <w:szCs w:val="21"/>
+        </w:rPr>
+        <w:t xml:space="preserve">Hệ thống tự động </w:t>
+      </w:r>
+      <w:r>
+        <w:rPr>
+          <w:b/>
+          <w:bCs/>
+          <w:sz w:val="21"/>
+          <w:szCs w:val="21"/>
+        </w:rPr>
+        <w:t xml:space="preserve">bắn thông báo đẩy tương tác (Interactive Notification)</w:t>
+      </w:r>
+      <w:r>
+        <w:rPr>
+          <w:sz w:val="21"/>
+          <w:szCs w:val="21"/>
+        </w:rPr>
+        <w:t xml:space="preserve"> về App Hiệp hội của toàn thể hội viên.</w:t>
+      </w:r>
+    </w:p>
+    <w:p>
+      <w:pPr>
+        <w:pStyle w:val="ListParagraph"/>
+        <w:numPr>
+          <w:ilvl w:val="0"/>
+          <w:numId w:val="1"/>
+        </w:numPr>
+        <w:spacing w:after="40" w:before="40"/>
+      </w:pPr>
+      <w:r>
+        <w:rPr>
+          <w:sz w:val="21"/>
+          <w:szCs w:val="21"/>
+        </w:rPr>
+        <w:t xml:space="preserve">Hội viên chỉ cần nhấp vào thông báo là mở ngay popup biểu quyết để chọn phương án và xác nhận biểu quyết trong 3 giây.</w:t>
+      </w:r>
+    </w:p>
+    <w:p>
+      <w:pPr>
+        <w:pStyle w:val="ListParagraph"/>
+        <w:numPr>
+          <w:ilvl w:val="0"/>
+          <w:numId w:val="1"/>
+        </w:numPr>
+        <w:spacing w:after="40" w:before="40"/>
+      </w:pPr>
+      <w:r>
+        <w:rPr>
+          <w:sz w:val="21"/>
+          <w:szCs w:val="21"/>
+        </w:rPr>
         <w:t xml:space="preserve">Màn hình CRM hiển thị biểu đồ tròn kết quả nhảy số thời gian thực để trình chiếu trực tiếp lên màn hình LED sân khấu.</w:t>
       </w:r>
     </w:p>
@@ -3286,7 +5628,7 @@
       <w:r>
         <w:drawing>
           <wp:inline distT="0" distB="0" distL="0" distR="0">
-            <wp:extent cx="4762500" cy="2667000"/>
+            <wp:extent cx="4953000" cy="2762250"/>
             <wp:effectExtent t="0" r="0" b="0" l="0"/>
             <wp:docPr id="1" name="" descr="" title=""/>
             <wp:cNvGraphicFramePr>
@@ -3311,7 +5653,7 @@
                   <pic:spPr bwMode="auto">
                     <a:xfrm>
                       <a:off x="0" y="0"/>
-                      <a:ext cx="4762500" cy="2667000"/>
+                      <a:ext cx="4953000" cy="2762250"/>
                     </a:xfrm>
                     <a:prstGeom prst="rect">
                       <a:avLst/>
@@ -3346,23 +5688,21 @@
       </w:pPr>
       <w:r>
         <w:rPr>
-          <w:sz w:val="21"/>
-          <w:szCs w:val="21"/>
-        </w:rPr>
-        <w:t xml:space="preserve">*Hình 8.1: Màn hình điều phối phiên biểu quyết trực tiếp và vòng quay may mắn trên CRM.*</w:t>
-      </w:r>
-    </w:p>
-    <w:p>
-      <w:pPr>
-        <w:spacing w:after="100"/>
-      </w:pPr>
-      <w:r>
-        <w:rPr>
-          <w:sz w:val="21"/>
-          <w:szCs w:val="21"/>
-        </w:rPr>
-        <w:t xml:space="preserve">---</w:t>
-      </w:r>
+          <w:i/>
+          <w:iCs/>
+          <w:sz w:val="21"/>
+          <w:szCs w:val="21"/>
+        </w:rPr>
+        <w:t xml:space="preserve">Hình 8.1: Màn hình điều phối phiên biểu quyết trực tiếp và đẩy thông báo tức thì đến App hội viên.</w:t>
+      </w:r>
+    </w:p>
+    <w:p>
+      <w:pPr>
+        <w:pBdr>
+          <w:bottom w:val="single" w:color="E2E8F0" w:sz="6" w:space="1"/>
+        </w:pBdr>
+        <w:spacing w:after="140" w:before="140"/>
+      </w:pPr>
     </w:p>
     <w:p>
       <w:pPr>
@@ -3370,55 +5710,326 @@
         <w:spacing w:after="80" w:before="180"/>
       </w:pPr>
       <w:r>
-        <w:t xml:space="preserve">8.2. Cấu Hình Vòng Quay May Mắn Lucky Draw</w:t>
-      </w:r>
-    </w:p>
-    <w:p>
-      <w:pPr>
-        <w:spacing w:after="100"/>
-      </w:pPr>
-      <w:r>
-        <w:rPr>
-          <w:sz w:val="21"/>
-          <w:szCs w:val="21"/>
-        </w:rPr>
-        <w:t xml:space="preserve">1. Chọn tab **"Lucky Draw (Quay số trúng thưởng)"**.</w:t>
-      </w:r>
-    </w:p>
-    <w:p>
-      <w:pPr>
-        <w:spacing w:after="100"/>
-      </w:pPr>
-      <w:r>
-        <w:rPr>
-          <w:sz w:val="21"/>
-          <w:szCs w:val="21"/>
-        </w:rPr>
-        <w:t xml:space="preserve">2. Nhập danh sách các giải thưởng: Giải Đặc biệt, Giải Nhất, Giải Nhì, Giải Khuyến khích.</w:t>
-      </w:r>
-    </w:p>
-    <w:p>
-      <w:pPr>
-        <w:spacing w:after="100"/>
-      </w:pPr>
-      <w:r>
-        <w:rPr>
-          <w:sz w:val="21"/>
-          <w:szCs w:val="21"/>
-        </w:rPr>
-        <w:t xml:space="preserve">3. Đồng bộ danh sách mã vé của các đại biểu đã check-in thành công qua cổng.</w:t>
-      </w:r>
-    </w:p>
-    <w:p>
-      <w:pPr>
-        <w:spacing w:after="100"/>
-      </w:pPr>
-      <w:r>
-        <w:rPr>
-          <w:sz w:val="21"/>
-          <w:szCs w:val="21"/>
-        </w:rPr>
-        <w:t xml:space="preserve">4. Nhấn **"Bắt đầu quay số"** để hiển thị hiệu ứng quay thưởng kịch tính trên sân khấu.</w:t>
+        <w:t xml:space="preserve">8.2. Cấu Hình Vòng Quay May Mắn Lucky Draw &amp; Bắn Thông Báo Chúc Mừng Trúng Thưởng</w:t>
+      </w:r>
+    </w:p>
+    <w:p>
+      <w:pPr>
+        <w:spacing w:after="80" w:before="80"/>
+        <w:ind w:left="400" w:hanging="200"/>
+      </w:pPr>
+      <w:r>
+        <w:rPr>
+          <w:b/>
+          <w:bCs/>
+          <w:color w:val="003B95"/>
+          <w:sz w:val="21"/>
+          <w:szCs w:val="21"/>
+        </w:rPr>
+        <w:t xml:space="preserve">Bước 1: </w:t>
+      </w:r>
+      <w:r>
+        <w:rPr>
+          <w:sz w:val="21"/>
+          <w:szCs w:val="21"/>
+        </w:rPr>
+        <w:t xml:space="preserve">Chọn tab </w:t>
+      </w:r>
+      <w:r>
+        <w:rPr>
+          <w:b/>
+          <w:bCs/>
+          <w:sz w:val="21"/>
+          <w:szCs w:val="21"/>
+        </w:rPr>
+        <w:t xml:space="preserve">"Lucky Draw (Quay số trúng thưởng)"</w:t>
+      </w:r>
+      <w:r>
+        <w:rPr>
+          <w:sz w:val="21"/>
+          <w:szCs w:val="21"/>
+        </w:rPr>
+        <w:t xml:space="preserve">.</w:t>
+      </w:r>
+    </w:p>
+    <w:p>
+      <w:pPr>
+        <w:spacing w:after="80" w:before="80"/>
+        <w:ind w:left="400" w:hanging="200"/>
+      </w:pPr>
+      <w:r>
+        <w:rPr>
+          <w:b/>
+          <w:bCs/>
+          <w:color w:val="003B95"/>
+          <w:sz w:val="21"/>
+          <w:szCs w:val="21"/>
+        </w:rPr>
+        <w:t xml:space="preserve">Bước 2: </w:t>
+      </w:r>
+      <w:r>
+        <w:rPr>
+          <w:sz w:val="21"/>
+          <w:szCs w:val="21"/>
+        </w:rPr>
+        <w:t xml:space="preserve">Nhập danh sách các giải thưởng: Giải Đặc biệt, Giải Nhất, Giải Nhì, Giải Tri ân.</w:t>
+      </w:r>
+    </w:p>
+    <w:p>
+      <w:pPr>
+        <w:spacing w:after="80" w:before="80"/>
+        <w:ind w:left="400" w:hanging="200"/>
+      </w:pPr>
+      <w:r>
+        <w:rPr>
+          <w:b/>
+          <w:bCs/>
+          <w:color w:val="003B95"/>
+          <w:sz w:val="21"/>
+          <w:szCs w:val="21"/>
+        </w:rPr>
+        <w:t xml:space="preserve">Bước 3: </w:t>
+      </w:r>
+      <w:r>
+        <w:rPr>
+          <w:b/>
+          <w:bCs/>
+          <w:sz w:val="21"/>
+          <w:szCs w:val="21"/>
+        </w:rPr>
+        <w:t xml:space="preserve">Quay thưởng theo Mã số vé may mắn (#XXXX):</w:t>
+      </w:r>
+    </w:p>
+    <w:p>
+      <w:pPr>
+        <w:pStyle w:val="ListParagraph"/>
+        <w:numPr>
+          <w:ilvl w:val="0"/>
+          <w:numId w:val="1"/>
+        </w:numPr>
+        <w:spacing w:after="40" w:before="40"/>
+      </w:pPr>
+      <w:r>
+        <w:rPr>
+          <w:sz w:val="21"/>
+          <w:szCs w:val="21"/>
+        </w:rPr>
+        <w:t xml:space="preserve">Hệ thống đồng bộ danh sách người tham gia kèm Mã số may mắn đã cấp khi đăng ký vé.</w:t>
+      </w:r>
+    </w:p>
+    <w:p>
+      <w:pPr>
+        <w:pStyle w:val="ListParagraph"/>
+        <w:numPr>
+          <w:ilvl w:val="0"/>
+          <w:numId w:val="1"/>
+        </w:numPr>
+        <w:spacing w:after="40" w:before="40"/>
+      </w:pPr>
+      <w:r>
+        <w:rPr>
+          <w:sz w:val="21"/>
+          <w:szCs w:val="21"/>
+        </w:rPr>
+        <w:t xml:space="preserve">Vòng quay số hiển thị tên hội viên, công ty và mã số may mắn (vd: </w:t>
+      </w:r>
+      <w:r>
+        <w:rPr>
+          <w:rFonts w:ascii="Consolas" w:cs="Consolas" w:eastAsia="Consolas" w:hAnsi="Consolas"/>
+          <w:color w:val="003B95"/>
+          <w:sz w:val="20"/>
+          <w:szCs w:val="20"/>
+        </w:rPr>
+        <w:t xml:space="preserve">#8492 - Nguyễn Văn Nam (Nam Hải Group)</w:t>
+      </w:r>
+      <w:r>
+        <w:rPr>
+          <w:sz w:val="21"/>
+          <w:szCs w:val="21"/>
+        </w:rPr>
+        <w:t xml:space="preserve">).</w:t>
+      </w:r>
+    </w:p>
+    <w:p>
+      <w:pPr>
+        <w:spacing w:after="80" w:before="80"/>
+        <w:ind w:left="400" w:hanging="200"/>
+      </w:pPr>
+      <w:r>
+        <w:rPr>
+          <w:b/>
+          <w:bCs/>
+          <w:color w:val="003B95"/>
+          <w:sz w:val="21"/>
+          <w:szCs w:val="21"/>
+        </w:rPr>
+        <w:t xml:space="preserve">Bước 4: </w:t>
+      </w:r>
+      <w:r>
+        <w:rPr>
+          <w:sz w:val="21"/>
+          <w:szCs w:val="21"/>
+        </w:rPr>
+        <w:t xml:space="preserve">Nhấn </w:t>
+      </w:r>
+      <w:r>
+        <w:rPr>
+          <w:b/>
+          <w:bCs/>
+          <w:sz w:val="21"/>
+          <w:szCs w:val="21"/>
+        </w:rPr>
+        <w:t xml:space="preserve">"Bắt đầu quay số"</w:t>
+      </w:r>
+      <w:r>
+        <w:rPr>
+          <w:sz w:val="21"/>
+          <w:szCs w:val="21"/>
+        </w:rPr>
+        <w:t xml:space="preserve"> để thực hiện vòng quay kịch tính trên màn hình LED.</w:t>
+      </w:r>
+    </w:p>
+    <w:p>
+      <w:pPr>
+        <w:spacing w:after="80" w:before="80"/>
+        <w:ind w:left="400" w:hanging="200"/>
+      </w:pPr>
+      <w:r>
+        <w:rPr>
+          <w:b/>
+          <w:bCs/>
+          <w:color w:val="003B95"/>
+          <w:sz w:val="21"/>
+          <w:szCs w:val="21"/>
+        </w:rPr>
+        <w:t xml:space="preserve">Bước 5: </w:t>
+      </w:r>
+      <w:r>
+        <w:rPr>
+          <w:b/>
+          <w:bCs/>
+          <w:sz w:val="21"/>
+          <w:szCs w:val="21"/>
+        </w:rPr>
+        <w:t xml:space="preserve">Kích hoạt gửi thông báo trúng thưởng (Lucky Draw Push Notification):</w:t>
+      </w:r>
+    </w:p>
+    <w:p>
+      <w:pPr>
+        <w:pStyle w:val="ListParagraph"/>
+        <w:numPr>
+          <w:ilvl w:val="0"/>
+          <w:numId w:val="1"/>
+        </w:numPr>
+        <w:spacing w:after="40" w:before="40"/>
+      </w:pPr>
+      <w:r>
+        <w:rPr>
+          <w:sz w:val="21"/>
+          <w:szCs w:val="21"/>
+        </w:rPr>
+        <w:t xml:space="preserve">Khi chọn được người trúng giải, quản trị viên nhấn nút </w:t>
+      </w:r>
+      <w:r>
+        <w:rPr>
+          <w:b/>
+          <w:bCs/>
+          <w:sz w:val="21"/>
+          <w:szCs w:val="21"/>
+        </w:rPr>
+        <w:t xml:space="preserve">"Gửi thông báo trúng"</w:t>
+      </w:r>
+      <w:r>
+        <w:rPr>
+          <w:sz w:val="21"/>
+          <w:szCs w:val="21"/>
+        </w:rPr>
+        <w:t xml:space="preserve">.</w:t>
+      </w:r>
+    </w:p>
+    <w:p>
+      <w:pPr>
+        <w:pStyle w:val="ListParagraph"/>
+        <w:numPr>
+          <w:ilvl w:val="0"/>
+          <w:numId w:val="1"/>
+        </w:numPr>
+        <w:spacing w:after="40" w:before="40"/>
+      </w:pPr>
+      <w:r>
+        <w:rPr>
+          <w:sz w:val="21"/>
+          <w:szCs w:val="21"/>
+        </w:rPr>
+        <w:t xml:space="preserve">Hệ thống tự động kích hoạt API </w:t>
+      </w:r>
+      <w:r>
+        <w:rPr>
+          <w:rFonts w:ascii="Consolas" w:cs="Consolas" w:eastAsia="Consolas" w:hAnsi="Consolas"/>
+          <w:color w:val="003B95"/>
+          <w:sz w:val="20"/>
+          <w:szCs w:val="20"/>
+        </w:rPr>
+        <w:t xml:space="preserve">POST /voting/lucky-draw/notify</w:t>
+      </w:r>
+      <w:r>
+        <w:rPr>
+          <w:sz w:val="21"/>
+          <w:szCs w:val="21"/>
+        </w:rPr>
+        <w:t xml:space="preserve">, đẩy đồng thời:</w:t>
+      </w:r>
+    </w:p>
+    <w:p>
+      <w:pPr>
+        <w:pStyle w:val="ListParagraph"/>
+        <w:numPr>
+          <w:ilvl w:val="0"/>
+          <w:numId w:val="1"/>
+        </w:numPr>
+        <w:spacing w:after="40" w:before="40"/>
+      </w:pPr>
+      <w:r>
+        <w:rPr>
+          <w:b/>
+          <w:bCs/>
+          <w:sz w:val="21"/>
+          <w:szCs w:val="21"/>
+        </w:rPr>
+        <w:t xml:space="preserve">Thẻ thông báo chúc mừng mạ vàng VIP</w:t>
+      </w:r>
+      <w:r>
+        <w:rPr>
+          <w:sz w:val="21"/>
+          <w:szCs w:val="21"/>
+        </w:rPr>
+        <w:t xml:space="preserve"> kèm biểu tượng cúp vinh danh, tên giải thưởng và mã số may mắn trên App của người trúng giải.</w:t>
+      </w:r>
+    </w:p>
+    <w:p>
+      <w:pPr>
+        <w:pStyle w:val="ListParagraph"/>
+        <w:numPr>
+          <w:ilvl w:val="0"/>
+          <w:numId w:val="1"/>
+        </w:numPr>
+        <w:spacing w:after="40" w:before="40"/>
+      </w:pPr>
+      <w:r>
+        <w:rPr>
+          <w:b/>
+          <w:bCs/>
+          <w:sz w:val="21"/>
+          <w:szCs w:val="21"/>
+        </w:rPr>
+        <w:t xml:space="preserve">Tin nhắn chúc mừng tự động</w:t>
+      </w:r>
+      <w:r>
+        <w:rPr>
+          <w:sz w:val="21"/>
+          <w:szCs w:val="21"/>
+        </w:rPr>
+        <w:t xml:space="preserve"> từ Ban Quản Trị gửi thẳng vào Hộp thư Tin nhắn của hội viên.</w:t>
       </w:r>
     </w:p>
     <w:p>
@@ -3429,7 +6040,7 @@
       <w:r>
         <w:drawing>
           <wp:inline distT="0" distB="0" distL="0" distR="0">
-            <wp:extent cx="4762500" cy="2667000"/>
+            <wp:extent cx="4953000" cy="2762250"/>
             <wp:effectExtent t="0" r="0" b="0" l="0"/>
             <wp:docPr id="1" name="" descr="" title=""/>
             <wp:cNvGraphicFramePr>
@@ -3454,7 +6065,7 @@
                   <pic:spPr bwMode="auto">
                     <a:xfrm>
                       <a:off x="0" y="0"/>
-                      <a:ext cx="4762500" cy="2667000"/>
+                      <a:ext cx="4953000" cy="2762250"/>
                     </a:xfrm>
                     <a:prstGeom prst="rect">
                       <a:avLst/>
@@ -3489,23 +6100,21 @@
       </w:pPr>
       <w:r>
         <w:rPr>
-          <w:sz w:val="21"/>
-          <w:szCs w:val="21"/>
-        </w:rPr>
-        <w:t xml:space="preserve">*Hình 8.2: Giao diện thiết lập vòng quay may mắn Lucky Draw và danh sách giải thưởng sự kiện.*</w:t>
-      </w:r>
-    </w:p>
-    <w:p>
-      <w:pPr>
-        <w:spacing w:after="100"/>
-      </w:pPr>
-      <w:r>
-        <w:rPr>
-          <w:sz w:val="21"/>
-          <w:szCs w:val="21"/>
-        </w:rPr>
-        <w:t xml:space="preserve">---</w:t>
-      </w:r>
+          <w:i/>
+          <w:iCs/>
+          <w:sz w:val="21"/>
+          <w:szCs w:val="21"/>
+        </w:rPr>
+        <w:t xml:space="preserve">Hình 8.2: Giao diện quay số may mắn Lucky Draw theo mã vé và kích hoạt thông báo chúc mừng trúng thưởng.</w:t>
+      </w:r>
+    </w:p>
+    <w:p>
+      <w:pPr>
+        <w:pBdr>
+          <w:bottom w:val="single" w:color="E2E8F0" w:sz="6" w:space="1"/>
+        </w:pBdr>
+        <w:spacing w:after="140" w:before="140"/>
+      </w:pPr>
     </w:p>
     <w:p>
       <w:pPr>
@@ -3518,38 +6127,96 @@
     </w:p>
     <w:p>
       <w:pPr>
-        <w:spacing w:after="100"/>
-      </w:pPr>
-      <w:r>
-        <w:rPr>
-          <w:sz w:val="21"/>
-          <w:szCs w:val="21"/>
-        </w:rPr>
-        <w:t xml:space="preserve">1. Truy cập CRM menu **"Doanh nghiệp"** (`/companies`).</w:t>
-      </w:r>
-    </w:p>
-    <w:p>
-      <w:pPr>
-        <w:spacing w:after="100"/>
-      </w:pPr>
-      <w:r>
-        <w:rPr>
-          <w:sz w:val="21"/>
-          <w:szCs w:val="21"/>
-        </w:rPr>
-        <w:t xml:space="preserve">2. Quản lý toàn bộ hồ sơ pháp nhân của các công ty hội viên trong hiệp hội:</w:t>
-      </w:r>
-    </w:p>
-    <w:p>
-      <w:pPr>
-        <w:pStyle w:val="ListParagraph"/>
-        <w:numPr>
-          <w:ilvl w:val="0"/>
-          <w:numId w:val="1"/>
-        </w:numPr>
-        <w:spacing w:after="60"/>
-      </w:pPr>
-      <w:r>
+        <w:spacing w:after="80" w:before="80"/>
+        <w:ind w:left="400" w:hanging="200"/>
+      </w:pPr>
+      <w:r>
+        <w:rPr>
+          <w:b/>
+          <w:bCs/>
+          <w:color w:val="003B95"/>
+          <w:sz w:val="21"/>
+          <w:szCs w:val="21"/>
+        </w:rPr>
+        <w:t xml:space="preserve">Bước 1: </w:t>
+      </w:r>
+      <w:r>
+        <w:rPr>
+          <w:sz w:val="21"/>
+          <w:szCs w:val="21"/>
+        </w:rPr>
+        <w:t xml:space="preserve">Truy cập CRM menu </w:t>
+      </w:r>
+      <w:r>
+        <w:rPr>
+          <w:b/>
+          <w:bCs/>
+          <w:sz w:val="21"/>
+          <w:szCs w:val="21"/>
+        </w:rPr>
+        <w:t xml:space="preserve">"Doanh nghiệp"</w:t>
+      </w:r>
+      <w:r>
+        <w:rPr>
+          <w:sz w:val="21"/>
+          <w:szCs w:val="21"/>
+        </w:rPr>
+        <w:t xml:space="preserve"> (</w:t>
+      </w:r>
+      <w:r>
+        <w:rPr>
+          <w:rFonts w:ascii="Consolas" w:cs="Consolas" w:eastAsia="Consolas" w:hAnsi="Consolas"/>
+          <w:color w:val="003B95"/>
+          <w:sz w:val="20"/>
+          <w:szCs w:val="20"/>
+        </w:rPr>
+        <w:t xml:space="preserve">/companies</w:t>
+      </w:r>
+      <w:r>
+        <w:rPr>
+          <w:sz w:val="21"/>
+          <w:szCs w:val="21"/>
+        </w:rPr>
+        <w:t xml:space="preserve">).</w:t>
+      </w:r>
+    </w:p>
+    <w:p>
+      <w:pPr>
+        <w:spacing w:after="80" w:before="80"/>
+        <w:ind w:left="400" w:hanging="200"/>
+      </w:pPr>
+      <w:r>
+        <w:rPr>
+          <w:b/>
+          <w:bCs/>
+          <w:color w:val="003B95"/>
+          <w:sz w:val="21"/>
+          <w:szCs w:val="21"/>
+        </w:rPr>
+        <w:t xml:space="preserve">Bước 2: </w:t>
+      </w:r>
+      <w:r>
+        <w:rPr>
+          <w:sz w:val="21"/>
+          <w:szCs w:val="21"/>
+        </w:rPr>
+        <w:t xml:space="preserve">Quản lý toàn bộ hồ sơ pháp nhân của các công ty hội viên trong hiệp hội:</w:t>
+      </w:r>
+    </w:p>
+    <w:p>
+      <w:pPr>
+        <w:pStyle w:val="ListParagraph"/>
+        <w:numPr>
+          <w:ilvl w:val="0"/>
+          <w:numId w:val="1"/>
+        </w:numPr>
+        <w:spacing w:after="40" w:before="40"/>
+      </w:pPr>
+      <w:r>
+        <w:rPr>
+          <w:sz w:val="21"/>
+          <w:szCs w:val="21"/>
+        </w:rPr>
         <w:t xml:space="preserve">Tên công ty đầy đủ theo giấy phép, Tên viết tắt, Tên thương mại.</w:t>
       </w:r>
     </w:p>
@@ -3560,9 +6227,13 @@
           <w:ilvl w:val="0"/>
           <w:numId w:val="1"/>
         </w:numPr>
-        <w:spacing w:after="60"/>
-      </w:pPr>
-      <w:r>
+        <w:spacing w:after="40" w:before="40"/>
+      </w:pPr>
+      <w:r>
+        <w:rPr>
+          <w:sz w:val="21"/>
+          <w:szCs w:val="21"/>
+        </w:rPr>
         <w:t xml:space="preserve">Mã số thuế, Ngày thành lập, Địa chỉ đăng ký kinh doanh.</w:t>
       </w:r>
     </w:p>
@@ -3573,9 +6244,13 @@
           <w:ilvl w:val="0"/>
           <w:numId w:val="1"/>
         </w:numPr>
-        <w:spacing w:after="60"/>
-      </w:pPr>
-      <w:r>
+        <w:spacing w:after="40" w:before="40"/>
+      </w:pPr>
+      <w:r>
+        <w:rPr>
+          <w:sz w:val="21"/>
+          <w:szCs w:val="21"/>
+        </w:rPr>
         <w:t xml:space="preserve">Quy mô nhân sự, Vốn điều lệ, Xếp hạng quy mô (SME / Tập đoàn).</w:t>
       </w:r>
     </w:p>
@@ -3586,9 +6261,13 @@
           <w:ilvl w:val="0"/>
           <w:numId w:val="1"/>
         </w:numPr>
-        <w:spacing w:after="60"/>
-      </w:pPr>
-      <w:r>
+        <w:spacing w:after="40" w:before="40"/>
+      </w:pPr>
+      <w:r>
+        <w:rPr>
+          <w:sz w:val="21"/>
+          <w:szCs w:val="21"/>
+        </w:rPr>
         <w:t xml:space="preserve">Danh sách các hội viên trực thuộc công ty này.</w:t>
       </w:r>
     </w:p>
@@ -3600,7 +6279,7 @@
       <w:r>
         <w:drawing>
           <wp:inline distT="0" distB="0" distL="0" distR="0">
-            <wp:extent cx="4762500" cy="2667000"/>
+            <wp:extent cx="4953000" cy="2762250"/>
             <wp:effectExtent t="0" r="0" b="0" l="0"/>
             <wp:docPr id="1" name="" descr="" title=""/>
             <wp:cNvGraphicFramePr>
@@ -3625,7 +6304,7 @@
                   <pic:spPr bwMode="auto">
                     <a:xfrm>
                       <a:off x="0" y="0"/>
-                      <a:ext cx="4762500" cy="2667000"/>
+                      <a:ext cx="4953000" cy="2762250"/>
                     </a:xfrm>
                     <a:prstGeom prst="rect">
                       <a:avLst/>
@@ -3660,23 +6339,21 @@
       </w:pPr>
       <w:r>
         <w:rPr>
-          <w:sz w:val="21"/>
-          <w:szCs w:val="21"/>
-        </w:rPr>
-        <w:t xml:space="preserve">*Hình 9.1: Màn hình CRM Quản lý Hồ sơ Pháp nhân các Doanh nghiệp thành viên.*</w:t>
-      </w:r>
-    </w:p>
-    <w:p>
-      <w:pPr>
-        <w:spacing w:after="100"/>
-      </w:pPr>
-      <w:r>
-        <w:rPr>
-          <w:sz w:val="21"/>
-          <w:szCs w:val="21"/>
-        </w:rPr>
-        <w:t xml:space="preserve">---</w:t>
-      </w:r>
+          <w:i/>
+          <w:iCs/>
+          <w:sz w:val="21"/>
+          <w:szCs w:val="21"/>
+        </w:rPr>
+        <w:t xml:space="preserve">Hình 9.1: Màn hình CRM Quản lý Hồ sơ Pháp nhân các Doanh nghiệp thành viên.</w:t>
+      </w:r>
+    </w:p>
+    <w:p>
+      <w:pPr>
+        <w:pBdr>
+          <w:bottom w:val="single" w:color="E2E8F0" w:sz="6" w:space="1"/>
+        </w:pBdr>
+        <w:spacing w:after="140" w:before="140"/>
+      </w:pPr>
     </w:p>
     <w:p>
       <w:pPr>
@@ -3698,38 +6375,96 @@
     </w:p>
     <w:p>
       <w:pPr>
-        <w:spacing w:after="100"/>
-      </w:pPr>
-      <w:r>
-        <w:rPr>
-          <w:sz w:val="21"/>
-          <w:szCs w:val="21"/>
-        </w:rPr>
-        <w:t xml:space="preserve">1. Truy cập CRM menu **"Tài chính &amp; Hội phí" ➔ "QUẢN LÝ HỘI PHÍ"** (`/fees`).</w:t>
-      </w:r>
-    </w:p>
-    <w:p>
-      <w:pPr>
-        <w:spacing w:after="100"/>
-      </w:pPr>
-      <w:r>
-        <w:rPr>
-          <w:sz w:val="21"/>
-          <w:szCs w:val="21"/>
-        </w:rPr>
-        <w:t xml:space="preserve">2. Bảng theo dõi hiển thị tình trạng đóng hội phí của từng doanh nghiệp:</w:t>
-      </w:r>
-    </w:p>
-    <w:p>
-      <w:pPr>
-        <w:pStyle w:val="ListParagraph"/>
-        <w:numPr>
-          <w:ilvl w:val="0"/>
-          <w:numId w:val="1"/>
-        </w:numPr>
-        <w:spacing w:after="60"/>
-      </w:pPr>
-      <w:r>
+        <w:spacing w:after="80" w:before="80"/>
+        <w:ind w:left="400" w:hanging="200"/>
+      </w:pPr>
+      <w:r>
+        <w:rPr>
+          <w:b/>
+          <w:bCs/>
+          <w:color w:val="003B95"/>
+          <w:sz w:val="21"/>
+          <w:szCs w:val="21"/>
+        </w:rPr>
+        <w:t xml:space="preserve">Bước 1: </w:t>
+      </w:r>
+      <w:r>
+        <w:rPr>
+          <w:sz w:val="21"/>
+          <w:szCs w:val="21"/>
+        </w:rPr>
+        <w:t xml:space="preserve">Truy cập CRM menu </w:t>
+      </w:r>
+      <w:r>
+        <w:rPr>
+          <w:b/>
+          <w:bCs/>
+          <w:sz w:val="21"/>
+          <w:szCs w:val="21"/>
+        </w:rPr>
+        <w:t xml:space="preserve">"Tài chính &amp; Hội phí" ➔ "QUẢN LÝ HỘI PHÍ"</w:t>
+      </w:r>
+      <w:r>
+        <w:rPr>
+          <w:sz w:val="21"/>
+          <w:szCs w:val="21"/>
+        </w:rPr>
+        <w:t xml:space="preserve"> (</w:t>
+      </w:r>
+      <w:r>
+        <w:rPr>
+          <w:rFonts w:ascii="Consolas" w:cs="Consolas" w:eastAsia="Consolas" w:hAnsi="Consolas"/>
+          <w:color w:val="003B95"/>
+          <w:sz w:val="20"/>
+          <w:szCs w:val="20"/>
+        </w:rPr>
+        <w:t xml:space="preserve">/fees</w:t>
+      </w:r>
+      <w:r>
+        <w:rPr>
+          <w:sz w:val="21"/>
+          <w:szCs w:val="21"/>
+        </w:rPr>
+        <w:t xml:space="preserve">).</w:t>
+      </w:r>
+    </w:p>
+    <w:p>
+      <w:pPr>
+        <w:spacing w:after="80" w:before="80"/>
+        <w:ind w:left="400" w:hanging="200"/>
+      </w:pPr>
+      <w:r>
+        <w:rPr>
+          <w:b/>
+          <w:bCs/>
+          <w:color w:val="003B95"/>
+          <w:sz w:val="21"/>
+          <w:szCs w:val="21"/>
+        </w:rPr>
+        <w:t xml:space="preserve">Bước 2: </w:t>
+      </w:r>
+      <w:r>
+        <w:rPr>
+          <w:sz w:val="21"/>
+          <w:szCs w:val="21"/>
+        </w:rPr>
+        <w:t xml:space="preserve">Bảng theo dõi hiển thị tình trạng đóng hội phí của từng doanh nghiệp:</w:t>
+      </w:r>
+    </w:p>
+    <w:p>
+      <w:pPr>
+        <w:pStyle w:val="ListParagraph"/>
+        <w:numPr>
+          <w:ilvl w:val="0"/>
+          <w:numId w:val="1"/>
+        </w:numPr>
+        <w:spacing w:after="40" w:before="40"/>
+      </w:pPr>
+      <w:r>
+        <w:rPr>
+          <w:sz w:val="21"/>
+          <w:szCs w:val="21"/>
+        </w:rPr>
         <w:t xml:space="preserve">Kỳ đóng phí: Niên độ 2026 - 2027.</w:t>
       </w:r>
     </w:p>
@@ -3740,9 +6475,13 @@
           <w:ilvl w:val="0"/>
           <w:numId w:val="1"/>
         </w:numPr>
-        <w:spacing w:after="60"/>
-      </w:pPr>
-      <w:r>
+        <w:spacing w:after="40" w:before="40"/>
+      </w:pPr>
+      <w:r>
+        <w:rPr>
+          <w:sz w:val="21"/>
+          <w:szCs w:val="21"/>
+        </w:rPr>
         <w:t xml:space="preserve">Mức phí hội phí quy định (vd: 10.000.000 VNĐ / năm).</w:t>
       </w:r>
     </w:p>
@@ -3753,9 +6492,13 @@
           <w:ilvl w:val="0"/>
           <w:numId w:val="1"/>
         </w:numPr>
-        <w:spacing w:after="60"/>
-      </w:pPr>
-      <w:r>
+        <w:spacing w:after="40" w:before="40"/>
+      </w:pPr>
+      <w:r>
+        <w:rPr>
+          <w:sz w:val="21"/>
+          <w:szCs w:val="21"/>
+        </w:rPr>
         <w:t xml:space="preserve">Ngày đóng gần nhất, Ngày hết hạn hiệu lực thẻ.</w:t>
       </w:r>
     </w:p>
@@ -3766,10 +6509,62 @@
           <w:ilvl w:val="0"/>
           <w:numId w:val="1"/>
         </w:numPr>
-        <w:spacing w:after="60"/>
-      </w:pPr>
-      <w:r>
-        <w:t xml:space="preserve">Trạng thái: **"Đã hoàn thành"** (màu xanh), **"Sắp đến hạn"** (màu cam), **"Quá hạn"** (màu đỏ).</w:t>
+        <w:spacing w:after="40" w:before="40"/>
+      </w:pPr>
+      <w:r>
+        <w:rPr>
+          <w:sz w:val="21"/>
+          <w:szCs w:val="21"/>
+        </w:rPr>
+        <w:t xml:space="preserve">Trạng thái: </w:t>
+      </w:r>
+      <w:r>
+        <w:rPr>
+          <w:b/>
+          <w:bCs/>
+          <w:sz w:val="21"/>
+          <w:szCs w:val="21"/>
+        </w:rPr>
+        <w:t xml:space="preserve">"Đã hoàn thành"</w:t>
+      </w:r>
+      <w:r>
+        <w:rPr>
+          <w:sz w:val="21"/>
+          <w:szCs w:val="21"/>
+        </w:rPr>
+        <w:t xml:space="preserve"> (màu xanh), </w:t>
+      </w:r>
+      <w:r>
+        <w:rPr>
+          <w:b/>
+          <w:bCs/>
+          <w:sz w:val="21"/>
+          <w:szCs w:val="21"/>
+        </w:rPr>
+        <w:t xml:space="preserve">"Sắp đến hạn"</w:t>
+      </w:r>
+      <w:r>
+        <w:rPr>
+          <w:sz w:val="21"/>
+          <w:szCs w:val="21"/>
+        </w:rPr>
+        <w:t xml:space="preserve"> (màu cam), </w:t>
+      </w:r>
+      <w:r>
+        <w:rPr>
+          <w:b/>
+          <w:bCs/>
+          <w:sz w:val="21"/>
+          <w:szCs w:val="21"/>
+        </w:rPr>
+        <w:t xml:space="preserve">"Quá hạn"</w:t>
+      </w:r>
+      <w:r>
+        <w:rPr>
+          <w:sz w:val="21"/>
+          <w:szCs w:val="21"/>
+        </w:rPr>
+        <w:t xml:space="preserve"> (màu đỏ).</w:t>
       </w:r>
     </w:p>
     <w:p>
@@ -3780,7 +6575,7 @@
       <w:r>
         <w:drawing>
           <wp:inline distT="0" distB="0" distL="0" distR="0">
-            <wp:extent cx="4762500" cy="2667000"/>
+            <wp:extent cx="4953000" cy="2762250"/>
             <wp:effectExtent t="0" r="0" b="0" l="0"/>
             <wp:docPr id="1" name="" descr="" title=""/>
             <wp:cNvGraphicFramePr>
@@ -3805,7 +6600,7 @@
                   <pic:spPr bwMode="auto">
                     <a:xfrm>
                       <a:off x="0" y="0"/>
-                      <a:ext cx="4762500" cy="2667000"/>
+                      <a:ext cx="4953000" cy="2762250"/>
                     </a:xfrm>
                     <a:prstGeom prst="rect">
                       <a:avLst/>
@@ -3840,23 +6635,21 @@
       </w:pPr>
       <w:r>
         <w:rPr>
-          <w:sz w:val="21"/>
-          <w:szCs w:val="21"/>
-        </w:rPr>
-        <w:t xml:space="preserve">*Hình 10.1: Bảng theo dõi tình hình ĐÓNG HỘI PHÍ và thực hiện nghĩa vụ hội phí của các doanh nghiệp.*</w:t>
-      </w:r>
-    </w:p>
-    <w:p>
-      <w:pPr>
-        <w:spacing w:after="100"/>
-      </w:pPr>
-      <w:r>
-        <w:rPr>
-          <w:sz w:val="21"/>
-          <w:szCs w:val="21"/>
-        </w:rPr>
-        <w:t xml:space="preserve">---</w:t>
-      </w:r>
+          <w:i/>
+          <w:iCs/>
+          <w:sz w:val="21"/>
+          <w:szCs w:val="21"/>
+        </w:rPr>
+        <w:t xml:space="preserve">Hình 10.1: Bảng theo dõi tình hình ĐÓNG HỘI PHÍ và thực hiện nghĩa vụ hội phí của các doanh nghiệp.</w:t>
+      </w:r>
+    </w:p>
+    <w:p>
+      <w:pPr>
+        <w:pBdr>
+          <w:bottom w:val="single" w:color="E2E8F0" w:sz="6" w:space="1"/>
+        </w:pBdr>
+        <w:spacing w:after="140" w:before="140"/>
+      </w:pPr>
     </w:p>
     <w:p>
       <w:pPr>
@@ -3869,76 +6662,155 @@
     </w:p>
     <w:p>
       <w:pPr>
-        <w:spacing w:after="100"/>
-      </w:pPr>
-      <w:r>
-        <w:rPr>
-          <w:sz w:val="21"/>
-          <w:szCs w:val="21"/>
-        </w:rPr>
-        <w:t xml:space="preserve">1. Khi doanh nghiệp chuyển khoản hội phí qua VietQR hoặc tài khoản ngân hàng của CLB:</w:t>
-      </w:r>
-    </w:p>
-    <w:p>
-      <w:pPr>
-        <w:pStyle w:val="ListParagraph"/>
-        <w:numPr>
-          <w:ilvl w:val="0"/>
-          <w:numId w:val="1"/>
-        </w:numPr>
-        <w:spacing w:after="60"/>
-      </w:pPr>
-      <w:r>
+        <w:spacing w:after="80" w:before="80"/>
+        <w:ind w:left="400" w:hanging="200"/>
+      </w:pPr>
+      <w:r>
+        <w:rPr>
+          <w:b/>
+          <w:bCs/>
+          <w:color w:val="003B95"/>
+          <w:sz w:val="21"/>
+          <w:szCs w:val="21"/>
+        </w:rPr>
+        <w:t xml:space="preserve">Bước 1: </w:t>
+      </w:r>
+      <w:r>
+        <w:rPr>
+          <w:sz w:val="21"/>
+          <w:szCs w:val="21"/>
+        </w:rPr>
+        <w:t xml:space="preserve">Khi doanh nghiệp chuyển khoản hội phí qua VietQR hoặc tài khoản ngân hàng của CLB:</w:t>
+      </w:r>
+    </w:p>
+    <w:p>
+      <w:pPr>
+        <w:pStyle w:val="ListParagraph"/>
+        <w:numPr>
+          <w:ilvl w:val="0"/>
+          <w:numId w:val="1"/>
+        </w:numPr>
+        <w:spacing w:after="40" w:before="40"/>
+      </w:pPr>
+      <w:r>
+        <w:rPr>
+          <w:sz w:val="21"/>
+          <w:szCs w:val="21"/>
+        </w:rPr>
         <w:t xml:space="preserve">Ban Kế toán kiểm tra sao kê ngân hàng khớp số tiền và cú pháp.</w:t>
       </w:r>
     </w:p>
     <w:p>
       <w:pPr>
-        <w:spacing w:after="100"/>
-      </w:pPr>
-      <w:r>
-        <w:rPr>
-          <w:sz w:val="21"/>
-          <w:szCs w:val="21"/>
-        </w:rPr>
-        <w:t xml:space="preserve">2. Tìm đến dòng của doanh nghiệp trên bảng `/fees`.</w:t>
-      </w:r>
-    </w:p>
-    <w:p>
-      <w:pPr>
-        <w:spacing w:after="100"/>
-      </w:pPr>
-      <w:r>
-        <w:rPr>
-          <w:sz w:val="21"/>
-          <w:szCs w:val="21"/>
-        </w:rPr>
-        <w:t xml:space="preserve">3. **Thao tác Gạch nợ (Fee Toggle):**</w:t>
-      </w:r>
-    </w:p>
-    <w:p>
-      <w:pPr>
-        <w:pStyle w:val="ListParagraph"/>
-        <w:numPr>
-          <w:ilvl w:val="0"/>
-          <w:numId w:val="1"/>
-        </w:numPr>
-        <w:spacing w:after="60"/>
-      </w:pPr>
-      <w:r>
-        <w:t xml:space="preserve">Bật chuyển công tắc gạch nợ sang trạng thái **"BẬT (Đã nộp)"**.</w:t>
-      </w:r>
-    </w:p>
-    <w:p>
-      <w:pPr>
-        <w:pStyle w:val="ListParagraph"/>
-        <w:numPr>
-          <w:ilvl w:val="0"/>
-          <w:numId w:val="1"/>
-        </w:numPr>
-        <w:spacing w:after="60"/>
-      </w:pPr>
-      <w:r>
+        <w:spacing w:after="80" w:before="80"/>
+        <w:ind w:left="400" w:hanging="200"/>
+      </w:pPr>
+      <w:r>
+        <w:rPr>
+          <w:b/>
+          <w:bCs/>
+          <w:color w:val="003B95"/>
+          <w:sz w:val="21"/>
+          <w:szCs w:val="21"/>
+        </w:rPr>
+        <w:t xml:space="preserve">Bước 2: </w:t>
+      </w:r>
+      <w:r>
+        <w:rPr>
+          <w:sz w:val="21"/>
+          <w:szCs w:val="21"/>
+        </w:rPr>
+        <w:t xml:space="preserve">Tìm đến dòng của doanh nghiệp trên bảng </w:t>
+      </w:r>
+      <w:r>
+        <w:rPr>
+          <w:rFonts w:ascii="Consolas" w:cs="Consolas" w:eastAsia="Consolas" w:hAnsi="Consolas"/>
+          <w:color w:val="003B95"/>
+          <w:sz w:val="20"/>
+          <w:szCs w:val="20"/>
+        </w:rPr>
+        <w:t xml:space="preserve">/fees</w:t>
+      </w:r>
+      <w:r>
+        <w:rPr>
+          <w:sz w:val="21"/>
+          <w:szCs w:val="21"/>
+        </w:rPr>
+        <w:t xml:space="preserve">.</w:t>
+      </w:r>
+    </w:p>
+    <w:p>
+      <w:pPr>
+        <w:spacing w:after="80" w:before="80"/>
+        <w:ind w:left="400" w:hanging="200"/>
+      </w:pPr>
+      <w:r>
+        <w:rPr>
+          <w:b/>
+          <w:bCs/>
+          <w:color w:val="003B95"/>
+          <w:sz w:val="21"/>
+          <w:szCs w:val="21"/>
+        </w:rPr>
+        <w:t xml:space="preserve">Bước 3: </w:t>
+      </w:r>
+      <w:r>
+        <w:rPr>
+          <w:b/>
+          <w:bCs/>
+          <w:sz w:val="21"/>
+          <w:szCs w:val="21"/>
+        </w:rPr>
+        <w:t xml:space="preserve">Thao tác Gạch nợ (Fee Toggle):</w:t>
+      </w:r>
+    </w:p>
+    <w:p>
+      <w:pPr>
+        <w:pStyle w:val="ListParagraph"/>
+        <w:numPr>
+          <w:ilvl w:val="0"/>
+          <w:numId w:val="1"/>
+        </w:numPr>
+        <w:spacing w:after="40" w:before="40"/>
+      </w:pPr>
+      <w:r>
+        <w:rPr>
+          <w:sz w:val="21"/>
+          <w:szCs w:val="21"/>
+        </w:rPr>
+        <w:t xml:space="preserve">Bật chuyển công tắc gạch nợ sang trạng thái </w:t>
+      </w:r>
+      <w:r>
+        <w:rPr>
+          <w:b/>
+          <w:bCs/>
+          <w:sz w:val="21"/>
+          <w:szCs w:val="21"/>
+        </w:rPr>
+        <w:t xml:space="preserve">"BẬT (Đã nộp)"</w:t>
+      </w:r>
+      <w:r>
+        <w:rPr>
+          <w:sz w:val="21"/>
+          <w:szCs w:val="21"/>
+        </w:rPr>
+        <w:t xml:space="preserve">.</w:t>
+      </w:r>
+    </w:p>
+    <w:p>
+      <w:pPr>
+        <w:pStyle w:val="ListParagraph"/>
+        <w:numPr>
+          <w:ilvl w:val="0"/>
+          <w:numId w:val="1"/>
+        </w:numPr>
+        <w:spacing w:after="40" w:before="40"/>
+      </w:pPr>
+      <w:r>
+        <w:rPr>
+          <w:sz w:val="21"/>
+          <w:szCs w:val="21"/>
+        </w:rPr>
         <w:t xml:space="preserve">Hệ thống tự động ghi nhận biên lai thu phí vào sổ quỹ kế toán.</w:t>
       </w:r>
     </w:p>
@@ -3949,10 +6821,23 @@
           <w:ilvl w:val="0"/>
           <w:numId w:val="1"/>
         </w:numPr>
-        <w:spacing w:after="60"/>
-      </w:pPr>
-      <w:r>
-        <w:t xml:space="preserve">**Đồng bộ tức thì sang App:** Thời hạn trên Thẻ Hội Viên VIP của doanh nhân được cộng thêm +1 năm hiệu lực.</w:t>
+        <w:spacing w:after="40" w:before="40"/>
+      </w:pPr>
+      <w:r>
+        <w:rPr>
+          <w:b/>
+          <w:bCs/>
+          <w:sz w:val="21"/>
+          <w:szCs w:val="21"/>
+        </w:rPr>
+        <w:t xml:space="preserve">Đồng bộ tức thì sang App:</w:t>
+      </w:r>
+      <w:r>
+        <w:rPr>
+          <w:sz w:val="21"/>
+          <w:szCs w:val="21"/>
+        </w:rPr>
+        <w:t xml:space="preserve"> Thời hạn trên Thẻ Hội Viên VIP của doanh nhân được cộng thêm +1 năm hiệu lực.</w:t>
       </w:r>
     </w:p>
     <w:p>
@@ -3963,7 +6848,7 @@
       <w:r>
         <w:drawing>
           <wp:inline distT="0" distB="0" distL="0" distR="0">
-            <wp:extent cx="4762500" cy="2667000"/>
+            <wp:extent cx="4953000" cy="2762250"/>
             <wp:effectExtent t="0" r="0" b="0" l="0"/>
             <wp:docPr id="1" name="" descr="" title=""/>
             <wp:cNvGraphicFramePr>
@@ -3988,7 +6873,7 @@
                   <pic:spPr bwMode="auto">
                     <a:xfrm>
                       <a:off x="0" y="0"/>
-                      <a:ext cx="4762500" cy="2667000"/>
+                      <a:ext cx="4953000" cy="2762250"/>
                     </a:xfrm>
                     <a:prstGeom prst="rect">
                       <a:avLst/>
@@ -4023,23 +6908,21 @@
       </w:pPr>
       <w:r>
         <w:rPr>
-          <w:sz w:val="21"/>
-          <w:szCs w:val="21"/>
-        </w:rPr>
-        <w:t xml:space="preserve">*Hình 10.2: Công tắc gạch nợ hội phí trên CRM - Cập nhật tự động quyền lợi và hạn thẻ VIP trên App.*</w:t>
-      </w:r>
-    </w:p>
-    <w:p>
-      <w:pPr>
-        <w:spacing w:after="100"/>
-      </w:pPr>
-      <w:r>
-        <w:rPr>
-          <w:sz w:val="21"/>
-          <w:szCs w:val="21"/>
-        </w:rPr>
-        <w:t xml:space="preserve">---</w:t>
-      </w:r>
+          <w:i/>
+          <w:iCs/>
+          <w:sz w:val="21"/>
+          <w:szCs w:val="21"/>
+        </w:rPr>
+        <w:t xml:space="preserve">Hình 10.2: Công tắc gạch nợ hội phí trên CRM - Cập nhật tự động quyền lợi và hạn thẻ VIP trên App.</w:t>
+      </w:r>
+    </w:p>
+    <w:p>
+      <w:pPr>
+        <w:pBdr>
+          <w:bottom w:val="single" w:color="E2E8F0" w:sz="6" w:space="1"/>
+        </w:pBdr>
+        <w:spacing w:after="140" w:before="140"/>
+      </w:pPr>
     </w:p>
     <w:p>
       <w:pPr>
@@ -4052,38 +6935,112 @@
     </w:p>
     <w:p>
       <w:pPr>
-        <w:spacing w:after="100"/>
-      </w:pPr>
-      <w:r>
-        <w:rPr>
-          <w:sz w:val="21"/>
-          <w:szCs w:val="21"/>
-        </w:rPr>
-        <w:t xml:space="preserve">1. Truy cập CRM menu **"Truyền thông &amp; Tin tức"** (`/news`).</w:t>
-      </w:r>
-    </w:p>
-    <w:p>
-      <w:pPr>
-        <w:spacing w:after="100"/>
-      </w:pPr>
-      <w:r>
-        <w:rPr>
-          <w:sz w:val="21"/>
-          <w:szCs w:val="21"/>
-        </w:rPr>
-        <w:t xml:space="preserve">2. Nhấn nút **"+ Soạn Tin Mới"**:</w:t>
-      </w:r>
-    </w:p>
-    <w:p>
-      <w:pPr>
-        <w:pStyle w:val="ListParagraph"/>
-        <w:numPr>
-          <w:ilvl w:val="0"/>
-          <w:numId w:val="1"/>
-        </w:numPr>
-        <w:spacing w:after="60"/>
-      </w:pPr>
-      <w:r>
+        <w:spacing w:after="80" w:before="80"/>
+        <w:ind w:left="400" w:hanging="200"/>
+      </w:pPr>
+      <w:r>
+        <w:rPr>
+          <w:b/>
+          <w:bCs/>
+          <w:color w:val="003B95"/>
+          <w:sz w:val="21"/>
+          <w:szCs w:val="21"/>
+        </w:rPr>
+        <w:t xml:space="preserve">Bước 1: </w:t>
+      </w:r>
+      <w:r>
+        <w:rPr>
+          <w:sz w:val="21"/>
+          <w:szCs w:val="21"/>
+        </w:rPr>
+        <w:t xml:space="preserve">Truy cập CRM menu </w:t>
+      </w:r>
+      <w:r>
+        <w:rPr>
+          <w:b/>
+          <w:bCs/>
+          <w:sz w:val="21"/>
+          <w:szCs w:val="21"/>
+        </w:rPr>
+        <w:t xml:space="preserve">"Truyền thông &amp; Tin tức"</w:t>
+      </w:r>
+      <w:r>
+        <w:rPr>
+          <w:sz w:val="21"/>
+          <w:szCs w:val="21"/>
+        </w:rPr>
+        <w:t xml:space="preserve"> (</w:t>
+      </w:r>
+      <w:r>
+        <w:rPr>
+          <w:rFonts w:ascii="Consolas" w:cs="Consolas" w:eastAsia="Consolas" w:hAnsi="Consolas"/>
+          <w:color w:val="003B95"/>
+          <w:sz w:val="20"/>
+          <w:szCs w:val="20"/>
+        </w:rPr>
+        <w:t xml:space="preserve">/news</w:t>
+      </w:r>
+      <w:r>
+        <w:rPr>
+          <w:sz w:val="21"/>
+          <w:szCs w:val="21"/>
+        </w:rPr>
+        <w:t xml:space="preserve">).</w:t>
+      </w:r>
+    </w:p>
+    <w:p>
+      <w:pPr>
+        <w:spacing w:after="80" w:before="80"/>
+        <w:ind w:left="400" w:hanging="200"/>
+      </w:pPr>
+      <w:r>
+        <w:rPr>
+          <w:b/>
+          <w:bCs/>
+          <w:color w:val="003B95"/>
+          <w:sz w:val="21"/>
+          <w:szCs w:val="21"/>
+        </w:rPr>
+        <w:t xml:space="preserve">Bước 2: </w:t>
+      </w:r>
+      <w:r>
+        <w:rPr>
+          <w:sz w:val="21"/>
+          <w:szCs w:val="21"/>
+        </w:rPr>
+        <w:t xml:space="preserve">Nhấn nút </w:t>
+      </w:r>
+      <w:r>
+        <w:rPr>
+          <w:b/>
+          <w:bCs/>
+          <w:sz w:val="21"/>
+          <w:szCs w:val="21"/>
+        </w:rPr>
+        <w:t xml:space="preserve">"+ Soạn Tin Mới"</w:t>
+      </w:r>
+      <w:r>
+        <w:rPr>
+          <w:sz w:val="21"/>
+          <w:szCs w:val="21"/>
+        </w:rPr>
+        <w:t xml:space="preserve">:</w:t>
+      </w:r>
+    </w:p>
+    <w:p>
+      <w:pPr>
+        <w:pStyle w:val="ListParagraph"/>
+        <w:numPr>
+          <w:ilvl w:val="0"/>
+          <w:numId w:val="1"/>
+        </w:numPr>
+        <w:spacing w:after="40" w:before="40"/>
+      </w:pPr>
+      <w:r>
+        <w:rPr>
+          <w:sz w:val="21"/>
+          <w:szCs w:val="21"/>
+        </w:rPr>
         <w:t xml:space="preserve">Nhập Tiêu đề bản tin hoạt động hiệp hội.</w:t>
       </w:r>
     </w:p>
@@ -4094,9 +7051,13 @@
           <w:ilvl w:val="0"/>
           <w:numId w:val="1"/>
         </w:numPr>
-        <w:spacing w:after="60"/>
-      </w:pPr>
-      <w:r>
+        <w:spacing w:after="40" w:before="40"/>
+      </w:pPr>
+      <w:r>
+        <w:rPr>
+          <w:sz w:val="21"/>
+          <w:szCs w:val="21"/>
+        </w:rPr>
         <w:t xml:space="preserve">Chọn Chuyên mục: Tin Đại hội, Bản tin Xúc tiến Thương mại, Quyết định Ban Chấp Hành, Tin Doanh nghiệp Hội viên.</w:t>
       </w:r>
     </w:p>
@@ -4107,9 +7068,13 @@
           <w:ilvl w:val="0"/>
           <w:numId w:val="1"/>
         </w:numPr>
-        <w:spacing w:after="60"/>
-      </w:pPr>
-      <w:r>
+        <w:spacing w:after="40" w:before="40"/>
+      </w:pPr>
+      <w:r>
+        <w:rPr>
+          <w:sz w:val="21"/>
+          <w:szCs w:val="21"/>
+        </w:rPr>
         <w:t xml:space="preserve">Tải lên ảnh bìa và các hình ảnh phóng sự chất lượng cao.</w:t>
       </w:r>
     </w:p>
@@ -4120,35 +7085,86 @@
           <w:ilvl w:val="0"/>
           <w:numId w:val="1"/>
         </w:numPr>
-        <w:spacing w:after="60"/>
-      </w:pPr>
-      <w:r>
+        <w:spacing w:after="40" w:before="40"/>
+      </w:pPr>
+      <w:r>
+        <w:rPr>
+          <w:sz w:val="21"/>
+          <w:szCs w:val="21"/>
+        </w:rPr>
         <w:t xml:space="preserve">Soạn thảo nội dung bài viết với trình soạn thảo phong phú (Rich Text Editor).</w:t>
       </w:r>
     </w:p>
     <w:p>
       <w:pPr>
-        <w:spacing w:after="100"/>
-      </w:pPr>
-      <w:r>
-        <w:rPr>
-          <w:sz w:val="21"/>
-          <w:szCs w:val="21"/>
-        </w:rPr>
-        <w:t xml:space="preserve">3. Tùy chọn **"Gửi Thông Báo Đẩy (Push Notification) Tới App"**:</w:t>
-      </w:r>
-    </w:p>
-    <w:p>
-      <w:pPr>
-        <w:pStyle w:val="ListParagraph"/>
-        <w:numPr>
-          <w:ilvl w:val="0"/>
-          <w:numId w:val="1"/>
-        </w:numPr>
-        <w:spacing w:after="60"/>
-      </w:pPr>
-      <w:r>
-        <w:t xml:space="preserve">Khi tích chọn mục này và nhấn **"Xuất bản"**, toàn bộ điện thoại của hội viên sẽ nhận được thông báo về tin tức mới.</w:t>
+        <w:spacing w:after="80" w:before="80"/>
+        <w:ind w:left="400" w:hanging="200"/>
+      </w:pPr>
+      <w:r>
+        <w:rPr>
+          <w:b/>
+          <w:bCs/>
+          <w:color w:val="003B95"/>
+          <w:sz w:val="21"/>
+          <w:szCs w:val="21"/>
+        </w:rPr>
+        <w:t xml:space="preserve">Bước 3: </w:t>
+      </w:r>
+      <w:r>
+        <w:rPr>
+          <w:sz w:val="21"/>
+          <w:szCs w:val="21"/>
+        </w:rPr>
+        <w:t xml:space="preserve">Tùy chọn </w:t>
+      </w:r>
+      <w:r>
+        <w:rPr>
+          <w:b/>
+          <w:bCs/>
+          <w:sz w:val="21"/>
+          <w:szCs w:val="21"/>
+        </w:rPr>
+        <w:t xml:space="preserve">"Gửi Thông Báo Đẩy (Push Notification) Tới App"</w:t>
+      </w:r>
+      <w:r>
+        <w:rPr>
+          <w:sz w:val="21"/>
+          <w:szCs w:val="21"/>
+        </w:rPr>
+        <w:t xml:space="preserve">:</w:t>
+      </w:r>
+    </w:p>
+    <w:p>
+      <w:pPr>
+        <w:pStyle w:val="ListParagraph"/>
+        <w:numPr>
+          <w:ilvl w:val="0"/>
+          <w:numId w:val="1"/>
+        </w:numPr>
+        <w:spacing w:after="40" w:before="40"/>
+      </w:pPr>
+      <w:r>
+        <w:rPr>
+          <w:sz w:val="21"/>
+          <w:szCs w:val="21"/>
+        </w:rPr>
+        <w:t xml:space="preserve">Khi tích chọn mục này và nhấn </w:t>
+      </w:r>
+      <w:r>
+        <w:rPr>
+          <w:b/>
+          <w:bCs/>
+          <w:sz w:val="21"/>
+          <w:szCs w:val="21"/>
+        </w:rPr>
+        <w:t xml:space="preserve">"Xuất bản"</w:t>
+      </w:r>
+      <w:r>
+        <w:rPr>
+          <w:sz w:val="21"/>
+          <w:szCs w:val="21"/>
+        </w:rPr>
+        <w:t xml:space="preserve">, toàn bộ điện thoại của hội viên sẽ nhận được thông báo về tin tức mới.</w:t>
       </w:r>
     </w:p>
     <w:p>
@@ -4159,7 +7175,7 @@
       <w:r>
         <w:drawing>
           <wp:inline distT="0" distB="0" distL="0" distR="0">
-            <wp:extent cx="4762500" cy="2667000"/>
+            <wp:extent cx="4953000" cy="2762250"/>
             <wp:effectExtent t="0" r="0" b="0" l="0"/>
             <wp:docPr id="1" name="" descr="" title=""/>
             <wp:cNvGraphicFramePr>
@@ -4184,7 +7200,7 @@
                   <pic:spPr bwMode="auto">
                     <a:xfrm>
                       <a:off x="0" y="0"/>
-                      <a:ext cx="4762500" cy="2667000"/>
+                      <a:ext cx="4953000" cy="2762250"/>
                     </a:xfrm>
                     <a:prstGeom prst="rect">
                       <a:avLst/>
@@ -4219,23 +7235,21 @@
       </w:pPr>
       <w:r>
         <w:rPr>
-          <w:sz w:val="21"/>
-          <w:szCs w:val="21"/>
-        </w:rPr>
-        <w:t xml:space="preserve">*Hình 11.1: Trình quản lý và xuất bản tin tức, nghị quyết hiệp hội đến ứng dụng di động.*</w:t>
-      </w:r>
-    </w:p>
-    <w:p>
-      <w:pPr>
-        <w:spacing w:after="100"/>
-      </w:pPr>
-      <w:r>
-        <w:rPr>
-          <w:sz w:val="21"/>
-          <w:szCs w:val="21"/>
-        </w:rPr>
-        <w:t xml:space="preserve">---</w:t>
-      </w:r>
+          <w:i/>
+          <w:iCs/>
+          <w:sz w:val="21"/>
+          <w:szCs w:val="21"/>
+        </w:rPr>
+        <w:t xml:space="preserve">Hình 11.1: Trình quản lý và xuất bản tin tức, nghị quyết hiệp hội đến ứng dụng di động.</w:t>
+      </w:r>
+    </w:p>
+    <w:p>
+      <w:pPr>
+        <w:pBdr>
+          <w:bottom w:val="single" w:color="E2E8F0" w:sz="6" w:space="1"/>
+        </w:pBdr>
+        <w:spacing w:after="140" w:before="140"/>
+      </w:pPr>
     </w:p>
     <w:p>
       <w:pPr>
@@ -4257,38 +7271,80 @@
     </w:p>
     <w:p>
       <w:pPr>
-        <w:spacing w:after="100"/>
-      </w:pPr>
-      <w:r>
-        <w:rPr>
-          <w:sz w:val="21"/>
-          <w:szCs w:val="21"/>
-        </w:rPr>
-        <w:t xml:space="preserve">1. Truy cập CRM menu **"Cài đặt Hệ thống" ➔ "Tài chính &amp; Thanh toán"**.</w:t>
-      </w:r>
-    </w:p>
-    <w:p>
-      <w:pPr>
-        <w:spacing w:after="100"/>
-      </w:pPr>
-      <w:r>
-        <w:rPr>
-          <w:sz w:val="21"/>
-          <w:szCs w:val="21"/>
-        </w:rPr>
-        <w:t xml:space="preserve">2. Thiết lập thông tin tài khoản ngân hàng chính thức của CLB Doanh nhân CEO 1983:</w:t>
-      </w:r>
-    </w:p>
-    <w:p>
-      <w:pPr>
-        <w:pStyle w:val="ListParagraph"/>
-        <w:numPr>
-          <w:ilvl w:val="0"/>
-          <w:numId w:val="1"/>
-        </w:numPr>
-        <w:spacing w:after="60"/>
-      </w:pPr>
-      <w:r>
+        <w:spacing w:after="80" w:before="80"/>
+        <w:ind w:left="400" w:hanging="200"/>
+      </w:pPr>
+      <w:r>
+        <w:rPr>
+          <w:b/>
+          <w:bCs/>
+          <w:color w:val="003B95"/>
+          <w:sz w:val="21"/>
+          <w:szCs w:val="21"/>
+        </w:rPr>
+        <w:t xml:space="preserve">Bước 1: </w:t>
+      </w:r>
+      <w:r>
+        <w:rPr>
+          <w:sz w:val="21"/>
+          <w:szCs w:val="21"/>
+        </w:rPr>
+        <w:t xml:space="preserve">Truy cập CRM menu </w:t>
+      </w:r>
+      <w:r>
+        <w:rPr>
+          <w:b/>
+          <w:bCs/>
+          <w:sz w:val="21"/>
+          <w:szCs w:val="21"/>
+        </w:rPr>
+        <w:t xml:space="preserve">"Cài đặt Hệ thống" ➔ "Tài chính &amp; Thanh toán"</w:t>
+      </w:r>
+      <w:r>
+        <w:rPr>
+          <w:sz w:val="21"/>
+          <w:szCs w:val="21"/>
+        </w:rPr>
+        <w:t xml:space="preserve">.</w:t>
+      </w:r>
+    </w:p>
+    <w:p>
+      <w:pPr>
+        <w:spacing w:after="80" w:before="80"/>
+        <w:ind w:left="400" w:hanging="200"/>
+      </w:pPr>
+      <w:r>
+        <w:rPr>
+          <w:b/>
+          <w:bCs/>
+          <w:color w:val="003B95"/>
+          <w:sz w:val="21"/>
+          <w:szCs w:val="21"/>
+        </w:rPr>
+        <w:t xml:space="preserve">Bước 2: </w:t>
+      </w:r>
+      <w:r>
+        <w:rPr>
+          <w:sz w:val="21"/>
+          <w:szCs w:val="21"/>
+        </w:rPr>
+        <w:t xml:space="preserve">Thiết lập thông tin tài khoản ngân hàng chính thức của CLB Doanh nhân CEO 1983:</w:t>
+      </w:r>
+    </w:p>
+    <w:p>
+      <w:pPr>
+        <w:pStyle w:val="ListParagraph"/>
+        <w:numPr>
+          <w:ilvl w:val="0"/>
+          <w:numId w:val="1"/>
+        </w:numPr>
+        <w:spacing w:after="40" w:before="40"/>
+      </w:pPr>
+      <w:r>
+        <w:rPr>
+          <w:sz w:val="21"/>
+          <w:szCs w:val="21"/>
+        </w:rPr>
         <w:t xml:space="preserve">Tên ngân hàng thụ hưởng (vd: Vietcombank, MB Bank, Techcombank).</w:t>
       </w:r>
     </w:p>
@@ -4299,9 +7355,13 @@
           <w:ilvl w:val="0"/>
           <w:numId w:val="1"/>
         </w:numPr>
-        <w:spacing w:after="60"/>
-      </w:pPr>
-      <w:r>
+        <w:spacing w:after="40" w:before="40"/>
+      </w:pPr>
+      <w:r>
+        <w:rPr>
+          <w:sz w:val="21"/>
+          <w:szCs w:val="21"/>
+        </w:rPr>
         <w:t xml:space="preserve">Số tài khoản ngân hàng.</w:t>
       </w:r>
     </w:p>
@@ -4312,35 +7372,86 @@
           <w:ilvl w:val="0"/>
           <w:numId w:val="1"/>
         </w:numPr>
-        <w:spacing w:after="60"/>
-      </w:pPr>
-      <w:r>
-        <w:t xml:space="preserve">Tên chủ tài khoản: `CLB DOANH NHAN CEO 1983` hoặc đại diện được ủy quyền.</w:t>
-      </w:r>
-    </w:p>
-    <w:p>
-      <w:pPr>
-        <w:pStyle w:val="ListParagraph"/>
-        <w:numPr>
-          <w:ilvl w:val="0"/>
-          <w:numId w:val="1"/>
-        </w:numPr>
-        <w:spacing w:after="60"/>
-      </w:pPr>
-      <w:r>
+        <w:spacing w:after="40" w:before="40"/>
+      </w:pPr>
+      <w:r>
+        <w:rPr>
+          <w:sz w:val="21"/>
+          <w:szCs w:val="21"/>
+        </w:rPr>
+        <w:t xml:space="preserve">Tên chủ tài khoản: </w:t>
+      </w:r>
+      <w:r>
+        <w:rPr>
+          <w:rFonts w:ascii="Consolas" w:cs="Consolas" w:eastAsia="Consolas" w:hAnsi="Consolas"/>
+          <w:color w:val="003B95"/>
+          <w:sz w:val="20"/>
+          <w:szCs w:val="20"/>
+        </w:rPr>
+        <w:t xml:space="preserve">CLB DOANH NHAN CEO 1983</w:t>
+      </w:r>
+      <w:r>
+        <w:rPr>
+          <w:sz w:val="21"/>
+          <w:szCs w:val="21"/>
+        </w:rPr>
+        <w:t xml:space="preserve"> hoặc đại diện được ủy quyền.</w:t>
+      </w:r>
+    </w:p>
+    <w:p>
+      <w:pPr>
+        <w:pStyle w:val="ListParagraph"/>
+        <w:numPr>
+          <w:ilvl w:val="0"/>
+          <w:numId w:val="1"/>
+        </w:numPr>
+        <w:spacing w:after="40" w:before="40"/>
+      </w:pPr>
+      <w:r>
+        <w:rPr>
+          <w:sz w:val="21"/>
+          <w:szCs w:val="21"/>
+        </w:rPr>
         <w:t xml:space="preserve">Cú pháp quy định thanh toán tự động cho Vé sự kiện và Hội phí.</w:t>
       </w:r>
     </w:p>
     <w:p>
       <w:pPr>
-        <w:spacing w:after="100"/>
-      </w:pPr>
-      <w:r>
-        <w:rPr>
-          <w:sz w:val="21"/>
-          <w:szCs w:val="21"/>
-        </w:rPr>
-        <w:t xml:space="preserve">3. Nhấn **"Lưu cấu hình"**: Toàn bộ mã QR động sinh ra trên App và Web sẽ tự động trỏ về tài khoản này.</w:t>
+        <w:spacing w:after="80" w:before="80"/>
+        <w:ind w:left="400" w:hanging="200"/>
+      </w:pPr>
+      <w:r>
+        <w:rPr>
+          <w:b/>
+          <w:bCs/>
+          <w:color w:val="003B95"/>
+          <w:sz w:val="21"/>
+          <w:szCs w:val="21"/>
+        </w:rPr>
+        <w:t xml:space="preserve">Bước 3: </w:t>
+      </w:r>
+      <w:r>
+        <w:rPr>
+          <w:sz w:val="21"/>
+          <w:szCs w:val="21"/>
+        </w:rPr>
+        <w:t xml:space="preserve">Nhấn </w:t>
+      </w:r>
+      <w:r>
+        <w:rPr>
+          <w:b/>
+          <w:bCs/>
+          <w:sz w:val="21"/>
+          <w:szCs w:val="21"/>
+        </w:rPr>
+        <w:t xml:space="preserve">"Lưu cấu hình"</w:t>
+      </w:r>
+      <w:r>
+        <w:rPr>
+          <w:sz w:val="21"/>
+          <w:szCs w:val="21"/>
+        </w:rPr>
+        <w:t xml:space="preserve">: Toàn bộ mã QR động sinh ra trên App và Web sẽ tự động trỏ về tài khoản này.</w:t>
       </w:r>
     </w:p>
     <w:p>
@@ -4351,7 +7462,7 @@
       <w:r>
         <w:drawing>
           <wp:inline distT="0" distB="0" distL="0" distR="0">
-            <wp:extent cx="4762500" cy="2667000"/>
+            <wp:extent cx="4953000" cy="2762250"/>
             <wp:effectExtent t="0" r="0" b="0" l="0"/>
             <wp:docPr id="1" name="" descr="" title=""/>
             <wp:cNvGraphicFramePr>
@@ -4376,7 +7487,7 @@
                   <pic:spPr bwMode="auto">
                     <a:xfrm>
                       <a:off x="0" y="0"/>
-                      <a:ext cx="4762500" cy="2667000"/>
+                      <a:ext cx="4953000" cy="2762250"/>
                     </a:xfrm>
                     <a:prstGeom prst="rect">
                       <a:avLst/>
@@ -4411,23 +7522,21 @@
       </w:pPr>
       <w:r>
         <w:rPr>
-          <w:sz w:val="21"/>
-          <w:szCs w:val="21"/>
-        </w:rPr>
-        <w:t xml:space="preserve">*Hình 12.1: Màn hình cấu hình tài khoản thụ hưởng VietQR và chính sách thanh toán tự động.*</w:t>
-      </w:r>
-    </w:p>
-    <w:p>
-      <w:pPr>
-        <w:spacing w:after="100"/>
-      </w:pPr>
-      <w:r>
-        <w:rPr>
-          <w:sz w:val="21"/>
-          <w:szCs w:val="21"/>
-        </w:rPr>
-        <w:t xml:space="preserve">---</w:t>
-      </w:r>
+          <w:i/>
+          <w:iCs/>
+          <w:sz w:val="21"/>
+          <w:szCs w:val="21"/>
+        </w:rPr>
+        <w:t xml:space="preserve">Hình 12.1: Màn hình cấu hình tài khoản thụ hưởng VietQR và chính sách thanh toán tự động.</w:t>
+      </w:r>
+    </w:p>
+    <w:p>
+      <w:pPr>
+        <w:pBdr>
+          <w:bottom w:val="single" w:color="E2E8F0" w:sz="6" w:space="1"/>
+        </w:pBdr>
+        <w:spacing w:after="140" w:before="140"/>
+      </w:pPr>
     </w:p>
     <w:p>
       <w:pPr>
@@ -4440,38 +7549,75 @@
     </w:p>
     <w:p>
       <w:pPr>
-        <w:spacing w:after="100"/>
-      </w:pPr>
-      <w:r>
-        <w:rPr>
-          <w:sz w:val="21"/>
-          <w:szCs w:val="21"/>
-        </w:rPr>
-        <w:t xml:space="preserve">1. **Quản lý Tài khoản Quản trị:** Cấp phát tài khoản mới cho cán bộ thư ký, khóa tài khoản nhân sự nghỉ việc.</w:t>
-      </w:r>
-    </w:p>
-    <w:p>
-      <w:pPr>
-        <w:spacing w:after="100"/>
-      </w:pPr>
-      <w:r>
-        <w:rPr>
-          <w:sz w:val="21"/>
-          <w:szCs w:val="21"/>
-        </w:rPr>
-        <w:t xml:space="preserve">2. **Nhật ký Kiểm toán (Audit Logs):**</w:t>
-      </w:r>
-    </w:p>
-    <w:p>
-      <w:pPr>
-        <w:pStyle w:val="ListParagraph"/>
-        <w:numPr>
-          <w:ilvl w:val="0"/>
-          <w:numId w:val="1"/>
-        </w:numPr>
-        <w:spacing w:after="60"/>
-      </w:pPr>
-      <w:r>
+        <w:spacing w:after="80" w:before="80"/>
+        <w:ind w:left="400" w:hanging="200"/>
+      </w:pPr>
+      <w:r>
+        <w:rPr>
+          <w:b/>
+          <w:bCs/>
+          <w:color w:val="003B95"/>
+          <w:sz w:val="21"/>
+          <w:szCs w:val="21"/>
+        </w:rPr>
+        <w:t xml:space="preserve">Bước 1: </w:t>
+      </w:r>
+      <w:r>
+        <w:rPr>
+          <w:b/>
+          <w:bCs/>
+          <w:sz w:val="21"/>
+          <w:szCs w:val="21"/>
+        </w:rPr>
+        <w:t xml:space="preserve">Quản lý Tài khoản Quản trị:</w:t>
+      </w:r>
+      <w:r>
+        <w:rPr>
+          <w:sz w:val="21"/>
+          <w:szCs w:val="21"/>
+        </w:rPr>
+        <w:t xml:space="preserve"> Cấp phát tài khoản mới cho cán bộ thư ký, khóa tài khoản nhân sự nghỉ việc.</w:t>
+      </w:r>
+    </w:p>
+    <w:p>
+      <w:pPr>
+        <w:spacing w:after="80" w:before="80"/>
+        <w:ind w:left="400" w:hanging="200"/>
+      </w:pPr>
+      <w:r>
+        <w:rPr>
+          <w:b/>
+          <w:bCs/>
+          <w:color w:val="003B95"/>
+          <w:sz w:val="21"/>
+          <w:szCs w:val="21"/>
+        </w:rPr>
+        <w:t xml:space="preserve">Bước 2: </w:t>
+      </w:r>
+      <w:r>
+        <w:rPr>
+          <w:b/>
+          <w:bCs/>
+          <w:sz w:val="21"/>
+          <w:szCs w:val="21"/>
+        </w:rPr>
+        <w:t xml:space="preserve">Nhật ký Kiểm toán (Audit Logs):</w:t>
+      </w:r>
+    </w:p>
+    <w:p>
+      <w:pPr>
+        <w:pStyle w:val="ListParagraph"/>
+        <w:numPr>
+          <w:ilvl w:val="0"/>
+          <w:numId w:val="1"/>
+        </w:numPr>
+        <w:spacing w:after="40" w:before="40"/>
+      </w:pPr>
+      <w:r>
+        <w:rPr>
+          <w:sz w:val="21"/>
+          <w:szCs w:val="21"/>
+        </w:rPr>
         <w:t xml:space="preserve">Hệ thống tự động ghi lại mọi thao tác quan trọng: Ai duyệt hội viên, ai gạch nợ hội phí, ai tạo sự kiện, vào thời gian nào kèm địa chỉ IP truy cập.</w:t>
       </w:r>
     </w:p>
@@ -4482,9 +7628,13 @@
           <w:ilvl w:val="0"/>
           <w:numId w:val="1"/>
         </w:numPr>
-        <w:spacing w:after="60"/>
-      </w:pPr>
-      <w:r>
+        <w:spacing w:after="40" w:before="40"/>
+      </w:pPr>
+      <w:r>
+        <w:rPr>
+          <w:sz w:val="21"/>
+          <w:szCs w:val="21"/>
+        </w:rPr>
         <w:t xml:space="preserve">Đảm bảo tính minh bạch và an toàn tuyệt đối cho cơ sở dữ liệu hiệp hội.</w:t>
       </w:r>
     </w:p>
@@ -4496,7 +7646,7 @@
       <w:r>
         <w:drawing>
           <wp:inline distT="0" distB="0" distL="0" distR="0">
-            <wp:extent cx="4762500" cy="2667000"/>
+            <wp:extent cx="4953000" cy="2762250"/>
             <wp:effectExtent t="0" r="0" b="0" l="0"/>
             <wp:docPr id="1" name="" descr="" title=""/>
             <wp:cNvGraphicFramePr>
@@ -4521,7 +7671,7 @@
                   <pic:spPr bwMode="auto">
                     <a:xfrm>
                       <a:off x="0" y="0"/>
-                      <a:ext cx="4762500" cy="2667000"/>
+                      <a:ext cx="4953000" cy="2762250"/>
                     </a:xfrm>
                     <a:prstGeom prst="rect">
                       <a:avLst/>
@@ -4556,10 +7706,287 @@
       </w:pPr>
       <w:r>
         <w:rPr>
-          <w:sz w:val="21"/>
-          <w:szCs w:val="21"/>
-        </w:rPr>
-        <w:t xml:space="preserve">*Hình 12.2: Nhật ký kiểm toán bảo mật và phân quyền ghi vết 100% lịch sử thao tác của các quản trị viên.*</w:t>
+          <w:i/>
+          <w:iCs/>
+          <w:sz w:val="21"/>
+          <w:szCs w:val="21"/>
+        </w:rPr>
+        <w:t xml:space="preserve">Hình 12.2: Nhật ký kiểm toán bảo mật và phân quyền ghi vết 100% lịch sử thao tác của các quản trị viên.</w:t>
+      </w:r>
+    </w:p>
+    <w:p>
+      <w:pPr>
+        <w:pBdr>
+          <w:bottom w:val="single" w:color="E2E8F0" w:sz="6" w:space="1"/>
+        </w:pBdr>
+        <w:spacing w:after="140" w:before="140"/>
+      </w:pPr>
+    </w:p>
+    <w:p>
+      <w:pPr>
+        <w:pStyle w:val="Heading2"/>
+        <w:spacing w:after="100" w:before="240"/>
+      </w:pPr>
+      <w:r>
+        <w:t xml:space="preserve">13. CẤU HÌNH BẢO MẬT HTTPS &amp; FAST-DEPLOY TRÊN MÁY CHỦ DEV/STAGING</w:t>
+      </w:r>
+    </w:p>
+    <w:p>
+      <w:pPr>
+        <w:pStyle w:val="Heading3"/>
+        <w:spacing w:after="80" w:before="180"/>
+      </w:pPr>
+      <w:r>
+        <w:t xml:space="preserve">13.1. Kiến Trúc Cấu Hình HTTPS Reverse Proxy</w:t>
+      </w:r>
+    </w:p>
+    <w:p>
+      <w:pPr>
+        <w:pStyle w:val="ListParagraph"/>
+        <w:numPr>
+          <w:ilvl w:val="0"/>
+          <w:numId w:val="1"/>
+        </w:numPr>
+        <w:spacing w:after="40" w:before="40"/>
+      </w:pPr>
+      <w:r>
+        <w:rPr>
+          <w:sz w:val="21"/>
+          <w:szCs w:val="21"/>
+        </w:rPr>
+        <w:t xml:space="preserve">Hệ thống máy chủ phát triển (</w:t>
+      </w:r>
+      <w:r>
+        <w:rPr>
+          <w:rFonts w:ascii="Consolas" w:cs="Consolas" w:eastAsia="Consolas" w:hAnsi="Consolas"/>
+          <w:color w:val="003B95"/>
+          <w:sz w:val="20"/>
+          <w:szCs w:val="20"/>
+        </w:rPr>
+        <w:t xml:space="preserve">14.225.217.232</w:t>
+      </w:r>
+      <w:r>
+        <w:rPr>
+          <w:sz w:val="21"/>
+          <w:szCs w:val="21"/>
+        </w:rPr>
+        <w:t xml:space="preserve">) được trang bị chứng chỉ số SSL/TLS X.509 với SAN hỗ trợ cả địa chỉ IP tĩnh </w:t>
+      </w:r>
+      <w:r>
+        <w:rPr>
+          <w:rFonts w:ascii="Consolas" w:cs="Consolas" w:eastAsia="Consolas" w:hAnsi="Consolas"/>
+          <w:color w:val="003B95"/>
+          <w:sz w:val="20"/>
+          <w:szCs w:val="20"/>
+        </w:rPr>
+        <w:t xml:space="preserve">14.225.217.232</w:t>
+      </w:r>
+      <w:r>
+        <w:rPr>
+          <w:sz w:val="21"/>
+          <w:szCs w:val="21"/>
+        </w:rPr>
+        <w:t xml:space="preserve">, </w:t>
+      </w:r>
+      <w:r>
+        <w:rPr>
+          <w:rFonts w:ascii="Consolas" w:cs="Consolas" w:eastAsia="Consolas" w:hAnsi="Consolas"/>
+          <w:color w:val="003B95"/>
+          <w:sz w:val="20"/>
+          <w:szCs w:val="20"/>
+        </w:rPr>
+        <w:t xml:space="preserve">localhost</w:t>
+      </w:r>
+      <w:r>
+        <w:rPr>
+          <w:sz w:val="21"/>
+          <w:szCs w:val="21"/>
+        </w:rPr>
+        <w:t xml:space="preserve">, và tên miền wildcard động </w:t>
+      </w:r>
+      <w:r>
+        <w:rPr>
+          <w:rFonts w:ascii="Consolas" w:cs="Consolas" w:eastAsia="Consolas" w:hAnsi="Consolas"/>
+          <w:color w:val="003B95"/>
+          <w:sz w:val="20"/>
+          <w:szCs w:val="20"/>
+        </w:rPr>
+        <w:t xml:space="preserve">*.14-225-217-232.sslip.io</w:t>
+      </w:r>
+      <w:r>
+        <w:rPr>
+          <w:sz w:val="21"/>
+          <w:szCs w:val="21"/>
+        </w:rPr>
+        <w:t xml:space="preserve">.</w:t>
+      </w:r>
+    </w:p>
+    <w:p>
+      <w:pPr>
+        <w:pStyle w:val="ListParagraph"/>
+        <w:numPr>
+          <w:ilvl w:val="0"/>
+          <w:numId w:val="1"/>
+        </w:numPr>
+        <w:spacing w:after="40" w:before="40"/>
+      </w:pPr>
+      <w:r>
+        <w:rPr>
+          <w:sz w:val="21"/>
+          <w:szCs w:val="21"/>
+        </w:rPr>
+        <w:t xml:space="preserve">Nginx Reverse Proxy được đóng gói Docker (</w:t>
+      </w:r>
+      <w:r>
+        <w:rPr>
+          <w:rFonts w:ascii="Consolas" w:cs="Consolas" w:eastAsia="Consolas" w:hAnsi="Consolas"/>
+          <w:color w:val="003B95"/>
+          <w:sz w:val="20"/>
+          <w:szCs w:val="20"/>
+        </w:rPr>
+        <w:t xml:space="preserve">deploy/ssl/docker-compose.ssl.yml</w:t>
+      </w:r>
+      <w:r>
+        <w:rPr>
+          <w:sz w:val="21"/>
+          <w:szCs w:val="21"/>
+        </w:rPr>
+        <w:t xml:space="preserve">) với các cổng định tuyến chuyên biệt:</w:t>
+      </w:r>
+    </w:p>
+    <w:p>
+      <w:pPr>
+        <w:pStyle w:val="ListParagraph"/>
+        <w:numPr>
+          <w:ilvl w:val="0"/>
+          <w:numId w:val="1"/>
+        </w:numPr>
+        <w:spacing w:after="40" w:before="40"/>
+      </w:pPr>
+      <w:r>
+        <w:rPr>
+          <w:b/>
+          <w:bCs/>
+          <w:sz w:val="21"/>
+          <w:szCs w:val="21"/>
+        </w:rPr>
+        <w:t xml:space="preserve">Cổng 5443 (HTTPS):</w:t>
+      </w:r>
+      <w:r>
+        <w:rPr>
+          <w:sz w:val="21"/>
+          <w:szCs w:val="21"/>
+        </w:rPr>
+        <w:t xml:space="preserve"> Định tuyến bảo mật SSL tới Hệ thống Web CRM Quản trị (</w:t>
+      </w:r>
+      <w:r>
+        <w:rPr>
+          <w:rFonts w:ascii="Consolas" w:cs="Consolas" w:eastAsia="Consolas" w:hAnsi="Consolas"/>
+          <w:color w:val="003B95"/>
+          <w:sz w:val="20"/>
+          <w:szCs w:val="20"/>
+        </w:rPr>
+        <w:t xml:space="preserve">http://localhost:5000</w:t>
+      </w:r>
+      <w:r>
+        <w:rPr>
+          <w:sz w:val="21"/>
+          <w:szCs w:val="21"/>
+        </w:rPr>
+        <w:t xml:space="preserve">).</w:t>
+      </w:r>
+    </w:p>
+    <w:p>
+      <w:pPr>
+        <w:pStyle w:val="ListParagraph"/>
+        <w:numPr>
+          <w:ilvl w:val="0"/>
+          <w:numId w:val="1"/>
+        </w:numPr>
+        <w:spacing w:after="40" w:before="40"/>
+      </w:pPr>
+      <w:r>
+        <w:rPr>
+          <w:b/>
+          <w:bCs/>
+          <w:sz w:val="21"/>
+          <w:szCs w:val="21"/>
+        </w:rPr>
+        <w:t xml:space="preserve">Cổng 5444 (HTTPS):</w:t>
+      </w:r>
+      <w:r>
+        <w:rPr>
+          <w:sz w:val="21"/>
+          <w:szCs w:val="21"/>
+        </w:rPr>
+        <w:t xml:space="preserve"> Định tuyến bảo mật SSL tới Ứng dụng Di động Hiệp Hội CEO 1983 (</w:t>
+      </w:r>
+      <w:r>
+        <w:rPr>
+          <w:rFonts w:ascii="Consolas" w:cs="Consolas" w:eastAsia="Consolas" w:hAnsi="Consolas"/>
+          <w:color w:val="003B95"/>
+          <w:sz w:val="20"/>
+          <w:szCs w:val="20"/>
+        </w:rPr>
+        <w:t xml:space="preserve">http://localhost:5002</w:t>
+      </w:r>
+      <w:r>
+        <w:rPr>
+          <w:sz w:val="21"/>
+          <w:szCs w:val="21"/>
+        </w:rPr>
+        <w:t xml:space="preserve">).</w:t>
+      </w:r>
+    </w:p>
+    <w:p>
+      <w:pPr>
+        <w:pStyle w:val="ListParagraph"/>
+        <w:numPr>
+          <w:ilvl w:val="0"/>
+          <w:numId w:val="1"/>
+        </w:numPr>
+        <w:spacing w:after="40" w:before="40"/>
+      </w:pPr>
+      <w:r>
+        <w:rPr>
+          <w:sz w:val="21"/>
+          <w:szCs w:val="21"/>
+        </w:rPr>
+        <w:t xml:space="preserve">Tự động kích hoạt HTTP Strict Transport Security (HSTS), TLSv1.2, TLSv1.3 và cơ chế WebSocket Proxy mượt mà cho tính năng Chat/Voting thời gian thực.</w:t>
+      </w:r>
+    </w:p>
+    <w:p>
+      <w:pPr>
+        <w:pStyle w:val="Heading3"/>
+        <w:spacing w:after="80" w:before="180"/>
+      </w:pPr>
+      <w:r>
+        <w:t xml:space="preserve">13.2. Quy Trình Fast-Deploy Triển Khai Nhanh Bản Cập Nhật</w:t>
+      </w:r>
+    </w:p>
+    <w:p>
+      <w:pPr>
+        <w:spacing w:after="80" w:before="80"/>
+        <w:ind w:left="400" w:hanging="200"/>
+      </w:pPr>
+      <w:r>
+        <w:rPr>
+          <w:b/>
+          <w:bCs/>
+          <w:color w:val="003B95"/>
+          <w:sz w:val="21"/>
+          <w:szCs w:val="21"/>
+        </w:rPr>
+        <w:t xml:space="preserve">Bước 1: </w:t>
+      </w:r>
+      <w:r>
+        <w:rPr>
+          <w:b/>
+          <w:bCs/>
+          <w:sz w:val="21"/>
+          <w:szCs w:val="21"/>
+        </w:rPr>
+        <w:t xml:space="preserve">Triển khai bình thường qua PowerShell:</w:t>
       </w:r>
     </w:p>
     <w:p>
@@ -4568,10 +7995,19 @@
       </w:pPr>
       <w:r>
         <w:rPr>
-          <w:sz w:val="21"/>
-          <w:szCs w:val="21"/>
-        </w:rPr>
-        <w:t xml:space="preserve">---</w:t>
+          <w:rFonts w:ascii="Consolas" w:cs="Consolas" w:eastAsia="Consolas" w:hAnsi="Consolas"/>
+          <w:color w:val="003B95"/>
+          <w:sz w:val="20"/>
+          <w:szCs w:val="20"/>
+        </w:rPr>
+        <w:t xml:space="preserve"/>
+      </w:r>
+      <w:r>
+        <w:rPr>
+          <w:sz w:val="21"/>
+          <w:szCs w:val="21"/>
+        </w:rPr>
+        <w:t xml:space="preserve">`powershell</w:t>
       </w:r>
     </w:p>
     <w:p>
@@ -4583,7 +8019,254 @@
           <w:sz w:val="21"/>
           <w:szCs w:val="21"/>
         </w:rPr>
-        <w:t xml:space="preserve">*Tài liệu được biên soạn và chuẩn hóa bởi Ban Công nghệ &amp; Kỹ thuật VIONE - Hiệp hội Doanh nhân CEO 1983.*</w:t>
+        <w:t xml:space="preserve">./fast-deploy.ps1 -ServerIp "14.225.217.232" -User "root"</w:t>
+      </w:r>
+    </w:p>
+    <w:p>
+      <w:pPr>
+        <w:spacing w:after="100"/>
+      </w:pPr>
+      <w:r>
+        <w:rPr>
+          <w:rFonts w:ascii="Consolas" w:cs="Consolas" w:eastAsia="Consolas" w:hAnsi="Consolas"/>
+          <w:color w:val="003B95"/>
+          <w:sz w:val="20"/>
+          <w:szCs w:val="20"/>
+        </w:rPr>
+        <w:t xml:space="preserve"/>
+      </w:r>
+      <w:r>
+        <w:rPr>
+          <w:rFonts w:ascii="Consolas" w:cs="Consolas" w:eastAsia="Consolas" w:hAnsi="Consolas"/>
+          <w:color w:val="003B95"/>
+          <w:sz w:val="20"/>
+          <w:szCs w:val="20"/>
+        </w:rPr>
+        <w:t xml:space="preserve"/>
+      </w:r>
+    </w:p>
+    <w:p>
+      <w:pPr>
+        <w:spacing w:after="80" w:before="80"/>
+        <w:ind w:left="400" w:hanging="200"/>
+      </w:pPr>
+      <w:r>
+        <w:rPr>
+          <w:b/>
+          <w:bCs/>
+          <w:color w:val="003B95"/>
+          <w:sz w:val="21"/>
+          <w:szCs w:val="21"/>
+        </w:rPr>
+        <w:t xml:space="preserve">Bước 2: </w:t>
+      </w:r>
+      <w:r>
+        <w:rPr>
+          <w:b/>
+          <w:bCs/>
+          <w:sz w:val="21"/>
+          <w:szCs w:val="21"/>
+        </w:rPr>
+        <w:t xml:space="preserve">Triển khai kèm kích hoạt chứng chỉ bảo mật HTTPS tự động:</w:t>
+      </w:r>
+    </w:p>
+    <w:p>
+      <w:pPr>
+        <w:spacing w:after="100"/>
+      </w:pPr>
+      <w:r>
+        <w:rPr>
+          <w:rFonts w:ascii="Consolas" w:cs="Consolas" w:eastAsia="Consolas" w:hAnsi="Consolas"/>
+          <w:color w:val="003B95"/>
+          <w:sz w:val="20"/>
+          <w:szCs w:val="20"/>
+        </w:rPr>
+        <w:t xml:space="preserve"/>
+      </w:r>
+      <w:r>
+        <w:rPr>
+          <w:sz w:val="21"/>
+          <w:szCs w:val="21"/>
+        </w:rPr>
+        <w:t xml:space="preserve">`powershell</w:t>
+      </w:r>
+    </w:p>
+    <w:p>
+      <w:pPr>
+        <w:spacing w:after="100"/>
+      </w:pPr>
+      <w:r>
+        <w:rPr>
+          <w:sz w:val="21"/>
+          <w:szCs w:val="21"/>
+        </w:rPr>
+        <w:t xml:space="preserve">./fast-deploy.ps1 -ServerIp "14.225.217.232" -User "root" -EnableHttps</w:t>
+      </w:r>
+    </w:p>
+    <w:p>
+      <w:pPr>
+        <w:spacing w:after="100"/>
+      </w:pPr>
+      <w:r>
+        <w:rPr>
+          <w:rFonts w:ascii="Consolas" w:cs="Consolas" w:eastAsia="Consolas" w:hAnsi="Consolas"/>
+          <w:color w:val="003B95"/>
+          <w:sz w:val="20"/>
+          <w:szCs w:val="20"/>
+        </w:rPr>
+        <w:t xml:space="preserve"/>
+      </w:r>
+      <w:r>
+        <w:rPr>
+          <w:rFonts w:ascii="Consolas" w:cs="Consolas" w:eastAsia="Consolas" w:hAnsi="Consolas"/>
+          <w:color w:val="003B95"/>
+          <w:sz w:val="20"/>
+          <w:szCs w:val="20"/>
+        </w:rPr>
+        <w:t xml:space="preserve"/>
+      </w:r>
+    </w:p>
+    <w:p>
+      <w:pPr>
+        <w:pStyle w:val="ListParagraph"/>
+        <w:numPr>
+          <w:ilvl w:val="0"/>
+          <w:numId w:val="1"/>
+        </w:numPr>
+        <w:spacing w:after="40" w:before="40"/>
+      </w:pPr>
+      <w:r>
+        <w:rPr>
+          <w:sz w:val="21"/>
+          <w:szCs w:val="21"/>
+        </w:rPr>
+        <w:t xml:space="preserve">Script tự động đồng bộ mã nguồn, đóng gói Docker container mới, cấu hình Nginx SSL và in danh sách URL kiểm thử:</w:t>
+      </w:r>
+    </w:p>
+    <w:p>
+      <w:pPr>
+        <w:pStyle w:val="ListParagraph"/>
+        <w:numPr>
+          <w:ilvl w:val="0"/>
+          <w:numId w:val="1"/>
+        </w:numPr>
+        <w:spacing w:after="40" w:before="40"/>
+      </w:pPr>
+      <w:r>
+        <w:rPr>
+          <w:sz w:val="21"/>
+          <w:szCs w:val="21"/>
+        </w:rPr>
+        <w:t xml:space="preserve">CRM HTTP: </w:t>
+      </w:r>
+      <w:r>
+        <w:rPr>
+          <w:rFonts w:ascii="Consolas" w:cs="Consolas" w:eastAsia="Consolas" w:hAnsi="Consolas"/>
+          <w:color w:val="003B95"/>
+          <w:sz w:val="20"/>
+          <w:szCs w:val="20"/>
+        </w:rPr>
+        <w:t xml:space="preserve">http://14.225.217.232:5000</w:t>
+      </w:r>
+    </w:p>
+    <w:p>
+      <w:pPr>
+        <w:pStyle w:val="ListParagraph"/>
+        <w:numPr>
+          <w:ilvl w:val="0"/>
+          <w:numId w:val="1"/>
+        </w:numPr>
+        <w:spacing w:after="40" w:before="40"/>
+      </w:pPr>
+      <w:r>
+        <w:rPr>
+          <w:sz w:val="21"/>
+          <w:szCs w:val="21"/>
+        </w:rPr>
+        <w:t xml:space="preserve">CRM HTTPS: </w:t>
+      </w:r>
+      <w:r>
+        <w:rPr>
+          <w:rFonts w:ascii="Consolas" w:cs="Consolas" w:eastAsia="Consolas" w:hAnsi="Consolas"/>
+          <w:color w:val="003B95"/>
+          <w:sz w:val="20"/>
+          <w:szCs w:val="20"/>
+        </w:rPr>
+        <w:t xml:space="preserve">https://14.225.217.232:5443</w:t>
+      </w:r>
+    </w:p>
+    <w:p>
+      <w:pPr>
+        <w:pStyle w:val="ListParagraph"/>
+        <w:numPr>
+          <w:ilvl w:val="0"/>
+          <w:numId w:val="1"/>
+        </w:numPr>
+        <w:spacing w:after="40" w:before="40"/>
+      </w:pPr>
+      <w:r>
+        <w:rPr>
+          <w:sz w:val="21"/>
+          <w:szCs w:val="21"/>
+        </w:rPr>
+        <w:t xml:space="preserve">App Hiệp Hội HTTP: </w:t>
+      </w:r>
+      <w:r>
+        <w:rPr>
+          <w:rFonts w:ascii="Consolas" w:cs="Consolas" w:eastAsia="Consolas" w:hAnsi="Consolas"/>
+          <w:color w:val="003B95"/>
+          <w:sz w:val="20"/>
+          <w:szCs w:val="20"/>
+        </w:rPr>
+        <w:t xml:space="preserve">http://14.225.217.232:5002/association</w:t>
+      </w:r>
+    </w:p>
+    <w:p>
+      <w:pPr>
+        <w:pStyle w:val="ListParagraph"/>
+        <w:numPr>
+          <w:ilvl w:val="0"/>
+          <w:numId w:val="1"/>
+        </w:numPr>
+        <w:spacing w:after="40" w:before="40"/>
+      </w:pPr>
+      <w:r>
+        <w:rPr>
+          <w:sz w:val="21"/>
+          <w:szCs w:val="21"/>
+        </w:rPr>
+        <w:t xml:space="preserve">App Hiệp Hội HTTPS: </w:t>
+      </w:r>
+      <w:r>
+        <w:rPr>
+          <w:rFonts w:ascii="Consolas" w:cs="Consolas" w:eastAsia="Consolas" w:hAnsi="Consolas"/>
+          <w:color w:val="003B95"/>
+          <w:sz w:val="20"/>
+          <w:szCs w:val="20"/>
+        </w:rPr>
+        <w:t xml:space="preserve">https://14.225.217.232:5444/association</w:t>
+      </w:r>
+    </w:p>
+    <w:p>
+      <w:pPr>
+        <w:pBdr>
+          <w:bottom w:val="single" w:color="E2E8F0" w:sz="6" w:space="1"/>
+        </w:pBdr>
+        <w:spacing w:after="140" w:before="140"/>
+      </w:pPr>
+    </w:p>
+    <w:p>
+      <w:pPr>
+        <w:spacing w:after="100"/>
+      </w:pPr>
+      <w:r>
+        <w:rPr>
+          <w:i/>
+          <w:iCs/>
+          <w:sz w:val="21"/>
+          <w:szCs w:val="21"/>
+        </w:rPr>
+        <w:t xml:space="preserve">Tài liệu được biên soạn và chuẩn hóa bởi Ban Công nghệ &amp; Kỹ thuật VIONE - Hiệp hội Doanh nhân CEO 1983.</w:t>
       </w:r>
     </w:p>
     <w:sectPr>

--- a/document/HUONG_DAN_SU_DUNG_CRM.docx
+++ b/document/HUONG_DAN_SU_DUNG_CRM.docx
@@ -2207,6 +2207,129 @@
     </w:p>
     <w:p>
       <w:pPr>
+        <w:spacing w:after="80" w:before="80"/>
+        <w:ind w:left="400" w:hanging="200"/>
+      </w:pPr>
+      <w:r>
+        <w:rPr>
+          <w:b/>
+          <w:bCs/>
+          <w:color w:val="003B95"/>
+          <w:sz w:val="21"/>
+          <w:szCs w:val="21"/>
+        </w:rPr>
+        <w:t xml:space="preserve">Bước 3: </w:t>
+      </w:r>
+      <w:r>
+        <w:rPr>
+          <w:b/>
+          <w:bCs/>
+          <w:sz w:val="21"/>
+          <w:szCs w:val="21"/>
+        </w:rPr>
+        <w:t xml:space="preserve">Cơ chế Đồng Bộ Tự Động Từ Landing Page:</w:t>
+      </w:r>
+    </w:p>
+    <w:p>
+      <w:pPr>
+        <w:pStyle w:val="ListParagraph"/>
+        <w:numPr>
+          <w:ilvl w:val="0"/>
+          <w:numId w:val="1"/>
+        </w:numPr>
+        <w:spacing w:after="40" w:before="40"/>
+      </w:pPr>
+      <w:r>
+        <w:rPr>
+          <w:sz w:val="21"/>
+          <w:szCs w:val="21"/>
+        </w:rPr>
+        <w:t xml:space="preserve">Khi doanh nhân gửi hồ sơ từ Cổng Landing Page (</w:t>
+      </w:r>
+      <w:r>
+        <w:rPr>
+          <w:rFonts w:ascii="Consolas" w:cs="Consolas" w:eastAsia="Consolas" w:hAnsi="Consolas"/>
+          <w:color w:val="003B95"/>
+          <w:sz w:val="20"/>
+          <w:szCs w:val="20"/>
+        </w:rPr>
+        <w:t xml:space="preserve">https://14.225.217.232:5444/landing/ceo/v1</w:t>
+      </w:r>
+      <w:r>
+        <w:rPr>
+          <w:sz w:val="21"/>
+          <w:szCs w:val="21"/>
+        </w:rPr>
+        <w:t xml:space="preserve">), hệ thống Backend tự động tạo tài khoản đăng nhập trong </w:t>
+      </w:r>
+      <w:r>
+        <w:rPr>
+          <w:rFonts w:ascii="Consolas" w:cs="Consolas" w:eastAsia="Consolas" w:hAnsi="Consolas"/>
+          <w:color w:val="003B95"/>
+          <w:sz w:val="20"/>
+          <w:szCs w:val="20"/>
+        </w:rPr>
+        <w:t xml:space="preserve">vione_users</w:t>
+      </w:r>
+      <w:r>
+        <w:rPr>
+          <w:sz w:val="21"/>
+          <w:szCs w:val="21"/>
+        </w:rPr>
+        <w:t xml:space="preserve"> và </w:t>
+      </w:r>
+      <w:r>
+        <w:rPr>
+          <w:b/>
+          <w:bCs/>
+          <w:sz w:val="21"/>
+          <w:szCs w:val="21"/>
+        </w:rPr>
+        <w:t xml:space="preserve">gửi ngay một bức Email HTML chào mừng chứa tên đăng nhập &amp; mật khẩu ngẫu nhiên</w:t>
+      </w:r>
+      <w:r>
+        <w:rPr>
+          <w:sz w:val="21"/>
+          <w:szCs w:val="21"/>
+        </w:rPr>
+        <w:t xml:space="preserve"> về hòm thư người đăng ký.</w:t>
+      </w:r>
+    </w:p>
+    <w:p>
+      <w:pPr>
+        <w:pStyle w:val="ListParagraph"/>
+        <w:numPr>
+          <w:ilvl w:val="0"/>
+          <w:numId w:val="1"/>
+        </w:numPr>
+        <w:spacing w:after="40" w:before="40"/>
+      </w:pPr>
+      <w:r>
+        <w:rPr>
+          <w:sz w:val="21"/>
+          <w:szCs w:val="21"/>
+        </w:rPr>
+        <w:t xml:space="preserve">Bản ghi hồ sơ được đẩy đồng thời sang CRM dưới trạng thái </w:t>
+      </w:r>
+      <w:r>
+        <w:rPr>
+          <w:b/>
+          <w:bCs/>
+          <w:sz w:val="21"/>
+          <w:szCs w:val="21"/>
+        </w:rPr>
+        <w:t xml:space="preserve">"Chờ phê duyệt"</w:t>
+      </w:r>
+      <w:r>
+        <w:rPr>
+          <w:sz w:val="21"/>
+          <w:szCs w:val="21"/>
+        </w:rPr>
+        <w:t xml:space="preserve"> để Ban Thư Ký kiểm tra giấy tờ pháp lý trước khi cấp toàn quyền hội viên.</w:t>
+      </w:r>
+    </w:p>
+    <w:p>
+      <w:pPr>
         <w:spacing w:after="60" w:before="140"/>
         <w:jc w:val="center"/>
       </w:pPr>
@@ -3595,7 +3718,44 @@
         <w:spacing w:after="80" w:before="180"/>
       </w:pPr>
       <w:r>
-        <w:t xml:space="preserve">5.2. Tạo Mới Sự Kiện &amp; Tự Động Bố Cục Banner Theo Từng Loại Sự Kiện</w:t>
+        <w:t xml:space="preserve">5.2. Tạo Mới Sự Kiện: 2 Case Miễn Phí (0đ) &amp; Thu Phí VietQR (500.000 VNĐ)</w:t>
+      </w:r>
+    </w:p>
+    <w:p>
+      <w:pPr>
+        <w:spacing w:after="100"/>
+      </w:pPr>
+      <w:r>
+        <w:rPr>
+          <w:sz w:val="21"/>
+          <w:szCs w:val="21"/>
+        </w:rPr>
+        <w:t xml:space="preserve">Nhấn nút </w:t>
+      </w:r>
+      <w:r>
+        <w:rPr>
+          <w:b/>
+          <w:bCs/>
+          <w:sz w:val="21"/>
+          <w:szCs w:val="21"/>
+        </w:rPr>
+        <w:t xml:space="preserve">"+ Tạo Sự Kiện Mới"</w:t>
+      </w:r>
+      <w:r>
+        <w:rPr>
+          <w:sz w:val="21"/>
+          <w:szCs w:val="21"/>
+        </w:rPr>
+        <w:t xml:space="preserve"> để mở Modal cấu hình:</w:t>
+      </w:r>
+    </w:p>
+    <w:p>
+      <w:pPr>
+        <w:pStyle w:val="Heading4"/>
+        <w:spacing w:after="60" w:before="140"/>
+      </w:pPr>
+      <w:r>
+        <w:t xml:space="preserve">Case 1: Sự Kiện Miễn Phí (0đ) Dành Cho Hội Viên</w:t>
       </w:r>
     </w:p>
     <w:p>
@@ -3618,16 +3778,16 @@
           <w:sz w:val="21"/>
           <w:szCs w:val="21"/>
         </w:rPr>
-        <w:t xml:space="preserve">Nhấn nút </w:t>
-      </w:r>
-      <w:r>
-        <w:rPr>
-          <w:b/>
-          <w:bCs/>
-          <w:sz w:val="21"/>
-          <w:szCs w:val="21"/>
-        </w:rPr>
-        <w:t xml:space="preserve">"+ Tạo Sự Kiện Mới"</w:t>
+        <w:t xml:space="preserve">Nhập tiêu đề sự kiện: </w:t>
+      </w:r>
+      <w:r>
+        <w:rPr>
+          <w:i/>
+          <w:iCs/>
+          <w:sz w:val="21"/>
+          <w:szCs w:val="21"/>
+        </w:rPr>
+        <w:t xml:space="preserve">"Tọa Đàm Kết Nối Doanh Nghiệp 4.0"</w:t>
       </w:r>
       <w:r>
         <w:rPr>
@@ -3654,119 +3814,19 @@
       </w:r>
       <w:r>
         <w:rPr>
-          <w:b/>
-          <w:bCs/>
-          <w:sz w:val="21"/>
-          <w:szCs w:val="21"/>
-        </w:rPr>
-        <w:t xml:space="preserve">Chọn Loại Sự Kiện (Event Type Templates):</w:t>
-      </w:r>
-    </w:p>
-    <w:p>
-      <w:pPr>
-        <w:pStyle w:val="ListParagraph"/>
-        <w:numPr>
-          <w:ilvl w:val="0"/>
-          <w:numId w:val="1"/>
-        </w:numPr>
-        <w:spacing w:after="40" w:before="40"/>
-      </w:pPr>
-      <w:r>
-        <w:rPr>
-          <w:sz w:val="21"/>
-          <w:szCs w:val="21"/>
-        </w:rPr>
-        <w:t xml:space="preserve">Khi quản trị viên nhấp chọn loại sự kiện (</w:t>
-      </w:r>
-      <w:r>
-        <w:rPr>
-          <w:b/>
-          <w:bCs/>
-          <w:sz w:val="21"/>
-          <w:szCs w:val="21"/>
-        </w:rPr>
-        <w:t xml:space="preserve">Diễn đàn cấp cao / Forum</w:t>
-      </w:r>
-      <w:r>
-        <w:rPr>
-          <w:sz w:val="21"/>
-          <w:szCs w:val="21"/>
-        </w:rPr>
-        <w:t xml:space="preserve">, </w:t>
-      </w:r>
-      <w:r>
-        <w:rPr>
-          <w:b/>
-          <w:bCs/>
-          <w:sz w:val="21"/>
-          <w:szCs w:val="21"/>
-        </w:rPr>
-        <w:t xml:space="preserve">Hội thảo chuyên đề / Workshop</w:t>
-      </w:r>
-      <w:r>
-        <w:rPr>
-          <w:sz w:val="21"/>
-          <w:szCs w:val="21"/>
-        </w:rPr>
-        <w:t xml:space="preserve">, </w:t>
-      </w:r>
-      <w:r>
-        <w:rPr>
-          <w:b/>
-          <w:bCs/>
-          <w:sz w:val="21"/>
-          <w:szCs w:val="21"/>
-        </w:rPr>
-        <w:t xml:space="preserve">Giao thương kết nối / Networking</w:t>
-      </w:r>
-      <w:r>
-        <w:rPr>
-          <w:sz w:val="21"/>
-          <w:szCs w:val="21"/>
-        </w:rPr>
-        <w:t xml:space="preserve">, hoặc </w:t>
-      </w:r>
-      <w:r>
-        <w:rPr>
-          <w:b/>
-          <w:bCs/>
-          <w:sz w:val="21"/>
-          <w:szCs w:val="21"/>
-        </w:rPr>
-        <w:t xml:space="preserve">Đào tạo doanh nghiệp / Training</w:t>
-      </w:r>
-      <w:r>
-        <w:rPr>
-          <w:sz w:val="21"/>
-          <w:szCs w:val="21"/>
-        </w:rPr>
-        <w:t xml:space="preserve">), hệ thống tự động tải mẫu bố cục thông tin tương ứng:</w:t>
-      </w:r>
-    </w:p>
-    <w:p>
-      <w:pPr>
-        <w:pStyle w:val="ListParagraph"/>
-        <w:numPr>
-          <w:ilvl w:val="0"/>
-          <w:numId w:val="1"/>
-        </w:numPr>
-        <w:spacing w:after="40" w:before="40"/>
-      </w:pPr>
-      <w:r>
-        <w:rPr>
-          <w:sz w:val="21"/>
-          <w:szCs w:val="21"/>
-        </w:rPr>
-        <w:t xml:space="preserve">Tự động điền </w:t>
-      </w:r>
-      <w:r>
-        <w:rPr>
-          <w:b/>
-          <w:bCs/>
-          <w:sz w:val="21"/>
-          <w:szCs w:val="21"/>
-        </w:rPr>
-        <w:t xml:space="preserve">Tiêu đề mẫu &amp; Tagline nhận diện thương hiệu</w:t>
+          <w:sz w:val="21"/>
+          <w:szCs w:val="21"/>
+        </w:rPr>
+        <w:t xml:space="preserve">Thiết lập đơn giá vé: </w:t>
+      </w:r>
+      <w:r>
+        <w:rPr>
+          <w:b/>
+          <w:bCs/>
+          <w:sz w:val="21"/>
+          <w:szCs w:val="21"/>
+        </w:rPr>
+        <w:t xml:space="preserve">`0 đ`</w:t>
       </w:r>
       <w:r>
         <w:rPr>
@@ -3774,105 +3834,6 @@
           <w:szCs w:val="21"/>
         </w:rPr>
         <w:t xml:space="preserve">.</w:t>
-      </w:r>
-    </w:p>
-    <w:p>
-      <w:pPr>
-        <w:pStyle w:val="ListParagraph"/>
-        <w:numPr>
-          <w:ilvl w:val="0"/>
-          <w:numId w:val="1"/>
-        </w:numPr>
-        <w:spacing w:after="40" w:before="40"/>
-      </w:pPr>
-      <w:r>
-        <w:rPr>
-          <w:sz w:val="21"/>
-          <w:szCs w:val="21"/>
-        </w:rPr>
-        <w:t xml:space="preserve">Tự động điền </w:t>
-      </w:r>
-      <w:r>
-        <w:rPr>
-          <w:b/>
-          <w:bCs/>
-          <w:sz w:val="21"/>
-          <w:szCs w:val="21"/>
-        </w:rPr>
-        <w:t xml:space="preserve">Địa điểm tổ chức chuẩn &amp; Dự toán sức chứa khán phòng</w:t>
-      </w:r>
-      <w:r>
-        <w:rPr>
-          <w:sz w:val="21"/>
-          <w:szCs w:val="21"/>
-        </w:rPr>
-        <w:t xml:space="preserve">.</w:t>
-      </w:r>
-    </w:p>
-    <w:p>
-      <w:pPr>
-        <w:pStyle w:val="ListParagraph"/>
-        <w:numPr>
-          <w:ilvl w:val="0"/>
-          <w:numId w:val="1"/>
-        </w:numPr>
-        <w:spacing w:after="40" w:before="40"/>
-      </w:pPr>
-      <w:r>
-        <w:rPr>
-          <w:sz w:val="21"/>
-          <w:szCs w:val="21"/>
-        </w:rPr>
-        <w:t xml:space="preserve">Tự động sinh </w:t>
-      </w:r>
-      <w:r>
-        <w:rPr>
-          <w:b/>
-          <w:bCs/>
-          <w:sz w:val="21"/>
-          <w:szCs w:val="21"/>
-        </w:rPr>
-        <w:t xml:space="preserve">Khung vé dự thảo (Ticket Tiers)</w:t>
-      </w:r>
-      <w:r>
-        <w:rPr>
-          <w:sz w:val="21"/>
-          <w:szCs w:val="21"/>
-        </w:rPr>
-        <w:t xml:space="preserve">.</w:t>
-      </w:r>
-    </w:p>
-    <w:p>
-      <w:pPr>
-        <w:pStyle w:val="ListParagraph"/>
-        <w:numPr>
-          <w:ilvl w:val="0"/>
-          <w:numId w:val="1"/>
-        </w:numPr>
-        <w:spacing w:after="40" w:before="40"/>
-      </w:pPr>
-      <w:r>
-        <w:rPr>
-          <w:sz w:val="21"/>
-          <w:szCs w:val="21"/>
-        </w:rPr>
-        <w:t xml:space="preserve">Hiển thị trực quan </w:t>
-      </w:r>
-      <w:r>
-        <w:rPr>
-          <w:b/>
-          <w:bCs/>
-          <w:sz w:val="21"/>
-          <w:szCs w:val="21"/>
-        </w:rPr>
-        <w:t xml:space="preserve">Khung xem trước Banner (Live Banner Preview)</w:t>
-      </w:r>
-      <w:r>
-        <w:rPr>
-          <w:sz w:val="21"/>
-          <w:szCs w:val="21"/>
-        </w:rPr>
-        <w:t xml:space="preserve"> với typography, gradient và huy hiệu loại hình chuyên nghiệp.</w:t>
       </w:r>
     </w:p>
     <w:p>
@@ -3895,153 +3856,7 @@
           <w:sz w:val="21"/>
           <w:szCs w:val="21"/>
         </w:rPr>
-        <w:t xml:space="preserve">Modal Tạo sự kiện với các tab thiết lập:</w:t>
-      </w:r>
-    </w:p>
-    <w:p>
-      <w:pPr>
-        <w:pStyle w:val="ListParagraph"/>
-        <w:numPr>
-          <w:ilvl w:val="0"/>
-          <w:numId w:val="1"/>
-        </w:numPr>
-        <w:spacing w:after="40" w:before="40"/>
-      </w:pPr>
-      <w:r>
-        <w:rPr>
-          <w:b/>
-          <w:bCs/>
-          <w:sz w:val="21"/>
-          <w:szCs w:val="21"/>
-        </w:rPr>
-        <w:t xml:space="preserve">Thông tin chung:</w:t>
-      </w:r>
-      <w:r>
-        <w:rPr>
-          <w:sz w:val="21"/>
-          <w:szCs w:val="21"/>
-        </w:rPr>
-        <w:t xml:space="preserve"> Tiêu đề sự kiện, loại hình, thời gian bắt đầu/kết thúc, địa chỉ trung tâm hội nghị.</w:t>
-      </w:r>
-    </w:p>
-    <w:p>
-      <w:pPr>
-        <w:pStyle w:val="ListParagraph"/>
-        <w:numPr>
-          <w:ilvl w:val="0"/>
-          <w:numId w:val="1"/>
-        </w:numPr>
-        <w:spacing w:after="40" w:before="40"/>
-      </w:pPr>
-      <w:r>
-        <w:rPr>
-          <w:b/>
-          <w:bCs/>
-          <w:sz w:val="21"/>
-          <w:szCs w:val="21"/>
-        </w:rPr>
-        <w:t xml:space="preserve">Hình ảnh &amp; Banner:</w:t>
-      </w:r>
-      <w:r>
-        <w:rPr>
-          <w:sz w:val="21"/>
-          <w:szCs w:val="21"/>
-        </w:rPr>
-        <w:t xml:space="preserve"> Xem trước banner bố cục tự động hoặc tải ảnh banner tùy biến.</w:t>
-      </w:r>
-    </w:p>
-    <w:p>
-      <w:pPr>
-        <w:pStyle w:val="ListParagraph"/>
-        <w:numPr>
-          <w:ilvl w:val="0"/>
-          <w:numId w:val="1"/>
-        </w:numPr>
-        <w:spacing w:after="40" w:before="40"/>
-      </w:pPr>
-      <w:r>
-        <w:rPr>
-          <w:b/>
-          <w:bCs/>
-          <w:sz w:val="21"/>
-          <w:szCs w:val="21"/>
-        </w:rPr>
-        <w:t xml:space="preserve">Lịch trình (Agenda):</w:t>
-      </w:r>
-      <w:r>
-        <w:rPr>
-          <w:sz w:val="21"/>
-          <w:szCs w:val="21"/>
-        </w:rPr>
-        <w:t xml:space="preserve"> Thêm các khung giờ hoạt động (Đón khách, Khai mạc, Tọa đàm, Trao kỷ niệm chương, Bốc thăm may mắn).</w:t>
-      </w:r>
-    </w:p>
-    <w:p>
-      <w:pPr>
-        <w:pStyle w:val="ListParagraph"/>
-        <w:numPr>
-          <w:ilvl w:val="0"/>
-          <w:numId w:val="1"/>
-        </w:numPr>
-        <w:spacing w:after="40" w:before="40"/>
-      </w:pPr>
-      <w:r>
-        <w:rPr>
-          <w:b/>
-          <w:bCs/>
-          <w:sz w:val="21"/>
-          <w:szCs w:val="21"/>
-        </w:rPr>
-        <w:t xml:space="preserve">Diễn giả (Keynote Speakers):</w:t>
-      </w:r>
-      <w:r>
-        <w:rPr>
-          <w:sz w:val="21"/>
-          <w:szCs w:val="21"/>
-        </w:rPr>
-        <w:t xml:space="preserve"> Tải ảnh chân dung, nhập họ tên và chức danh các chuyên gia.</w:t>
-      </w:r>
-    </w:p>
-    <w:p>
-      <w:pPr>
-        <w:pStyle w:val="ListParagraph"/>
-        <w:numPr>
-          <w:ilvl w:val="0"/>
-          <w:numId w:val="1"/>
-        </w:numPr>
-        <w:spacing w:after="40" w:before="40"/>
-      </w:pPr>
-      <w:r>
-        <w:rPr>
-          <w:b/>
-          <w:bCs/>
-          <w:sz w:val="21"/>
-          <w:szCs w:val="21"/>
-        </w:rPr>
-        <w:t xml:space="preserve">Cấu hình Vé &amp; VietQR:</w:t>
-      </w:r>
-      <w:r>
-        <w:rPr>
-          <w:sz w:val="21"/>
-          <w:szCs w:val="21"/>
-        </w:rPr>
-        <w:t xml:space="preserve"> Thiết lập số lượng vé, giá vé và tự động kích hoạt </w:t>
-      </w:r>
-      <w:r>
-        <w:rPr>
-          <w:b/>
-          <w:bCs/>
-          <w:sz w:val="21"/>
-          <w:szCs w:val="21"/>
-        </w:rPr>
-        <w:t xml:space="preserve">Cơ chế cấp Mã số vé ngẫu nhiên (#XXXX)</w:t>
-      </w:r>
-      <w:r>
-        <w:rPr>
-          <w:sz w:val="21"/>
-          <w:szCs w:val="21"/>
-        </w:rPr>
-        <w:t xml:space="preserve"> cho mọi lượt đăng ký phục vụ quay thưởng Lucky Draw.</w:t>
+        <w:t xml:space="preserve">Cấu hình lịch trình Agenda, danh sách Diễn giả C-Level và tải lên Banner 16:9 sắc nét.</w:t>
       </w:r>
     </w:p>
     <w:p>
@@ -4064,23 +3879,23 @@
           <w:sz w:val="21"/>
           <w:szCs w:val="21"/>
         </w:rPr>
-        <w:t xml:space="preserve">Nhấn </w:t>
-      </w:r>
-      <w:r>
-        <w:rPr>
-          <w:b/>
-          <w:bCs/>
-          <w:sz w:val="21"/>
-          <w:szCs w:val="21"/>
-        </w:rPr>
-        <w:t xml:space="preserve">"Xuất bản Sự kiện"</w:t>
-      </w:r>
-      <w:r>
-        <w:rPr>
-          <w:sz w:val="21"/>
-          <w:szCs w:val="21"/>
-        </w:rPr>
-        <w:t xml:space="preserve">: Dữ liệu đồng bộ tức thì sang App di động của toàn thể hội viên.</w:t>
+        <w:t xml:space="preserve">Khi xuất bản, trên App hội viên sẽ hiển thị nhãn </w:t>
+      </w:r>
+      <w:r>
+        <w:rPr>
+          <w:b/>
+          <w:bCs/>
+          <w:sz w:val="21"/>
+          <w:szCs w:val="21"/>
+        </w:rPr>
+        <w:t xml:space="preserve">"Miễn phí (0 đ)"</w:t>
+      </w:r>
+      <w:r>
+        <w:rPr>
+          <w:sz w:val="21"/>
+          <w:szCs w:val="21"/>
+        </w:rPr>
+        <w:t xml:space="preserve"> và cho phép đăng ký nhận vé Pass 1-chạm không cần thanh toán.</w:t>
       </w:r>
     </w:p>
     <w:p>
@@ -4142,7 +3957,7 @@
           <w:sz w:val="18"/>
           <w:szCs w:val="18"/>
         </w:rPr>
-        <w:t xml:space="preserve">Hình minh họa: CRM: Modal Tạo Sự Kiện Mới</w:t>
+        <w:t xml:space="preserve">Hình minh họa: CRM: Modal Tạo Sự Kiện Miễn phí 0đ</w:t>
       </w:r>
     </w:p>
     <w:p>
@@ -4156,24 +3971,16 @@
           <w:sz w:val="21"/>
           <w:szCs w:val="21"/>
         </w:rPr>
-        <w:t xml:space="preserve">Hình 5.2: Modal tạo sự kiện với tính năng tự động điền bố cục text và banner đồ họa theo loại sự kiện.</w:t>
-      </w:r>
-    </w:p>
-    <w:p>
-      <w:pPr>
-        <w:pBdr>
-          <w:bottom w:val="single" w:color="E2E8F0" w:sz="6" w:space="1"/>
-        </w:pBdr>
-        <w:spacing w:after="140" w:before="140"/>
-      </w:pPr>
-    </w:p>
-    <w:p>
-      <w:pPr>
-        <w:pStyle w:val="Heading3"/>
-        <w:spacing w:after="80" w:before="180"/>
-      </w:pPr>
-      <w:r>
-        <w:t xml:space="preserve">5.3. Cấu Hình Sơ Đồ Khán Phòng (Cinema Seating Map)</w:t>
+        <w:t xml:space="preserve">Hình 5.2a: CRM: Modal tạo sự kiện Miễn phí (0đ) với các thông tin diễn giả và lịch trình.</w:t>
+      </w:r>
+    </w:p>
+    <w:p>
+      <w:pPr>
+        <w:pStyle w:val="Heading4"/>
+        <w:spacing w:after="60" w:before="140"/>
+      </w:pPr>
+      <w:r>
+        <w:t xml:space="preserve">Case 2: Sự Kiện Thu Phí (500.000 VNĐ)</w:t>
       </w:r>
     </w:p>
     <w:p>
@@ -4196,16 +4003,16 @@
           <w:sz w:val="21"/>
           <w:szCs w:val="21"/>
         </w:rPr>
-        <w:t xml:space="preserve">Trong màn hình quản lý sự kiện, chọn tab </w:t>
-      </w:r>
-      <w:r>
-        <w:rPr>
-          <w:b/>
-          <w:bCs/>
-          <w:sz w:val="21"/>
-          <w:szCs w:val="21"/>
-        </w:rPr>
-        <w:t xml:space="preserve">"Sơ đồ Chỗ Ngồi (Seating Map)"</w:t>
+        <w:t xml:space="preserve">Nhập tiêu đề sự kiện: </w:t>
+      </w:r>
+      <w:r>
+        <w:rPr>
+          <w:i/>
+          <w:iCs/>
+          <w:sz w:val="21"/>
+          <w:szCs w:val="21"/>
+        </w:rPr>
+        <w:t xml:space="preserve">"Đại Hội Thường Niên &amp; Gala Dinner CLB CEO 1983"</w:t>
       </w:r>
       <w:r>
         <w:rPr>
@@ -4235,58 +4042,85 @@
           <w:sz w:val="21"/>
           <w:szCs w:val="21"/>
         </w:rPr>
-        <w:t xml:space="preserve">Công cụ đồ họa trực quan cho phép ban tổ chức:</w:t>
-      </w:r>
-    </w:p>
-    <w:p>
-      <w:pPr>
-        <w:pStyle w:val="ListParagraph"/>
-        <w:numPr>
-          <w:ilvl w:val="0"/>
-          <w:numId w:val="1"/>
-        </w:numPr>
-        <w:spacing w:after="40" w:before="40"/>
-      </w:pPr>
-      <w:r>
-        <w:rPr>
-          <w:sz w:val="21"/>
-          <w:szCs w:val="21"/>
-        </w:rPr>
-        <w:t xml:space="preserve">Phân chia các hàng ghế: Hàng A, B (Khu vực VIP - Ban Lãnh đạo), Hàng C, D (Khu vực Khách mời danh dự), Hàng E trở đi (Hội viên tiêu chuẩn).</w:t>
-      </w:r>
-    </w:p>
-    <w:p>
-      <w:pPr>
-        <w:pStyle w:val="ListParagraph"/>
-        <w:numPr>
-          <w:ilvl w:val="0"/>
-          <w:numId w:val="1"/>
-        </w:numPr>
-        <w:spacing w:after="40" w:before="40"/>
-      </w:pPr>
-      <w:r>
-        <w:rPr>
-          <w:sz w:val="21"/>
-          <w:szCs w:val="21"/>
-        </w:rPr>
-        <w:t xml:space="preserve">Đặt màu sắc phân biệt từng hạng ghế.</w:t>
-      </w:r>
-    </w:p>
-    <w:p>
-      <w:pPr>
-        <w:pStyle w:val="ListParagraph"/>
-        <w:numPr>
-          <w:ilvl w:val="0"/>
-          <w:numId w:val="1"/>
-        </w:numPr>
-        <w:spacing w:after="40" w:before="40"/>
-      </w:pPr>
-      <w:r>
-        <w:rPr>
-          <w:sz w:val="21"/>
-          <w:szCs w:val="21"/>
-        </w:rPr>
-        <w:t xml:space="preserve">Khi hội viên đăng ký trên App, số ghế đã chọn sẽ chuyển sang màu xám để tránh trùng lặp.</w:t>
+        <w:t xml:space="preserve">Thiết lập đơn giá vé: </w:t>
+      </w:r>
+      <w:r>
+        <w:rPr>
+          <w:b/>
+          <w:bCs/>
+          <w:sz w:val="21"/>
+          <w:szCs w:val="21"/>
+        </w:rPr>
+        <w:t xml:space="preserve">`500.000 đ`</w:t>
+      </w:r>
+      <w:r>
+        <w:rPr>
+          <w:sz w:val="21"/>
+          <w:szCs w:val="21"/>
+        </w:rPr>
+        <w:t xml:space="preserve">.</w:t>
+      </w:r>
+    </w:p>
+    <w:p>
+      <w:pPr>
+        <w:spacing w:after="80" w:before="80"/>
+        <w:ind w:left="400" w:hanging="200"/>
+      </w:pPr>
+      <w:r>
+        <w:rPr>
+          <w:b/>
+          <w:bCs/>
+          <w:color w:val="003B95"/>
+          <w:sz w:val="21"/>
+          <w:szCs w:val="21"/>
+        </w:rPr>
+        <w:t xml:space="preserve">Bước 3: </w:t>
+      </w:r>
+      <w:r>
+        <w:rPr>
+          <w:sz w:val="21"/>
+          <w:szCs w:val="21"/>
+        </w:rPr>
+        <w:t xml:space="preserve">Cấu hình tài khoản ngân hàng thụ hưởng nhận tiền qua cổng VietQR Napas 247.</w:t>
+      </w:r>
+    </w:p>
+    <w:p>
+      <w:pPr>
+        <w:spacing w:after="80" w:before="80"/>
+        <w:ind w:left="400" w:hanging="200"/>
+      </w:pPr>
+      <w:r>
+        <w:rPr>
+          <w:b/>
+          <w:bCs/>
+          <w:color w:val="003B95"/>
+          <w:sz w:val="21"/>
+          <w:szCs w:val="21"/>
+        </w:rPr>
+        <w:t xml:space="preserve">Bước 4: </w:t>
+      </w:r>
+      <w:r>
+        <w:rPr>
+          <w:sz w:val="21"/>
+          <w:szCs w:val="21"/>
+        </w:rPr>
+        <w:t xml:space="preserve">Khi xuất bản, trên App hội viên sẽ hiển thị nhãn </w:t>
+      </w:r>
+      <w:r>
+        <w:rPr>
+          <w:b/>
+          <w:bCs/>
+          <w:sz w:val="21"/>
+          <w:szCs w:val="21"/>
+        </w:rPr>
+        <w:t xml:space="preserve">"500.000 đ / vé"</w:t>
+      </w:r>
+      <w:r>
+        <w:rPr>
+          <w:sz w:val="21"/>
+          <w:szCs w:val="21"/>
+        </w:rPr>
+        <w:t xml:space="preserve">, mở bảng tóm tắt chi phí và hiển thị mã VietQR động để quét thanh toán.</w:t>
       </w:r>
     </w:p>
     <w:p>
@@ -4348,7 +4182,7 @@
           <w:sz w:val="18"/>
           <w:szCs w:val="18"/>
         </w:rPr>
-        <w:t xml:space="preserve">Hình minh họa: CRM: Cấu hình Sơ đồ Khán phòng Cinema Map</w:t>
+        <w:t xml:space="preserve">Hình minh họa: CRM: Modal Tạo Sự Kiện Thu Phí Gala Dinner 500k</w:t>
       </w:r>
     </w:p>
     <w:p>
@@ -4362,7 +4196,7 @@
           <w:sz w:val="21"/>
           <w:szCs w:val="21"/>
         </w:rPr>
-        <w:t xml:space="preserve">Hình 5.3: Công cụ thiết lập sơ đồ khán phòng và gán vị trí ghế ngồi trực quan.</w:t>
+        <w:t xml:space="preserve">Hình 5.2b: CRM: Modal tạo sự kiện Thu phí (500.000 VNĐ) tích hợp cổng thanh toán VietQR Napas 247.</w:t>
       </w:r>
     </w:p>
     <w:p>
@@ -4379,7 +4213,7 @@
         <w:spacing w:after="80" w:before="180"/>
       </w:pPr>
       <w:r>
-        <w:t xml:space="preserve">5.4. Quản Lý Danh Sách Đăng Ký &amp; Quét Mã QR Điểm Danh Tốc Độ Cao</w:t>
+        <w:t xml:space="preserve">5.3. Cấu Hình Sơ Đồ Khán Phòng (Cinema Seating Map)</w:t>
       </w:r>
     </w:p>
     <w:p>
@@ -4399,19 +4233,26 @@
       </w:r>
       <w:r>
         <w:rPr>
-          <w:b/>
-          <w:bCs/>
-          <w:sz w:val="21"/>
-          <w:szCs w:val="21"/>
-        </w:rPr>
-        <w:t xml:space="preserve">Danh sách Đăng ký:</w:t>
-      </w:r>
-      <w:r>
-        <w:rPr>
-          <w:sz w:val="21"/>
-          <w:szCs w:val="21"/>
-        </w:rPr>
-        <w:t xml:space="preserve"> Xem chi tiết từng đại biểu đã nhận vé, thời gian chuyển khoản VietQR và số ghế.</w:t>
+          <w:sz w:val="21"/>
+          <w:szCs w:val="21"/>
+        </w:rPr>
+        <w:t xml:space="preserve">Trong màn hình quản lý sự kiện, chọn tab </w:t>
+      </w:r>
+      <w:r>
+        <w:rPr>
+          <w:b/>
+          <w:bCs/>
+          <w:sz w:val="21"/>
+          <w:szCs w:val="21"/>
+        </w:rPr>
+        <w:t xml:space="preserve">"Sơ đồ Chỗ Ngồi (Seating Map)"</w:t>
+      </w:r>
+      <w:r>
+        <w:rPr>
+          <w:sz w:val="21"/>
+          <w:szCs w:val="21"/>
+        </w:rPr>
+        <w:t xml:space="preserve">.</w:t>
       </w:r>
     </w:p>
     <w:p>
@@ -4431,112 +4272,61 @@
       </w:r>
       <w:r>
         <w:rPr>
-          <w:b/>
-          <w:bCs/>
-          <w:sz w:val="21"/>
-          <w:szCs w:val="21"/>
-        </w:rPr>
-        <w:t xml:space="preserve">Quét Mã QR Điểm Danh (Check-in):</w:t>
-      </w:r>
-    </w:p>
-    <w:p>
-      <w:pPr>
-        <w:pStyle w:val="ListParagraph"/>
-        <w:numPr>
-          <w:ilvl w:val="0"/>
-          <w:numId w:val="1"/>
-        </w:numPr>
-        <w:spacing w:after="40" w:before="40"/>
-      </w:pPr>
-      <w:r>
-        <w:rPr>
-          <w:sz w:val="21"/>
-          <w:szCs w:val="21"/>
-        </w:rPr>
-        <w:t xml:space="preserve">Ban tổ chức tại cổng đón tiếp mở màn hình </w:t>
-      </w:r>
-      <w:r>
-        <w:rPr>
-          <w:b/>
-          <w:bCs/>
-          <w:sz w:val="21"/>
-          <w:szCs w:val="21"/>
-        </w:rPr>
-        <w:t xml:space="preserve">"Điểm danh QR"</w:t>
-      </w:r>
-      <w:r>
-        <w:rPr>
-          <w:sz w:val="21"/>
-          <w:szCs w:val="21"/>
-        </w:rPr>
-        <w:t xml:space="preserve"> trên điện thoại hoặc máy tính bảng kết nối CRM.</w:t>
-      </w:r>
-    </w:p>
-    <w:p>
-      <w:pPr>
-        <w:pStyle w:val="ListParagraph"/>
-        <w:numPr>
-          <w:ilvl w:val="0"/>
-          <w:numId w:val="1"/>
-        </w:numPr>
-        <w:spacing w:after="40" w:before="40"/>
-      </w:pPr>
-      <w:r>
-        <w:rPr>
-          <w:sz w:val="21"/>
-          <w:szCs w:val="21"/>
-        </w:rPr>
-        <w:t xml:space="preserve">Hướng camera vào Mã QR trên Vé Điện Tử (Ticket Pass) của đại biểu.</w:t>
-      </w:r>
-    </w:p>
-    <w:p>
-      <w:pPr>
-        <w:pStyle w:val="ListParagraph"/>
-        <w:numPr>
-          <w:ilvl w:val="0"/>
-          <w:numId w:val="1"/>
-        </w:numPr>
-        <w:spacing w:after="40" w:before="40"/>
-      </w:pPr>
-      <w:r>
-        <w:rPr>
-          <w:sz w:val="21"/>
-          <w:szCs w:val="21"/>
-        </w:rPr>
-        <w:t xml:space="preserve">Hệ thống phát âm thanh "Bíp" xác nhận thành công, màn hình hiển thị ngay: Tên doanh nhân, Công ty, Số ghế và đổi trạng thái sang </w:t>
-      </w:r>
-      <w:r>
-        <w:rPr>
-          <w:b/>
-          <w:bCs/>
-          <w:sz w:val="21"/>
-          <w:szCs w:val="21"/>
-        </w:rPr>
-        <w:t xml:space="preserve">"Đã điểm danh"</w:t>
-      </w:r>
-      <w:r>
-        <w:rPr>
-          <w:sz w:val="21"/>
-          <w:szCs w:val="21"/>
-        </w:rPr>
-        <w:t xml:space="preserve">.</w:t>
-      </w:r>
-    </w:p>
-    <w:p>
-      <w:pPr>
-        <w:pStyle w:val="ListParagraph"/>
-        <w:numPr>
-          <w:ilvl w:val="0"/>
-          <w:numId w:val="1"/>
-        </w:numPr>
-        <w:spacing w:after="40" w:before="40"/>
-      </w:pPr>
-      <w:r>
-        <w:rPr>
-          <w:sz w:val="21"/>
-          <w:szCs w:val="21"/>
-        </w:rPr>
-        <w:t xml:space="preserve">Ngăn chặn hoàn toàn tình trạng vé giả hoặc quét trùng lặp 2 lần.</w:t>
+          <w:sz w:val="21"/>
+          <w:szCs w:val="21"/>
+        </w:rPr>
+        <w:t xml:space="preserve">Công cụ đồ họa trực quan cho phép ban tổ chức:</w:t>
+      </w:r>
+    </w:p>
+    <w:p>
+      <w:pPr>
+        <w:pStyle w:val="ListParagraph"/>
+        <w:numPr>
+          <w:ilvl w:val="0"/>
+          <w:numId w:val="1"/>
+        </w:numPr>
+        <w:spacing w:after="40" w:before="40"/>
+      </w:pPr>
+      <w:r>
+        <w:rPr>
+          <w:sz w:val="21"/>
+          <w:szCs w:val="21"/>
+        </w:rPr>
+        <w:t xml:space="preserve">Phân chia các hàng ghế: Hàng A, B (Khu vực VIP - Ban Lãnh đạo), Hàng C, D (Khu vực Khách mời danh dự), Hàng E trở đi (Hội viên tiêu chuẩn).</w:t>
+      </w:r>
+    </w:p>
+    <w:p>
+      <w:pPr>
+        <w:pStyle w:val="ListParagraph"/>
+        <w:numPr>
+          <w:ilvl w:val="0"/>
+          <w:numId w:val="1"/>
+        </w:numPr>
+        <w:spacing w:after="40" w:before="40"/>
+      </w:pPr>
+      <w:r>
+        <w:rPr>
+          <w:sz w:val="21"/>
+          <w:szCs w:val="21"/>
+        </w:rPr>
+        <w:t xml:space="preserve">Đặt màu sắc phân biệt từng hạng ghế.</w:t>
+      </w:r>
+    </w:p>
+    <w:p>
+      <w:pPr>
+        <w:pStyle w:val="ListParagraph"/>
+        <w:numPr>
+          <w:ilvl w:val="0"/>
+          <w:numId w:val="1"/>
+        </w:numPr>
+        <w:spacing w:after="40" w:before="40"/>
+      </w:pPr>
+      <w:r>
+        <w:rPr>
+          <w:sz w:val="21"/>
+          <w:szCs w:val="21"/>
+        </w:rPr>
+        <w:t xml:space="preserve">Khi hội viên đăng ký trên App, số ghế đã chọn sẽ chuyển sang màu xám để tránh trùng lặp.</w:t>
       </w:r>
     </w:p>
     <w:p>
@@ -4598,7 +4388,7 @@
           <w:sz w:val="18"/>
           <w:szCs w:val="18"/>
         </w:rPr>
-        <w:t xml:space="preserve">Hình minh họa: CRM: Quản lý Danh sách Đăng ký &amp; Trạng thái Điểm danh Check-in</w:t>
+        <w:t xml:space="preserve">Hình minh họa: CRM: Cấu hình Sơ đồ Khán phòng Cinema Map</w:t>
       </w:r>
     </w:p>
     <w:p>
@@ -4612,7 +4402,181 @@
           <w:sz w:val="21"/>
           <w:szCs w:val="21"/>
         </w:rPr>
-        <w:t xml:space="preserve">Hình 5.4: Danh sách đại biểu đăng ký tham gia sự kiện và theo dõi trạng thái điểm danh thời gian thực.</w:t>
+        <w:t xml:space="preserve">Hình 5.3: Công cụ thiết lập sơ đồ khán phòng và gán vị trí ghế ngồi trực quan.</w:t>
+      </w:r>
+    </w:p>
+    <w:p>
+      <w:pPr>
+        <w:pBdr>
+          <w:bottom w:val="single" w:color="E2E8F0" w:sz="6" w:space="1"/>
+        </w:pBdr>
+        <w:spacing w:after="140" w:before="140"/>
+      </w:pPr>
+    </w:p>
+    <w:p>
+      <w:pPr>
+        <w:pStyle w:val="Heading3"/>
+        <w:spacing w:after="80" w:before="180"/>
+      </w:pPr>
+      <w:r>
+        <w:t xml:space="preserve">5.4. Quản Lý Danh Sách Đăng Ký &amp; Quét Mã QR Điểm Danh Tốc Độ Cao</w:t>
+      </w:r>
+    </w:p>
+    <w:p>
+      <w:pPr>
+        <w:spacing w:after="80" w:before="80"/>
+        <w:ind w:left="400" w:hanging="200"/>
+      </w:pPr>
+      <w:r>
+        <w:rPr>
+          <w:b/>
+          <w:bCs/>
+          <w:color w:val="003B95"/>
+          <w:sz w:val="21"/>
+          <w:szCs w:val="21"/>
+        </w:rPr>
+        <w:t xml:space="preserve">Bước 1: </w:t>
+      </w:r>
+      <w:r>
+        <w:rPr>
+          <w:b/>
+          <w:bCs/>
+          <w:sz w:val="21"/>
+          <w:szCs w:val="21"/>
+        </w:rPr>
+        <w:t xml:space="preserve">Danh sách Đăng ký:</w:t>
+      </w:r>
+      <w:r>
+        <w:rPr>
+          <w:sz w:val="21"/>
+          <w:szCs w:val="21"/>
+        </w:rPr>
+        <w:t xml:space="preserve"> Xem chi tiết từng đại biểu đã nhận vé, thời gian chuyển khoản VietQR và số ghế.</w:t>
+      </w:r>
+    </w:p>
+    <w:p>
+      <w:pPr>
+        <w:spacing w:after="80" w:before="80"/>
+        <w:ind w:left="400" w:hanging="200"/>
+      </w:pPr>
+      <w:r>
+        <w:rPr>
+          <w:b/>
+          <w:bCs/>
+          <w:color w:val="003B95"/>
+          <w:sz w:val="21"/>
+          <w:szCs w:val="21"/>
+        </w:rPr>
+        <w:t xml:space="preserve">Bước 2: </w:t>
+      </w:r>
+      <w:r>
+        <w:rPr>
+          <w:b/>
+          <w:bCs/>
+          <w:sz w:val="21"/>
+          <w:szCs w:val="21"/>
+        </w:rPr>
+        <w:t xml:space="preserve">Quét Mã QR Điểm Danh (Check-in):</w:t>
+      </w:r>
+    </w:p>
+    <w:p>
+      <w:pPr>
+        <w:pStyle w:val="ListParagraph"/>
+        <w:numPr>
+          <w:ilvl w:val="0"/>
+          <w:numId w:val="1"/>
+        </w:numPr>
+        <w:spacing w:after="40" w:before="40"/>
+      </w:pPr>
+      <w:r>
+        <w:rPr>
+          <w:sz w:val="21"/>
+          <w:szCs w:val="21"/>
+        </w:rPr>
+        <w:t xml:space="preserve">Ban tổ chức tại cổng đón tiếp mở màn hình </w:t>
+      </w:r>
+      <w:r>
+        <w:rPr>
+          <w:b/>
+          <w:bCs/>
+          <w:sz w:val="21"/>
+          <w:szCs w:val="21"/>
+        </w:rPr>
+        <w:t xml:space="preserve">"Điểm danh QR"</w:t>
+      </w:r>
+      <w:r>
+        <w:rPr>
+          <w:sz w:val="21"/>
+          <w:szCs w:val="21"/>
+        </w:rPr>
+        <w:t xml:space="preserve"> trên điện thoại hoặc máy tính bảng kết nối CRM.</w:t>
+      </w:r>
+    </w:p>
+    <w:p>
+      <w:pPr>
+        <w:pStyle w:val="ListParagraph"/>
+        <w:numPr>
+          <w:ilvl w:val="0"/>
+          <w:numId w:val="1"/>
+        </w:numPr>
+        <w:spacing w:after="40" w:before="40"/>
+      </w:pPr>
+      <w:r>
+        <w:rPr>
+          <w:sz w:val="21"/>
+          <w:szCs w:val="21"/>
+        </w:rPr>
+        <w:t xml:space="preserve">Hướng camera vào Mã QR trên Vé Điện Tử (Ticket Pass) của đại biểu.</w:t>
+      </w:r>
+    </w:p>
+    <w:p>
+      <w:pPr>
+        <w:pStyle w:val="ListParagraph"/>
+        <w:numPr>
+          <w:ilvl w:val="0"/>
+          <w:numId w:val="1"/>
+        </w:numPr>
+        <w:spacing w:after="40" w:before="40"/>
+      </w:pPr>
+      <w:r>
+        <w:rPr>
+          <w:sz w:val="21"/>
+          <w:szCs w:val="21"/>
+        </w:rPr>
+        <w:t xml:space="preserve">Hệ thống phát âm thanh "Bíp" xác nhận thành công, màn hình hiển thị ngay: Tên doanh nhân, Công ty, Số ghế và đổi trạng thái sang </w:t>
+      </w:r>
+      <w:r>
+        <w:rPr>
+          <w:b/>
+          <w:bCs/>
+          <w:sz w:val="21"/>
+          <w:szCs w:val="21"/>
+        </w:rPr>
+        <w:t xml:space="preserve">"Đã điểm danh"</w:t>
+      </w:r>
+      <w:r>
+        <w:rPr>
+          <w:sz w:val="21"/>
+          <w:szCs w:val="21"/>
+        </w:rPr>
+        <w:t xml:space="preserve">.</w:t>
+      </w:r>
+    </w:p>
+    <w:p>
+      <w:pPr>
+        <w:pStyle w:val="ListParagraph"/>
+        <w:numPr>
+          <w:ilvl w:val="0"/>
+          <w:numId w:val="1"/>
+        </w:numPr>
+        <w:spacing w:after="40" w:before="40"/>
+      </w:pPr>
+      <w:r>
+        <w:rPr>
+          <w:sz w:val="21"/>
+          <w:szCs w:val="21"/>
+        </w:rPr>
+        <w:t xml:space="preserve">Ngăn chặn hoàn toàn tình trạng vé giả hoặc quét trùng lặp 2 lần.</w:t>
       </w:r>
     </w:p>
     <w:p>
@@ -4674,6 +4638,82 @@
           <w:sz w:val="18"/>
           <w:szCs w:val="18"/>
         </w:rPr>
+        <w:t xml:space="preserve">Hình minh họa: CRM: Quản lý Danh sách Đăng ký &amp; Trạng thái Điểm danh Check-in</w:t>
+      </w:r>
+    </w:p>
+    <w:p>
+      <w:pPr>
+        <w:spacing w:after="100"/>
+      </w:pPr>
+      <w:r>
+        <w:rPr>
+          <w:i/>
+          <w:iCs/>
+          <w:sz w:val="21"/>
+          <w:szCs w:val="21"/>
+        </w:rPr>
+        <w:t xml:space="preserve">Hình 5.4: Danh sách đại biểu đăng ký tham gia sự kiện và theo dõi trạng thái điểm danh thời gian thực.</w:t>
+      </w:r>
+    </w:p>
+    <w:p>
+      <w:pPr>
+        <w:spacing w:after="60" w:before="140"/>
+        <w:jc w:val="center"/>
+      </w:pPr>
+      <w:r>
+        <w:drawing>
+          <wp:inline distT="0" distB="0" distL="0" distR="0">
+            <wp:extent cx="4953000" cy="2762250"/>
+            <wp:effectExtent t="0" r="0" b="0" l="0"/>
+            <wp:docPr id="1" name="" descr="" title=""/>
+            <wp:cNvGraphicFramePr>
+              <a:graphicFrameLocks xmlns:a="http://schemas.openxmlformats.org/drawingml/2006/main" noChangeAspect="1"/>
+            </wp:cNvGraphicFramePr>
+            <a:graphic xmlns:a="http://schemas.openxmlformats.org/drawingml/2006/main">
+              <a:graphicData uri="http://schemas.openxmlformats.org/drawingml/2006/picture">
+                <pic:pic xmlns:pic="http://schemas.openxmlformats.org/drawingml/2006/picture">
+                  <pic:nvPicPr>
+                    <pic:cNvPr id="0" name="" descr=""/>
+                    <pic:cNvPicPr>
+                      <a:picLocks noChangeAspect="1" noChangeArrowheads="1"/>
+                    </pic:cNvPicPr>
+                  </pic:nvPicPr>
+                  <pic:blipFill>
+                    <a:blip r:embed="rId18" cstate="none"/>
+                    <a:srcRect/>
+                    <a:stretch>
+                      <a:fillRect/>
+                    </a:stretch>
+                  </pic:blipFill>
+                  <pic:spPr bwMode="auto">
+                    <a:xfrm>
+                      <a:off x="0" y="0"/>
+                      <a:ext cx="4953000" cy="2762250"/>
+                    </a:xfrm>
+                    <a:prstGeom prst="rect">
+                      <a:avLst/>
+                    </a:prstGeom>
+                  </pic:spPr>
+                </pic:pic>
+              </a:graphicData>
+            </a:graphic>
+          </wp:inline>
+        </w:drawing>
+      </w:r>
+    </w:p>
+    <w:p>
+      <w:pPr>
+        <w:spacing w:after="140"/>
+        <w:jc w:val="center"/>
+      </w:pPr>
+      <w:r>
+        <w:rPr>
+          <w:i/>
+          <w:iCs/>
+          <w:color w:val="555555"/>
+          <w:sz w:val="18"/>
+          <w:szCs w:val="18"/>
+        </w:rPr>
         <w:t xml:space="preserve">Hình minh họa: CRM: Màn hình Quét mã QR Điểm danh Sự kiện Tốc độ cao</w:t>
       </w:r>
     </w:p>
@@ -6056,6 +6096,245 @@
                     </pic:cNvPicPr>
                   </pic:nvPicPr>
                   <pic:blipFill>
+                    <a:blip r:embed="rId21" cstate="none"/>
+                    <a:srcRect/>
+                    <a:stretch>
+                      <a:fillRect/>
+                    </a:stretch>
+                  </pic:blipFill>
+                  <pic:spPr bwMode="auto">
+                    <a:xfrm>
+                      <a:off x="0" y="0"/>
+                      <a:ext cx="4953000" cy="2762250"/>
+                    </a:xfrm>
+                    <a:prstGeom prst="rect">
+                      <a:avLst/>
+                    </a:prstGeom>
+                  </pic:spPr>
+                </pic:pic>
+              </a:graphicData>
+            </a:graphic>
+          </wp:inline>
+        </w:drawing>
+      </w:r>
+    </w:p>
+    <w:p>
+      <w:pPr>
+        <w:spacing w:after="140"/>
+        <w:jc w:val="center"/>
+      </w:pPr>
+      <w:r>
+        <w:rPr>
+          <w:i/>
+          <w:iCs/>
+          <w:color w:val="555555"/>
+          <w:sz w:val="18"/>
+          <w:szCs w:val="18"/>
+        </w:rPr>
+        <w:t xml:space="preserve">Hình minh họa: CRM: Cấu hình và Vận hành Vòng quay May mắn Lucky Draw</w:t>
+      </w:r>
+    </w:p>
+    <w:p>
+      <w:pPr>
+        <w:spacing w:after="100"/>
+      </w:pPr>
+      <w:r>
+        <w:rPr>
+          <w:i/>
+          <w:iCs/>
+          <w:sz w:val="21"/>
+          <w:szCs w:val="21"/>
+        </w:rPr>
+        <w:t xml:space="preserve">Hình 8.2: Giao diện quay số may mắn Lucky Draw theo mã vé và kích hoạt thông báo chúc mừng trúng thưởng.</w:t>
+      </w:r>
+    </w:p>
+    <w:p>
+      <w:pPr>
+        <w:pBdr>
+          <w:bottom w:val="single" w:color="E2E8F0" w:sz="6" w:space="1"/>
+        </w:pBdr>
+        <w:spacing w:after="140" w:before="140"/>
+      </w:pPr>
+    </w:p>
+    <w:p>
+      <w:pPr>
+        <w:pStyle w:val="Heading2"/>
+        <w:spacing w:after="100" w:before="240"/>
+      </w:pPr>
+      <w:r>
+        <w:t xml:space="preserve">9. QUẢN TRỊ DOANH NGHIỆP THÀNH VIÊN (COMPANIES MANAGEMENT)</w:t>
+      </w:r>
+    </w:p>
+    <w:p>
+      <w:pPr>
+        <w:spacing w:after="80" w:before="80"/>
+        <w:ind w:left="400" w:hanging="200"/>
+      </w:pPr>
+      <w:r>
+        <w:rPr>
+          <w:b/>
+          <w:bCs/>
+          <w:color w:val="003B95"/>
+          <w:sz w:val="21"/>
+          <w:szCs w:val="21"/>
+        </w:rPr>
+        <w:t xml:space="preserve">Bước 1: </w:t>
+      </w:r>
+      <w:r>
+        <w:rPr>
+          <w:sz w:val="21"/>
+          <w:szCs w:val="21"/>
+        </w:rPr>
+        <w:t xml:space="preserve">Truy cập CRM menu </w:t>
+      </w:r>
+      <w:r>
+        <w:rPr>
+          <w:b/>
+          <w:bCs/>
+          <w:sz w:val="21"/>
+          <w:szCs w:val="21"/>
+        </w:rPr>
+        <w:t xml:space="preserve">"Doanh nghiệp"</w:t>
+      </w:r>
+      <w:r>
+        <w:rPr>
+          <w:sz w:val="21"/>
+          <w:szCs w:val="21"/>
+        </w:rPr>
+        <w:t xml:space="preserve"> (</w:t>
+      </w:r>
+      <w:r>
+        <w:rPr>
+          <w:rFonts w:ascii="Consolas" w:cs="Consolas" w:eastAsia="Consolas" w:hAnsi="Consolas"/>
+          <w:color w:val="003B95"/>
+          <w:sz w:val="20"/>
+          <w:szCs w:val="20"/>
+        </w:rPr>
+        <w:t xml:space="preserve">/companies</w:t>
+      </w:r>
+      <w:r>
+        <w:rPr>
+          <w:sz w:val="21"/>
+          <w:szCs w:val="21"/>
+        </w:rPr>
+        <w:t xml:space="preserve">).</w:t>
+      </w:r>
+    </w:p>
+    <w:p>
+      <w:pPr>
+        <w:spacing w:after="80" w:before="80"/>
+        <w:ind w:left="400" w:hanging="200"/>
+      </w:pPr>
+      <w:r>
+        <w:rPr>
+          <w:b/>
+          <w:bCs/>
+          <w:color w:val="003B95"/>
+          <w:sz w:val="21"/>
+          <w:szCs w:val="21"/>
+        </w:rPr>
+        <w:t xml:space="preserve">Bước 2: </w:t>
+      </w:r>
+      <w:r>
+        <w:rPr>
+          <w:sz w:val="21"/>
+          <w:szCs w:val="21"/>
+        </w:rPr>
+        <w:t xml:space="preserve">Quản lý toàn bộ hồ sơ pháp nhân của các công ty hội viên trong hiệp hội:</w:t>
+      </w:r>
+    </w:p>
+    <w:p>
+      <w:pPr>
+        <w:pStyle w:val="ListParagraph"/>
+        <w:numPr>
+          <w:ilvl w:val="0"/>
+          <w:numId w:val="1"/>
+        </w:numPr>
+        <w:spacing w:after="40" w:before="40"/>
+      </w:pPr>
+      <w:r>
+        <w:rPr>
+          <w:sz w:val="21"/>
+          <w:szCs w:val="21"/>
+        </w:rPr>
+        <w:t xml:space="preserve">Tên công ty đầy đủ theo giấy phép, Tên viết tắt, Tên thương mại.</w:t>
+      </w:r>
+    </w:p>
+    <w:p>
+      <w:pPr>
+        <w:pStyle w:val="ListParagraph"/>
+        <w:numPr>
+          <w:ilvl w:val="0"/>
+          <w:numId w:val="1"/>
+        </w:numPr>
+        <w:spacing w:after="40" w:before="40"/>
+      </w:pPr>
+      <w:r>
+        <w:rPr>
+          <w:sz w:val="21"/>
+          <w:szCs w:val="21"/>
+        </w:rPr>
+        <w:t xml:space="preserve">Mã số thuế, Ngày thành lập, Địa chỉ đăng ký kinh doanh.</w:t>
+      </w:r>
+    </w:p>
+    <w:p>
+      <w:pPr>
+        <w:pStyle w:val="ListParagraph"/>
+        <w:numPr>
+          <w:ilvl w:val="0"/>
+          <w:numId w:val="1"/>
+        </w:numPr>
+        <w:spacing w:after="40" w:before="40"/>
+      </w:pPr>
+      <w:r>
+        <w:rPr>
+          <w:sz w:val="21"/>
+          <w:szCs w:val="21"/>
+        </w:rPr>
+        <w:t xml:space="preserve">Quy mô nhân sự, Vốn điều lệ, Xếp hạng quy mô (SME / Tập đoàn).</w:t>
+      </w:r>
+    </w:p>
+    <w:p>
+      <w:pPr>
+        <w:pStyle w:val="ListParagraph"/>
+        <w:numPr>
+          <w:ilvl w:val="0"/>
+          <w:numId w:val="1"/>
+        </w:numPr>
+        <w:spacing w:after="40" w:before="40"/>
+      </w:pPr>
+      <w:r>
+        <w:rPr>
+          <w:sz w:val="21"/>
+          <w:szCs w:val="21"/>
+        </w:rPr>
+        <w:t xml:space="preserve">Danh sách các hội viên trực thuộc công ty này.</w:t>
+      </w:r>
+    </w:p>
+    <w:p>
+      <w:pPr>
+        <w:spacing w:after="60" w:before="140"/>
+        <w:jc w:val="center"/>
+      </w:pPr>
+      <w:r>
+        <w:drawing>
+          <wp:inline distT="0" distB="0" distL="0" distR="0">
+            <wp:extent cx="4953000" cy="2762250"/>
+            <wp:effectExtent t="0" r="0" b="0" l="0"/>
+            <wp:docPr id="1" name="" descr="" title=""/>
+            <wp:cNvGraphicFramePr>
+              <a:graphicFrameLocks xmlns:a="http://schemas.openxmlformats.org/drawingml/2006/main" noChangeAspect="1"/>
+            </wp:cNvGraphicFramePr>
+            <a:graphic xmlns:a="http://schemas.openxmlformats.org/drawingml/2006/main">
+              <a:graphicData uri="http://schemas.openxmlformats.org/drawingml/2006/picture">
+                <pic:pic xmlns:pic="http://schemas.openxmlformats.org/drawingml/2006/picture">
+                  <pic:nvPicPr>
+                    <pic:cNvPr id="0" name="" descr=""/>
+                    <pic:cNvPicPr>
+                      <a:picLocks noChangeAspect="1" noChangeArrowheads="1"/>
+                    </pic:cNvPicPr>
+                  </pic:nvPicPr>
+                  <pic:blipFill>
                     <a:blip r:embed="rId22" cstate="none"/>
                     <a:srcRect/>
                     <a:stretch>
@@ -6091,7 +6370,7 @@
           <w:sz w:val="18"/>
           <w:szCs w:val="18"/>
         </w:rPr>
-        <w:t xml:space="preserve">Hình minh họa: CRM: Cấu hình và Vận hành Vòng quay May mắn Lucky Draw</w:t>
+        <w:t xml:space="preserve">Hình minh họa: CRM: Quản lý Doanh nghiệp Thành viên</w:t>
       </w:r>
     </w:p>
     <w:p>
@@ -6105,7 +6384,7 @@
           <w:sz w:val="21"/>
           <w:szCs w:val="21"/>
         </w:rPr>
-        <w:t xml:space="preserve">Hình 8.2: Giao diện quay số may mắn Lucky Draw theo mã vé và kích hoạt thông báo chúc mừng trúng thưởng.</w:t>
+        <w:t xml:space="preserve">Hình 9.1: Màn hình CRM Quản lý Hồ sơ Pháp nhân các Doanh nghiệp thành viên.</w:t>
       </w:r>
     </w:p>
     <w:p>
@@ -6122,7 +6401,16 @@
         <w:spacing w:after="100" w:before="240"/>
       </w:pPr>
       <w:r>
-        <w:t xml:space="preserve">9. QUẢN TRỊ DOANH NGHIỆP THÀNH VIÊN (COMPANIES MANAGEMENT)</w:t>
+        <w:t xml:space="preserve">10. QUẢN LÝ TÀI CHÍNH &amp; HỘI PHÍ THƯỜNG NIÊN &amp; THU CHI (FINANCE &amp; DUES)</w:t>
+      </w:r>
+    </w:p>
+    <w:p>
+      <w:pPr>
+        <w:pStyle w:val="Heading3"/>
+        <w:spacing w:after="80" w:before="180"/>
+      </w:pPr>
+      <w:r>
+        <w:t xml:space="preserve">10.1. Theo Dõi BẢNG HỘI PHÍ Hội Viên Theo Niên Độ</w:t>
       </w:r>
     </w:p>
     <w:p>
@@ -6154,7 +6442,7 @@
           <w:sz w:val="21"/>
           <w:szCs w:val="21"/>
         </w:rPr>
-        <w:t xml:space="preserve">"Doanh nghiệp"</w:t>
+        <w:t xml:space="preserve">"Tài chính &amp; Hội phí" ➔ "QUẢN LÝ HỘI PHÍ"</w:t>
       </w:r>
       <w:r>
         <w:rPr>
@@ -6170,7 +6458,7 @@
           <w:sz w:val="20"/>
           <w:szCs w:val="20"/>
         </w:rPr>
-        <w:t xml:space="preserve">/companies</w:t>
+        <w:t xml:space="preserve">/fees</w:t>
       </w:r>
       <w:r>
         <w:rPr>
@@ -6200,75 +6488,123 @@
           <w:sz w:val="21"/>
           <w:szCs w:val="21"/>
         </w:rPr>
-        <w:t xml:space="preserve">Quản lý toàn bộ hồ sơ pháp nhân của các công ty hội viên trong hiệp hội:</w:t>
-      </w:r>
-    </w:p>
-    <w:p>
-      <w:pPr>
-        <w:pStyle w:val="ListParagraph"/>
-        <w:numPr>
-          <w:ilvl w:val="0"/>
-          <w:numId w:val="1"/>
-        </w:numPr>
-        <w:spacing w:after="40" w:before="40"/>
-      </w:pPr>
-      <w:r>
-        <w:rPr>
-          <w:sz w:val="21"/>
-          <w:szCs w:val="21"/>
-        </w:rPr>
-        <w:t xml:space="preserve">Tên công ty đầy đủ theo giấy phép, Tên viết tắt, Tên thương mại.</w:t>
-      </w:r>
-    </w:p>
-    <w:p>
-      <w:pPr>
-        <w:pStyle w:val="ListParagraph"/>
-        <w:numPr>
-          <w:ilvl w:val="0"/>
-          <w:numId w:val="1"/>
-        </w:numPr>
-        <w:spacing w:after="40" w:before="40"/>
-      </w:pPr>
-      <w:r>
-        <w:rPr>
-          <w:sz w:val="21"/>
-          <w:szCs w:val="21"/>
-        </w:rPr>
-        <w:t xml:space="preserve">Mã số thuế, Ngày thành lập, Địa chỉ đăng ký kinh doanh.</w:t>
-      </w:r>
-    </w:p>
-    <w:p>
-      <w:pPr>
-        <w:pStyle w:val="ListParagraph"/>
-        <w:numPr>
-          <w:ilvl w:val="0"/>
-          <w:numId w:val="1"/>
-        </w:numPr>
-        <w:spacing w:after="40" w:before="40"/>
-      </w:pPr>
-      <w:r>
-        <w:rPr>
-          <w:sz w:val="21"/>
-          <w:szCs w:val="21"/>
-        </w:rPr>
-        <w:t xml:space="preserve">Quy mô nhân sự, Vốn điều lệ, Xếp hạng quy mô (SME / Tập đoàn).</w:t>
-      </w:r>
-    </w:p>
-    <w:p>
-      <w:pPr>
-        <w:pStyle w:val="ListParagraph"/>
-        <w:numPr>
-          <w:ilvl w:val="0"/>
-          <w:numId w:val="1"/>
-        </w:numPr>
-        <w:spacing w:after="40" w:before="40"/>
-      </w:pPr>
-      <w:r>
-        <w:rPr>
-          <w:sz w:val="21"/>
-          <w:szCs w:val="21"/>
-        </w:rPr>
-        <w:t xml:space="preserve">Danh sách các hội viên trực thuộc công ty này.</w:t>
+        <w:t xml:space="preserve">Bảng theo dõi hiển thị tình trạng đóng hội phí của từng doanh nghiệp:</w:t>
+      </w:r>
+    </w:p>
+    <w:p>
+      <w:pPr>
+        <w:pStyle w:val="ListParagraph"/>
+        <w:numPr>
+          <w:ilvl w:val="0"/>
+          <w:numId w:val="1"/>
+        </w:numPr>
+        <w:spacing w:after="40" w:before="40"/>
+      </w:pPr>
+      <w:r>
+        <w:rPr>
+          <w:sz w:val="21"/>
+          <w:szCs w:val="21"/>
+        </w:rPr>
+        <w:t xml:space="preserve">Kỳ đóng phí: Niên độ 2026 - 2027.</w:t>
+      </w:r>
+    </w:p>
+    <w:p>
+      <w:pPr>
+        <w:pStyle w:val="ListParagraph"/>
+        <w:numPr>
+          <w:ilvl w:val="0"/>
+          <w:numId w:val="1"/>
+        </w:numPr>
+        <w:spacing w:after="40" w:before="40"/>
+      </w:pPr>
+      <w:r>
+        <w:rPr>
+          <w:sz w:val="21"/>
+          <w:szCs w:val="21"/>
+        </w:rPr>
+        <w:t xml:space="preserve">Mức phí hội phí quy định (vd: 10.000.000 VNĐ / năm).</w:t>
+      </w:r>
+    </w:p>
+    <w:p>
+      <w:pPr>
+        <w:pStyle w:val="ListParagraph"/>
+        <w:numPr>
+          <w:ilvl w:val="0"/>
+          <w:numId w:val="1"/>
+        </w:numPr>
+        <w:spacing w:after="40" w:before="40"/>
+      </w:pPr>
+      <w:r>
+        <w:rPr>
+          <w:sz w:val="21"/>
+          <w:szCs w:val="21"/>
+        </w:rPr>
+        <w:t xml:space="preserve">Ngày đóng gần nhất, Ngày hết hạn hiệu lực thẻ.</w:t>
+      </w:r>
+    </w:p>
+    <w:p>
+      <w:pPr>
+        <w:pStyle w:val="ListParagraph"/>
+        <w:numPr>
+          <w:ilvl w:val="0"/>
+          <w:numId w:val="1"/>
+        </w:numPr>
+        <w:spacing w:after="40" w:before="40"/>
+      </w:pPr>
+      <w:r>
+        <w:rPr>
+          <w:sz w:val="21"/>
+          <w:szCs w:val="21"/>
+        </w:rPr>
+        <w:t xml:space="preserve">Trạng thái: </w:t>
+      </w:r>
+      <w:r>
+        <w:rPr>
+          <w:b/>
+          <w:bCs/>
+          <w:sz w:val="21"/>
+          <w:szCs w:val="21"/>
+        </w:rPr>
+        <w:t xml:space="preserve">"Đã hoàn thành"</w:t>
+      </w:r>
+      <w:r>
+        <w:rPr>
+          <w:sz w:val="21"/>
+          <w:szCs w:val="21"/>
+        </w:rPr>
+        <w:t xml:space="preserve"> (màu xanh), </w:t>
+      </w:r>
+      <w:r>
+        <w:rPr>
+          <w:b/>
+          <w:bCs/>
+          <w:sz w:val="21"/>
+          <w:szCs w:val="21"/>
+        </w:rPr>
+        <w:t xml:space="preserve">"Sắp đến hạn"</w:t>
+      </w:r>
+      <w:r>
+        <w:rPr>
+          <w:sz w:val="21"/>
+          <w:szCs w:val="21"/>
+        </w:rPr>
+        <w:t xml:space="preserve"> (màu cam), </w:t>
+      </w:r>
+      <w:r>
+        <w:rPr>
+          <w:b/>
+          <w:bCs/>
+          <w:sz w:val="21"/>
+          <w:szCs w:val="21"/>
+        </w:rPr>
+        <w:t xml:space="preserve">"Quá hạn"</w:t>
+      </w:r>
+      <w:r>
+        <w:rPr>
+          <w:sz w:val="21"/>
+          <w:szCs w:val="21"/>
+        </w:rPr>
+        <w:t xml:space="preserve"> (màu đỏ).</w:t>
       </w:r>
     </w:p>
     <w:p>
@@ -6330,7 +6666,7 @@
           <w:sz w:val="18"/>
           <w:szCs w:val="18"/>
         </w:rPr>
-        <w:t xml:space="preserve">Hình minh họa: CRM: Quản lý Doanh nghiệp Thành viên</w:t>
+        <w:t xml:space="preserve">Hình minh họa: CRM: QUẢN LÝ HỘI PHÍ THƯỜNG NIÊN</w:t>
       </w:r>
     </w:p>
     <w:p>
@@ -6344,7 +6680,7 @@
           <w:sz w:val="21"/>
           <w:szCs w:val="21"/>
         </w:rPr>
-        <w:t xml:space="preserve">Hình 9.1: Màn hình CRM Quản lý Hồ sơ Pháp nhân các Doanh nghiệp thành viên.</w:t>
+        <w:t xml:space="preserve">Hình 10.1: Bảng theo dõi tình hình ĐÓNG HỘI PHÍ và thực hiện nghĩa vụ hội phí của các doanh nghiệp.</w:t>
       </w:r>
     </w:p>
     <w:p>
@@ -6357,20 +6693,284 @@
     </w:p>
     <w:p>
       <w:pPr>
+        <w:pStyle w:val="Heading3"/>
+        <w:spacing w:after="80" w:before="180"/>
+      </w:pPr>
+      <w:r>
+        <w:t xml:space="preserve">10.2. Bật / Tắt Gạch Nợ Hội Phí (Fee Toggle) Sau Khi Đối Soát Sao Kê</w:t>
+      </w:r>
+    </w:p>
+    <w:p>
+      <w:pPr>
+        <w:spacing w:after="80" w:before="80"/>
+        <w:ind w:left="400" w:hanging="200"/>
+      </w:pPr>
+      <w:r>
+        <w:rPr>
+          <w:b/>
+          <w:bCs/>
+          <w:color w:val="003B95"/>
+          <w:sz w:val="21"/>
+          <w:szCs w:val="21"/>
+        </w:rPr>
+        <w:t xml:space="preserve">Bước 1: </w:t>
+      </w:r>
+      <w:r>
+        <w:rPr>
+          <w:sz w:val="21"/>
+          <w:szCs w:val="21"/>
+        </w:rPr>
+        <w:t xml:space="preserve">Khi doanh nghiệp chuyển khoản hội phí qua VietQR hoặc tài khoản ngân hàng của CLB:</w:t>
+      </w:r>
+    </w:p>
+    <w:p>
+      <w:pPr>
+        <w:pStyle w:val="ListParagraph"/>
+        <w:numPr>
+          <w:ilvl w:val="0"/>
+          <w:numId w:val="1"/>
+        </w:numPr>
+        <w:spacing w:after="40" w:before="40"/>
+      </w:pPr>
+      <w:r>
+        <w:rPr>
+          <w:sz w:val="21"/>
+          <w:szCs w:val="21"/>
+        </w:rPr>
+        <w:t xml:space="preserve">Ban Kế toán kiểm tra sao kê ngân hàng khớp số tiền và cú pháp.</w:t>
+      </w:r>
+    </w:p>
+    <w:p>
+      <w:pPr>
+        <w:spacing w:after="80" w:before="80"/>
+        <w:ind w:left="400" w:hanging="200"/>
+      </w:pPr>
+      <w:r>
+        <w:rPr>
+          <w:b/>
+          <w:bCs/>
+          <w:color w:val="003B95"/>
+          <w:sz w:val="21"/>
+          <w:szCs w:val="21"/>
+        </w:rPr>
+        <w:t xml:space="preserve">Bước 2: </w:t>
+      </w:r>
+      <w:r>
+        <w:rPr>
+          <w:sz w:val="21"/>
+          <w:szCs w:val="21"/>
+        </w:rPr>
+        <w:t xml:space="preserve">Tìm đến dòng của doanh nghiệp trên bảng </w:t>
+      </w:r>
+      <w:r>
+        <w:rPr>
+          <w:rFonts w:ascii="Consolas" w:cs="Consolas" w:eastAsia="Consolas" w:hAnsi="Consolas"/>
+          <w:color w:val="003B95"/>
+          <w:sz w:val="20"/>
+          <w:szCs w:val="20"/>
+        </w:rPr>
+        <w:t xml:space="preserve">/fees</w:t>
+      </w:r>
+      <w:r>
+        <w:rPr>
+          <w:sz w:val="21"/>
+          <w:szCs w:val="21"/>
+        </w:rPr>
+        <w:t xml:space="preserve">.</w:t>
+      </w:r>
+    </w:p>
+    <w:p>
+      <w:pPr>
+        <w:spacing w:after="80" w:before="80"/>
+        <w:ind w:left="400" w:hanging="200"/>
+      </w:pPr>
+      <w:r>
+        <w:rPr>
+          <w:b/>
+          <w:bCs/>
+          <w:color w:val="003B95"/>
+          <w:sz w:val="21"/>
+          <w:szCs w:val="21"/>
+        </w:rPr>
+        <w:t xml:space="preserve">Bước 3: </w:t>
+      </w:r>
+      <w:r>
+        <w:rPr>
+          <w:b/>
+          <w:bCs/>
+          <w:sz w:val="21"/>
+          <w:szCs w:val="21"/>
+        </w:rPr>
+        <w:t xml:space="preserve">Thao tác Gạch nợ (Fee Toggle):</w:t>
+      </w:r>
+    </w:p>
+    <w:p>
+      <w:pPr>
+        <w:pStyle w:val="ListParagraph"/>
+        <w:numPr>
+          <w:ilvl w:val="0"/>
+          <w:numId w:val="1"/>
+        </w:numPr>
+        <w:spacing w:after="40" w:before="40"/>
+      </w:pPr>
+      <w:r>
+        <w:rPr>
+          <w:sz w:val="21"/>
+          <w:szCs w:val="21"/>
+        </w:rPr>
+        <w:t xml:space="preserve">Bật chuyển công tắc gạch nợ sang trạng thái </w:t>
+      </w:r>
+      <w:r>
+        <w:rPr>
+          <w:b/>
+          <w:bCs/>
+          <w:sz w:val="21"/>
+          <w:szCs w:val="21"/>
+        </w:rPr>
+        <w:t xml:space="preserve">"BẬT (Đã nộp)"</w:t>
+      </w:r>
+      <w:r>
+        <w:rPr>
+          <w:sz w:val="21"/>
+          <w:szCs w:val="21"/>
+        </w:rPr>
+        <w:t xml:space="preserve">.</w:t>
+      </w:r>
+    </w:p>
+    <w:p>
+      <w:pPr>
+        <w:pStyle w:val="ListParagraph"/>
+        <w:numPr>
+          <w:ilvl w:val="0"/>
+          <w:numId w:val="1"/>
+        </w:numPr>
+        <w:spacing w:after="40" w:before="40"/>
+      </w:pPr>
+      <w:r>
+        <w:rPr>
+          <w:sz w:val="21"/>
+          <w:szCs w:val="21"/>
+        </w:rPr>
+        <w:t xml:space="preserve">Hệ thống tự động ghi nhận biên lai thu phí vào sổ quỹ kế toán.</w:t>
+      </w:r>
+    </w:p>
+    <w:p>
+      <w:pPr>
+        <w:pStyle w:val="ListParagraph"/>
+        <w:numPr>
+          <w:ilvl w:val="0"/>
+          <w:numId w:val="1"/>
+        </w:numPr>
+        <w:spacing w:after="40" w:before="40"/>
+      </w:pPr>
+      <w:r>
+        <w:rPr>
+          <w:b/>
+          <w:bCs/>
+          <w:sz w:val="21"/>
+          <w:szCs w:val="21"/>
+        </w:rPr>
+        <w:t xml:space="preserve">Đồng bộ tức thì sang App:</w:t>
+      </w:r>
+      <w:r>
+        <w:rPr>
+          <w:sz w:val="21"/>
+          <w:szCs w:val="21"/>
+        </w:rPr>
+        <w:t xml:space="preserve"> Thời hạn trên Thẻ Hội Viên VIP của doanh nhân được cộng thêm +1 năm hiệu lực.</w:t>
+      </w:r>
+    </w:p>
+    <w:p>
+      <w:pPr>
+        <w:spacing w:after="60" w:before="140"/>
+        <w:jc w:val="center"/>
+      </w:pPr>
+      <w:r>
+        <w:drawing>
+          <wp:inline distT="0" distB="0" distL="0" distR="0">
+            <wp:extent cx="4953000" cy="2762250"/>
+            <wp:effectExtent t="0" r="0" b="0" l="0"/>
+            <wp:docPr id="1" name="" descr="" title=""/>
+            <wp:cNvGraphicFramePr>
+              <a:graphicFrameLocks xmlns:a="http://schemas.openxmlformats.org/drawingml/2006/main" noChangeAspect="1"/>
+            </wp:cNvGraphicFramePr>
+            <a:graphic xmlns:a="http://schemas.openxmlformats.org/drawingml/2006/main">
+              <a:graphicData uri="http://schemas.openxmlformats.org/drawingml/2006/picture">
+                <pic:pic xmlns:pic="http://schemas.openxmlformats.org/drawingml/2006/picture">
+                  <pic:nvPicPr>
+                    <pic:cNvPr id="0" name="" descr=""/>
+                    <pic:cNvPicPr>
+                      <a:picLocks noChangeAspect="1" noChangeArrowheads="1"/>
+                    </pic:cNvPicPr>
+                  </pic:nvPicPr>
+                  <pic:blipFill>
+                    <a:blip r:embed="rId22" cstate="none"/>
+                    <a:srcRect/>
+                    <a:stretch>
+                      <a:fillRect/>
+                    </a:stretch>
+                  </pic:blipFill>
+                  <pic:spPr bwMode="auto">
+                    <a:xfrm>
+                      <a:off x="0" y="0"/>
+                      <a:ext cx="4953000" cy="2762250"/>
+                    </a:xfrm>
+                    <a:prstGeom prst="rect">
+                      <a:avLst/>
+                    </a:prstGeom>
+                  </pic:spPr>
+                </pic:pic>
+              </a:graphicData>
+            </a:graphic>
+          </wp:inline>
+        </w:drawing>
+      </w:r>
+    </w:p>
+    <w:p>
+      <w:pPr>
+        <w:spacing w:after="140"/>
+        <w:jc w:val="center"/>
+      </w:pPr>
+      <w:r>
+        <w:rPr>
+          <w:i/>
+          <w:iCs/>
+          <w:color w:val="555555"/>
+          <w:sz w:val="18"/>
+          <w:szCs w:val="18"/>
+        </w:rPr>
+        <w:t xml:space="preserve">Hình minh họa: CRM: Thao tác Bật/Tắt Gạch nợ Hội phí</w:t>
+      </w:r>
+    </w:p>
+    <w:p>
+      <w:pPr>
+        <w:spacing w:after="100"/>
+      </w:pPr>
+      <w:r>
+        <w:rPr>
+          <w:i/>
+          <w:iCs/>
+          <w:sz w:val="21"/>
+          <w:szCs w:val="21"/>
+        </w:rPr>
+        <w:t xml:space="preserve">Hình 10.2: Công tắc gạch nợ hội phí trên CRM - Cập nhật tự động quyền lợi và hạn thẻ VIP trên App.</w:t>
+      </w:r>
+    </w:p>
+    <w:p>
+      <w:pPr>
+        <w:pBdr>
+          <w:bottom w:val="single" w:color="E2E8F0" w:sz="6" w:space="1"/>
+        </w:pBdr>
+        <w:spacing w:after="140" w:before="140"/>
+      </w:pPr>
+    </w:p>
+    <w:p>
+      <w:pPr>
         <w:pStyle w:val="Heading2"/>
         <w:spacing w:after="100" w:before="240"/>
       </w:pPr>
       <w:r>
-        <w:t xml:space="preserve">10. QUẢN LÝ TÀI CHÍNH &amp; HỘI PHÍ THƯỜNG NIÊN &amp; THU CHI (FINANCE &amp; DUES)</w:t>
-      </w:r>
-    </w:p>
-    <w:p>
-      <w:pPr>
-        <w:pStyle w:val="Heading3"/>
-        <w:spacing w:after="80" w:before="180"/>
-      </w:pPr>
-      <w:r>
-        <w:t xml:space="preserve">10.1. Theo Dõi BẢNG HỘI PHÍ Hội Viên Theo Niên Độ</w:t>
+        <w:t xml:space="preserve">11. QUẢN LÝ TIN TỨC, NGHỊ QUYẾT &amp; TRUYỀN THÔNG (NEWS &amp; MEDIA)</w:t>
       </w:r>
     </w:p>
     <w:p>
@@ -6402,7 +7002,7 @@
           <w:sz w:val="21"/>
           <w:szCs w:val="21"/>
         </w:rPr>
-        <w:t xml:space="preserve">"Tài chính &amp; Hội phí" ➔ "QUẢN LÝ HỘI PHÍ"</w:t>
+        <w:t xml:space="preserve">"Truyền thông &amp; Tin tức"</w:t>
       </w:r>
       <w:r>
         <w:rPr>
@@ -6418,7 +7018,7 @@
           <w:sz w:val="20"/>
           <w:szCs w:val="20"/>
         </w:rPr>
-        <w:t xml:space="preserve">/fees</w:t>
+        <w:t xml:space="preserve">/news</w:t>
       </w:r>
       <w:r>
         <w:rPr>
@@ -6448,123 +7048,163 @@
           <w:sz w:val="21"/>
           <w:szCs w:val="21"/>
         </w:rPr>
-        <w:t xml:space="preserve">Bảng theo dõi hiển thị tình trạng đóng hội phí của từng doanh nghiệp:</w:t>
-      </w:r>
-    </w:p>
-    <w:p>
-      <w:pPr>
-        <w:pStyle w:val="ListParagraph"/>
-        <w:numPr>
-          <w:ilvl w:val="0"/>
-          <w:numId w:val="1"/>
-        </w:numPr>
-        <w:spacing w:after="40" w:before="40"/>
-      </w:pPr>
-      <w:r>
-        <w:rPr>
-          <w:sz w:val="21"/>
-          <w:szCs w:val="21"/>
-        </w:rPr>
-        <w:t xml:space="preserve">Kỳ đóng phí: Niên độ 2026 - 2027.</w:t>
-      </w:r>
-    </w:p>
-    <w:p>
-      <w:pPr>
-        <w:pStyle w:val="ListParagraph"/>
-        <w:numPr>
-          <w:ilvl w:val="0"/>
-          <w:numId w:val="1"/>
-        </w:numPr>
-        <w:spacing w:after="40" w:before="40"/>
-      </w:pPr>
-      <w:r>
-        <w:rPr>
-          <w:sz w:val="21"/>
-          <w:szCs w:val="21"/>
-        </w:rPr>
-        <w:t xml:space="preserve">Mức phí hội phí quy định (vd: 10.000.000 VNĐ / năm).</w:t>
-      </w:r>
-    </w:p>
-    <w:p>
-      <w:pPr>
-        <w:pStyle w:val="ListParagraph"/>
-        <w:numPr>
-          <w:ilvl w:val="0"/>
-          <w:numId w:val="1"/>
-        </w:numPr>
-        <w:spacing w:after="40" w:before="40"/>
-      </w:pPr>
-      <w:r>
-        <w:rPr>
-          <w:sz w:val="21"/>
-          <w:szCs w:val="21"/>
-        </w:rPr>
-        <w:t xml:space="preserve">Ngày đóng gần nhất, Ngày hết hạn hiệu lực thẻ.</w:t>
-      </w:r>
-    </w:p>
-    <w:p>
-      <w:pPr>
-        <w:pStyle w:val="ListParagraph"/>
-        <w:numPr>
-          <w:ilvl w:val="0"/>
-          <w:numId w:val="1"/>
-        </w:numPr>
-        <w:spacing w:after="40" w:before="40"/>
-      </w:pPr>
-      <w:r>
-        <w:rPr>
-          <w:sz w:val="21"/>
-          <w:szCs w:val="21"/>
-        </w:rPr>
-        <w:t xml:space="preserve">Trạng thái: </w:t>
-      </w:r>
-      <w:r>
-        <w:rPr>
-          <w:b/>
-          <w:bCs/>
-          <w:sz w:val="21"/>
-          <w:szCs w:val="21"/>
-        </w:rPr>
-        <w:t xml:space="preserve">"Đã hoàn thành"</w:t>
-      </w:r>
-      <w:r>
-        <w:rPr>
-          <w:sz w:val="21"/>
-          <w:szCs w:val="21"/>
-        </w:rPr>
-        <w:t xml:space="preserve"> (màu xanh), </w:t>
-      </w:r>
-      <w:r>
-        <w:rPr>
-          <w:b/>
-          <w:bCs/>
-          <w:sz w:val="21"/>
-          <w:szCs w:val="21"/>
-        </w:rPr>
-        <w:t xml:space="preserve">"Sắp đến hạn"</w:t>
-      </w:r>
-      <w:r>
-        <w:rPr>
-          <w:sz w:val="21"/>
-          <w:szCs w:val="21"/>
-        </w:rPr>
-        <w:t xml:space="preserve"> (màu cam), </w:t>
-      </w:r>
-      <w:r>
-        <w:rPr>
-          <w:b/>
-          <w:bCs/>
-          <w:sz w:val="21"/>
-          <w:szCs w:val="21"/>
-        </w:rPr>
-        <w:t xml:space="preserve">"Quá hạn"</w:t>
-      </w:r>
-      <w:r>
-        <w:rPr>
-          <w:sz w:val="21"/>
-          <w:szCs w:val="21"/>
-        </w:rPr>
-        <w:t xml:space="preserve"> (màu đỏ).</w:t>
+        <w:t xml:space="preserve">Nhấn nút </w:t>
+      </w:r>
+      <w:r>
+        <w:rPr>
+          <w:b/>
+          <w:bCs/>
+          <w:sz w:val="21"/>
+          <w:szCs w:val="21"/>
+        </w:rPr>
+        <w:t xml:space="preserve">"+ Soạn Tin Mới"</w:t>
+      </w:r>
+      <w:r>
+        <w:rPr>
+          <w:sz w:val="21"/>
+          <w:szCs w:val="21"/>
+        </w:rPr>
+        <w:t xml:space="preserve">:</w:t>
+      </w:r>
+    </w:p>
+    <w:p>
+      <w:pPr>
+        <w:pStyle w:val="ListParagraph"/>
+        <w:numPr>
+          <w:ilvl w:val="0"/>
+          <w:numId w:val="1"/>
+        </w:numPr>
+        <w:spacing w:after="40" w:before="40"/>
+      </w:pPr>
+      <w:r>
+        <w:rPr>
+          <w:sz w:val="21"/>
+          <w:szCs w:val="21"/>
+        </w:rPr>
+        <w:t xml:space="preserve">Nhập Tiêu đề bản tin hoạt động hiệp hội.</w:t>
+      </w:r>
+    </w:p>
+    <w:p>
+      <w:pPr>
+        <w:pStyle w:val="ListParagraph"/>
+        <w:numPr>
+          <w:ilvl w:val="0"/>
+          <w:numId w:val="1"/>
+        </w:numPr>
+        <w:spacing w:after="40" w:before="40"/>
+      </w:pPr>
+      <w:r>
+        <w:rPr>
+          <w:sz w:val="21"/>
+          <w:szCs w:val="21"/>
+        </w:rPr>
+        <w:t xml:space="preserve">Chọn Chuyên mục: Tin Đại hội, Bản tin Xúc tiến Thương mại, Quyết định Ban Chấp Hành, Tin Doanh nghiệp Hội viên.</w:t>
+      </w:r>
+    </w:p>
+    <w:p>
+      <w:pPr>
+        <w:pStyle w:val="ListParagraph"/>
+        <w:numPr>
+          <w:ilvl w:val="0"/>
+          <w:numId w:val="1"/>
+        </w:numPr>
+        <w:spacing w:after="40" w:before="40"/>
+      </w:pPr>
+      <w:r>
+        <w:rPr>
+          <w:sz w:val="21"/>
+          <w:szCs w:val="21"/>
+        </w:rPr>
+        <w:t xml:space="preserve">Tải lên ảnh bìa và các hình ảnh phóng sự chất lượng cao.</w:t>
+      </w:r>
+    </w:p>
+    <w:p>
+      <w:pPr>
+        <w:pStyle w:val="ListParagraph"/>
+        <w:numPr>
+          <w:ilvl w:val="0"/>
+          <w:numId w:val="1"/>
+        </w:numPr>
+        <w:spacing w:after="40" w:before="40"/>
+      </w:pPr>
+      <w:r>
+        <w:rPr>
+          <w:sz w:val="21"/>
+          <w:szCs w:val="21"/>
+        </w:rPr>
+        <w:t xml:space="preserve">Soạn thảo nội dung bài viết với trình soạn thảo phong phú (Rich Text Editor).</w:t>
+      </w:r>
+    </w:p>
+    <w:p>
+      <w:pPr>
+        <w:spacing w:after="80" w:before="80"/>
+        <w:ind w:left="400" w:hanging="200"/>
+      </w:pPr>
+      <w:r>
+        <w:rPr>
+          <w:b/>
+          <w:bCs/>
+          <w:color w:val="003B95"/>
+          <w:sz w:val="21"/>
+          <w:szCs w:val="21"/>
+        </w:rPr>
+        <w:t xml:space="preserve">Bước 3: </w:t>
+      </w:r>
+      <w:r>
+        <w:rPr>
+          <w:sz w:val="21"/>
+          <w:szCs w:val="21"/>
+        </w:rPr>
+        <w:t xml:space="preserve">Tùy chọn </w:t>
+      </w:r>
+      <w:r>
+        <w:rPr>
+          <w:b/>
+          <w:bCs/>
+          <w:sz w:val="21"/>
+          <w:szCs w:val="21"/>
+        </w:rPr>
+        <w:t xml:space="preserve">"Gửi Thông Báo Đẩy (Push Notification) Tới App"</w:t>
+      </w:r>
+      <w:r>
+        <w:rPr>
+          <w:sz w:val="21"/>
+          <w:szCs w:val="21"/>
+        </w:rPr>
+        <w:t xml:space="preserve">:</w:t>
+      </w:r>
+    </w:p>
+    <w:p>
+      <w:pPr>
+        <w:pStyle w:val="ListParagraph"/>
+        <w:numPr>
+          <w:ilvl w:val="0"/>
+          <w:numId w:val="1"/>
+        </w:numPr>
+        <w:spacing w:after="40" w:before="40"/>
+      </w:pPr>
+      <w:r>
+        <w:rPr>
+          <w:sz w:val="21"/>
+          <w:szCs w:val="21"/>
+        </w:rPr>
+        <w:t xml:space="preserve">Khi tích chọn mục này và nhấn </w:t>
+      </w:r>
+      <w:r>
+        <w:rPr>
+          <w:b/>
+          <w:bCs/>
+          <w:sz w:val="21"/>
+          <w:szCs w:val="21"/>
+        </w:rPr>
+        <w:t xml:space="preserve">"Xuất bản"</w:t>
+      </w:r>
+      <w:r>
+        <w:rPr>
+          <w:sz w:val="21"/>
+          <w:szCs w:val="21"/>
+        </w:rPr>
+        <w:t xml:space="preserve">, toàn bộ điện thoại của hội viên sẽ nhận được thông báo về tin tức mới.</w:t>
       </w:r>
     </w:p>
     <w:p>
@@ -6626,7 +7266,7 @@
           <w:sz w:val="18"/>
           <w:szCs w:val="18"/>
         </w:rPr>
-        <w:t xml:space="preserve">Hình minh họa: CRM: QUẢN LÝ HỘI PHÍ THƯỜNG NIÊN</w:t>
+        <w:t xml:space="preserve">Hình minh họa: CRM: Quản lý Tin tức, Bài viết và Truyền thông</w:t>
       </w:r>
     </w:p>
     <w:p>
@@ -6640,7 +7280,7 @@
           <w:sz w:val="21"/>
           <w:szCs w:val="21"/>
         </w:rPr>
-        <w:t xml:space="preserve">Hình 10.1: Bảng theo dõi tình hình ĐÓNG HỘI PHÍ và thực hiện nghĩa vụ hội phí của các doanh nghiệp.</w:t>
+        <w:t xml:space="preserve">Hình 11.1: Trình quản lý và xuất bản tin tức, nghị quyết hiệp hội đến ứng dụng di động.</w:t>
       </w:r>
     </w:p>
     <w:p>
@@ -6653,11 +7293,20 @@
     </w:p>
     <w:p>
       <w:pPr>
+        <w:pStyle w:val="Heading2"/>
+        <w:spacing w:after="100" w:before="240"/>
+      </w:pPr>
+      <w:r>
+        <w:t xml:space="preserve">12. CẤU HÌNH HỆ THỐNG, TÀI KHOẢN VIETQR THỤ HƯỞNG &amp; NHẬT KÝ KIỂM TOÁN</w:t>
+      </w:r>
+    </w:p>
+    <w:p>
+      <w:pPr>
         <w:pStyle w:val="Heading3"/>
         <w:spacing w:after="80" w:before="180"/>
       </w:pPr>
       <w:r>
-        <w:t xml:space="preserve">10.2. Bật / Tắt Gạch Nợ Hội Phí (Fee Toggle) Sau Khi Đối Soát Sao Kê</w:t>
+        <w:t xml:space="preserve">12.1. Cấu Hình Tài Khoản VietQR Thụ Hưởng</w:t>
       </w:r>
     </w:p>
     <w:p>
@@ -6680,24 +7329,23 @@
           <w:sz w:val="21"/>
           <w:szCs w:val="21"/>
         </w:rPr>
-        <w:t xml:space="preserve">Khi doanh nghiệp chuyển khoản hội phí qua VietQR hoặc tài khoản ngân hàng của CLB:</w:t>
-      </w:r>
-    </w:p>
-    <w:p>
-      <w:pPr>
-        <w:pStyle w:val="ListParagraph"/>
-        <w:numPr>
-          <w:ilvl w:val="0"/>
-          <w:numId w:val="1"/>
-        </w:numPr>
-        <w:spacing w:after="40" w:before="40"/>
-      </w:pPr>
-      <w:r>
-        <w:rPr>
-          <w:sz w:val="21"/>
-          <w:szCs w:val="21"/>
-        </w:rPr>
-        <w:t xml:space="preserve">Ban Kế toán kiểm tra sao kê ngân hàng khớp số tiền và cú pháp.</w:t>
+        <w:t xml:space="preserve">Truy cập CRM menu </w:t>
+      </w:r>
+      <w:r>
+        <w:rPr>
+          <w:b/>
+          <w:bCs/>
+          <w:sz w:val="21"/>
+          <w:szCs w:val="21"/>
+        </w:rPr>
+        <w:t xml:space="preserve">"Cài đặt Hệ thống" ➔ "Tài chính &amp; Thanh toán"</w:t>
+      </w:r>
+      <w:r>
+        <w:rPr>
+          <w:sz w:val="21"/>
+          <w:szCs w:val="21"/>
+        </w:rPr>
+        <w:t xml:space="preserve">.</w:t>
       </w:r>
     </w:p>
     <w:p>
@@ -6720,7 +7368,58 @@
           <w:sz w:val="21"/>
           <w:szCs w:val="21"/>
         </w:rPr>
-        <w:t xml:space="preserve">Tìm đến dòng của doanh nghiệp trên bảng </w:t>
+        <w:t xml:space="preserve">Thiết lập thông tin tài khoản ngân hàng chính thức của CLB Doanh nhân CEO 1983:</w:t>
+      </w:r>
+    </w:p>
+    <w:p>
+      <w:pPr>
+        <w:pStyle w:val="ListParagraph"/>
+        <w:numPr>
+          <w:ilvl w:val="0"/>
+          <w:numId w:val="1"/>
+        </w:numPr>
+        <w:spacing w:after="40" w:before="40"/>
+      </w:pPr>
+      <w:r>
+        <w:rPr>
+          <w:sz w:val="21"/>
+          <w:szCs w:val="21"/>
+        </w:rPr>
+        <w:t xml:space="preserve">Tên ngân hàng thụ hưởng (vd: Vietcombank, MB Bank, Techcombank).</w:t>
+      </w:r>
+    </w:p>
+    <w:p>
+      <w:pPr>
+        <w:pStyle w:val="ListParagraph"/>
+        <w:numPr>
+          <w:ilvl w:val="0"/>
+          <w:numId w:val="1"/>
+        </w:numPr>
+        <w:spacing w:after="40" w:before="40"/>
+      </w:pPr>
+      <w:r>
+        <w:rPr>
+          <w:sz w:val="21"/>
+          <w:szCs w:val="21"/>
+        </w:rPr>
+        <w:t xml:space="preserve">Số tài khoản ngân hàng.</w:t>
+      </w:r>
+    </w:p>
+    <w:p>
+      <w:pPr>
+        <w:pStyle w:val="ListParagraph"/>
+        <w:numPr>
+          <w:ilvl w:val="0"/>
+          <w:numId w:val="1"/>
+        </w:numPr>
+        <w:spacing w:after="40" w:before="40"/>
+      </w:pPr>
+      <w:r>
+        <w:rPr>
+          <w:sz w:val="21"/>
+          <w:szCs w:val="21"/>
+        </w:rPr>
+        <w:t xml:space="preserve">Tên chủ tài khoản: </w:t>
       </w:r>
       <w:r>
         <w:rPr>
@@ -6729,14 +7428,31 @@
           <w:sz w:val="20"/>
           <w:szCs w:val="20"/>
         </w:rPr>
-        <w:t xml:space="preserve">/fees</w:t>
-      </w:r>
-      <w:r>
-        <w:rPr>
-          <w:sz w:val="21"/>
-          <w:szCs w:val="21"/>
-        </w:rPr>
-        <w:t xml:space="preserve">.</w:t>
+        <w:t xml:space="preserve">CLB DOANH NHAN CEO 1983</w:t>
+      </w:r>
+      <w:r>
+        <w:rPr>
+          <w:sz w:val="21"/>
+          <w:szCs w:val="21"/>
+        </w:rPr>
+        <w:t xml:space="preserve"> hoặc đại diện được ủy quyền.</w:t>
+      </w:r>
+    </w:p>
+    <w:p>
+      <w:pPr>
+        <w:pStyle w:val="ListParagraph"/>
+        <w:numPr>
+          <w:ilvl w:val="0"/>
+          <w:numId w:val="1"/>
+        </w:numPr>
+        <w:spacing w:after="40" w:before="40"/>
+      </w:pPr>
+      <w:r>
+        <w:rPr>
+          <w:sz w:val="21"/>
+          <w:szCs w:val="21"/>
+        </w:rPr>
+        <w:t xml:space="preserve">Cú pháp quy định thanh toán tự động cho Vé sự kiện và Hội phí.</w:t>
       </w:r>
     </w:p>
     <w:p>
@@ -6756,88 +7472,26 @@
       </w:r>
       <w:r>
         <w:rPr>
-          <w:b/>
-          <w:bCs/>
-          <w:sz w:val="21"/>
-          <w:szCs w:val="21"/>
-        </w:rPr>
-        <w:t xml:space="preserve">Thao tác Gạch nợ (Fee Toggle):</w:t>
-      </w:r>
-    </w:p>
-    <w:p>
-      <w:pPr>
-        <w:pStyle w:val="ListParagraph"/>
-        <w:numPr>
-          <w:ilvl w:val="0"/>
-          <w:numId w:val="1"/>
-        </w:numPr>
-        <w:spacing w:after="40" w:before="40"/>
-      </w:pPr>
-      <w:r>
-        <w:rPr>
-          <w:sz w:val="21"/>
-          <w:szCs w:val="21"/>
-        </w:rPr>
-        <w:t xml:space="preserve">Bật chuyển công tắc gạch nợ sang trạng thái </w:t>
-      </w:r>
-      <w:r>
-        <w:rPr>
-          <w:b/>
-          <w:bCs/>
-          <w:sz w:val="21"/>
-          <w:szCs w:val="21"/>
-        </w:rPr>
-        <w:t xml:space="preserve">"BẬT (Đã nộp)"</w:t>
-      </w:r>
-      <w:r>
-        <w:rPr>
-          <w:sz w:val="21"/>
-          <w:szCs w:val="21"/>
-        </w:rPr>
-        <w:t xml:space="preserve">.</w:t>
-      </w:r>
-    </w:p>
-    <w:p>
-      <w:pPr>
-        <w:pStyle w:val="ListParagraph"/>
-        <w:numPr>
-          <w:ilvl w:val="0"/>
-          <w:numId w:val="1"/>
-        </w:numPr>
-        <w:spacing w:after="40" w:before="40"/>
-      </w:pPr>
-      <w:r>
-        <w:rPr>
-          <w:sz w:val="21"/>
-          <w:szCs w:val="21"/>
-        </w:rPr>
-        <w:t xml:space="preserve">Hệ thống tự động ghi nhận biên lai thu phí vào sổ quỹ kế toán.</w:t>
-      </w:r>
-    </w:p>
-    <w:p>
-      <w:pPr>
-        <w:pStyle w:val="ListParagraph"/>
-        <w:numPr>
-          <w:ilvl w:val="0"/>
-          <w:numId w:val="1"/>
-        </w:numPr>
-        <w:spacing w:after="40" w:before="40"/>
-      </w:pPr>
-      <w:r>
-        <w:rPr>
-          <w:b/>
-          <w:bCs/>
-          <w:sz w:val="21"/>
-          <w:szCs w:val="21"/>
-        </w:rPr>
-        <w:t xml:space="preserve">Đồng bộ tức thì sang App:</w:t>
-      </w:r>
-      <w:r>
-        <w:rPr>
-          <w:sz w:val="21"/>
-          <w:szCs w:val="21"/>
-        </w:rPr>
-        <w:t xml:space="preserve"> Thời hạn trên Thẻ Hội Viên VIP của doanh nhân được cộng thêm +1 năm hiệu lực.</w:t>
+          <w:sz w:val="21"/>
+          <w:szCs w:val="21"/>
+        </w:rPr>
+        <w:t xml:space="preserve">Nhấn </w:t>
+      </w:r>
+      <w:r>
+        <w:rPr>
+          <w:b/>
+          <w:bCs/>
+          <w:sz w:val="21"/>
+          <w:szCs w:val="21"/>
+        </w:rPr>
+        <w:t xml:space="preserve">"Lưu cấu hình"</w:t>
+      </w:r>
+      <w:r>
+        <w:rPr>
+          <w:sz w:val="21"/>
+          <w:szCs w:val="21"/>
+        </w:rPr>
+        <w:t xml:space="preserve">: Toàn bộ mã QR động sinh ra trên App và Web sẽ tự động trỏ về tài khoản này.</w:t>
       </w:r>
     </w:p>
     <w:p>
@@ -6864,7 +7518,7 @@
                     </pic:cNvPicPr>
                   </pic:nvPicPr>
                   <pic:blipFill>
-                    <a:blip r:embed="rId25" cstate="none"/>
+                    <a:blip r:embed="rId24" cstate="none"/>
                     <a:srcRect/>
                     <a:stretch>
                       <a:fillRect/>
@@ -6899,7 +7553,7 @@
           <w:sz w:val="18"/>
           <w:szCs w:val="18"/>
         </w:rPr>
-        <w:t xml:space="preserve">Hình minh họa: CRM: Thao tác Bật/Tắt Gạch nợ Hội phí</w:t>
+        <w:t xml:space="preserve">Hình minh họa: CRM: Cấu hình Tài khoản Ngân hàng và Cổng thanh toán VietQR</w:t>
       </w:r>
     </w:p>
     <w:p>
@@ -6913,7 +7567,7 @@
           <w:sz w:val="21"/>
           <w:szCs w:val="21"/>
         </w:rPr>
-        <w:t xml:space="preserve">Hình 10.2: Công tắc gạch nợ hội phí trên CRM - Cập nhật tự động quyền lợi và hạn thẻ VIP trên App.</w:t>
+        <w:t xml:space="preserve">Hình 12.1: Màn hình cấu hình tài khoản thụ hưởng VietQR và chính sách thanh toán tự động.</w:t>
       </w:r>
     </w:p>
     <w:p>
@@ -6926,11 +7580,11 @@
     </w:p>
     <w:p>
       <w:pPr>
-        <w:pStyle w:val="Heading2"/>
-        <w:spacing w:after="100" w:before="240"/>
-      </w:pPr>
-      <w:r>
-        <w:t xml:space="preserve">11. QUẢN LÝ TIN TỨC, NGHỊ QUYẾT &amp; TRUYỀN THÔNG (NEWS &amp; MEDIA)</w:t>
+        <w:pStyle w:val="Heading3"/>
+        <w:spacing w:after="80" w:before="180"/>
+      </w:pPr>
+      <w:r>
+        <w:t xml:space="preserve">12.2. Quản Lý Danh Sách Quản Trị Viên &amp; Nhật Ký Kiểm Toán (Audit Logs)</w:t>
       </w:r>
     </w:p>
     <w:p>
@@ -6950,42 +7604,19 @@
       </w:r>
       <w:r>
         <w:rPr>
-          <w:sz w:val="21"/>
-          <w:szCs w:val="21"/>
-        </w:rPr>
-        <w:t xml:space="preserve">Truy cập CRM menu </w:t>
-      </w:r>
-      <w:r>
-        <w:rPr>
-          <w:b/>
-          <w:bCs/>
-          <w:sz w:val="21"/>
-          <w:szCs w:val="21"/>
-        </w:rPr>
-        <w:t xml:space="preserve">"Truyền thông &amp; Tin tức"</w:t>
-      </w:r>
-      <w:r>
-        <w:rPr>
-          <w:sz w:val="21"/>
-          <w:szCs w:val="21"/>
-        </w:rPr>
-        <w:t xml:space="preserve"> (</w:t>
-      </w:r>
-      <w:r>
-        <w:rPr>
-          <w:rFonts w:ascii="Consolas" w:cs="Consolas" w:eastAsia="Consolas" w:hAnsi="Consolas"/>
-          <w:color w:val="003B95"/>
-          <w:sz w:val="20"/>
-          <w:szCs w:val="20"/>
-        </w:rPr>
-        <w:t xml:space="preserve">/news</w:t>
-      </w:r>
-      <w:r>
-        <w:rPr>
-          <w:sz w:val="21"/>
-          <w:szCs w:val="21"/>
-        </w:rPr>
-        <w:t xml:space="preserve">).</w:t>
+          <w:b/>
+          <w:bCs/>
+          <w:sz w:val="21"/>
+          <w:szCs w:val="21"/>
+        </w:rPr>
+        <w:t xml:space="preserve">Quản lý Tài khoản Quản trị:</w:t>
+      </w:r>
+      <w:r>
+        <w:rPr>
+          <w:sz w:val="21"/>
+          <w:szCs w:val="21"/>
+        </w:rPr>
+        <w:t xml:space="preserve"> Cấp phát tài khoản mới cho cán bộ thư ký, khóa tài khoản nhân sự nghỉ việc.</w:t>
       </w:r>
     </w:p>
     <w:p>
@@ -7005,166 +7636,46 @@
       </w:r>
       <w:r>
         <w:rPr>
-          <w:sz w:val="21"/>
-          <w:szCs w:val="21"/>
-        </w:rPr>
-        <w:t xml:space="preserve">Nhấn nút </w:t>
-      </w:r>
-      <w:r>
-        <w:rPr>
-          <w:b/>
-          <w:bCs/>
-          <w:sz w:val="21"/>
-          <w:szCs w:val="21"/>
-        </w:rPr>
-        <w:t xml:space="preserve">"+ Soạn Tin Mới"</w:t>
-      </w:r>
-      <w:r>
-        <w:rPr>
-          <w:sz w:val="21"/>
-          <w:szCs w:val="21"/>
-        </w:rPr>
-        <w:t xml:space="preserve">:</w:t>
-      </w:r>
-    </w:p>
-    <w:p>
-      <w:pPr>
-        <w:pStyle w:val="ListParagraph"/>
-        <w:numPr>
-          <w:ilvl w:val="0"/>
-          <w:numId w:val="1"/>
-        </w:numPr>
-        <w:spacing w:after="40" w:before="40"/>
-      </w:pPr>
-      <w:r>
-        <w:rPr>
-          <w:sz w:val="21"/>
-          <w:szCs w:val="21"/>
-        </w:rPr>
-        <w:t xml:space="preserve">Nhập Tiêu đề bản tin hoạt động hiệp hội.</w:t>
-      </w:r>
-    </w:p>
-    <w:p>
-      <w:pPr>
-        <w:pStyle w:val="ListParagraph"/>
-        <w:numPr>
-          <w:ilvl w:val="0"/>
-          <w:numId w:val="1"/>
-        </w:numPr>
-        <w:spacing w:after="40" w:before="40"/>
-      </w:pPr>
-      <w:r>
-        <w:rPr>
-          <w:sz w:val="21"/>
-          <w:szCs w:val="21"/>
-        </w:rPr>
-        <w:t xml:space="preserve">Chọn Chuyên mục: Tin Đại hội, Bản tin Xúc tiến Thương mại, Quyết định Ban Chấp Hành, Tin Doanh nghiệp Hội viên.</w:t>
-      </w:r>
-    </w:p>
-    <w:p>
-      <w:pPr>
-        <w:pStyle w:val="ListParagraph"/>
-        <w:numPr>
-          <w:ilvl w:val="0"/>
-          <w:numId w:val="1"/>
-        </w:numPr>
-        <w:spacing w:after="40" w:before="40"/>
-      </w:pPr>
-      <w:r>
-        <w:rPr>
-          <w:sz w:val="21"/>
-          <w:szCs w:val="21"/>
-        </w:rPr>
-        <w:t xml:space="preserve">Tải lên ảnh bìa và các hình ảnh phóng sự chất lượng cao.</w:t>
-      </w:r>
-    </w:p>
-    <w:p>
-      <w:pPr>
-        <w:pStyle w:val="ListParagraph"/>
-        <w:numPr>
-          <w:ilvl w:val="0"/>
-          <w:numId w:val="1"/>
-        </w:numPr>
-        <w:spacing w:after="40" w:before="40"/>
-      </w:pPr>
-      <w:r>
-        <w:rPr>
-          <w:sz w:val="21"/>
-          <w:szCs w:val="21"/>
-        </w:rPr>
-        <w:t xml:space="preserve">Soạn thảo nội dung bài viết với trình soạn thảo phong phú (Rich Text Editor).</w:t>
-      </w:r>
-    </w:p>
-    <w:p>
-      <w:pPr>
-        <w:spacing w:after="80" w:before="80"/>
-        <w:ind w:left="400" w:hanging="200"/>
-      </w:pPr>
-      <w:r>
-        <w:rPr>
-          <w:b/>
-          <w:bCs/>
-          <w:color w:val="003B95"/>
-          <w:sz w:val="21"/>
-          <w:szCs w:val="21"/>
-        </w:rPr>
-        <w:t xml:space="preserve">Bước 3: </w:t>
-      </w:r>
-      <w:r>
-        <w:rPr>
-          <w:sz w:val="21"/>
-          <w:szCs w:val="21"/>
-        </w:rPr>
-        <w:t xml:space="preserve">Tùy chọn </w:t>
-      </w:r>
-      <w:r>
-        <w:rPr>
-          <w:b/>
-          <w:bCs/>
-          <w:sz w:val="21"/>
-          <w:szCs w:val="21"/>
-        </w:rPr>
-        <w:t xml:space="preserve">"Gửi Thông Báo Đẩy (Push Notification) Tới App"</w:t>
-      </w:r>
-      <w:r>
-        <w:rPr>
-          <w:sz w:val="21"/>
-          <w:szCs w:val="21"/>
-        </w:rPr>
-        <w:t xml:space="preserve">:</w:t>
-      </w:r>
-    </w:p>
-    <w:p>
-      <w:pPr>
-        <w:pStyle w:val="ListParagraph"/>
-        <w:numPr>
-          <w:ilvl w:val="0"/>
-          <w:numId w:val="1"/>
-        </w:numPr>
-        <w:spacing w:after="40" w:before="40"/>
-      </w:pPr>
-      <w:r>
-        <w:rPr>
-          <w:sz w:val="21"/>
-          <w:szCs w:val="21"/>
-        </w:rPr>
-        <w:t xml:space="preserve">Khi tích chọn mục này và nhấn </w:t>
-      </w:r>
-      <w:r>
-        <w:rPr>
-          <w:b/>
-          <w:bCs/>
-          <w:sz w:val="21"/>
-          <w:szCs w:val="21"/>
-        </w:rPr>
-        <w:t xml:space="preserve">"Xuất bản"</w:t>
-      </w:r>
-      <w:r>
-        <w:rPr>
-          <w:sz w:val="21"/>
-          <w:szCs w:val="21"/>
-        </w:rPr>
-        <w:t xml:space="preserve">, toàn bộ điện thoại của hội viên sẽ nhận được thông báo về tin tức mới.</w:t>
+          <w:b/>
+          <w:bCs/>
+          <w:sz w:val="21"/>
+          <w:szCs w:val="21"/>
+        </w:rPr>
+        <w:t xml:space="preserve">Nhật ký Kiểm toán (Audit Logs):</w:t>
+      </w:r>
+    </w:p>
+    <w:p>
+      <w:pPr>
+        <w:pStyle w:val="ListParagraph"/>
+        <w:numPr>
+          <w:ilvl w:val="0"/>
+          <w:numId w:val="1"/>
+        </w:numPr>
+        <w:spacing w:after="40" w:before="40"/>
+      </w:pPr>
+      <w:r>
+        <w:rPr>
+          <w:sz w:val="21"/>
+          <w:szCs w:val="21"/>
+        </w:rPr>
+        <w:t xml:space="preserve">Hệ thống tự động ghi lại mọi thao tác quan trọng: Ai duyệt hội viên, ai gạch nợ hội phí, ai tạo sự kiện, vào thời gian nào kèm địa chỉ IP truy cập.</w:t>
+      </w:r>
+    </w:p>
+    <w:p>
+      <w:pPr>
+        <w:pStyle w:val="ListParagraph"/>
+        <w:numPr>
+          <w:ilvl w:val="0"/>
+          <w:numId w:val="1"/>
+        </w:numPr>
+        <w:spacing w:after="40" w:before="40"/>
+      </w:pPr>
+      <w:r>
+        <w:rPr>
+          <w:sz w:val="21"/>
+          <w:szCs w:val="21"/>
+        </w:rPr>
+        <w:t xml:space="preserve">Đảm bảo tính minh bạch và an toàn tuyệt đối cho cơ sở dữ liệu hiệp hội.</w:t>
       </w:r>
     </w:p>
     <w:p>
@@ -7191,478 +7702,7 @@
                     </pic:cNvPicPr>
                   </pic:nvPicPr>
                   <pic:blipFill>
-                    <a:blip r:embed="rId26" cstate="none"/>
-                    <a:srcRect/>
-                    <a:stretch>
-                      <a:fillRect/>
-                    </a:stretch>
-                  </pic:blipFill>
-                  <pic:spPr bwMode="auto">
-                    <a:xfrm>
-                      <a:off x="0" y="0"/>
-                      <a:ext cx="4953000" cy="2762250"/>
-                    </a:xfrm>
-                    <a:prstGeom prst="rect">
-                      <a:avLst/>
-                    </a:prstGeom>
-                  </pic:spPr>
-                </pic:pic>
-              </a:graphicData>
-            </a:graphic>
-          </wp:inline>
-        </w:drawing>
-      </w:r>
-    </w:p>
-    <w:p>
-      <w:pPr>
-        <w:spacing w:after="140"/>
-        <w:jc w:val="center"/>
-      </w:pPr>
-      <w:r>
-        <w:rPr>
-          <w:i/>
-          <w:iCs/>
-          <w:color w:val="555555"/>
-          <w:sz w:val="18"/>
-          <w:szCs w:val="18"/>
-        </w:rPr>
-        <w:t xml:space="preserve">Hình minh họa: CRM: Quản lý Tin tức, Bài viết và Truyền thông</w:t>
-      </w:r>
-    </w:p>
-    <w:p>
-      <w:pPr>
-        <w:spacing w:after="100"/>
-      </w:pPr>
-      <w:r>
-        <w:rPr>
-          <w:i/>
-          <w:iCs/>
-          <w:sz w:val="21"/>
-          <w:szCs w:val="21"/>
-        </w:rPr>
-        <w:t xml:space="preserve">Hình 11.1: Trình quản lý và xuất bản tin tức, nghị quyết hiệp hội đến ứng dụng di động.</w:t>
-      </w:r>
-    </w:p>
-    <w:p>
-      <w:pPr>
-        <w:pBdr>
-          <w:bottom w:val="single" w:color="E2E8F0" w:sz="6" w:space="1"/>
-        </w:pBdr>
-        <w:spacing w:after="140" w:before="140"/>
-      </w:pPr>
-    </w:p>
-    <w:p>
-      <w:pPr>
-        <w:pStyle w:val="Heading2"/>
-        <w:spacing w:after="100" w:before="240"/>
-      </w:pPr>
-      <w:r>
-        <w:t xml:space="preserve">12. CẤU HÌNH HỆ THỐNG, TÀI KHOẢN VIETQR THỤ HƯỞNG &amp; NHẬT KÝ KIỂM TOÁN</w:t>
-      </w:r>
-    </w:p>
-    <w:p>
-      <w:pPr>
-        <w:pStyle w:val="Heading3"/>
-        <w:spacing w:after="80" w:before="180"/>
-      </w:pPr>
-      <w:r>
-        <w:t xml:space="preserve">12.1. Cấu Hình Tài Khoản VietQR Thụ Hưởng</w:t>
-      </w:r>
-    </w:p>
-    <w:p>
-      <w:pPr>
-        <w:spacing w:after="80" w:before="80"/>
-        <w:ind w:left="400" w:hanging="200"/>
-      </w:pPr>
-      <w:r>
-        <w:rPr>
-          <w:b/>
-          <w:bCs/>
-          <w:color w:val="003B95"/>
-          <w:sz w:val="21"/>
-          <w:szCs w:val="21"/>
-        </w:rPr>
-        <w:t xml:space="preserve">Bước 1: </w:t>
-      </w:r>
-      <w:r>
-        <w:rPr>
-          <w:sz w:val="21"/>
-          <w:szCs w:val="21"/>
-        </w:rPr>
-        <w:t xml:space="preserve">Truy cập CRM menu </w:t>
-      </w:r>
-      <w:r>
-        <w:rPr>
-          <w:b/>
-          <w:bCs/>
-          <w:sz w:val="21"/>
-          <w:szCs w:val="21"/>
-        </w:rPr>
-        <w:t xml:space="preserve">"Cài đặt Hệ thống" ➔ "Tài chính &amp; Thanh toán"</w:t>
-      </w:r>
-      <w:r>
-        <w:rPr>
-          <w:sz w:val="21"/>
-          <w:szCs w:val="21"/>
-        </w:rPr>
-        <w:t xml:space="preserve">.</w:t>
-      </w:r>
-    </w:p>
-    <w:p>
-      <w:pPr>
-        <w:spacing w:after="80" w:before="80"/>
-        <w:ind w:left="400" w:hanging="200"/>
-      </w:pPr>
-      <w:r>
-        <w:rPr>
-          <w:b/>
-          <w:bCs/>
-          <w:color w:val="003B95"/>
-          <w:sz w:val="21"/>
-          <w:szCs w:val="21"/>
-        </w:rPr>
-        <w:t xml:space="preserve">Bước 2: </w:t>
-      </w:r>
-      <w:r>
-        <w:rPr>
-          <w:sz w:val="21"/>
-          <w:szCs w:val="21"/>
-        </w:rPr>
-        <w:t xml:space="preserve">Thiết lập thông tin tài khoản ngân hàng chính thức của CLB Doanh nhân CEO 1983:</w:t>
-      </w:r>
-    </w:p>
-    <w:p>
-      <w:pPr>
-        <w:pStyle w:val="ListParagraph"/>
-        <w:numPr>
-          <w:ilvl w:val="0"/>
-          <w:numId w:val="1"/>
-        </w:numPr>
-        <w:spacing w:after="40" w:before="40"/>
-      </w:pPr>
-      <w:r>
-        <w:rPr>
-          <w:sz w:val="21"/>
-          <w:szCs w:val="21"/>
-        </w:rPr>
-        <w:t xml:space="preserve">Tên ngân hàng thụ hưởng (vd: Vietcombank, MB Bank, Techcombank).</w:t>
-      </w:r>
-    </w:p>
-    <w:p>
-      <w:pPr>
-        <w:pStyle w:val="ListParagraph"/>
-        <w:numPr>
-          <w:ilvl w:val="0"/>
-          <w:numId w:val="1"/>
-        </w:numPr>
-        <w:spacing w:after="40" w:before="40"/>
-      </w:pPr>
-      <w:r>
-        <w:rPr>
-          <w:sz w:val="21"/>
-          <w:szCs w:val="21"/>
-        </w:rPr>
-        <w:t xml:space="preserve">Số tài khoản ngân hàng.</w:t>
-      </w:r>
-    </w:p>
-    <w:p>
-      <w:pPr>
-        <w:pStyle w:val="ListParagraph"/>
-        <w:numPr>
-          <w:ilvl w:val="0"/>
-          <w:numId w:val="1"/>
-        </w:numPr>
-        <w:spacing w:after="40" w:before="40"/>
-      </w:pPr>
-      <w:r>
-        <w:rPr>
-          <w:sz w:val="21"/>
-          <w:szCs w:val="21"/>
-        </w:rPr>
-        <w:t xml:space="preserve">Tên chủ tài khoản: </w:t>
-      </w:r>
-      <w:r>
-        <w:rPr>
-          <w:rFonts w:ascii="Consolas" w:cs="Consolas" w:eastAsia="Consolas" w:hAnsi="Consolas"/>
-          <w:color w:val="003B95"/>
-          <w:sz w:val="20"/>
-          <w:szCs w:val="20"/>
-        </w:rPr>
-        <w:t xml:space="preserve">CLB DOANH NHAN CEO 1983</w:t>
-      </w:r>
-      <w:r>
-        <w:rPr>
-          <w:sz w:val="21"/>
-          <w:szCs w:val="21"/>
-        </w:rPr>
-        <w:t xml:space="preserve"> hoặc đại diện được ủy quyền.</w:t>
-      </w:r>
-    </w:p>
-    <w:p>
-      <w:pPr>
-        <w:pStyle w:val="ListParagraph"/>
-        <w:numPr>
-          <w:ilvl w:val="0"/>
-          <w:numId w:val="1"/>
-        </w:numPr>
-        <w:spacing w:after="40" w:before="40"/>
-      </w:pPr>
-      <w:r>
-        <w:rPr>
-          <w:sz w:val="21"/>
-          <w:szCs w:val="21"/>
-        </w:rPr>
-        <w:t xml:space="preserve">Cú pháp quy định thanh toán tự động cho Vé sự kiện và Hội phí.</w:t>
-      </w:r>
-    </w:p>
-    <w:p>
-      <w:pPr>
-        <w:spacing w:after="80" w:before="80"/>
-        <w:ind w:left="400" w:hanging="200"/>
-      </w:pPr>
-      <w:r>
-        <w:rPr>
-          <w:b/>
-          <w:bCs/>
-          <w:color w:val="003B95"/>
-          <w:sz w:val="21"/>
-          <w:szCs w:val="21"/>
-        </w:rPr>
-        <w:t xml:space="preserve">Bước 3: </w:t>
-      </w:r>
-      <w:r>
-        <w:rPr>
-          <w:sz w:val="21"/>
-          <w:szCs w:val="21"/>
-        </w:rPr>
-        <w:t xml:space="preserve">Nhấn </w:t>
-      </w:r>
-      <w:r>
-        <w:rPr>
-          <w:b/>
-          <w:bCs/>
-          <w:sz w:val="21"/>
-          <w:szCs w:val="21"/>
-        </w:rPr>
-        <w:t xml:space="preserve">"Lưu cấu hình"</w:t>
-      </w:r>
-      <w:r>
-        <w:rPr>
-          <w:sz w:val="21"/>
-          <w:szCs w:val="21"/>
-        </w:rPr>
-        <w:t xml:space="preserve">: Toàn bộ mã QR động sinh ra trên App và Web sẽ tự động trỏ về tài khoản này.</w:t>
-      </w:r>
-    </w:p>
-    <w:p>
-      <w:pPr>
-        <w:spacing w:after="60" w:before="140"/>
-        <w:jc w:val="center"/>
-      </w:pPr>
-      <w:r>
-        <w:drawing>
-          <wp:inline distT="0" distB="0" distL="0" distR="0">
-            <wp:extent cx="4953000" cy="2762250"/>
-            <wp:effectExtent t="0" r="0" b="0" l="0"/>
-            <wp:docPr id="1" name="" descr="" title=""/>
-            <wp:cNvGraphicFramePr>
-              <a:graphicFrameLocks xmlns:a="http://schemas.openxmlformats.org/drawingml/2006/main" noChangeAspect="1"/>
-            </wp:cNvGraphicFramePr>
-            <a:graphic xmlns:a="http://schemas.openxmlformats.org/drawingml/2006/main">
-              <a:graphicData uri="http://schemas.openxmlformats.org/drawingml/2006/picture">
-                <pic:pic xmlns:pic="http://schemas.openxmlformats.org/drawingml/2006/picture">
-                  <pic:nvPicPr>
-                    <pic:cNvPr id="0" name="" descr=""/>
-                    <pic:cNvPicPr>
-                      <a:picLocks noChangeAspect="1" noChangeArrowheads="1"/>
-                    </pic:cNvPicPr>
-                  </pic:nvPicPr>
-                  <pic:blipFill>
-                    <a:blip r:embed="rId27" cstate="none"/>
-                    <a:srcRect/>
-                    <a:stretch>
-                      <a:fillRect/>
-                    </a:stretch>
-                  </pic:blipFill>
-                  <pic:spPr bwMode="auto">
-                    <a:xfrm>
-                      <a:off x="0" y="0"/>
-                      <a:ext cx="4953000" cy="2762250"/>
-                    </a:xfrm>
-                    <a:prstGeom prst="rect">
-                      <a:avLst/>
-                    </a:prstGeom>
-                  </pic:spPr>
-                </pic:pic>
-              </a:graphicData>
-            </a:graphic>
-          </wp:inline>
-        </w:drawing>
-      </w:r>
-    </w:p>
-    <w:p>
-      <w:pPr>
-        <w:spacing w:after="140"/>
-        <w:jc w:val="center"/>
-      </w:pPr>
-      <w:r>
-        <w:rPr>
-          <w:i/>
-          <w:iCs/>
-          <w:color w:val="555555"/>
-          <w:sz w:val="18"/>
-          <w:szCs w:val="18"/>
-        </w:rPr>
-        <w:t xml:space="preserve">Hình minh họa: CRM: Cấu hình Tài khoản Ngân hàng và Cổng thanh toán VietQR</w:t>
-      </w:r>
-    </w:p>
-    <w:p>
-      <w:pPr>
-        <w:spacing w:after="100"/>
-      </w:pPr>
-      <w:r>
-        <w:rPr>
-          <w:i/>
-          <w:iCs/>
-          <w:sz w:val="21"/>
-          <w:szCs w:val="21"/>
-        </w:rPr>
-        <w:t xml:space="preserve">Hình 12.1: Màn hình cấu hình tài khoản thụ hưởng VietQR và chính sách thanh toán tự động.</w:t>
-      </w:r>
-    </w:p>
-    <w:p>
-      <w:pPr>
-        <w:pBdr>
-          <w:bottom w:val="single" w:color="E2E8F0" w:sz="6" w:space="1"/>
-        </w:pBdr>
-        <w:spacing w:after="140" w:before="140"/>
-      </w:pPr>
-    </w:p>
-    <w:p>
-      <w:pPr>
-        <w:pStyle w:val="Heading3"/>
-        <w:spacing w:after="80" w:before="180"/>
-      </w:pPr>
-      <w:r>
-        <w:t xml:space="preserve">12.2. Quản Lý Danh Sách Quản Trị Viên &amp; Nhật Ký Kiểm Toán (Audit Logs)</w:t>
-      </w:r>
-    </w:p>
-    <w:p>
-      <w:pPr>
-        <w:spacing w:after="80" w:before="80"/>
-        <w:ind w:left="400" w:hanging="200"/>
-      </w:pPr>
-      <w:r>
-        <w:rPr>
-          <w:b/>
-          <w:bCs/>
-          <w:color w:val="003B95"/>
-          <w:sz w:val="21"/>
-          <w:szCs w:val="21"/>
-        </w:rPr>
-        <w:t xml:space="preserve">Bước 1: </w:t>
-      </w:r>
-      <w:r>
-        <w:rPr>
-          <w:b/>
-          <w:bCs/>
-          <w:sz w:val="21"/>
-          <w:szCs w:val="21"/>
-        </w:rPr>
-        <w:t xml:space="preserve">Quản lý Tài khoản Quản trị:</w:t>
-      </w:r>
-      <w:r>
-        <w:rPr>
-          <w:sz w:val="21"/>
-          <w:szCs w:val="21"/>
-        </w:rPr>
-        <w:t xml:space="preserve"> Cấp phát tài khoản mới cho cán bộ thư ký, khóa tài khoản nhân sự nghỉ việc.</w:t>
-      </w:r>
-    </w:p>
-    <w:p>
-      <w:pPr>
-        <w:spacing w:after="80" w:before="80"/>
-        <w:ind w:left="400" w:hanging="200"/>
-      </w:pPr>
-      <w:r>
-        <w:rPr>
-          <w:b/>
-          <w:bCs/>
-          <w:color w:val="003B95"/>
-          <w:sz w:val="21"/>
-          <w:szCs w:val="21"/>
-        </w:rPr>
-        <w:t xml:space="preserve">Bước 2: </w:t>
-      </w:r>
-      <w:r>
-        <w:rPr>
-          <w:b/>
-          <w:bCs/>
-          <w:sz w:val="21"/>
-          <w:szCs w:val="21"/>
-        </w:rPr>
-        <w:t xml:space="preserve">Nhật ký Kiểm toán (Audit Logs):</w:t>
-      </w:r>
-    </w:p>
-    <w:p>
-      <w:pPr>
-        <w:pStyle w:val="ListParagraph"/>
-        <w:numPr>
-          <w:ilvl w:val="0"/>
-          <w:numId w:val="1"/>
-        </w:numPr>
-        <w:spacing w:after="40" w:before="40"/>
-      </w:pPr>
-      <w:r>
-        <w:rPr>
-          <w:sz w:val="21"/>
-          <w:szCs w:val="21"/>
-        </w:rPr>
-        <w:t xml:space="preserve">Hệ thống tự động ghi lại mọi thao tác quan trọng: Ai duyệt hội viên, ai gạch nợ hội phí, ai tạo sự kiện, vào thời gian nào kèm địa chỉ IP truy cập.</w:t>
-      </w:r>
-    </w:p>
-    <w:p>
-      <w:pPr>
-        <w:pStyle w:val="ListParagraph"/>
-        <w:numPr>
-          <w:ilvl w:val="0"/>
-          <w:numId w:val="1"/>
-        </w:numPr>
-        <w:spacing w:after="40" w:before="40"/>
-      </w:pPr>
-      <w:r>
-        <w:rPr>
-          <w:sz w:val="21"/>
-          <w:szCs w:val="21"/>
-        </w:rPr>
-        <w:t xml:space="preserve">Đảm bảo tính minh bạch và an toàn tuyệt đối cho cơ sở dữ liệu hiệp hội.</w:t>
-      </w:r>
-    </w:p>
-    <w:p>
-      <w:pPr>
-        <w:spacing w:after="60" w:before="140"/>
-        <w:jc w:val="center"/>
-      </w:pPr>
-      <w:r>
-        <w:drawing>
-          <wp:inline distT="0" distB="0" distL="0" distR="0">
-            <wp:extent cx="4953000" cy="2762250"/>
-            <wp:effectExtent t="0" r="0" b="0" l="0"/>
-            <wp:docPr id="1" name="" descr="" title=""/>
-            <wp:cNvGraphicFramePr>
-              <a:graphicFrameLocks xmlns:a="http://schemas.openxmlformats.org/drawingml/2006/main" noChangeAspect="1"/>
-            </wp:cNvGraphicFramePr>
-            <a:graphic xmlns:a="http://schemas.openxmlformats.org/drawingml/2006/main">
-              <a:graphicData uri="http://schemas.openxmlformats.org/drawingml/2006/picture">
-                <pic:pic xmlns:pic="http://schemas.openxmlformats.org/drawingml/2006/picture">
-                  <pic:nvPicPr>
-                    <pic:cNvPr id="0" name="" descr=""/>
-                    <pic:cNvPicPr>
-                      <a:picLocks noChangeAspect="1" noChangeArrowheads="1"/>
-                    </pic:cNvPicPr>
-                  </pic:nvPicPr>
-                  <pic:blipFill>
-                    <a:blip r:embed="rId28" cstate="none"/>
+                    <a:blip r:embed="rId24" cstate="none"/>
                     <a:srcRect/>
                     <a:stretch>
                       <a:fillRect/>
